--- a/docs/dev-learning-notes.docx
+++ b/docs/dev-learning-notes.docx
@@ -7554,21 +7554,43 @@
       </w:r>
     </w:p>
     <w:p>
-      <w:r>
-        <w:pict>
-          <v:rect style="width:0;height:1.5pt" o:hralign="center" o:hrstd="t" o:hr="t"/>
-        </w:pict>
-      </w:r>
-    </w:p>
-    <w:p>
-      <w:pPr>
-        <w:pStyle w:val="Heading2"/>
-      </w:pPr>
-      <w:bookmarkStart w:id="42" w:name="part-5-아직-안-한-것--다음-phase-2"/>
-      <w:r>
-        <w:t xml:space="preserve">Part 5. 아직 안 한 것 / 다음 (Phase 2+)</w:t>
+      <w:pPr>
+        <w:pStyle w:val="Heading3"/>
+      </w:pPr>
+      <w:bookmarkStart w:id="42" w:name="X5e61837129da106a4fa8303fbf5fd68b7eabafb"/>
+      <w:r>
+        <w:t xml:space="preserve">2026-07-17 — 로컬 실행 환경 구축 + 실제 API 연동 (FDE의 하루)</w:t>
       </w:r>
       <w:bookmarkEnd w:id="42"/>
+    </w:p>
+    <w:p>
+      <w:pPr>
+        <w:pStyle w:val="FirstParagraph"/>
+      </w:pPr>
+      <w:r>
+        <w:rPr>
+          <w:b/>
+        </w:rPr>
+        <w:t xml:space="preserve">로컬 환경 구축에서 배운 것들.</w:t>
+      </w:r>
+      <w:r>
+        <w:t xml:space="preserve"> </w:t>
+      </w:r>
+      <w:r>
+        <w:t xml:space="preserve">Docker Desktop 설치 → Postgres 컨테이너 기동 →</w:t>
+      </w:r>
+      <w:r>
+        <w:t xml:space="preserve"> </w:t>
+      </w:r>
+      <w:r>
+        <w:rPr>
+          <w:rStyle w:val="VerbatimChar"/>
+        </w:rPr>
+        <w:t xml:space="preserve">alembic upgrade head</w:t>
+      </w:r>
+      <w:r>
+        <w:t xml:space="preserve">로 실제 Postgres에 12개 테이블 생성 성공. 과정에서 겪은 실전 문제들:</w:t>
+      </w:r>
     </w:p>
     <w:p>
       <w:pPr>
@@ -7579,46 +7601,7 @@
         <w:pStyle w:val="Compact"/>
       </w:pPr>
       <w:r>
-        <w:rPr>
-          <w:b/>
-        </w:rPr>
-        <w:t xml:space="preserve">실제 API 응답 대조.</w:t>
-      </w:r>
-      <w:r>
-        <w:t xml:space="preserve"> </w:t>
-      </w:r>
-      <w:r>
-        <w:rPr>
-          <w:rStyle w:val="VerbatimChar"/>
-        </w:rPr>
-        <w:t xml:space="preserve">_fetch_live()</w:t>
-      </w:r>
-      <w:r>
-        <w:t xml:space="preserve">는 data.go.kr 공통 컨벤션을 가정한 추정치다. 키가 실제로 도니,</w:t>
-      </w:r>
-      <w:r>
-        <w:t xml:space="preserve"> </w:t>
-      </w:r>
-      <w:r>
-        <w:rPr>
-          <w:rStyle w:val="VerbatimChar"/>
-        </w:rPr>
-        <w:t xml:space="preserve">POST /events/ingest</w:t>
-      </w:r>
-      <w:r>
-        <w:t xml:space="preserve">로 실제 응답을 받아 필드 매핑(</w:t>
-      </w:r>
-      <w:r>
-        <w:rPr>
-          <w:rStyle w:val="VerbatimChar"/>
-        </w:rPr>
-        <w:t xml:space="preserve">_map_warning_type</w:t>
-      </w:r>
-      <w:r>
-        <w:t xml:space="preserve"> </w:t>
-      </w:r>
-      <w:r>
-        <w:t xml:space="preserve">등)을 실 응답에 맞게 고쳐야 한다.</w:t>
+        <w:t xml:space="preserve">맥 기본 python3가 3.9라 프로젝트 요구(3.10+ 문법)와 안 맞음 → Homebrew로 3.12 설치 후 venv 재생성. psycopg2-binary가 3.9에선 미리빌드 휠이 안 잡혀 pg_config 에러가 났던 것도 같은 뿌리.</w:t>
       </w:r>
     </w:p>
     <w:p>
@@ -7630,22 +7613,43 @@
         <w:pStyle w:val="Compact"/>
       </w:pPr>
       <w:r>
-        <w:rPr>
-          <w:b/>
-        </w:rPr>
-        <w:t xml:space="preserve">실제 Postgres 검증.</w:t>
-      </w:r>
-      <w:r>
-        <w:t xml:space="preserve"> </w:t>
-      </w:r>
-      <w:r>
-        <w:rPr>
-          <w:rStyle w:val="VerbatimChar"/>
-        </w:rPr>
-        <w:t xml:space="preserve">docker compose up -d db &amp;&amp; alembic upgrade head</w:t>
-      </w:r>
-      <w:r>
-        <w:t xml:space="preserve">로 실제 Postgres에 스키마를 올려 최종 확인. (지금까진 SQLite/컴파일 확인만.)</w:t>
+        <w:t xml:space="preserve">명령어를 주석(</w:t>
+      </w:r>
+      <w:r>
+        <w:rPr>
+          <w:rStyle w:val="VerbatimChar"/>
+        </w:rPr>
+        <w:t xml:space="preserve"># ...</w:t>
+      </w:r>
+      <w:r>
+        <w:t xml:space="preserve">)까지 복붙했더니 zsh가 주석으로 안 치고 인자로 받아</w:t>
+      </w:r>
+      <w:r>
+        <w:t xml:space="preserve"> </w:t>
+      </w:r>
+      <w:r>
+        <w:rPr>
+          <w:rStyle w:val="VerbatimChar"/>
+        </w:rPr>
+        <w:t xml:space="preserve">새로</w:t>
+      </w:r>
+      <w:r>
+        <w:t xml:space="preserve">,</w:t>
+      </w:r>
+      <w:r>
+        <w:t xml:space="preserve"> </w:t>
+      </w:r>
+      <w:r>
+        <w:rPr>
+          <w:rStyle w:val="VerbatimChar"/>
+        </w:rPr>
+        <w:t xml:space="preserve">맥용으로</w:t>
+      </w:r>
+      <w:r>
+        <w:t xml:space="preserve"> </w:t>
+      </w:r>
+      <w:r>
+        <w:t xml:space="preserve">같은 이름의 venv가 생기는 사고. 교훈: 셸에 붙여넣는 명령은 주석 없이.</w:t>
       </w:r>
     </w:p>
     <w:p>
@@ -7657,169 +7661,58 @@
         <w:pStyle w:val="Compact"/>
       </w:pPr>
       <w:r>
-        <w:rPr>
-          <w:b/>
-        </w:rPr>
-        <w:t xml:space="preserve">Layer 2 (LLM).</w:t>
-      </w:r>
-      <w:r>
-        <w:t xml:space="preserve"> </w:t>
-      </w:r>
-      <w:r>
-        <w:t xml:space="preserve">규칙에 안 걸리는 케이스를 LLM으로 판단하고</w:t>
-      </w:r>
-      <w:r>
-        <w:t xml:space="preserve"> </w:t>
-      </w:r>
-      <w:r>
-        <w:rPr>
-          <w:rStyle w:val="VerbatimChar"/>
-        </w:rPr>
-        <w:t xml:space="preserve">ai_risk_logs</w:t>
-      </w:r>
-      <w:r>
-        <w:t xml:space="preserve">에 기록. 알림 문구도 템플릿 → LLM 생성으로 교체.</w:t>
-      </w:r>
-    </w:p>
-    <w:p>
-      <w:pPr>
-        <w:numPr>
-          <w:ilvl w:val="0"/>
-          <w:numId w:val="1019"/>
-        </w:numPr>
-        <w:pStyle w:val="Compact"/>
-      </w:pPr>
-      <w:r>
-        <w:rPr>
-          <w:b/>
-        </w:rPr>
-        <w:t xml:space="preserve">웹 프론트(PWA)</w:t>
-      </w:r>
-      <w:r>
-        <w:t xml:space="preserve"> </w:t>
-      </w:r>
-      <w:r>
-        <w:t xml:space="preserve">구독 관리 화면.</w:t>
-      </w:r>
-    </w:p>
-    <w:p>
-      <w:pPr>
-        <w:numPr>
-          <w:ilvl w:val="0"/>
-          <w:numId w:val="1019"/>
-        </w:numPr>
-        <w:pStyle w:val="Compact"/>
-      </w:pPr>
-      <w:r>
-        <w:rPr>
-          <w:b/>
-        </w:rPr>
-        <w:t xml:space="preserve">FCM 웹푸시</w:t>
-      </w:r>
-      <w:r>
-        <w:t xml:space="preserve"> </w:t>
-      </w:r>
-      <w:r>
-        <w:t xml:space="preserve">실제 발송(서비스 계정 JSON 방식).</w:t>
-      </w:r>
-      <w:r>
-        <w:t xml:space="preserve"> </w:t>
-      </w:r>
-      <w:r>
-        <w:rPr>
-          <w:rStyle w:val="VerbatimChar"/>
-        </w:rPr>
-        <w:t xml:space="preserve">app/config.py</w:t>
-      </w:r>
-      <w:r>
-        <w:t xml:space="preserve">의 설정도</w:t>
-      </w:r>
-      <w:r>
-        <w:t xml:space="preserve"> </w:t>
-      </w:r>
-      <w:r>
-        <w:rPr>
-          <w:rStyle w:val="VerbatimChar"/>
-        </w:rPr>
-        <w:t xml:space="preserve">fcm_server_key</w:t>
-      </w:r>
-      <w:r>
-        <w:t xml:space="preserve"> </w:t>
-      </w:r>
-      <w:r>
-        <w:t xml:space="preserve">→</w:t>
-      </w:r>
-      <w:r>
-        <w:t xml:space="preserve"> </w:t>
-      </w:r>
-      <w:r>
-        <w:rPr>
-          <w:rStyle w:val="VerbatimChar"/>
-        </w:rPr>
-        <w:t xml:space="preserve">GOOGLE_APPLICATION_CREDENTIALS</w:t>
-      </w:r>
-      <w:r>
-        <w:t xml:space="preserve">/</w:t>
-      </w:r>
-      <w:r>
-        <w:rPr>
-          <w:rStyle w:val="VerbatimChar"/>
-        </w:rPr>
-        <w:t xml:space="preserve">FCM_PROJECT_ID</w:t>
-      </w:r>
-      <w:r>
-        <w:t xml:space="preserve">로 맞춰줄 것(현재는 .env만 바뀌고 config는 레거시 필드가 남아 있음 — 작은 정리 항목).</w:t>
-      </w:r>
-    </w:p>
-    <w:p>
-      <w:pPr>
-        <w:numPr>
-          <w:ilvl w:val="0"/>
-          <w:numId w:val="1019"/>
-        </w:numPr>
-        <w:pStyle w:val="Compact"/>
-      </w:pPr>
-      <w:r>
-        <w:rPr>
-          <w:b/>
-        </w:rPr>
-        <w:t xml:space="preserve">JWT 인증.</w:t>
-      </w:r>
-      <w:r>
-        <w:t xml:space="preserve"> </w:t>
-      </w:r>
-      <w:r>
-        <w:t xml:space="preserve">지금은</w:t>
-      </w:r>
-      <w:r>
-        <w:t xml:space="preserve"> </w:t>
-      </w:r>
-      <w:r>
-        <w:rPr>
-          <w:rStyle w:val="VerbatimChar"/>
-        </w:rPr>
-        <w:t xml:space="preserve">user_email</w:t>
-      </w:r>
-      <w:r>
-        <w:t xml:space="preserve">로 사용자를 get-or-create하는 임시 방식. 인증 붙으면 인증된 사용자에서 가져오게 교체.</w:t>
-      </w:r>
-    </w:p>
-    <w:p>
-      <w:r>
-        <w:pict>
-          <v:rect style="width:0;height:1.5pt" o:hralign="center" o:hrstd="t" o:hr="t"/>
-        </w:pict>
-      </w:r>
-    </w:p>
-    <w:p>
-      <w:pPr>
-        <w:pStyle w:val="Heading2"/>
-      </w:pPr>
-      <w:bookmarkStart w:id="43" w:name="part-6-용어-사전"/>
-      <w:r>
-        <w:t xml:space="preserve">Part 6. 용어 사전</w:t>
-      </w:r>
-      <w:bookmarkEnd w:id="43"/>
+        <w:t xml:space="preserve">가상환경은 터미널 열 때마다</w:t>
+      </w:r>
+      <w:r>
+        <w:t xml:space="preserve"> </w:t>
+      </w:r>
+      <w:r>
+        <w:rPr>
+          <w:rStyle w:val="VerbatimChar"/>
+        </w:rPr>
+        <w:t xml:space="preserve">source .venv/bin/activate</w:t>
+      </w:r>
+      <w:r>
+        <w:t xml:space="preserve"> </w:t>
+      </w:r>
+      <w:r>
+        <w:t xml:space="preserve">필요.</w:t>
+      </w:r>
+    </w:p>
+    <w:p>
+      <w:pPr>
+        <w:pStyle w:val="FirstParagraph"/>
+      </w:pPr>
+      <w:r>
+        <w:rPr>
+          <w:b/>
+        </w:rPr>
+        <w:t xml:space="preserve">실제 API 대조 — 추정 코드는 전부 틀렸다.</w:t>
+      </w:r>
+      <w:r>
+        <w:t xml:space="preserve"> </w:t>
+      </w:r>
+      <w:r>
+        <w:rPr>
+          <w:rStyle w:val="VerbatimChar"/>
+        </w:rPr>
+        <w:t xml:space="preserve">_fetch_live()</w:t>
+      </w:r>
+      <w:r>
+        <w:t xml:space="preserve">는 문서 없이 data.go.kr 공통 컨벤션으로 추정해 짠 코드였는데, 첫 실 호출에서 500.</w:t>
+      </w:r>
+      <w:r>
+        <w:t xml:space="preserve"> </w:t>
+      </w:r>
+      <w:r>
+        <w:rPr>
+          <w:rStyle w:val="VerbatimChar"/>
+        </w:rPr>
+        <w:t xml:space="preserve">debug_fetch.py</w:t>
+      </w:r>
+      <w:r>
+        <w:t xml:space="preserve">(응답을 파일로 덤프하는 1회성 도구)를 만들어 실 응답을 뜨고, 그걸 근거로 3개 클라이언트를 전부 고쳤다:</w:t>
+      </w:r>
     </w:p>
     <w:p>
       <w:pPr>
@@ -7833,13 +7726,76 @@
         <w:rPr>
           <w:b/>
         </w:rPr>
-        <w:t xml:space="preserve">백엔드</w:t>
-      </w:r>
-      <w:r>
-        <w:t xml:space="preserve"> </w:t>
-      </w:r>
-      <w:r>
-        <w:t xml:space="preserve">— 사용자 눈에 안 보이는 서버 쪽 프로그램. 데이터 저장·처리·응답 담당.</w:t>
+        <w:t xml:space="preserve">기상특보</w:t>
+      </w:r>
+      <w:r>
+        <w:t xml:space="preserve">:</w:t>
+      </w:r>
+      <w:r>
+        <w:t xml:space="preserve"> </w:t>
+      </w:r>
+      <w:r>
+        <w:rPr>
+          <w:rStyle w:val="VerbatimChar"/>
+        </w:rPr>
+        <w:t xml:space="preserve">items</w:t>
+      </w:r>
+      <w:r>
+        <w:t xml:space="preserve">가 리스트가 아니라</w:t>
+      </w:r>
+      <w:r>
+        <w:t xml:space="preserve"> </w:t>
+      </w:r>
+      <w:r>
+        <w:rPr>
+          <w:rStyle w:val="VerbatimChar"/>
+        </w:rPr>
+        <w:t xml:space="preserve">{"item": [...]}</w:t>
+      </w:r>
+      <w:r>
+        <w:t xml:space="preserve">(data.go.kr 공통 함정). 특보 종류·등급·조치가 별도 필드가 아니라</w:t>
+      </w:r>
+      <w:r>
+        <w:t xml:space="preserve"> </w:t>
+      </w:r>
+      <w:r>
+        <w:rPr>
+          <w:rStyle w:val="VerbatimChar"/>
+        </w:rPr>
+        <w:t xml:space="preserve">title</w:t>
+      </w:r>
+      <w:r>
+        <w:t xml:space="preserve"> </w:t>
+      </w:r>
+      <w:r>
+        <w:t xml:space="preserve">문자열("... / 폭염주의보 발표 (*)")에 박혀 있어 정규식 파싱.</w:t>
+      </w:r>
+      <w:r>
+        <w:t xml:space="preserve"> </w:t>
+      </w:r>
+      <w:r>
+        <w:rPr>
+          <w:rStyle w:val="VerbatimChar"/>
+        </w:rPr>
+        <w:t xml:space="preserve">stnId</w:t>
+      </w:r>
+      <w:r>
+        <w:t xml:space="preserve">는 시군구가 아니라 발표 관서 코드 → 지역 매칭은 통보문 상세(getWthrWrnMsg,</w:t>
+      </w:r>
+      <w:r>
+        <w:t xml:space="preserve"> </w:t>
+      </w:r>
+      <w:r>
+        <w:rPr>
+          <w:rStyle w:val="VerbatimChar"/>
+        </w:rPr>
+        <w:t xml:space="preserve">t6</w:t>
+      </w:r>
+      <w:r>
+        <w:t xml:space="preserve"> </w:t>
+      </w:r>
+      <w:r>
+        <w:t xml:space="preserve">필드에 지역 텍스트 확인됨) 연동이 필요 (TODO).</w:t>
       </w:r>
     </w:p>
     <w:p>
@@ -7854,13 +7810,46 @@
         <w:rPr>
           <w:b/>
         </w:rPr>
-        <w:t xml:space="preserve">API</w:t>
-      </w:r>
-      <w:r>
-        <w:t xml:space="preserve"> </w:t>
-      </w:r>
-      <w:r>
-        <w:t xml:space="preserve">— 프로그램끼리 데이터를 주고받는 약속. REST는 그중 URL+HTTP동사 방식.</w:t>
+        <w:t xml:space="preserve">지진</w:t>
+      </w:r>
+      <w:r>
+        <w:t xml:space="preserve">: 필수 파라미터</w:t>
+      </w:r>
+      <w:r>
+        <w:t xml:space="preserve"> </w:t>
+      </w:r>
+      <w:r>
+        <w:rPr>
+          <w:rStyle w:val="VerbatimChar"/>
+        </w:rPr>
+        <w:t xml:space="preserve">fromTmFc</w:t>
+      </w:r>
+      <w:r>
+        <w:t xml:space="preserve">/</w:t>
+      </w:r>
+      <w:r>
+        <w:rPr>
+          <w:rStyle w:val="VerbatimChar"/>
+        </w:rPr>
+        <w:t xml:space="preserve">toTmFc</w:t>
+      </w:r>
+      <w:r>
+        <w:t xml:space="preserve"> </w:t>
+      </w:r>
+      <w:r>
+        <w:t xml:space="preserve">누락으로 resultCode=11. 넣었더니 이번엔 "최대 조회 기간 3일" 제한(resultCode=99). 에러 메시지가 다음 스펙을 알려주는 셈 — 실 호출 없이는 알 수 없는 제약들. 발생시각은</w:t>
+      </w:r>
+      <w:r>
+        <w:t xml:space="preserve"> </w:t>
+      </w:r>
+      <w:r>
+        <w:rPr>
+          <w:rStyle w:val="VerbatimChar"/>
+        </w:rPr>
+        <w:t xml:space="preserve">tmEqk</w:t>
+      </w:r>
+      <w:r>
+        <w:t xml:space="preserve">(yyyyMMddHHmmss).</w:t>
       </w:r>
     </w:p>
     <w:p>
@@ -7875,404 +7864,45 @@
         <w:rPr>
           <w:b/>
         </w:rPr>
-        <w:t xml:space="preserve">엔드포인트</w:t>
-      </w:r>
-      <w:r>
-        <w:t xml:space="preserve"> </w:t>
-      </w:r>
-      <w:r>
-        <w:t xml:space="preserve">— API의 각 주소별 처리 지점 (예:</w:t>
-      </w:r>
-      <w:r>
-        <w:t xml:space="preserve"> </w:t>
-      </w:r>
-      <w:r>
-        <w:rPr>
-          <w:rStyle w:val="VerbatimChar"/>
-        </w:rPr>
-        <w:t xml:space="preserve">POST /persons</w:t>
-      </w:r>
-      <w:r>
-        <w:t xml:space="preserve">).</w:t>
-      </w:r>
-    </w:p>
-    <w:p>
-      <w:pPr>
-        <w:numPr>
-          <w:ilvl w:val="0"/>
-          <w:numId w:val="1020"/>
-        </w:numPr>
-        <w:pStyle w:val="Compact"/>
-      </w:pPr>
-      <w:r>
-        <w:rPr>
-          <w:b/>
-        </w:rPr>
-        <w:t xml:space="preserve">ORM</w:t>
-      </w:r>
-      <w:r>
-        <w:t xml:space="preserve"> </w:t>
-      </w:r>
-      <w:r>
-        <w:t xml:space="preserve">— 파이썬 객체 ↔ DB 표를 자동 변환해주는 도구 (SQLAlchemy).</w:t>
-      </w:r>
-    </w:p>
-    <w:p>
-      <w:pPr>
-        <w:numPr>
-          <w:ilvl w:val="0"/>
-          <w:numId w:val="1020"/>
-        </w:numPr>
-        <w:pStyle w:val="Compact"/>
-      </w:pPr>
-      <w:r>
-        <w:rPr>
-          <w:b/>
-        </w:rPr>
-        <w:t xml:space="preserve">모델</w:t>
-      </w:r>
-      <w:r>
-        <w:t xml:space="preserve"> </w:t>
-      </w:r>
-      <w:r>
-        <w:t xml:space="preserve">— DB 표 구조 정의 (</w:t>
-      </w:r>
-      <w:r>
-        <w:rPr>
-          <w:rStyle w:val="VerbatimChar"/>
-        </w:rPr>
-        <w:t xml:space="preserve">app/models/</w:t>
-      </w:r>
-      <w:r>
-        <w:t xml:space="preserve">).</w:t>
-      </w:r>
-    </w:p>
-    <w:p>
-      <w:pPr>
-        <w:numPr>
-          <w:ilvl w:val="0"/>
-          <w:numId w:val="1020"/>
-        </w:numPr>
-        <w:pStyle w:val="Compact"/>
-      </w:pPr>
-      <w:r>
-        <w:rPr>
-          <w:b/>
-        </w:rPr>
-        <w:t xml:space="preserve">스키마</w:t>
-      </w:r>
-      <w:r>
-        <w:t xml:space="preserve"> </w:t>
-      </w:r>
-      <w:r>
-        <w:t xml:space="preserve">— API 입출력 형태 정의 (</w:t>
-      </w:r>
-      <w:r>
-        <w:rPr>
-          <w:rStyle w:val="VerbatimChar"/>
-        </w:rPr>
-        <w:t xml:space="preserve">app/schemas/</w:t>
-      </w:r>
-      <w:r>
-        <w:t xml:space="preserve">, Pydantic).</w:t>
-      </w:r>
-    </w:p>
-    <w:p>
-      <w:pPr>
-        <w:numPr>
-          <w:ilvl w:val="0"/>
-          <w:numId w:val="1020"/>
-        </w:numPr>
-        <w:pStyle w:val="Compact"/>
-      </w:pPr>
-      <w:r>
-        <w:rPr>
-          <w:b/>
-        </w:rPr>
-        <w:t xml:space="preserve">PK(기본키)</w:t>
-      </w:r>
-      <w:r>
-        <w:t xml:space="preserve"> </w:t>
-      </w:r>
-      <w:r>
-        <w:t xml:space="preserve">— 행을 유일하게 구분하는 값.</w:t>
-      </w:r>
-    </w:p>
-    <w:p>
-      <w:pPr>
-        <w:numPr>
-          <w:ilvl w:val="0"/>
-          <w:numId w:val="1020"/>
-        </w:numPr>
-        <w:pStyle w:val="Compact"/>
-      </w:pPr>
-      <w:r>
-        <w:rPr>
-          <w:b/>
-        </w:rPr>
-        <w:t xml:space="preserve">FK(외래키)</w:t>
-      </w:r>
-      <w:r>
-        <w:t xml:space="preserve"> </w:t>
-      </w:r>
-      <w:r>
-        <w:t xml:space="preserve">— 다른 표의 행을 가리키는 값. 표 간 관계.</w:t>
-      </w:r>
-    </w:p>
-    <w:p>
-      <w:pPr>
-        <w:numPr>
-          <w:ilvl w:val="0"/>
-          <w:numId w:val="1020"/>
-        </w:numPr>
-        <w:pStyle w:val="Compact"/>
-      </w:pPr>
-      <w:r>
-        <w:rPr>
-          <w:b/>
-        </w:rPr>
-        <w:t xml:space="preserve">마이그레이션</w:t>
-      </w:r>
-      <w:r>
-        <w:t xml:space="preserve"> </w:t>
-      </w:r>
-      <w:r>
-        <w:t xml:space="preserve">— DB 구조 변경 이력을 파일로 관리 (Alembic).</w:t>
-      </w:r>
-    </w:p>
-    <w:p>
-      <w:pPr>
-        <w:numPr>
-          <w:ilvl w:val="0"/>
-          <w:numId w:val="1020"/>
-        </w:numPr>
-        <w:pStyle w:val="Compact"/>
-      </w:pPr>
-      <w:r>
-        <w:rPr>
-          <w:b/>
-        </w:rPr>
-        <w:t xml:space="preserve">세션</w:t>
-      </w:r>
-      <w:r>
-        <w:t xml:space="preserve"> </w:t>
-      </w:r>
-      <w:r>
-        <w:t xml:space="preserve">— DB와의 대화 창구.</w:t>
-      </w:r>
-    </w:p>
-    <w:p>
-      <w:pPr>
-        <w:numPr>
-          <w:ilvl w:val="0"/>
-          <w:numId w:val="1020"/>
-        </w:numPr>
-        <w:pStyle w:val="Compact"/>
-      </w:pPr>
-      <w:r>
-        <w:rPr>
-          <w:b/>
-        </w:rPr>
-        <w:t xml:space="preserve">트랜잭션</w:t>
-      </w:r>
-      <w:r>
-        <w:t xml:space="preserve"> </w:t>
-      </w:r>
-      <w:r>
-        <w:t xml:space="preserve">— "전부 성공 아니면 전부 취소" 단위.</w:t>
-      </w:r>
-    </w:p>
-    <w:p>
-      <w:pPr>
-        <w:numPr>
-          <w:ilvl w:val="0"/>
-          <w:numId w:val="1020"/>
-        </w:numPr>
-        <w:pStyle w:val="Compact"/>
-      </w:pPr>
-      <w:r>
-        <w:rPr>
-          <w:b/>
-        </w:rPr>
-        <w:t xml:space="preserve">commit / flush / rollback</w:t>
-      </w:r>
-      <w:r>
-        <w:t xml:space="preserve"> </w:t>
-      </w:r>
-      <w:r>
-        <w:t xml:space="preserve">— 확정 / 임시반영(id 확보용) / 취소.</w:t>
-      </w:r>
-    </w:p>
-    <w:p>
-      <w:pPr>
-        <w:numPr>
-          <w:ilvl w:val="0"/>
-          <w:numId w:val="1020"/>
-        </w:numPr>
-        <w:pStyle w:val="Compact"/>
-      </w:pPr>
-      <w:r>
-        <w:rPr>
-          <w:b/>
-        </w:rPr>
-        <w:t xml:space="preserve">다이얼렉트(dialect)</w:t>
-      </w:r>
-      <w:r>
-        <w:t xml:space="preserve"> </w:t>
-      </w:r>
-      <w:r>
-        <w:t xml:space="preserve">— SQLAlchemy가 각 DB의 방언 차이를 다루는 개념.</w:t>
-      </w:r>
-    </w:p>
-    <w:p>
-      <w:pPr>
-        <w:numPr>
-          <w:ilvl w:val="0"/>
-          <w:numId w:val="1020"/>
-        </w:numPr>
-        <w:pStyle w:val="Compact"/>
-      </w:pPr>
-      <w:r>
-        <w:rPr>
-          <w:b/>
-        </w:rPr>
-        <w:t xml:space="preserve">UUID</w:t>
-      </w:r>
-      <w:r>
-        <w:t xml:space="preserve"> </w:t>
-      </w:r>
-      <w:r>
-        <w:t xml:space="preserve">— 전 세계에서 안 겹치는 긴 고유 id.</w:t>
-      </w:r>
-    </w:p>
-    <w:p>
-      <w:pPr>
-        <w:numPr>
-          <w:ilvl w:val="0"/>
-          <w:numId w:val="1020"/>
-        </w:numPr>
-        <w:pStyle w:val="Compact"/>
-      </w:pPr>
-      <w:r>
-        <w:rPr>
-          <w:b/>
-        </w:rPr>
-        <w:t xml:space="preserve">JSONB</w:t>
-      </w:r>
-      <w:r>
-        <w:t xml:space="preserve"> </w:t>
-      </w:r>
-      <w:r>
-        <w:t xml:space="preserve">— Postgres의 JSON 저장/검색 전용 타입.</w:t>
-      </w:r>
-    </w:p>
-    <w:p>
-      <w:pPr>
-        <w:numPr>
-          <w:ilvl w:val="0"/>
-          <w:numId w:val="1020"/>
-        </w:numPr>
-        <w:pStyle w:val="Compact"/>
-      </w:pPr>
-      <w:r>
-        <w:rPr>
-          <w:b/>
-        </w:rPr>
-        <w:t xml:space="preserve">mock</w:t>
-      </w:r>
-      <w:r>
-        <w:t xml:space="preserve"> </w:t>
-      </w:r>
-      <w:r>
-        <w:t xml:space="preserve">— 실제 대신 쓰는 가짜 데이터/동작.</w:t>
-      </w:r>
-    </w:p>
-    <w:p>
-      <w:pPr>
-        <w:numPr>
-          <w:ilvl w:val="0"/>
-          <w:numId w:val="1020"/>
-        </w:numPr>
-        <w:pStyle w:val="Compact"/>
-      </w:pPr>
-      <w:r>
-        <w:rPr>
-          <w:b/>
-        </w:rPr>
-        <w:t xml:space="preserve">추상 클래스(ABC)</w:t>
-      </w:r>
-      <w:r>
-        <w:t xml:space="preserve"> </w:t>
-      </w:r>
-      <w:r>
-        <w:t xml:space="preserve">— 상속받는 클래스가 특정 메서드를 반드시 구현하게 강제하는 틀.</w:t>
-      </w:r>
-    </w:p>
-    <w:p>
-      <w:pPr>
-        <w:numPr>
-          <w:ilvl w:val="0"/>
-          <w:numId w:val="1020"/>
-        </w:numPr>
-        <w:pStyle w:val="Compact"/>
-      </w:pPr>
-      <w:r>
-        <w:rPr>
-          <w:b/>
-        </w:rPr>
-        <w:t xml:space="preserve">컨테이너 / Docker</w:t>
-      </w:r>
-      <w:r>
-        <w:t xml:space="preserve"> </w:t>
-      </w:r>
-      <w:r>
-        <w:t xml:space="preserve">— 앱+실행환경을 상자에 담아 어디서나 동일 실행.</w:t>
-      </w:r>
-    </w:p>
-    <w:p>
-      <w:pPr>
-        <w:numPr>
-          <w:ilvl w:val="0"/>
-          <w:numId w:val="1020"/>
-        </w:numPr>
-        <w:pStyle w:val="Compact"/>
-      </w:pPr>
-      <w:r>
-        <w:rPr>
-          <w:b/>
-        </w:rPr>
-        <w:t xml:space="preserve">시크릿</w:t>
-      </w:r>
-      <w:r>
-        <w:t xml:space="preserve"> </w:t>
-      </w:r>
-      <w:r>
-        <w:t xml:space="preserve">— API 키·비밀번호 등 유출되면 안 되는 값.</w:t>
-      </w:r>
-    </w:p>
-    <w:p>
-      <w:r>
-        <w:pict>
-          <v:rect style="width:0;height:1.5pt" o:hralign="center" o:hrstd="t" o:hr="t"/>
-        </w:pict>
-      </w:r>
-    </w:p>
-    <w:p>
-      <w:pPr>
-        <w:pStyle w:val="Heading2"/>
-      </w:pPr>
-      <w:bookmarkStart w:id="44" w:name="part-7-블로그-소재-아이디어"/>
-      <w:r>
-        <w:t xml:space="preserve">Part 7. 블로그 소재 아이디어</w:t>
-      </w:r>
-      <w:bookmarkEnd w:id="44"/>
+        <w:t xml:space="preserve">홍수통제소</w:t>
+      </w:r>
+      <w:r>
+        <w:t xml:space="preserve">: 코드의 URL이 웹페이지 placeholder였음. 실제 API는</w:t>
+      </w:r>
+      <w:r>
+        <w:t xml:space="preserve"> </w:t>
+      </w:r>
+      <w:r>
+        <w:rPr>
+          <w:rStyle w:val="VerbatimChar"/>
+        </w:rPr>
+        <w:t xml:space="preserve">api.hrfco.go.kr/{키}/waterlevel/info.json</w:t>
+      </w:r>
+      <w:r>
+        <w:t xml:space="preserve">(관측소 1,417개 + 주의/경보 수위 임계치)과</w:t>
+      </w:r>
+      <w:r>
+        <w:t xml:space="preserve"> </w:t>
+      </w:r>
+      <w:r>
+        <w:rPr>
+          <w:rStyle w:val="VerbatimChar"/>
+        </w:rPr>
+        <w:t xml:space="preserve">/waterlevel/list/10M/{코드}/{시작}/{종료}.json</w:t>
+      </w:r>
+      <w:r>
+        <w:t xml:space="preserve">(10분 단위 수위). 전국 4대강 통합 제공 확인 → spec Open Question #6 해결. 홍수 이벤트는 "최신 수위 ≥ 임계치" 자체 판정으로 구현.</w:t>
+      </w:r>
     </w:p>
     <w:p>
       <w:pPr>
         <w:pStyle w:val="FirstParagraph"/>
       </w:pPr>
       <w:r>
-        <w:t xml:space="preserve">이 프로젝트에서 뽑을 만한 글감:</w:t>
+        <w:rPr>
+          <w:b/>
+        </w:rPr>
+        <w:t xml:space="preserve">설계 개선 두 가지.</w:t>
       </w:r>
     </w:p>
     <w:p>
@@ -8284,16 +7914,19 @@
         <w:pStyle w:val="Compact"/>
       </w:pPr>
       <w:r>
-        <w:rPr>
-          <w:b/>
-        </w:rPr>
-        <w:t xml:space="preserve">"운영은 Postgres, 테스트는 SQLite" — with_variant로 두 마리 토끼 잡기</w:t>
-      </w:r>
-      <w:r>
-        <w:t xml:space="preserve"> </w:t>
-      </w:r>
-      <w:r>
-        <w:t xml:space="preserve">(3-7). 실전 문제→해결이 뚜렷해서 가장 반응 좋을 소재.</w:t>
+        <w:t xml:space="preserve">ingest를 소스별 try/except로 격리 — 한 소스가 죽어도 나머지는 처리하고, 응답</w:t>
+      </w:r>
+      <w:r>
+        <w:t xml:space="preserve"> </w:t>
+      </w:r>
+      <w:r>
+        <w:rPr>
+          <w:rStyle w:val="VerbatimChar"/>
+        </w:rPr>
+        <w:t xml:space="preserve">errors</w:t>
+      </w:r>
+      <w:r>
+        <w:t xml:space="preserve">에 소스별 에러를 노출. (한 데이터 소스 장애가 전체 파이프라인을 죽이면 안 된다는 기본기.)</w:t>
       </w:r>
     </w:p>
     <w:p>
@@ -8305,79 +7938,290 @@
         <w:pStyle w:val="Compact"/>
       </w:pPr>
       <w:r>
-        <w:rPr>
-          <w:b/>
-        </w:rPr>
-        <w:t xml:space="preserve">키 발급을 기다리지 않고 개발하기 — mock fallback 패턴</w:t>
-      </w:r>
-      <w:r>
-        <w:t xml:space="preserve"> </w:t>
-      </w:r>
-      <w:r>
-        <w:t xml:space="preserve">(3-9). 외부 API 의존 프로젝트의 공통 고민.</w:t>
-      </w:r>
-    </w:p>
-    <w:p>
-      <w:pPr>
-        <w:numPr>
-          <w:ilvl w:val="0"/>
-          <w:numId w:val="1021"/>
-        </w:numPr>
-        <w:pStyle w:val="Compact"/>
-      </w:pPr>
-      <w:r>
-        <w:rPr>
-          <w:b/>
-        </w:rPr>
-        <w:t xml:space="preserve">위험도를 규칙과 LLM 2계층으로 나눈 이유</w:t>
-      </w:r>
-      <w:r>
-        <w:t xml:space="preserve"> </w:t>
-      </w:r>
-      <w:r>
-        <w:t xml:space="preserve">(3-10). 비용·지연·예측가능성 트레이드오프 이야기.</w:t>
-      </w:r>
-    </w:p>
-    <w:p>
-      <w:pPr>
-        <w:numPr>
-          <w:ilvl w:val="0"/>
-          <w:numId w:val="1021"/>
-        </w:numPr>
-        <w:pStyle w:val="Compact"/>
-      </w:pPr>
-      <w:r>
-        <w:rPr>
-          <w:b/>
-        </w:rPr>
-        <w:t xml:space="preserve">실수로 커밋한 API 키, 히스토리에서 지우기 — git filter-repo 실전</w:t>
-      </w:r>
-      <w:r>
-        <w:t xml:space="preserve"> </w:t>
-      </w:r>
-      <w:r>
-        <w:t xml:space="preserve">(3-13). 짧고 실용적.</w:t>
-      </w:r>
-    </w:p>
-    <w:p>
-      <w:pPr>
-        <w:numPr>
-          <w:ilvl w:val="0"/>
-          <w:numId w:val="1021"/>
-        </w:numPr>
-        <w:pStyle w:val="Compact"/>
-      </w:pPr>
-      <w:r>
-        <w:rPr>
-          <w:b/>
-        </w:rPr>
-        <w:t xml:space="preserve">모델 vs 스키마, 왜 두 벌로 나눌까</w:t>
-      </w:r>
-      <w:r>
-        <w:t xml:space="preserve"> </w:t>
-      </w:r>
-      <w:r>
-        <w:t xml:space="preserve">(3-4). 입문자가 자주 헷갈리는 주제라 검색 수요 있음.</w:t>
+        <w:t xml:space="preserve">테스트 격리 버그 발견·수정:</w:t>
+      </w:r>
+      <w:r>
+        <w:t xml:space="preserve"> </w:t>
+      </w:r>
+      <w:r>
+        <w:rPr>
+          <w:rStyle w:val="VerbatimChar"/>
+        </w:rPr>
+        <w:t xml:space="preserve">.env</w:t>
+      </w:r>
+      <w:r>
+        <w:t xml:space="preserve">에 실제 키가 생기자 테스트가 실 API를 호출하려다 실패.</w:t>
+      </w:r>
+      <w:r>
+        <w:t xml:space="preserve"> </w:t>
+      </w:r>
+      <w:r>
+        <w:rPr>
+          <w:rStyle w:val="VerbatimChar"/>
+        </w:rPr>
+        <w:t xml:space="preserve">tests/conftest.py</w:t>
+      </w:r>
+      <w:r>
+        <w:t xml:space="preserve">에서 키 환경변수를 비워 테스트는 항상 mock을 쓰게 고정. "테스트가 환경에 따라 다르게 도는" 전형적 함정.</w:t>
+      </w:r>
+    </w:p>
+    <w:p>
+      <w:pPr>
+        <w:pStyle w:val="FirstParagraph"/>
+      </w:pPr>
+      <w:r>
+        <w:rPr>
+          <w:b/>
+        </w:rPr>
+        <w:t xml:space="preserve">결과.</w:t>
+      </w:r>
+      <w:r>
+        <w:t xml:space="preserve"> </w:t>
+      </w:r>
+      <w:r>
+        <w:rPr>
+          <w:rStyle w:val="VerbatimChar"/>
+        </w:rPr>
+        <w:t xml:space="preserve">POST /events/ingest</w:t>
+      </w:r>
+      <w:r>
+        <w:t xml:space="preserve"> </w:t>
+      </w:r>
+      <w:r>
+        <w:t xml:space="preserve">→</w:t>
+      </w:r>
+      <w:r>
+        <w:t xml:space="preserve"> </w:t>
+      </w:r>
+      <w:r>
+        <w:rPr>
+          <w:rStyle w:val="VerbatimChar"/>
+        </w:rPr>
+        <w:t xml:space="preserve">{"events_ingested": 8, "notifications_created": 0, "errors": {}}</w:t>
+      </w:r>
+      <w:r>
+        <w:t xml:space="preserve">. 실제 공공 API 3개 → 정규화 → Postgres 저장까지 전체 파이프라인이 처음으로 끝까지 돌았다. 알림 0은 특보 이벤트에 region이 아직 없어서(통보문 상세 연동 전)이며 예상된 동작.</w:t>
+      </w:r>
+    </w:p>
+    <w:p>
+      <w:pPr>
+        <w:pStyle w:val="Heading3"/>
+      </w:pPr>
+      <w:bookmarkStart w:id="43" w:name="Xc60a744d44d19bb74ae857d59433299334b6e2f"/>
+      <w:r>
+        <w:t xml:space="preserve">2026-07-17 (저녁) — 특보→지역 매칭, 실데이터 알림 생성 성공 🎉</w:t>
+      </w:r>
+      <w:bookmarkEnd w:id="43"/>
+    </w:p>
+    <w:p>
+      <w:pPr>
+        <w:pStyle w:val="FirstParagraph"/>
+      </w:pPr>
+      <w:r>
+        <w:rPr>
+          <w:b/>
+        </w:rPr>
+        <w:t xml:space="preserve">통보문 상세(getWthrWrnMsg) 연동.</w:t>
+      </w:r>
+      <w:r>
+        <w:t xml:space="preserve"> </w:t>
+      </w:r>
+      <w:r>
+        <w:t xml:space="preserve">특보 클라이언트를 발표 이력 목록(getWthrWrnList)에서 통보문 상세 기반으로 전환. 핵심 발견: 최신 통보문의</w:t>
+      </w:r>
+      <w:r>
+        <w:t xml:space="preserve"> </w:t>
+      </w:r>
+      <w:r>
+        <w:rPr>
+          <w:rStyle w:val="VerbatimChar"/>
+        </w:rPr>
+        <w:t xml:space="preserve">t6</w:t>
+      </w:r>
+      <w:r>
+        <w:t xml:space="preserve"> </w:t>
+      </w:r>
+      <w:r>
+        <w:t xml:space="preserve">필드가 "이 시점 발효 중인 특보 전체 + 지역" 스냅샷이라, 이거 하나만 파싱하면 현재 상황을 다 얻는다.</w:t>
+      </w:r>
+    </w:p>
+    <w:p>
+      <w:pPr>
+        <w:pStyle w:val="BodyText"/>
+      </w:pPr>
+      <w:r>
+        <w:rPr>
+          <w:b/>
+        </w:rPr>
+        <w:t xml:space="preserve">텍스트 파싱의 현실.</w:t>
+      </w:r>
+      <w:r>
+        <w:t xml:space="preserve"> </w:t>
+      </w:r>
+      <w:r>
+        <w:t xml:space="preserve">지역이 구조화된 필드가 아니라 자연어에 가까운 텍스트로 온다:</w:t>
+      </w:r>
+      <w:r>
+        <w:t xml:space="preserve"> </w:t>
+      </w:r>
+      <w:r>
+        <w:rPr>
+          <w:rStyle w:val="VerbatimChar"/>
+        </w:rPr>
+        <w:t xml:space="preserve">충청남도(보령(도서제외), 보령도서)</w:t>
+      </w:r>
+      <w:r>
+        <w:t xml:space="preserve">,</w:t>
+      </w:r>
+      <w:r>
+        <w:t xml:space="preserve"> </w:t>
+      </w:r>
+      <w:r>
+        <w:rPr>
+          <w:rStyle w:val="VerbatimChar"/>
+        </w:rPr>
+        <w:t xml:space="preserve">제주도(제주도산지, 추자도 제외)</w:t>
+      </w:r>
+      <w:r>
+        <w:t xml:space="preserve">,</w:t>
+      </w:r>
+      <w:r>
+        <w:t xml:space="preserve"> </w:t>
+      </w:r>
+      <w:r>
+        <w:rPr>
+          <w:rStyle w:val="VerbatimChar"/>
+        </w:rPr>
+        <w:t xml:space="preserve">인천</w:t>
+      </w:r>
+      <w:r>
+        <w:t xml:space="preserve">(하위구역 없음). 괄호 깊이를 추적하는 스플리터(</w:t>
+      </w:r>
+      <w:r>
+        <w:rPr>
+          <w:rStyle w:val="VerbatimChar"/>
+        </w:rPr>
+        <w:t xml:space="preserve">_split_top_level</w:t>
+      </w:r>
+      <w:r>
+        <w:t xml:space="preserve">)를 직접 짜서 해결 — 중첩 괄호 한정어 제거('보령(도서제외)'→'보령'), '제외' 항목 스킵, 시도 단위는 sigungu='전체'. 실제 응답 케이스를 그대로 테스트로 박아뒀다(test_warning_msg_parser.py).</w:t>
+      </w:r>
+    </w:p>
+    <w:p>
+      <w:pPr>
+        <w:pStyle w:val="BodyText"/>
+      </w:pPr>
+      <w:r>
+        <w:rPr>
+          <w:b/>
+        </w:rPr>
+        <w:t xml:space="preserve">이벤트 중복 방지(dedupe).</w:t>
+      </w:r>
+      <w:r>
+        <w:t xml:space="preserve"> </w:t>
+      </w:r>
+      <w:r>
+        <w:t xml:space="preserve">t6는 스냅샷이라 같은 특보가 매 사이클 반복 유입된다. (소스·종류·등급·지역·발표시각)이 같으면 기존 이벤트를 재사용하고 알림 평가를 건너뛰게 해서 중복 알림을 차단. 응답에</w:t>
+      </w:r>
+      <w:r>
+        <w:t xml:space="preserve"> </w:t>
+      </w:r>
+      <w:r>
+        <w:rPr>
+          <w:rStyle w:val="VerbatimChar"/>
+        </w:rPr>
+        <w:t xml:space="preserve">duplicates_skipped</w:t>
+      </w:r>
+      <w:r>
+        <w:t xml:space="preserve">로 노출.</w:t>
+      </w:r>
+    </w:p>
+    <w:p>
+      <w:pPr>
+        <w:pStyle w:val="BodyText"/>
+      </w:pPr>
+      <w:r>
+        <w:rPr>
+          <w:b/>
+        </w:rPr>
+        <w:t xml:space="preserve">끝까지 도는 순간.</w:t>
+      </w:r>
+      <w:r>
+        <w:t xml:space="preserve"> </w:t>
+      </w:r>
+      <w:r>
+        <w:t xml:space="preserve">지역 생성 → 구독 생성 → ingest 순서로 실행하니:</w:t>
+      </w:r>
+      <w:r>
+        <w:t xml:space="preserve"> </w:t>
+      </w:r>
+      <w:r>
+        <w:rPr>
+          <w:rStyle w:val="VerbatimChar"/>
+        </w:rPr>
+        <w:t xml:space="preserve">{"events_ingested": 63, "duplicates_skipped": 1, "notifications_created": 1}</w:t>
+      </w:r>
+      <w:r>
+        <w:t xml:space="preserve"> </w:t>
+      </w:r>
+      <w:r>
+        <w:t xml:space="preserve">→</w:t>
+      </w:r>
+      <w:r>
+        <w:t xml:space="preserve"> </w:t>
+      </w:r>
+      <w:r>
+        <w:rPr>
+          <w:rStyle w:val="VerbatimChar"/>
+        </w:rPr>
+        <w:t xml:space="preserve">"[폭염특보] 전라남도 광양에 이상상황이 감지됐어요. 어머니님 관련 주의가 필요해요"</w:t>
+      </w:r>
+      <w:r>
+        <w:t xml:space="preserve"> </w:t>
+      </w:r>
+      <w:r>
+        <w:t xml:space="preserve">(HIGH, matrix).</w:t>
+      </w:r>
+      <w:r>
+        <w:t xml:space="preserve"> </w:t>
+      </w:r>
+      <w:r>
+        <w:rPr>
+          <w:b/>
+        </w:rPr>
+        <w:t xml:space="preserve">공공 API → 텍스트 파싱 → 지역 매칭 → 규칙 매트릭스 → 개인 맞춤 알림</w:t>
+      </w:r>
+      <w:r>
+        <w:t xml:space="preserve">까지, 프로젝트의 핵심 가설이 실데이터로 처음 검증됐다.</w:t>
+      </w:r>
+    </w:p>
+    <w:p>
+      <w:pPr>
+        <w:pStyle w:val="BodyText"/>
+      </w:pPr>
+      <w:r>
+        <w:rPr>
+          <w:b/>
+        </w:rPr>
+        <w:t xml:space="preserve">과정에서 배운 것.</w:t>
+      </w:r>
+      <w:r>
+        <w:t xml:space="preserve"> </w:t>
+      </w:r>
+      <w:r>
+        <w:t xml:space="preserve">(1) 422 에러 = 요청 JSON 검증 실패 — placeholder를 실제 UUID로 안 바꾸면 난다. (2) "구독을 먼저, ingest를 나중에" — 알림 평가는 이벤트 생성 시점에만 돌기 때문. 이건 나중에 "구독 생성 시 기존 발효 특보 소급 평가" 기능으로 개선할 만하다(TODO). (3) 개발 중 데이터 리셋은</w:t>
+      </w:r>
+      <w:r>
+        <w:t xml:space="preserve"> </w:t>
+      </w:r>
+      <w:r>
+        <w:rPr>
+          <w:rStyle w:val="VerbatimChar"/>
+        </w:rPr>
+        <w:t xml:space="preserve">docker compose exec db psql</w:t>
+      </w:r>
+      <w:r>
+        <w:t xml:space="preserve">로 직접 DELETE.</w:t>
       </w:r>
     </w:p>
     <w:p>
@@ -8389,13 +8233,901 @@
     </w:p>
     <w:p>
       <w:pPr>
+        <w:pStyle w:val="Heading2"/>
+      </w:pPr>
+      <w:bookmarkStart w:id="44" w:name="part-5-아직-안-한-것--다음-phase-2"/>
+      <w:r>
+        <w:t xml:space="preserve">Part 5. 아직 안 한 것 / 다음 (Phase 2+)</w:t>
+      </w:r>
+      <w:bookmarkEnd w:id="44"/>
+    </w:p>
+    <w:p>
+      <w:pPr>
+        <w:numPr>
+          <w:ilvl w:val="0"/>
+          <w:numId w:val="1022"/>
+        </w:numPr>
+        <w:pStyle w:val="Compact"/>
+      </w:pPr>
+      <w:r>
+        <w:rPr>
+          <w:strike/>
+        </w:rPr>
+        <w:t xml:space="preserve">실제 API 응답 대조</w:t>
+      </w:r>
+      <w:r>
+        <w:t xml:space="preserve"> </w:t>
+      </w:r>
+      <w:r>
+        <w:t xml:space="preserve">✅ 2026-07-17 완료 (Part 4 일지 참고)</w:t>
+      </w:r>
+    </w:p>
+    <w:p>
+      <w:pPr>
+        <w:numPr>
+          <w:ilvl w:val="0"/>
+          <w:numId w:val="1022"/>
+        </w:numPr>
+        <w:pStyle w:val="Compact"/>
+      </w:pPr>
+      <w:r>
+        <w:rPr>
+          <w:strike/>
+        </w:rPr>
+        <w:t xml:space="preserve">실제 Postgres 검증</w:t>
+      </w:r>
+      <w:r>
+        <w:t xml:space="preserve"> </w:t>
+      </w:r>
+      <w:r>
+        <w:t xml:space="preserve">✅ 2026-07-17 완료 — Docker Postgres에 스키마 생성 + 실데이터 저장 확인</w:t>
+      </w:r>
+    </w:p>
+    <w:p>
+      <w:pPr>
+        <w:numPr>
+          <w:ilvl w:val="0"/>
+          <w:numId w:val="1022"/>
+        </w:numPr>
+        <w:pStyle w:val="Compact"/>
+      </w:pPr>
+      <w:r>
+        <w:rPr>
+          <w:strike/>
+        </w:rPr>
+        <w:t xml:space="preserve">특보 통보문 상세(</w:t>
+      </w:r>
+      <w:r>
+        <w:rPr>
+          <w:rStyle w:val="VerbatimChar"/>
+          <w:strike/>
+        </w:rPr>
+        <w:t xml:space="preserve">getWthrWrnMsg</w:t>
+      </w:r>
+      <w:r>
+        <w:rPr>
+          <w:strike/>
+        </w:rPr>
+        <w:t xml:space="preserve">) 연동</w:t>
+      </w:r>
+      <w:r>
+        <w:t xml:space="preserve"> </w:t>
+      </w:r>
+      <w:r>
+        <w:t xml:space="preserve">✅ 2026-07-17 완료 — 실데이터 알림 생성까지 검증 (Part 4 일지 참고)</w:t>
+      </w:r>
+    </w:p>
+    <w:p>
+      <w:pPr>
+        <w:numPr>
+          <w:ilvl w:val="0"/>
+          <w:numId w:val="1022"/>
+        </w:numPr>
+        <w:pStyle w:val="Compact"/>
+      </w:pPr>
+      <w:r>
+        <w:rPr>
+          <w:b/>
+        </w:rPr>
+        <w:t xml:space="preserve">구독 생성 시 소급 평가.</w:t>
+      </w:r>
+      <w:r>
+        <w:t xml:space="preserve"> </w:t>
+      </w:r>
+      <w:r>
+        <w:t xml:space="preserve">지금은 이벤트 생성 시점에만 알림 평가 → 구독을 나중에 만들면 이미 발효 중인 특보를 놓친다. 구독 생성 시 활성 이벤트를 소급 평가하는 로직 검토.</w:t>
+      </w:r>
+    </w:p>
+    <w:p>
+      <w:pPr>
+        <w:numPr>
+          <w:ilvl w:val="0"/>
+          <w:numId w:val="1022"/>
+        </w:numPr>
+        <w:pStyle w:val="Compact"/>
+      </w:pPr>
+      <w:r>
+        <w:rPr>
+          <w:b/>
+        </w:rPr>
+        <w:t xml:space="preserve">지역명 정규화.</w:t>
+      </w:r>
+      <w:r>
+        <w:t xml:space="preserve"> </w:t>
+      </w:r>
+      <w:r>
+        <w:t xml:space="preserve">통보문의 지역명(광양, 보령)과 사용자가 등록할 지역명(광양시, 보령시)이 다를 수 있다 → 매칭 실패 가능. 표준 행정구역 코드 기반 정규화 검토.</w:t>
+      </w:r>
+    </w:p>
+    <w:p>
+      <w:pPr>
+        <w:numPr>
+          <w:ilvl w:val="0"/>
+          <w:numId w:val="1022"/>
+        </w:numPr>
+        <w:pStyle w:val="Compact"/>
+      </w:pPr>
+      <w:r>
+        <w:rPr>
+          <w:b/>
+        </w:rPr>
+        <w:t xml:space="preserve">홍수 관측소 동적 선정.</w:t>
+      </w:r>
+      <w:r>
+        <w:t xml:space="preserve"> </w:t>
+      </w:r>
+      <w:r>
+        <w:t xml:space="preserve">지금은 청주 2곳 하드코딩 → 구독 지역 기반으로 river_gauges/gauge_region_maps 테이블 활용.</w:t>
+      </w:r>
+    </w:p>
+    <w:p>
+      <w:pPr>
+        <w:numPr>
+          <w:ilvl w:val="0"/>
+          <w:numId w:val="1022"/>
+        </w:numPr>
+        <w:pStyle w:val="Compact"/>
+      </w:pPr>
+      <w:r>
+        <w:rPr>
+          <w:b/>
+        </w:rPr>
+        <w:t xml:space="preserve">Layer 2 (LLM).</w:t>
+      </w:r>
+      <w:r>
+        <w:t xml:space="preserve"> </w:t>
+      </w:r>
+      <w:r>
+        <w:t xml:space="preserve">규칙에 안 걸리는 케이스를 LLM으로 판단하고</w:t>
+      </w:r>
+      <w:r>
+        <w:t xml:space="preserve"> </w:t>
+      </w:r>
+      <w:r>
+        <w:rPr>
+          <w:rStyle w:val="VerbatimChar"/>
+        </w:rPr>
+        <w:t xml:space="preserve">ai_risk_logs</w:t>
+      </w:r>
+      <w:r>
+        <w:t xml:space="preserve">에 기록. 알림 문구도 템플릿 → LLM 생성으로 교체.</w:t>
+      </w:r>
+    </w:p>
+    <w:p>
+      <w:pPr>
+        <w:numPr>
+          <w:ilvl w:val="0"/>
+          <w:numId w:val="1022"/>
+        </w:numPr>
+        <w:pStyle w:val="Compact"/>
+      </w:pPr>
+      <w:r>
+        <w:rPr>
+          <w:b/>
+        </w:rPr>
+        <w:t xml:space="preserve">웹 프론트(PWA)</w:t>
+      </w:r>
+      <w:r>
+        <w:t xml:space="preserve"> </w:t>
+      </w:r>
+      <w:r>
+        <w:t xml:space="preserve">구독 관리 화면.</w:t>
+      </w:r>
+    </w:p>
+    <w:p>
+      <w:pPr>
+        <w:numPr>
+          <w:ilvl w:val="0"/>
+          <w:numId w:val="1022"/>
+        </w:numPr>
+        <w:pStyle w:val="Compact"/>
+      </w:pPr>
+      <w:r>
+        <w:rPr>
+          <w:b/>
+        </w:rPr>
+        <w:t xml:space="preserve">FCM 웹푸시</w:t>
+      </w:r>
+      <w:r>
+        <w:t xml:space="preserve"> </w:t>
+      </w:r>
+      <w:r>
+        <w:t xml:space="preserve">실제 발송(서비스 계정 JSON 방식).</w:t>
+      </w:r>
+      <w:r>
+        <w:t xml:space="preserve"> </w:t>
+      </w:r>
+      <w:r>
+        <w:rPr>
+          <w:rStyle w:val="VerbatimChar"/>
+        </w:rPr>
+        <w:t xml:space="preserve">app/config.py</w:t>
+      </w:r>
+      <w:r>
+        <w:t xml:space="preserve">의 설정도</w:t>
+      </w:r>
+      <w:r>
+        <w:t xml:space="preserve"> </w:t>
+      </w:r>
+      <w:r>
+        <w:rPr>
+          <w:rStyle w:val="VerbatimChar"/>
+        </w:rPr>
+        <w:t xml:space="preserve">fcm_server_key</w:t>
+      </w:r>
+      <w:r>
+        <w:t xml:space="preserve"> </w:t>
+      </w:r>
+      <w:r>
+        <w:t xml:space="preserve">→</w:t>
+      </w:r>
+      <w:r>
+        <w:t xml:space="preserve"> </w:t>
+      </w:r>
+      <w:r>
+        <w:rPr>
+          <w:rStyle w:val="VerbatimChar"/>
+        </w:rPr>
+        <w:t xml:space="preserve">GOOGLE_APPLICATION_CREDENTIALS</w:t>
+      </w:r>
+      <w:r>
+        <w:t xml:space="preserve">/</w:t>
+      </w:r>
+      <w:r>
+        <w:rPr>
+          <w:rStyle w:val="VerbatimChar"/>
+        </w:rPr>
+        <w:t xml:space="preserve">FCM_PROJECT_ID</w:t>
+      </w:r>
+      <w:r>
+        <w:t xml:space="preserve">로 맞춰줄 것(현재는 .env만 바뀌고 config는 레거시 필드가 남아 있음 — 작은 정리 항목).</w:t>
+      </w:r>
+    </w:p>
+    <w:p>
+      <w:pPr>
+        <w:numPr>
+          <w:ilvl w:val="0"/>
+          <w:numId w:val="1022"/>
+        </w:numPr>
+        <w:pStyle w:val="Compact"/>
+      </w:pPr>
+      <w:r>
+        <w:rPr>
+          <w:b/>
+        </w:rPr>
+        <w:t xml:space="preserve">JWT 인증.</w:t>
+      </w:r>
+      <w:r>
+        <w:t xml:space="preserve"> </w:t>
+      </w:r>
+      <w:r>
+        <w:t xml:space="preserve">지금은</w:t>
+      </w:r>
+      <w:r>
+        <w:t xml:space="preserve"> </w:t>
+      </w:r>
+      <w:r>
+        <w:rPr>
+          <w:rStyle w:val="VerbatimChar"/>
+        </w:rPr>
+        <w:t xml:space="preserve">user_email</w:t>
+      </w:r>
+      <w:r>
+        <w:t xml:space="preserve">로 사용자를 get-or-create하는 임시 방식. 인증 붙으면 인증된 사용자에서 가져오게 교체.</w:t>
+      </w:r>
+    </w:p>
+    <w:p>
+      <w:r>
+        <w:pict>
+          <v:rect style="width:0;height:1.5pt" o:hralign="center" o:hrstd="t" o:hr="t"/>
+        </w:pict>
+      </w:r>
+    </w:p>
+    <w:p>
+      <w:pPr>
+        <w:pStyle w:val="Heading2"/>
+      </w:pPr>
+      <w:bookmarkStart w:id="45" w:name="part-6-용어-사전"/>
+      <w:r>
+        <w:t xml:space="preserve">Part 6. 용어 사전</w:t>
+      </w:r>
+      <w:bookmarkEnd w:id="45"/>
+    </w:p>
+    <w:p>
+      <w:pPr>
+        <w:numPr>
+          <w:ilvl w:val="0"/>
+          <w:numId w:val="1023"/>
+        </w:numPr>
+        <w:pStyle w:val="Compact"/>
+      </w:pPr>
+      <w:r>
+        <w:rPr>
+          <w:b/>
+        </w:rPr>
+        <w:t xml:space="preserve">백엔드</w:t>
+      </w:r>
+      <w:r>
+        <w:t xml:space="preserve"> </w:t>
+      </w:r>
+      <w:r>
+        <w:t xml:space="preserve">— 사용자 눈에 안 보이는 서버 쪽 프로그램. 데이터 저장·처리·응답 담당.</w:t>
+      </w:r>
+    </w:p>
+    <w:p>
+      <w:pPr>
+        <w:numPr>
+          <w:ilvl w:val="0"/>
+          <w:numId w:val="1023"/>
+        </w:numPr>
+        <w:pStyle w:val="Compact"/>
+      </w:pPr>
+      <w:r>
+        <w:rPr>
+          <w:b/>
+        </w:rPr>
+        <w:t xml:space="preserve">API</w:t>
+      </w:r>
+      <w:r>
+        <w:t xml:space="preserve"> </w:t>
+      </w:r>
+      <w:r>
+        <w:t xml:space="preserve">— 프로그램끼리 데이터를 주고받는 약속. REST는 그중 URL+HTTP동사 방식.</w:t>
+      </w:r>
+    </w:p>
+    <w:p>
+      <w:pPr>
+        <w:numPr>
+          <w:ilvl w:val="0"/>
+          <w:numId w:val="1023"/>
+        </w:numPr>
+        <w:pStyle w:val="Compact"/>
+      </w:pPr>
+      <w:r>
+        <w:rPr>
+          <w:b/>
+        </w:rPr>
+        <w:t xml:space="preserve">엔드포인트</w:t>
+      </w:r>
+      <w:r>
+        <w:t xml:space="preserve"> </w:t>
+      </w:r>
+      <w:r>
+        <w:t xml:space="preserve">— API의 각 주소별 처리 지점 (예:</w:t>
+      </w:r>
+      <w:r>
+        <w:t xml:space="preserve"> </w:t>
+      </w:r>
+      <w:r>
+        <w:rPr>
+          <w:rStyle w:val="VerbatimChar"/>
+        </w:rPr>
+        <w:t xml:space="preserve">POST /persons</w:t>
+      </w:r>
+      <w:r>
+        <w:t xml:space="preserve">).</w:t>
+      </w:r>
+    </w:p>
+    <w:p>
+      <w:pPr>
+        <w:numPr>
+          <w:ilvl w:val="0"/>
+          <w:numId w:val="1023"/>
+        </w:numPr>
+        <w:pStyle w:val="Compact"/>
+      </w:pPr>
+      <w:r>
+        <w:rPr>
+          <w:b/>
+        </w:rPr>
+        <w:t xml:space="preserve">ORM</w:t>
+      </w:r>
+      <w:r>
+        <w:t xml:space="preserve"> </w:t>
+      </w:r>
+      <w:r>
+        <w:t xml:space="preserve">— 파이썬 객체 ↔ DB 표를 자동 변환해주는 도구 (SQLAlchemy).</w:t>
+      </w:r>
+    </w:p>
+    <w:p>
+      <w:pPr>
+        <w:numPr>
+          <w:ilvl w:val="0"/>
+          <w:numId w:val="1023"/>
+        </w:numPr>
+        <w:pStyle w:val="Compact"/>
+      </w:pPr>
+      <w:r>
+        <w:rPr>
+          <w:b/>
+        </w:rPr>
+        <w:t xml:space="preserve">모델</w:t>
+      </w:r>
+      <w:r>
+        <w:t xml:space="preserve"> </w:t>
+      </w:r>
+      <w:r>
+        <w:t xml:space="preserve">— DB 표 구조 정의 (</w:t>
+      </w:r>
+      <w:r>
+        <w:rPr>
+          <w:rStyle w:val="VerbatimChar"/>
+        </w:rPr>
+        <w:t xml:space="preserve">app/models/</w:t>
+      </w:r>
+      <w:r>
+        <w:t xml:space="preserve">).</w:t>
+      </w:r>
+    </w:p>
+    <w:p>
+      <w:pPr>
+        <w:numPr>
+          <w:ilvl w:val="0"/>
+          <w:numId w:val="1023"/>
+        </w:numPr>
+        <w:pStyle w:val="Compact"/>
+      </w:pPr>
+      <w:r>
+        <w:rPr>
+          <w:b/>
+        </w:rPr>
+        <w:t xml:space="preserve">스키마</w:t>
+      </w:r>
+      <w:r>
+        <w:t xml:space="preserve"> </w:t>
+      </w:r>
+      <w:r>
+        <w:t xml:space="preserve">— API 입출력 형태 정의 (</w:t>
+      </w:r>
+      <w:r>
+        <w:rPr>
+          <w:rStyle w:val="VerbatimChar"/>
+        </w:rPr>
+        <w:t xml:space="preserve">app/schemas/</w:t>
+      </w:r>
+      <w:r>
+        <w:t xml:space="preserve">, Pydantic).</w:t>
+      </w:r>
+    </w:p>
+    <w:p>
+      <w:pPr>
+        <w:numPr>
+          <w:ilvl w:val="0"/>
+          <w:numId w:val="1023"/>
+        </w:numPr>
+        <w:pStyle w:val="Compact"/>
+      </w:pPr>
+      <w:r>
+        <w:rPr>
+          <w:b/>
+        </w:rPr>
+        <w:t xml:space="preserve">PK(기본키)</w:t>
+      </w:r>
+      <w:r>
+        <w:t xml:space="preserve"> </w:t>
+      </w:r>
+      <w:r>
+        <w:t xml:space="preserve">— 행을 유일하게 구분하는 값.</w:t>
+      </w:r>
+    </w:p>
+    <w:p>
+      <w:pPr>
+        <w:numPr>
+          <w:ilvl w:val="0"/>
+          <w:numId w:val="1023"/>
+        </w:numPr>
+        <w:pStyle w:val="Compact"/>
+      </w:pPr>
+      <w:r>
+        <w:rPr>
+          <w:b/>
+        </w:rPr>
+        <w:t xml:space="preserve">FK(외래키)</w:t>
+      </w:r>
+      <w:r>
+        <w:t xml:space="preserve"> </w:t>
+      </w:r>
+      <w:r>
+        <w:t xml:space="preserve">— 다른 표의 행을 가리키는 값. 표 간 관계.</w:t>
+      </w:r>
+    </w:p>
+    <w:p>
+      <w:pPr>
+        <w:numPr>
+          <w:ilvl w:val="0"/>
+          <w:numId w:val="1023"/>
+        </w:numPr>
+        <w:pStyle w:val="Compact"/>
+      </w:pPr>
+      <w:r>
+        <w:rPr>
+          <w:b/>
+        </w:rPr>
+        <w:t xml:space="preserve">마이그레이션</w:t>
+      </w:r>
+      <w:r>
+        <w:t xml:space="preserve"> </w:t>
+      </w:r>
+      <w:r>
+        <w:t xml:space="preserve">— DB 구조 변경 이력을 파일로 관리 (Alembic).</w:t>
+      </w:r>
+    </w:p>
+    <w:p>
+      <w:pPr>
+        <w:numPr>
+          <w:ilvl w:val="0"/>
+          <w:numId w:val="1023"/>
+        </w:numPr>
+        <w:pStyle w:val="Compact"/>
+      </w:pPr>
+      <w:r>
+        <w:rPr>
+          <w:b/>
+        </w:rPr>
+        <w:t xml:space="preserve">세션</w:t>
+      </w:r>
+      <w:r>
+        <w:t xml:space="preserve"> </w:t>
+      </w:r>
+      <w:r>
+        <w:t xml:space="preserve">— DB와의 대화 창구.</w:t>
+      </w:r>
+    </w:p>
+    <w:p>
+      <w:pPr>
+        <w:numPr>
+          <w:ilvl w:val="0"/>
+          <w:numId w:val="1023"/>
+        </w:numPr>
+        <w:pStyle w:val="Compact"/>
+      </w:pPr>
+      <w:r>
+        <w:rPr>
+          <w:b/>
+        </w:rPr>
+        <w:t xml:space="preserve">트랜잭션</w:t>
+      </w:r>
+      <w:r>
+        <w:t xml:space="preserve"> </w:t>
+      </w:r>
+      <w:r>
+        <w:t xml:space="preserve">— "전부 성공 아니면 전부 취소" 단위.</w:t>
+      </w:r>
+    </w:p>
+    <w:p>
+      <w:pPr>
+        <w:numPr>
+          <w:ilvl w:val="0"/>
+          <w:numId w:val="1023"/>
+        </w:numPr>
+        <w:pStyle w:val="Compact"/>
+      </w:pPr>
+      <w:r>
+        <w:rPr>
+          <w:b/>
+        </w:rPr>
+        <w:t xml:space="preserve">commit / flush / rollback</w:t>
+      </w:r>
+      <w:r>
+        <w:t xml:space="preserve"> </w:t>
+      </w:r>
+      <w:r>
+        <w:t xml:space="preserve">— 확정 / 임시반영(id 확보용) / 취소.</w:t>
+      </w:r>
+    </w:p>
+    <w:p>
+      <w:pPr>
+        <w:numPr>
+          <w:ilvl w:val="0"/>
+          <w:numId w:val="1023"/>
+        </w:numPr>
+        <w:pStyle w:val="Compact"/>
+      </w:pPr>
+      <w:r>
+        <w:rPr>
+          <w:b/>
+        </w:rPr>
+        <w:t xml:space="preserve">다이얼렉트(dialect)</w:t>
+      </w:r>
+      <w:r>
+        <w:t xml:space="preserve"> </w:t>
+      </w:r>
+      <w:r>
+        <w:t xml:space="preserve">— SQLAlchemy가 각 DB의 방언 차이를 다루는 개념.</w:t>
+      </w:r>
+    </w:p>
+    <w:p>
+      <w:pPr>
+        <w:numPr>
+          <w:ilvl w:val="0"/>
+          <w:numId w:val="1023"/>
+        </w:numPr>
+        <w:pStyle w:val="Compact"/>
+      </w:pPr>
+      <w:r>
+        <w:rPr>
+          <w:b/>
+        </w:rPr>
+        <w:t xml:space="preserve">UUID</w:t>
+      </w:r>
+      <w:r>
+        <w:t xml:space="preserve"> </w:t>
+      </w:r>
+      <w:r>
+        <w:t xml:space="preserve">— 전 세계에서 안 겹치는 긴 고유 id.</w:t>
+      </w:r>
+    </w:p>
+    <w:p>
+      <w:pPr>
+        <w:numPr>
+          <w:ilvl w:val="0"/>
+          <w:numId w:val="1023"/>
+        </w:numPr>
+        <w:pStyle w:val="Compact"/>
+      </w:pPr>
+      <w:r>
+        <w:rPr>
+          <w:b/>
+        </w:rPr>
+        <w:t xml:space="preserve">JSONB</w:t>
+      </w:r>
+      <w:r>
+        <w:t xml:space="preserve"> </w:t>
+      </w:r>
+      <w:r>
+        <w:t xml:space="preserve">— Postgres의 JSON 저장/검색 전용 타입.</w:t>
+      </w:r>
+    </w:p>
+    <w:p>
+      <w:pPr>
+        <w:numPr>
+          <w:ilvl w:val="0"/>
+          <w:numId w:val="1023"/>
+        </w:numPr>
+        <w:pStyle w:val="Compact"/>
+      </w:pPr>
+      <w:r>
+        <w:rPr>
+          <w:b/>
+        </w:rPr>
+        <w:t xml:space="preserve">mock</w:t>
+      </w:r>
+      <w:r>
+        <w:t xml:space="preserve"> </w:t>
+      </w:r>
+      <w:r>
+        <w:t xml:space="preserve">— 실제 대신 쓰는 가짜 데이터/동작.</w:t>
+      </w:r>
+    </w:p>
+    <w:p>
+      <w:pPr>
+        <w:numPr>
+          <w:ilvl w:val="0"/>
+          <w:numId w:val="1023"/>
+        </w:numPr>
+        <w:pStyle w:val="Compact"/>
+      </w:pPr>
+      <w:r>
+        <w:rPr>
+          <w:b/>
+        </w:rPr>
+        <w:t xml:space="preserve">추상 클래스(ABC)</w:t>
+      </w:r>
+      <w:r>
+        <w:t xml:space="preserve"> </w:t>
+      </w:r>
+      <w:r>
+        <w:t xml:space="preserve">— 상속받는 클래스가 특정 메서드를 반드시 구현하게 강제하는 틀.</w:t>
+      </w:r>
+    </w:p>
+    <w:p>
+      <w:pPr>
+        <w:numPr>
+          <w:ilvl w:val="0"/>
+          <w:numId w:val="1023"/>
+        </w:numPr>
+        <w:pStyle w:val="Compact"/>
+      </w:pPr>
+      <w:r>
+        <w:rPr>
+          <w:b/>
+        </w:rPr>
+        <w:t xml:space="preserve">컨테이너 / Docker</w:t>
+      </w:r>
+      <w:r>
+        <w:t xml:space="preserve"> </w:t>
+      </w:r>
+      <w:r>
+        <w:t xml:space="preserve">— 앱+실행환경을 상자에 담아 어디서나 동일 실행.</w:t>
+      </w:r>
+    </w:p>
+    <w:p>
+      <w:pPr>
+        <w:numPr>
+          <w:ilvl w:val="0"/>
+          <w:numId w:val="1023"/>
+        </w:numPr>
+        <w:pStyle w:val="Compact"/>
+      </w:pPr>
+      <w:r>
+        <w:rPr>
+          <w:b/>
+        </w:rPr>
+        <w:t xml:space="preserve">시크릿</w:t>
+      </w:r>
+      <w:r>
+        <w:t xml:space="preserve"> </w:t>
+      </w:r>
+      <w:r>
+        <w:t xml:space="preserve">— API 키·비밀번호 등 유출되면 안 되는 값.</w:t>
+      </w:r>
+    </w:p>
+    <w:p>
+      <w:r>
+        <w:pict>
+          <v:rect style="width:0;height:1.5pt" o:hralign="center" o:hrstd="t" o:hr="t"/>
+        </w:pict>
+      </w:r>
+    </w:p>
+    <w:p>
+      <w:pPr>
+        <w:pStyle w:val="Heading2"/>
+      </w:pPr>
+      <w:bookmarkStart w:id="46" w:name="part-7-블로그-소재-아이디어"/>
+      <w:r>
+        <w:t xml:space="preserve">Part 7. 블로그 소재 아이디어</w:t>
+      </w:r>
+      <w:bookmarkEnd w:id="46"/>
+    </w:p>
+    <w:p>
+      <w:pPr>
         <w:pStyle w:val="FirstParagraph"/>
       </w:pPr>
       <w:r>
+        <w:t xml:space="preserve">이 프로젝트에서 뽑을 만한 글감:</w:t>
+      </w:r>
+    </w:p>
+    <w:p>
+      <w:pPr>
+        <w:numPr>
+          <w:ilvl w:val="0"/>
+          <w:numId w:val="1024"/>
+        </w:numPr>
+        <w:pStyle w:val="Compact"/>
+      </w:pPr>
+      <w:r>
+        <w:rPr>
+          <w:b/>
+        </w:rPr>
+        <w:t xml:space="preserve">"운영은 Postgres, 테스트는 SQLite" — with_variant로 두 마리 토끼 잡기</w:t>
+      </w:r>
+      <w:r>
+        <w:t xml:space="preserve"> </w:t>
+      </w:r>
+      <w:r>
+        <w:t xml:space="preserve">(3-7). 실전 문제→해결이 뚜렷해서 가장 반응 좋을 소재.</w:t>
+      </w:r>
+    </w:p>
+    <w:p>
+      <w:pPr>
+        <w:numPr>
+          <w:ilvl w:val="0"/>
+          <w:numId w:val="1024"/>
+        </w:numPr>
+        <w:pStyle w:val="Compact"/>
+      </w:pPr>
+      <w:r>
+        <w:rPr>
+          <w:b/>
+        </w:rPr>
+        <w:t xml:space="preserve">키 발급을 기다리지 않고 개발하기 — mock fallback 패턴</w:t>
+      </w:r>
+      <w:r>
+        <w:t xml:space="preserve"> </w:t>
+      </w:r>
+      <w:r>
+        <w:t xml:space="preserve">(3-9). 외부 API 의존 프로젝트의 공통 고민.</w:t>
+      </w:r>
+    </w:p>
+    <w:p>
+      <w:pPr>
+        <w:numPr>
+          <w:ilvl w:val="0"/>
+          <w:numId w:val="1024"/>
+        </w:numPr>
+        <w:pStyle w:val="Compact"/>
+      </w:pPr>
+      <w:r>
+        <w:rPr>
+          <w:b/>
+        </w:rPr>
+        <w:t xml:space="preserve">위험도를 규칙과 LLM 2계층으로 나눈 이유</w:t>
+      </w:r>
+      <w:r>
+        <w:t xml:space="preserve"> </w:t>
+      </w:r>
+      <w:r>
+        <w:t xml:space="preserve">(3-10). 비용·지연·예측가능성 트레이드오프 이야기.</w:t>
+      </w:r>
+    </w:p>
+    <w:p>
+      <w:pPr>
+        <w:numPr>
+          <w:ilvl w:val="0"/>
+          <w:numId w:val="1024"/>
+        </w:numPr>
+        <w:pStyle w:val="Compact"/>
+      </w:pPr>
+      <w:r>
+        <w:rPr>
+          <w:b/>
+        </w:rPr>
+        <w:t xml:space="preserve">실수로 커밋한 API 키, 히스토리에서 지우기 — git filter-repo 실전</w:t>
+      </w:r>
+      <w:r>
+        <w:t xml:space="preserve"> </w:t>
+      </w:r>
+      <w:r>
+        <w:t xml:space="preserve">(3-13). 짧고 실용적.</w:t>
+      </w:r>
+    </w:p>
+    <w:p>
+      <w:pPr>
+        <w:numPr>
+          <w:ilvl w:val="0"/>
+          <w:numId w:val="1024"/>
+        </w:numPr>
+        <w:pStyle w:val="Compact"/>
+      </w:pPr>
+      <w:r>
+        <w:rPr>
+          <w:b/>
+        </w:rPr>
+        <w:t xml:space="preserve">모델 vs 스키마, 왜 두 벌로 나눌까</w:t>
+      </w:r>
+      <w:r>
+        <w:t xml:space="preserve"> </w:t>
+      </w:r>
+      <w:r>
+        <w:t xml:space="preserve">(3-4). 입문자가 자주 헷갈리는 주제라 검색 수요 있음.</w:t>
+      </w:r>
+    </w:p>
+    <w:p>
+      <w:r>
+        <w:pict>
+          <v:rect style="width:0;height:1.5pt" o:hralign="center" o:hrstd="t" o:hr="t"/>
+        </w:pict>
+      </w:r>
+    </w:p>
+    <w:p>
+      <w:pPr>
+        <w:pStyle w:val="FirstParagraph"/>
+      </w:pPr>
+      <w:r>
         <w:rPr>
           <w:i/>
         </w:rPr>
-        <w:t xml:space="preserve">마지막 업데이트: 2026-07-17 (Phase 1 마무리 시점)</w:t>
+        <w:t xml:space="preserve">마지막 업데이트: 2026-07-17 (실제 API 연동 완료 시점)</w:t>
       </w:r>
     </w:p>
     <w:sectPr/>
@@ -8810,6 +9542,15 @@
     <w:abstractNumId w:val="991"/>
   </w:num>
   <w:num w:numId="1021">
+    <w:abstractNumId w:val="991"/>
+  </w:num>
+  <w:num w:numId="1022">
+    <w:abstractNumId w:val="991"/>
+  </w:num>
+  <w:num w:numId="1023">
+    <w:abstractNumId w:val="991"/>
+  </w:num>
+  <w:num w:numId="1024">
     <w:abstractNumId w:val="99211"/>
     <w:lvlOverride w:ilvl="0">
       <w:startOverride w:val="1"/>

--- a/docs/dev-learning-notes.docx
+++ b/docs/dev-learning-notes.docx
@@ -8225,21 +8225,225 @@
       </w:r>
     </w:p>
     <w:p>
-      <w:r>
-        <w:pict>
-          <v:rect style="width:0;height:1.5pt" o:hralign="center" o:hrstd="t" o:hr="t"/>
-        </w:pict>
-      </w:r>
-    </w:p>
-    <w:p>
-      <w:pPr>
-        <w:pStyle w:val="Heading2"/>
-      </w:pPr>
-      <w:bookmarkStart w:id="44" w:name="part-5-아직-안-한-것--다음-phase-2"/>
-      <w:r>
-        <w:t xml:space="preserve">Part 5. 아직 안 한 것 / 다음 (Phase 2+)</w:t>
+      <w:pPr>
+        <w:pStyle w:val="Heading3"/>
+      </w:pPr>
+      <w:bookmarkStart w:id="44" w:name="Xa1b728c4511ecb7c4df57a3677eab9ef8cc8932"/>
+      <w:r>
+        <w:t xml:space="preserve">2026-07-17 (밤) — 구독 소급 평가 + 지역명 정규화</w:t>
       </w:r>
       <w:bookmarkEnd w:id="44"/>
+    </w:p>
+    <w:p>
+      <w:pPr>
+        <w:pStyle w:val="FirstParagraph"/>
+      </w:pPr>
+      <w:r>
+        <w:rPr>
+          <w:b/>
+        </w:rPr>
+        <w:t xml:space="preserve">소급 평가(backfill).</w:t>
+      </w:r>
+      <w:r>
+        <w:t xml:space="preserve"> </w:t>
+      </w:r>
+      <w:r>
+        <w:t xml:space="preserve">위 (2)의 순서 문제를 바로 해결했다. 평가 로직을</w:t>
+      </w:r>
+      <w:r>
+        <w:t xml:space="preserve"> </w:t>
+      </w:r>
+      <w:r>
+        <w:rPr>
+          <w:rStyle w:val="VerbatimChar"/>
+        </w:rPr>
+        <w:t xml:space="preserve">_notify_subscription_for_event()</w:t>
+      </w:r>
+      <w:r>
+        <w:t xml:space="preserve">(이벤트×구독 한 쌍 평가)로 추출해 ingest 경로와 공유하고, 구독 생성 시 최근 48시간 내 해당 지역 이벤트를 소급 평가하는</w:t>
+      </w:r>
+      <w:r>
+        <w:t xml:space="preserve"> </w:t>
+      </w:r>
+      <w:r>
+        <w:rPr>
+          <w:rStyle w:val="VerbatimChar"/>
+        </w:rPr>
+        <w:t xml:space="preserve">backfill_subscription()</w:t>
+      </w:r>
+      <w:r>
+        <w:t xml:space="preserve">을 추가. 같은 (구독, 이벤트) 쌍 알림은 중복 생성하지 않는다. 검증: 순천 구독을 만들자 ingest 재실행 없이 즉시 폭염 HIGH 알림 생성 확인.</w:t>
+      </w:r>
+      <w:r>
+        <w:t xml:space="preserve"> </w:t>
+      </w:r>
+      <w:r>
+        <w:rPr>
+          <w:b/>
+        </w:rPr>
+        <w:t xml:space="preserve">리팩터링 포인트: 같은 로직이 두 경로에서 필요해지면 복붙하지 말고 함수로 추출해 공유한다.</w:t>
+      </w:r>
+    </w:p>
+    <w:p>
+      <w:pPr>
+        <w:pStyle w:val="BodyText"/>
+      </w:pPr>
+      <w:r>
+        <w:rPr>
+          <w:b/>
+        </w:rPr>
+        <w:t xml:space="preserve">지역명 정규화.</w:t>
+      </w:r>
+      <w:r>
+        <w:t xml:space="preserve"> </w:t>
+      </w:r>
+      <w:r>
+        <w:t xml:space="preserve">통보문은 '광양', 사용자는 '광양시'라고 쓸 수 있어 region 매칭이 깨질 수 있다.</w:t>
+      </w:r>
+      <w:r>
+        <w:t xml:space="preserve"> </w:t>
+      </w:r>
+      <w:r>
+        <w:rPr>
+          <w:rStyle w:val="VerbatimChar"/>
+        </w:rPr>
+        <w:t xml:space="preserve">normalize_sigungu()</w:t>
+      </w:r>
+      <w:r>
+        <w:t xml:space="preserve">로 단일 단어 시/군 접미사를 떼고 저장('광양시'→'광양'). 복합 표기('청주시 흥덕구')는 그대로. 근본 해결은 행정구역 코드 기반 매칭(TODO).</w:t>
+      </w:r>
+      <w:r>
+        <w:t xml:space="preserve"> </w:t>
+      </w:r>
+      <w:r>
+        <w:rPr>
+          <w:b/>
+        </w:rPr>
+        <w:t xml:space="preserve">데이터 정합성 교훈: 같은 실체를 가리키는 표기가 여럿일 때는 "저장 시점 정규화"가 매칭 문제를 가장 싸게 막는다.</w:t>
+      </w:r>
+    </w:p>
+    <w:p>
+      <w:pPr>
+        <w:pStyle w:val="Heading3"/>
+      </w:pPr>
+      <w:bookmarkStart w:id="45" w:name="X50752c593b62167d6416ef7ae9f41badf7e619b"/>
+      <w:r>
+        <w:t xml:space="preserve">2026-07-17 (밤 2) — Phase 2 시작: LLM 알림 문구 생성</w:t>
+      </w:r>
+      <w:bookmarkEnd w:id="45"/>
+    </w:p>
+    <w:p>
+      <w:pPr>
+        <w:pStyle w:val="FirstParagraph"/>
+      </w:pPr>
+      <w:r>
+        <w:rPr>
+          <w:b/>
+        </w:rPr>
+        <w:t xml:space="preserve">설계 원칙: fallback 필수.</w:t>
+      </w:r>
+      <w:r>
+        <w:t xml:space="preserve"> </w:t>
+      </w:r>
+      <w:r>
+        <w:t xml:space="preserve">알림은 안전 기능이라 "LLM 장애 = 알림 불발"이면 안 된다.</w:t>
+      </w:r>
+      <w:r>
+        <w:t xml:space="preserve"> </w:t>
+      </w:r>
+      <w:r>
+        <w:rPr>
+          <w:rStyle w:val="VerbatimChar"/>
+        </w:rPr>
+        <w:t xml:space="preserve">app/services/message.py</w:t>
+      </w:r>
+      <w:r>
+        <w:t xml:space="preserve">: OpenAI(gpt-4o-mini)로 문구를 생성하되, 키 없음·호출 실패·빈 응답 어느 경우든 즉시 기존 템플릿으로 fallback. 이 구조 덕에 LLM 은 "있으면 좋은 것"이고 없어도 서비스는 완전하다.</w:t>
+      </w:r>
+    </w:p>
+    <w:p>
+      <w:pPr>
+        <w:pStyle w:val="BodyText"/>
+      </w:pPr>
+      <w:r>
+        <w:rPr>
+          <w:b/>
+        </w:rPr>
+        <w:t xml:space="preserve">프롬프트 설계.</w:t>
+      </w:r>
+      <w:r>
+        <w:t xml:space="preserve"> </w:t>
+      </w:r>
+      <w:r>
+        <w:t xml:space="preserve">시스템 프롬프트에 규칙을 명시: 2~3문장 120자 이내, 첫 문장에 상황+지역, 이어서 인물 특성(나이대·태그) 맞춤 행동 요령 1가지, 과장 금지, 이모지 금지. 이벤트·지역·위험도·인물 정보를 유저 프롬프트로 전달.</w:t>
+      </w:r>
+    </w:p>
+    <w:p>
+      <w:pPr>
+        <w:pStyle w:val="BodyText"/>
+      </w:pPr>
+      <w:r>
+        <w:rPr>
+          <w:b/>
+        </w:rPr>
+        <w:t xml:space="preserve">테스트 전략.</w:t>
+      </w:r>
+      <w:r>
+        <w:t xml:space="preserve"> </w:t>
+      </w:r>
+      <w:r>
+        <w:t xml:space="preserve">실제 OpenAI 를 호출하지 않고</w:t>
+      </w:r>
+      <w:r>
+        <w:t xml:space="preserve"> </w:t>
+      </w:r>
+      <w:r>
+        <w:rPr>
+          <w:rStyle w:val="VerbatimChar"/>
+        </w:rPr>
+        <w:t xml:space="preserve">monkeypatch</w:t>
+      </w:r>
+      <w:r>
+        <w:t xml:space="preserve"> </w:t>
+      </w:r>
+      <w:r>
+        <w:t xml:space="preserve">로</w:t>
+      </w:r>
+      <w:r>
+        <w:t xml:space="preserve"> </w:t>
+      </w:r>
+      <w:r>
+        <w:rPr>
+          <w:rStyle w:val="VerbatimChar"/>
+        </w:rPr>
+        <w:t xml:space="preserve">httpx.post</w:t>
+      </w:r>
+      <w:r>
+        <w:t xml:space="preserve"> </w:t>
+      </w:r>
+      <w:r>
+        <w:t xml:space="preserve">를 가짜로 바꿔 세 경로를 검증: 키 없음→템플릿, 정상 응답→LLM 문구 사용(+프롬프트에 인물 특성 포함 확인), 에러/빈 응답→fallback.</w:t>
+      </w:r>
+      <w:r>
+        <w:t xml:space="preserve"> </w:t>
+      </w:r>
+      <w:r>
+        <w:rPr>
+          <w:b/>
+        </w:rPr>
+        <w:t xml:space="preserve">외부 API 의존 코드의 테스트는 "호출을 어떻게 속일까"가 핵심.</w:t>
+      </w:r>
+    </w:p>
+    <w:p>
+      <w:pPr>
+        <w:pStyle w:val="BodyText"/>
+      </w:pPr>
+      <w:r>
+        <w:rPr>
+          <w:b/>
+        </w:rPr>
+        <w:t xml:space="preserve">실전에서 겪은 것 두 가지.</w:t>
+      </w:r>
     </w:p>
     <w:p>
       <w:pPr>
@@ -8250,16 +8454,31 @@
         <w:pStyle w:val="Compact"/>
       </w:pPr>
       <w:r>
-        <w:rPr>
-          <w:strike/>
-        </w:rPr>
-        <w:t xml:space="preserve">실제 API 응답 대조</w:t>
-      </w:r>
-      <w:r>
-        <w:t xml:space="preserve"> </w:t>
-      </w:r>
-      <w:r>
-        <w:t xml:space="preserve">✅ 2026-07-17 완료 (Part 4 일지 참고)</w:t>
+        <w:t xml:space="preserve">중복 구독 500: (person, region) 유니크 제약에 걸려 IntegrityError.</w:t>
+      </w:r>
+      <w:r>
+        <w:t xml:space="preserve"> </w:t>
+      </w:r>
+      <w:r>
+        <w:rPr>
+          <w:rStyle w:val="VerbatimChar"/>
+        </w:rPr>
+        <w:t xml:space="preserve">create_subscription</w:t>
+      </w:r>
+      <w:r>
+        <w:t xml:space="preserve"> </w:t>
+      </w:r>
+      <w:r>
+        <w:t xml:space="preserve">을 get-or-create 로 바꿔 멱등(idempotent)하게 만들었다.</w:t>
+      </w:r>
+      <w:r>
+        <w:t xml:space="preserve"> </w:t>
+      </w:r>
+      <w:r>
+        <w:rPr>
+          <w:b/>
+        </w:rPr>
+        <w:t xml:space="preserve">같은 요청을 두 번 보내도 같은 결과가 나오는 API 가 좋은 API.</w:t>
       </w:r>
     </w:p>
     <w:p>
@@ -8272,268 +8491,41 @@
       </w:pPr>
       <w:r>
         <w:rPr>
-          <w:strike/>
-        </w:rPr>
-        <w:t xml:space="preserve">실제 Postgres 검증</w:t>
-      </w:r>
-      <w:r>
-        <w:t xml:space="preserve"> </w:t>
-      </w:r>
-      <w:r>
-        <w:t xml:space="preserve">✅ 2026-07-17 완료 — Docker Postgres에 스키마 생성 + 실데이터 저장 확인</w:t>
-      </w:r>
-    </w:p>
-    <w:p>
-      <w:pPr>
-        <w:numPr>
-          <w:ilvl w:val="0"/>
-          <w:numId w:val="1022"/>
-        </w:numPr>
-        <w:pStyle w:val="Compact"/>
-      </w:pPr>
-      <w:r>
-        <w:rPr>
-          <w:strike/>
-        </w:rPr>
-        <w:t xml:space="preserve">특보 통보문 상세(</w:t>
-      </w:r>
-      <w:r>
-        <w:rPr>
-          <w:rStyle w:val="VerbatimChar"/>
-          <w:strike/>
-        </w:rPr>
-        <w:t xml:space="preserve">getWthrWrnMsg</w:t>
-      </w:r>
-      <w:r>
-        <w:rPr>
-          <w:strike/>
-        </w:rPr>
-        <w:t xml:space="preserve">) 연동</w:t>
-      </w:r>
-      <w:r>
-        <w:t xml:space="preserve"> </w:t>
-      </w:r>
-      <w:r>
-        <w:t xml:space="preserve">✅ 2026-07-17 완료 — 실데이터 알림 생성까지 검증 (Part 4 일지 참고)</w:t>
-      </w:r>
-    </w:p>
-    <w:p>
-      <w:pPr>
-        <w:numPr>
-          <w:ilvl w:val="0"/>
-          <w:numId w:val="1022"/>
-        </w:numPr>
-        <w:pStyle w:val="Compact"/>
-      </w:pPr>
-      <w:r>
-        <w:rPr>
-          <w:b/>
-        </w:rPr>
-        <w:t xml:space="preserve">구독 생성 시 소급 평가.</w:t>
-      </w:r>
-      <w:r>
-        <w:t xml:space="preserve"> </w:t>
-      </w:r>
-      <w:r>
-        <w:t xml:space="preserve">지금은 이벤트 생성 시점에만 알림 평가 → 구독을 나중에 만들면 이미 발효 중인 특보를 놓친다. 구독 생성 시 활성 이벤트를 소급 평가하는 로직 검토.</w:t>
-      </w:r>
-    </w:p>
-    <w:p>
-      <w:pPr>
-        <w:numPr>
-          <w:ilvl w:val="0"/>
-          <w:numId w:val="1022"/>
-        </w:numPr>
-        <w:pStyle w:val="Compact"/>
-      </w:pPr>
-      <w:r>
-        <w:rPr>
-          <w:b/>
-        </w:rPr>
-        <w:t xml:space="preserve">지역명 정규화.</w:t>
-      </w:r>
-      <w:r>
-        <w:t xml:space="preserve"> </w:t>
-      </w:r>
-      <w:r>
-        <w:t xml:space="preserve">통보문의 지역명(광양, 보령)과 사용자가 등록할 지역명(광양시, 보령시)이 다를 수 있다 → 매칭 실패 가능. 표준 행정구역 코드 기반 정규화 검토.</w:t>
-      </w:r>
-    </w:p>
-    <w:p>
-      <w:pPr>
-        <w:numPr>
-          <w:ilvl w:val="0"/>
-          <w:numId w:val="1022"/>
-        </w:numPr>
-        <w:pStyle w:val="Compact"/>
-      </w:pPr>
-      <w:r>
-        <w:rPr>
-          <w:b/>
-        </w:rPr>
-        <w:t xml:space="preserve">홍수 관측소 동적 선정.</w:t>
-      </w:r>
-      <w:r>
-        <w:t xml:space="preserve"> </w:t>
-      </w:r>
-      <w:r>
-        <w:t xml:space="preserve">지금은 청주 2곳 하드코딩 → 구독 지역 기반으로 river_gauges/gauge_region_maps 테이블 활용.</w:t>
-      </w:r>
-    </w:p>
-    <w:p>
-      <w:pPr>
-        <w:numPr>
-          <w:ilvl w:val="0"/>
-          <w:numId w:val="1022"/>
-        </w:numPr>
-        <w:pStyle w:val="Compact"/>
-      </w:pPr>
-      <w:r>
-        <w:rPr>
-          <w:b/>
-        </w:rPr>
-        <w:t xml:space="preserve">Layer 2 (LLM).</w:t>
-      </w:r>
-      <w:r>
-        <w:t xml:space="preserve"> </w:t>
-      </w:r>
-      <w:r>
-        <w:t xml:space="preserve">규칙에 안 걸리는 케이스를 LLM으로 판단하고</w:t>
-      </w:r>
-      <w:r>
-        <w:t xml:space="preserve"> </w:t>
-      </w:r>
-      <w:r>
-        <w:rPr>
-          <w:rStyle w:val="VerbatimChar"/>
-        </w:rPr>
-        <w:t xml:space="preserve">ai_risk_logs</w:t>
-      </w:r>
-      <w:r>
-        <w:t xml:space="preserve">에 기록. 알림 문구도 템플릿 → LLM 생성으로 교체.</w:t>
-      </w:r>
-    </w:p>
-    <w:p>
-      <w:pPr>
-        <w:numPr>
-          <w:ilvl w:val="0"/>
-          <w:numId w:val="1022"/>
-        </w:numPr>
-        <w:pStyle w:val="Compact"/>
-      </w:pPr>
-      <w:r>
-        <w:rPr>
-          <w:b/>
-        </w:rPr>
-        <w:t xml:space="preserve">웹 프론트(PWA)</w:t>
-      </w:r>
-      <w:r>
-        <w:t xml:space="preserve"> </w:t>
-      </w:r>
-      <w:r>
-        <w:t xml:space="preserve">구독 관리 화면.</w:t>
-      </w:r>
-    </w:p>
-    <w:p>
-      <w:pPr>
-        <w:numPr>
-          <w:ilvl w:val="0"/>
-          <w:numId w:val="1022"/>
-        </w:numPr>
-        <w:pStyle w:val="Compact"/>
-      </w:pPr>
-      <w:r>
-        <w:rPr>
-          <w:b/>
-        </w:rPr>
-        <w:t xml:space="preserve">FCM 웹푸시</w:t>
-      </w:r>
-      <w:r>
-        <w:t xml:space="preserve"> </w:t>
-      </w:r>
-      <w:r>
-        <w:t xml:space="preserve">실제 발송(서비스 계정 JSON 방식).</w:t>
-      </w:r>
-      <w:r>
-        <w:t xml:space="preserve"> </w:t>
-      </w:r>
-      <w:r>
-        <w:rPr>
-          <w:rStyle w:val="VerbatimChar"/>
-        </w:rPr>
-        <w:t xml:space="preserve">app/config.py</w:t>
-      </w:r>
-      <w:r>
-        <w:t xml:space="preserve">의 설정도</w:t>
-      </w:r>
-      <w:r>
-        <w:t xml:space="preserve"> </w:t>
-      </w:r>
-      <w:r>
-        <w:rPr>
-          <w:rStyle w:val="VerbatimChar"/>
-        </w:rPr>
-        <w:t xml:space="preserve">fcm_server_key</w:t>
-      </w:r>
-      <w:r>
-        <w:t xml:space="preserve"> </w:t>
-      </w:r>
-      <w:r>
-        <w:t xml:space="preserve">→</w:t>
-      </w:r>
-      <w:r>
-        <w:t xml:space="preserve"> </w:t>
-      </w:r>
-      <w:r>
-        <w:rPr>
-          <w:rStyle w:val="VerbatimChar"/>
-        </w:rPr>
-        <w:t xml:space="preserve">GOOGLE_APPLICATION_CREDENTIALS</w:t>
-      </w:r>
-      <w:r>
-        <w:t xml:space="preserve">/</w:t>
-      </w:r>
-      <w:r>
-        <w:rPr>
-          <w:rStyle w:val="VerbatimChar"/>
-        </w:rPr>
-        <w:t xml:space="preserve">FCM_PROJECT_ID</w:t>
-      </w:r>
-      <w:r>
-        <w:t xml:space="preserve">로 맞춰줄 것(현재는 .env만 바뀌고 config는 레거시 필드가 남아 있음 — 작은 정리 항목).</w:t>
-      </w:r>
-    </w:p>
-    <w:p>
-      <w:pPr>
-        <w:numPr>
-          <w:ilvl w:val="0"/>
-          <w:numId w:val="1022"/>
-        </w:numPr>
-        <w:pStyle w:val="Compact"/>
-      </w:pPr>
-      <w:r>
-        <w:rPr>
-          <w:b/>
-        </w:rPr>
-        <w:t xml:space="preserve">JWT 인증.</w:t>
-      </w:r>
-      <w:r>
-        <w:t xml:space="preserve"> </w:t>
-      </w:r>
-      <w:r>
-        <w:t xml:space="preserve">지금은</w:t>
-      </w:r>
-      <w:r>
-        <w:t xml:space="preserve"> </w:t>
-      </w:r>
-      <w:r>
-        <w:rPr>
-          <w:rStyle w:val="VerbatimChar"/>
-        </w:rPr>
-        <w:t xml:space="preserve">user_email</w:t>
-      </w:r>
-      <w:r>
-        <w:t xml:space="preserve">로 사용자를 get-or-create하는 임시 방식. 인증 붙으면 인증된 사용자에서 가져오게 교체.</w:t>
+          <w:rStyle w:val="VerbatimChar"/>
+        </w:rPr>
+        <w:t xml:space="preserve">insufficient_quota</w:t>
+      </w:r>
+      <w:r>
+        <w:t xml:space="preserve">: OpenAI 는 선불 크레딧이 없으면 호출 거부 → fallback 이 실전에서 첫 작동. curl 로 원인 확인 → 크레딧 충전 → 재시도로 해결. fallback 이 있어서 이 장애 동안에도 알림은 정상 생성됐다.</w:t>
+      </w:r>
+    </w:p>
+    <w:p>
+      <w:pPr>
+        <w:pStyle w:val="FirstParagraph"/>
+      </w:pPr>
+      <w:r>
+        <w:rPr>
+          <w:b/>
+        </w:rPr>
+        <w:t xml:space="preserve">결과.</w:t>
+      </w:r>
+      <w:r>
+        <w:t xml:space="preserve"> </w:t>
+      </w:r>
+      <w:r>
+        <w:t xml:space="preserve">템플릿: "[폭염특보] ... 주의가 필요해요 (severity=주의보)." →</w:t>
+      </w:r>
+      <w:r>
+        <w:t xml:space="preserve"> </w:t>
+      </w:r>
+      <w:r>
+        <w:t xml:space="preserve">LLM: "전라남도 순천에 폭염특보가 발효되었습니다. 어머니님은 외출 시 그늘을 찾고, 수분을 충분히 섭취해 주세요."</w:t>
+      </w:r>
+      <w:r>
+        <w:t xml:space="preserve"> </w:t>
+      </w:r>
+      <w:r>
+        <w:t xml:space="preserve">인물 특성 맞춤 행동 요령이 실데이터로 생성됨. Phase 2 첫 조각 완성.</w:t>
       </w:r>
     </w:p>
     <w:p>
@@ -8547,11 +8539,11 @@
       <w:pPr>
         <w:pStyle w:val="Heading2"/>
       </w:pPr>
-      <w:bookmarkStart w:id="45" w:name="part-6-용어-사전"/>
-      <w:r>
-        <w:t xml:space="preserve">Part 6. 용어 사전</w:t>
-      </w:r>
-      <w:bookmarkEnd w:id="45"/>
+      <w:bookmarkStart w:id="46" w:name="part-5-아직-안-한-것--다음-phase-2"/>
+      <w:r>
+        <w:t xml:space="preserve">Part 5. 아직 안 한 것 / 다음 (Phase 2+)</w:t>
+      </w:r>
+      <w:bookmarkEnd w:id="46"/>
     </w:p>
     <w:p>
       <w:pPr>
@@ -8563,15 +8555,15 @@
       </w:pPr>
       <w:r>
         <w:rPr>
-          <w:b/>
-        </w:rPr>
-        <w:t xml:space="preserve">백엔드</w:t>
-      </w:r>
-      <w:r>
-        <w:t xml:space="preserve"> </w:t>
-      </w:r>
-      <w:r>
-        <w:t xml:space="preserve">— 사용자 눈에 안 보이는 서버 쪽 프로그램. 데이터 저장·처리·응답 담당.</w:t>
+          <w:strike/>
+        </w:rPr>
+        <w:t xml:space="preserve">실제 API 응답 대조</w:t>
+      </w:r>
+      <w:r>
+        <w:t xml:space="preserve"> </w:t>
+      </w:r>
+      <w:r>
+        <w:t xml:space="preserve">✅ 2026-07-17 완료 (Part 4 일지 참고)</w:t>
       </w:r>
     </w:p>
     <w:p>
@@ -8584,15 +8576,15 @@
       </w:pPr>
       <w:r>
         <w:rPr>
-          <w:b/>
-        </w:rPr>
-        <w:t xml:space="preserve">API</w:t>
-      </w:r>
-      <w:r>
-        <w:t xml:space="preserve"> </w:t>
-      </w:r>
-      <w:r>
-        <w:t xml:space="preserve">— 프로그램끼리 데이터를 주고받는 약속. REST는 그중 URL+HTTP동사 방식.</w:t>
+          <w:strike/>
+        </w:rPr>
+        <w:t xml:space="preserve">실제 Postgres 검증</w:t>
+      </w:r>
+      <w:r>
+        <w:t xml:space="preserve"> </w:t>
+      </w:r>
+      <w:r>
+        <w:t xml:space="preserve">✅ 2026-07-17 완료 — Docker Postgres에 스키마 생성 + 실데이터 저장 확인</w:t>
       </w:r>
     </w:p>
     <w:p>
@@ -8605,27 +8597,28 @@
       </w:pPr>
       <w:r>
         <w:rPr>
-          <w:b/>
-        </w:rPr>
-        <w:t xml:space="preserve">엔드포인트</w:t>
-      </w:r>
-      <w:r>
-        <w:t xml:space="preserve"> </w:t>
-      </w:r>
-      <w:r>
-        <w:t xml:space="preserve">— API의 각 주소별 처리 지점 (예:</w:t>
-      </w:r>
-      <w:r>
-        <w:t xml:space="preserve"> </w:t>
-      </w:r>
-      <w:r>
-        <w:rPr>
-          <w:rStyle w:val="VerbatimChar"/>
-        </w:rPr>
-        <w:t xml:space="preserve">POST /persons</w:t>
-      </w:r>
-      <w:r>
-        <w:t xml:space="preserve">).</w:t>
+          <w:strike/>
+        </w:rPr>
+        <w:t xml:space="preserve">특보 통보문 상세(</w:t>
+      </w:r>
+      <w:r>
+        <w:rPr>
+          <w:rStyle w:val="VerbatimChar"/>
+          <w:strike/>
+        </w:rPr>
+        <w:t xml:space="preserve">getWthrWrnMsg</w:t>
+      </w:r>
+      <w:r>
+        <w:rPr>
+          <w:strike/>
+        </w:rPr>
+        <w:t xml:space="preserve">) 연동</w:t>
+      </w:r>
+      <w:r>
+        <w:t xml:space="preserve"> </w:t>
+      </w:r>
+      <w:r>
+        <w:t xml:space="preserve">✅ 2026-07-17 완료 — 실데이터 알림 생성까지 검증 (Part 4 일지 참고)</w:t>
       </w:r>
     </w:p>
     <w:p>
@@ -8638,15 +8631,15 @@
       </w:pPr>
       <w:r>
         <w:rPr>
-          <w:b/>
-        </w:rPr>
-        <w:t xml:space="preserve">ORM</w:t>
-      </w:r>
-      <w:r>
-        <w:t xml:space="preserve"> </w:t>
-      </w:r>
-      <w:r>
-        <w:t xml:space="preserve">— 파이썬 객체 ↔ DB 표를 자동 변환해주는 도구 (SQLAlchemy).</w:t>
+          <w:strike/>
+        </w:rPr>
+        <w:t xml:space="preserve">구독 생성 시 소급 평가</w:t>
+      </w:r>
+      <w:r>
+        <w:t xml:space="preserve"> </w:t>
+      </w:r>
+      <w:r>
+        <w:t xml:space="preserve">✅ 2026-07-17 완료 — backfill_subscription, 실기기 검증됨</w:t>
       </w:r>
     </w:p>
     <w:p>
@@ -8659,24 +8652,15 @@
       </w:pPr>
       <w:r>
         <w:rPr>
-          <w:b/>
-        </w:rPr>
-        <w:t xml:space="preserve">모델</w:t>
-      </w:r>
-      <w:r>
-        <w:t xml:space="preserve"> </w:t>
-      </w:r>
-      <w:r>
-        <w:t xml:space="preserve">— DB 표 구조 정의 (</w:t>
-      </w:r>
-      <w:r>
-        <w:rPr>
-          <w:rStyle w:val="VerbatimChar"/>
-        </w:rPr>
-        <w:t xml:space="preserve">app/models/</w:t>
-      </w:r>
-      <w:r>
-        <w:t xml:space="preserve">).</w:t>
+          <w:strike/>
+        </w:rPr>
+        <w:t xml:space="preserve">지역명 정규화(최소 버전)</w:t>
+      </w:r>
+      <w:r>
+        <w:t xml:space="preserve"> </w:t>
+      </w:r>
+      <w:r>
+        <w:t xml:space="preserve">✅ 2026-07-17 완료 — 시/군 접미사 정규화. 행정구역 코드 기반 근본 해결은 여전히 TODO</w:t>
       </w:r>
     </w:p>
     <w:p>
@@ -8691,22 +8675,13 @@
         <w:rPr>
           <w:b/>
         </w:rPr>
-        <w:t xml:space="preserve">스키마</w:t>
-      </w:r>
-      <w:r>
-        <w:t xml:space="preserve"> </w:t>
-      </w:r>
-      <w:r>
-        <w:t xml:space="preserve">— API 입출력 형태 정의 (</w:t>
-      </w:r>
-      <w:r>
-        <w:rPr>
-          <w:rStyle w:val="VerbatimChar"/>
-        </w:rPr>
-        <w:t xml:space="preserve">app/schemas/</w:t>
-      </w:r>
-      <w:r>
-        <w:t xml:space="preserve">, Pydantic).</w:t>
+        <w:t xml:space="preserve">홍수 관측소 동적 선정.</w:t>
+      </w:r>
+      <w:r>
+        <w:t xml:space="preserve"> </w:t>
+      </w:r>
+      <w:r>
+        <w:t xml:space="preserve">지금은 청주 2곳 하드코딩 → 구독 지역 기반으로 river_gauges/gauge_region_maps 테이블 활용.</w:t>
       </w:r>
     </w:p>
     <w:p>
@@ -8719,15 +8694,15 @@
       </w:pPr>
       <w:r>
         <w:rPr>
-          <w:b/>
-        </w:rPr>
-        <w:t xml:space="preserve">PK(기본키)</w:t>
-      </w:r>
-      <w:r>
-        <w:t xml:space="preserve"> </w:t>
-      </w:r>
-      <w:r>
-        <w:t xml:space="preserve">— 행을 유일하게 구분하는 값.</w:t>
+          <w:strike/>
+        </w:rPr>
+        <w:t xml:space="preserve">알림 문구 LLM 생성</w:t>
+      </w:r>
+      <w:r>
+        <w:t xml:space="preserve"> </w:t>
+      </w:r>
+      <w:r>
+        <w:t xml:space="preserve">✅ 2026-07-17 완료 — fallback 구조 포함, 실데이터 검증 (Part 4 일지 참고)</w:t>
       </w:r>
     </w:p>
     <w:p>
@@ -8742,13 +8717,25 @@
         <w:rPr>
           <w:b/>
         </w:rPr>
-        <w:t xml:space="preserve">FK(외래키)</w:t>
-      </w:r>
-      <w:r>
-        <w:t xml:space="preserve"> </w:t>
-      </w:r>
-      <w:r>
-        <w:t xml:space="preserve">— 다른 표의 행을 가리키는 값. 표 간 관계.</w:t>
+        <w:t xml:space="preserve">Layer 2 위험도 보조 판단 (LLM).</w:t>
+      </w:r>
+      <w:r>
+        <w:t xml:space="preserve"> </w:t>
+      </w:r>
+      <w:r>
+        <w:t xml:space="preserve">규칙 매트릭스가 못 잡는(None 반환) 케이스를 LLM으로 판단하고</w:t>
+      </w:r>
+      <w:r>
+        <w:t xml:space="preserve"> </w:t>
+      </w:r>
+      <w:r>
+        <w:rPr>
+          <w:rStyle w:val="VerbatimChar"/>
+        </w:rPr>
+        <w:t xml:space="preserve">ai_risk_logs</w:t>
+      </w:r>
+      <w:r>
+        <w:t xml:space="preserve">에 기록. 문구 생성과 같은 fallback 원칙 적용 예정.</w:t>
       </w:r>
     </w:p>
     <w:p>
@@ -8763,13 +8750,13 @@
         <w:rPr>
           <w:b/>
         </w:rPr>
-        <w:t xml:space="preserve">마이그레이션</w:t>
-      </w:r>
-      <w:r>
-        <w:t xml:space="preserve"> </w:t>
-      </w:r>
-      <w:r>
-        <w:t xml:space="preserve">— DB 구조 변경 이력을 파일로 관리 (Alembic).</w:t>
+        <w:t xml:space="preserve">웹 프론트(PWA)</w:t>
+      </w:r>
+      <w:r>
+        <w:t xml:space="preserve"> </w:t>
+      </w:r>
+      <w:r>
+        <w:t xml:space="preserve">구독 관리 화면.</w:t>
       </w:r>
     </w:p>
     <w:p>
@@ -8784,13 +8771,61 @@
         <w:rPr>
           <w:b/>
         </w:rPr>
-        <w:t xml:space="preserve">세션</w:t>
-      </w:r>
-      <w:r>
-        <w:t xml:space="preserve"> </w:t>
-      </w:r>
-      <w:r>
-        <w:t xml:space="preserve">— DB와의 대화 창구.</w:t>
+        <w:t xml:space="preserve">FCM 웹푸시</w:t>
+      </w:r>
+      <w:r>
+        <w:t xml:space="preserve"> </w:t>
+      </w:r>
+      <w:r>
+        <w:t xml:space="preserve">실제 발송(서비스 계정 JSON 방식).</w:t>
+      </w:r>
+      <w:r>
+        <w:t xml:space="preserve"> </w:t>
+      </w:r>
+      <w:r>
+        <w:rPr>
+          <w:rStyle w:val="VerbatimChar"/>
+        </w:rPr>
+        <w:t xml:space="preserve">app/config.py</w:t>
+      </w:r>
+      <w:r>
+        <w:t xml:space="preserve">의 설정도</w:t>
+      </w:r>
+      <w:r>
+        <w:t xml:space="preserve"> </w:t>
+      </w:r>
+      <w:r>
+        <w:rPr>
+          <w:rStyle w:val="VerbatimChar"/>
+        </w:rPr>
+        <w:t xml:space="preserve">fcm_server_key</w:t>
+      </w:r>
+      <w:r>
+        <w:t xml:space="preserve"> </w:t>
+      </w:r>
+      <w:r>
+        <w:t xml:space="preserve">→</w:t>
+      </w:r>
+      <w:r>
+        <w:t xml:space="preserve"> </w:t>
+      </w:r>
+      <w:r>
+        <w:rPr>
+          <w:rStyle w:val="VerbatimChar"/>
+        </w:rPr>
+        <w:t xml:space="preserve">GOOGLE_APPLICATION_CREDENTIALS</w:t>
+      </w:r>
+      <w:r>
+        <w:t xml:space="preserve">/</w:t>
+      </w:r>
+      <w:r>
+        <w:rPr>
+          <w:rStyle w:val="VerbatimChar"/>
+        </w:rPr>
+        <w:t xml:space="preserve">FCM_PROJECT_ID</w:t>
+      </w:r>
+      <w:r>
+        <w:t xml:space="preserve">로 맞춰줄 것(현재는 .env만 바뀌고 config는 레거시 필드가 남아 있음 — 작은 정리 항목).</w:t>
       </w:r>
     </w:p>
     <w:p>
@@ -8805,181 +8840,25 @@
         <w:rPr>
           <w:b/>
         </w:rPr>
-        <w:t xml:space="preserve">트랜잭션</w:t>
-      </w:r>
-      <w:r>
-        <w:t xml:space="preserve"> </w:t>
-      </w:r>
-      <w:r>
-        <w:t xml:space="preserve">— "전부 성공 아니면 전부 취소" 단위.</w:t>
-      </w:r>
-    </w:p>
-    <w:p>
-      <w:pPr>
-        <w:numPr>
-          <w:ilvl w:val="0"/>
-          <w:numId w:val="1023"/>
-        </w:numPr>
-        <w:pStyle w:val="Compact"/>
-      </w:pPr>
-      <w:r>
-        <w:rPr>
-          <w:b/>
-        </w:rPr>
-        <w:t xml:space="preserve">commit / flush / rollback</w:t>
-      </w:r>
-      <w:r>
-        <w:t xml:space="preserve"> </w:t>
-      </w:r>
-      <w:r>
-        <w:t xml:space="preserve">— 확정 / 임시반영(id 확보용) / 취소.</w:t>
-      </w:r>
-    </w:p>
-    <w:p>
-      <w:pPr>
-        <w:numPr>
-          <w:ilvl w:val="0"/>
-          <w:numId w:val="1023"/>
-        </w:numPr>
-        <w:pStyle w:val="Compact"/>
-      </w:pPr>
-      <w:r>
-        <w:rPr>
-          <w:b/>
-        </w:rPr>
-        <w:t xml:space="preserve">다이얼렉트(dialect)</w:t>
-      </w:r>
-      <w:r>
-        <w:t xml:space="preserve"> </w:t>
-      </w:r>
-      <w:r>
-        <w:t xml:space="preserve">— SQLAlchemy가 각 DB의 방언 차이를 다루는 개념.</w:t>
-      </w:r>
-    </w:p>
-    <w:p>
-      <w:pPr>
-        <w:numPr>
-          <w:ilvl w:val="0"/>
-          <w:numId w:val="1023"/>
-        </w:numPr>
-        <w:pStyle w:val="Compact"/>
-      </w:pPr>
-      <w:r>
-        <w:rPr>
-          <w:b/>
-        </w:rPr>
-        <w:t xml:space="preserve">UUID</w:t>
-      </w:r>
-      <w:r>
-        <w:t xml:space="preserve"> </w:t>
-      </w:r>
-      <w:r>
-        <w:t xml:space="preserve">— 전 세계에서 안 겹치는 긴 고유 id.</w:t>
-      </w:r>
-    </w:p>
-    <w:p>
-      <w:pPr>
-        <w:numPr>
-          <w:ilvl w:val="0"/>
-          <w:numId w:val="1023"/>
-        </w:numPr>
-        <w:pStyle w:val="Compact"/>
-      </w:pPr>
-      <w:r>
-        <w:rPr>
-          <w:b/>
-        </w:rPr>
-        <w:t xml:space="preserve">JSONB</w:t>
-      </w:r>
-      <w:r>
-        <w:t xml:space="preserve"> </w:t>
-      </w:r>
-      <w:r>
-        <w:t xml:space="preserve">— Postgres의 JSON 저장/검색 전용 타입.</w:t>
-      </w:r>
-    </w:p>
-    <w:p>
-      <w:pPr>
-        <w:numPr>
-          <w:ilvl w:val="0"/>
-          <w:numId w:val="1023"/>
-        </w:numPr>
-        <w:pStyle w:val="Compact"/>
-      </w:pPr>
-      <w:r>
-        <w:rPr>
-          <w:b/>
-        </w:rPr>
-        <w:t xml:space="preserve">mock</w:t>
-      </w:r>
-      <w:r>
-        <w:t xml:space="preserve"> </w:t>
-      </w:r>
-      <w:r>
-        <w:t xml:space="preserve">— 실제 대신 쓰는 가짜 데이터/동작.</w:t>
-      </w:r>
-    </w:p>
-    <w:p>
-      <w:pPr>
-        <w:numPr>
-          <w:ilvl w:val="0"/>
-          <w:numId w:val="1023"/>
-        </w:numPr>
-        <w:pStyle w:val="Compact"/>
-      </w:pPr>
-      <w:r>
-        <w:rPr>
-          <w:b/>
-        </w:rPr>
-        <w:t xml:space="preserve">추상 클래스(ABC)</w:t>
-      </w:r>
-      <w:r>
-        <w:t xml:space="preserve"> </w:t>
-      </w:r>
-      <w:r>
-        <w:t xml:space="preserve">— 상속받는 클래스가 특정 메서드를 반드시 구현하게 강제하는 틀.</w:t>
-      </w:r>
-    </w:p>
-    <w:p>
-      <w:pPr>
-        <w:numPr>
-          <w:ilvl w:val="0"/>
-          <w:numId w:val="1023"/>
-        </w:numPr>
-        <w:pStyle w:val="Compact"/>
-      </w:pPr>
-      <w:r>
-        <w:rPr>
-          <w:b/>
-        </w:rPr>
-        <w:t xml:space="preserve">컨테이너 / Docker</w:t>
-      </w:r>
-      <w:r>
-        <w:t xml:space="preserve"> </w:t>
-      </w:r>
-      <w:r>
-        <w:t xml:space="preserve">— 앱+실행환경을 상자에 담아 어디서나 동일 실행.</w:t>
-      </w:r>
-    </w:p>
-    <w:p>
-      <w:pPr>
-        <w:numPr>
-          <w:ilvl w:val="0"/>
-          <w:numId w:val="1023"/>
-        </w:numPr>
-        <w:pStyle w:val="Compact"/>
-      </w:pPr>
-      <w:r>
-        <w:rPr>
-          <w:b/>
-        </w:rPr>
-        <w:t xml:space="preserve">시크릿</w:t>
-      </w:r>
-      <w:r>
-        <w:t xml:space="preserve"> </w:t>
-      </w:r>
-      <w:r>
-        <w:t xml:space="preserve">— API 키·비밀번호 등 유출되면 안 되는 값.</w:t>
+        <w:t xml:space="preserve">JWT 인증.</w:t>
+      </w:r>
+      <w:r>
+        <w:t xml:space="preserve"> </w:t>
+      </w:r>
+      <w:r>
+        <w:t xml:space="preserve">지금은</w:t>
+      </w:r>
+      <w:r>
+        <w:t xml:space="preserve"> </w:t>
+      </w:r>
+      <w:r>
+        <w:rPr>
+          <w:rStyle w:val="VerbatimChar"/>
+        </w:rPr>
+        <w:t xml:space="preserve">user_email</w:t>
+      </w:r>
+      <w:r>
+        <w:t xml:space="preserve">로 사용자를 get-or-create하는 임시 방식. 인증 붙으면 인증된 사용자에서 가져오게 교체.</w:t>
       </w:r>
     </w:p>
     <w:p>
@@ -8993,19 +8872,11 @@
       <w:pPr>
         <w:pStyle w:val="Heading2"/>
       </w:pPr>
-      <w:bookmarkStart w:id="46" w:name="part-7-블로그-소재-아이디어"/>
-      <w:r>
-        <w:t xml:space="preserve">Part 7. 블로그 소재 아이디어</w:t>
-      </w:r>
-      <w:bookmarkEnd w:id="46"/>
-    </w:p>
-    <w:p>
-      <w:pPr>
-        <w:pStyle w:val="FirstParagraph"/>
-      </w:pPr>
-      <w:r>
-        <w:t xml:space="preserve">이 프로젝트에서 뽑을 만한 글감:</w:t>
-      </w:r>
+      <w:bookmarkStart w:id="47" w:name="part-6-용어-사전"/>
+      <w:r>
+        <w:t xml:space="preserve">Part 6. 용어 사전</w:t>
+      </w:r>
+      <w:bookmarkEnd w:id="47"/>
     </w:p>
     <w:p>
       <w:pPr>
@@ -9019,13 +8890,13 @@
         <w:rPr>
           <w:b/>
         </w:rPr>
-        <w:t xml:space="preserve">"운영은 Postgres, 테스트는 SQLite" — with_variant로 두 마리 토끼 잡기</w:t>
-      </w:r>
-      <w:r>
-        <w:t xml:space="preserve"> </w:t>
-      </w:r>
-      <w:r>
-        <w:t xml:space="preserve">(3-7). 실전 문제→해결이 뚜렷해서 가장 반응 좋을 소재.</w:t>
+        <w:t xml:space="preserve">백엔드</w:t>
+      </w:r>
+      <w:r>
+        <w:t xml:space="preserve"> </w:t>
+      </w:r>
+      <w:r>
+        <w:t xml:space="preserve">— 사용자 눈에 안 보이는 서버 쪽 프로그램. 데이터 저장·처리·응답 담당.</w:t>
       </w:r>
     </w:p>
     <w:p>
@@ -9040,13 +8911,13 @@
         <w:rPr>
           <w:b/>
         </w:rPr>
-        <w:t xml:space="preserve">키 발급을 기다리지 않고 개발하기 — mock fallback 패턴</w:t>
-      </w:r>
-      <w:r>
-        <w:t xml:space="preserve"> </w:t>
-      </w:r>
-      <w:r>
-        <w:t xml:space="preserve">(3-9). 외부 API 의존 프로젝트의 공통 고민.</w:t>
+        <w:t xml:space="preserve">API</w:t>
+      </w:r>
+      <w:r>
+        <w:t xml:space="preserve"> </w:t>
+      </w:r>
+      <w:r>
+        <w:t xml:space="preserve">— 프로그램끼리 데이터를 주고받는 약속. REST는 그중 URL+HTTP동사 방식.</w:t>
       </w:r>
     </w:p>
     <w:p>
@@ -9061,13 +8932,25 @@
         <w:rPr>
           <w:b/>
         </w:rPr>
-        <w:t xml:space="preserve">위험도를 규칙과 LLM 2계층으로 나눈 이유</w:t>
-      </w:r>
-      <w:r>
-        <w:t xml:space="preserve"> </w:t>
-      </w:r>
-      <w:r>
-        <w:t xml:space="preserve">(3-10). 비용·지연·예측가능성 트레이드오프 이야기.</w:t>
+        <w:t xml:space="preserve">엔드포인트</w:t>
+      </w:r>
+      <w:r>
+        <w:t xml:space="preserve"> </w:t>
+      </w:r>
+      <w:r>
+        <w:t xml:space="preserve">— API의 각 주소별 처리 지점 (예:</w:t>
+      </w:r>
+      <w:r>
+        <w:t xml:space="preserve"> </w:t>
+      </w:r>
+      <w:r>
+        <w:rPr>
+          <w:rStyle w:val="VerbatimChar"/>
+        </w:rPr>
+        <w:t xml:space="preserve">POST /persons</w:t>
+      </w:r>
+      <w:r>
+        <w:t xml:space="preserve">).</w:t>
       </w:r>
     </w:p>
     <w:p>
@@ -9082,13 +8965,13 @@
         <w:rPr>
           <w:b/>
         </w:rPr>
-        <w:t xml:space="preserve">실수로 커밋한 API 키, 히스토리에서 지우기 — git filter-repo 실전</w:t>
-      </w:r>
-      <w:r>
-        <w:t xml:space="preserve"> </w:t>
-      </w:r>
-      <w:r>
-        <w:t xml:space="preserve">(3-13). 짧고 실용적.</w:t>
+        <w:t xml:space="preserve">ORM</w:t>
+      </w:r>
+      <w:r>
+        <w:t xml:space="preserve"> </w:t>
+      </w:r>
+      <w:r>
+        <w:t xml:space="preserve">— 파이썬 객체 ↔ DB 표를 자동 변환해주는 도구 (SQLAlchemy).</w:t>
       </w:r>
     </w:p>
     <w:p>
@@ -9096,6 +8979,448 @@
         <w:numPr>
           <w:ilvl w:val="0"/>
           <w:numId w:val="1024"/>
+        </w:numPr>
+        <w:pStyle w:val="Compact"/>
+      </w:pPr>
+      <w:r>
+        <w:rPr>
+          <w:b/>
+        </w:rPr>
+        <w:t xml:space="preserve">모델</w:t>
+      </w:r>
+      <w:r>
+        <w:t xml:space="preserve"> </w:t>
+      </w:r>
+      <w:r>
+        <w:t xml:space="preserve">— DB 표 구조 정의 (</w:t>
+      </w:r>
+      <w:r>
+        <w:rPr>
+          <w:rStyle w:val="VerbatimChar"/>
+        </w:rPr>
+        <w:t xml:space="preserve">app/models/</w:t>
+      </w:r>
+      <w:r>
+        <w:t xml:space="preserve">).</w:t>
+      </w:r>
+    </w:p>
+    <w:p>
+      <w:pPr>
+        <w:numPr>
+          <w:ilvl w:val="0"/>
+          <w:numId w:val="1024"/>
+        </w:numPr>
+        <w:pStyle w:val="Compact"/>
+      </w:pPr>
+      <w:r>
+        <w:rPr>
+          <w:b/>
+        </w:rPr>
+        <w:t xml:space="preserve">스키마</w:t>
+      </w:r>
+      <w:r>
+        <w:t xml:space="preserve"> </w:t>
+      </w:r>
+      <w:r>
+        <w:t xml:space="preserve">— API 입출력 형태 정의 (</w:t>
+      </w:r>
+      <w:r>
+        <w:rPr>
+          <w:rStyle w:val="VerbatimChar"/>
+        </w:rPr>
+        <w:t xml:space="preserve">app/schemas/</w:t>
+      </w:r>
+      <w:r>
+        <w:t xml:space="preserve">, Pydantic).</w:t>
+      </w:r>
+    </w:p>
+    <w:p>
+      <w:pPr>
+        <w:numPr>
+          <w:ilvl w:val="0"/>
+          <w:numId w:val="1024"/>
+        </w:numPr>
+        <w:pStyle w:val="Compact"/>
+      </w:pPr>
+      <w:r>
+        <w:rPr>
+          <w:b/>
+        </w:rPr>
+        <w:t xml:space="preserve">PK(기본키)</w:t>
+      </w:r>
+      <w:r>
+        <w:t xml:space="preserve"> </w:t>
+      </w:r>
+      <w:r>
+        <w:t xml:space="preserve">— 행을 유일하게 구분하는 값.</w:t>
+      </w:r>
+    </w:p>
+    <w:p>
+      <w:pPr>
+        <w:numPr>
+          <w:ilvl w:val="0"/>
+          <w:numId w:val="1024"/>
+        </w:numPr>
+        <w:pStyle w:val="Compact"/>
+      </w:pPr>
+      <w:r>
+        <w:rPr>
+          <w:b/>
+        </w:rPr>
+        <w:t xml:space="preserve">FK(외래키)</w:t>
+      </w:r>
+      <w:r>
+        <w:t xml:space="preserve"> </w:t>
+      </w:r>
+      <w:r>
+        <w:t xml:space="preserve">— 다른 표의 행을 가리키는 값. 표 간 관계.</w:t>
+      </w:r>
+    </w:p>
+    <w:p>
+      <w:pPr>
+        <w:numPr>
+          <w:ilvl w:val="0"/>
+          <w:numId w:val="1024"/>
+        </w:numPr>
+        <w:pStyle w:val="Compact"/>
+      </w:pPr>
+      <w:r>
+        <w:rPr>
+          <w:b/>
+        </w:rPr>
+        <w:t xml:space="preserve">마이그레이션</w:t>
+      </w:r>
+      <w:r>
+        <w:t xml:space="preserve"> </w:t>
+      </w:r>
+      <w:r>
+        <w:t xml:space="preserve">— DB 구조 변경 이력을 파일로 관리 (Alembic).</w:t>
+      </w:r>
+    </w:p>
+    <w:p>
+      <w:pPr>
+        <w:numPr>
+          <w:ilvl w:val="0"/>
+          <w:numId w:val="1024"/>
+        </w:numPr>
+        <w:pStyle w:val="Compact"/>
+      </w:pPr>
+      <w:r>
+        <w:rPr>
+          <w:b/>
+        </w:rPr>
+        <w:t xml:space="preserve">세션</w:t>
+      </w:r>
+      <w:r>
+        <w:t xml:space="preserve"> </w:t>
+      </w:r>
+      <w:r>
+        <w:t xml:space="preserve">— DB와의 대화 창구.</w:t>
+      </w:r>
+    </w:p>
+    <w:p>
+      <w:pPr>
+        <w:numPr>
+          <w:ilvl w:val="0"/>
+          <w:numId w:val="1024"/>
+        </w:numPr>
+        <w:pStyle w:val="Compact"/>
+      </w:pPr>
+      <w:r>
+        <w:rPr>
+          <w:b/>
+        </w:rPr>
+        <w:t xml:space="preserve">트랜잭션</w:t>
+      </w:r>
+      <w:r>
+        <w:t xml:space="preserve"> </w:t>
+      </w:r>
+      <w:r>
+        <w:t xml:space="preserve">— "전부 성공 아니면 전부 취소" 단위.</w:t>
+      </w:r>
+    </w:p>
+    <w:p>
+      <w:pPr>
+        <w:numPr>
+          <w:ilvl w:val="0"/>
+          <w:numId w:val="1024"/>
+        </w:numPr>
+        <w:pStyle w:val="Compact"/>
+      </w:pPr>
+      <w:r>
+        <w:rPr>
+          <w:b/>
+        </w:rPr>
+        <w:t xml:space="preserve">commit / flush / rollback</w:t>
+      </w:r>
+      <w:r>
+        <w:t xml:space="preserve"> </w:t>
+      </w:r>
+      <w:r>
+        <w:t xml:space="preserve">— 확정 / 임시반영(id 확보용) / 취소.</w:t>
+      </w:r>
+    </w:p>
+    <w:p>
+      <w:pPr>
+        <w:numPr>
+          <w:ilvl w:val="0"/>
+          <w:numId w:val="1024"/>
+        </w:numPr>
+        <w:pStyle w:val="Compact"/>
+      </w:pPr>
+      <w:r>
+        <w:rPr>
+          <w:b/>
+        </w:rPr>
+        <w:t xml:space="preserve">다이얼렉트(dialect)</w:t>
+      </w:r>
+      <w:r>
+        <w:t xml:space="preserve"> </w:t>
+      </w:r>
+      <w:r>
+        <w:t xml:space="preserve">— SQLAlchemy가 각 DB의 방언 차이를 다루는 개념.</w:t>
+      </w:r>
+    </w:p>
+    <w:p>
+      <w:pPr>
+        <w:numPr>
+          <w:ilvl w:val="0"/>
+          <w:numId w:val="1024"/>
+        </w:numPr>
+        <w:pStyle w:val="Compact"/>
+      </w:pPr>
+      <w:r>
+        <w:rPr>
+          <w:b/>
+        </w:rPr>
+        <w:t xml:space="preserve">UUID</w:t>
+      </w:r>
+      <w:r>
+        <w:t xml:space="preserve"> </w:t>
+      </w:r>
+      <w:r>
+        <w:t xml:space="preserve">— 전 세계에서 안 겹치는 긴 고유 id.</w:t>
+      </w:r>
+    </w:p>
+    <w:p>
+      <w:pPr>
+        <w:numPr>
+          <w:ilvl w:val="0"/>
+          <w:numId w:val="1024"/>
+        </w:numPr>
+        <w:pStyle w:val="Compact"/>
+      </w:pPr>
+      <w:r>
+        <w:rPr>
+          <w:b/>
+        </w:rPr>
+        <w:t xml:space="preserve">JSONB</w:t>
+      </w:r>
+      <w:r>
+        <w:t xml:space="preserve"> </w:t>
+      </w:r>
+      <w:r>
+        <w:t xml:space="preserve">— Postgres의 JSON 저장/검색 전용 타입.</w:t>
+      </w:r>
+    </w:p>
+    <w:p>
+      <w:pPr>
+        <w:numPr>
+          <w:ilvl w:val="0"/>
+          <w:numId w:val="1024"/>
+        </w:numPr>
+        <w:pStyle w:val="Compact"/>
+      </w:pPr>
+      <w:r>
+        <w:rPr>
+          <w:b/>
+        </w:rPr>
+        <w:t xml:space="preserve">mock</w:t>
+      </w:r>
+      <w:r>
+        <w:t xml:space="preserve"> </w:t>
+      </w:r>
+      <w:r>
+        <w:t xml:space="preserve">— 실제 대신 쓰는 가짜 데이터/동작.</w:t>
+      </w:r>
+    </w:p>
+    <w:p>
+      <w:pPr>
+        <w:numPr>
+          <w:ilvl w:val="0"/>
+          <w:numId w:val="1024"/>
+        </w:numPr>
+        <w:pStyle w:val="Compact"/>
+      </w:pPr>
+      <w:r>
+        <w:rPr>
+          <w:b/>
+        </w:rPr>
+        <w:t xml:space="preserve">추상 클래스(ABC)</w:t>
+      </w:r>
+      <w:r>
+        <w:t xml:space="preserve"> </w:t>
+      </w:r>
+      <w:r>
+        <w:t xml:space="preserve">— 상속받는 클래스가 특정 메서드를 반드시 구현하게 강제하는 틀.</w:t>
+      </w:r>
+    </w:p>
+    <w:p>
+      <w:pPr>
+        <w:numPr>
+          <w:ilvl w:val="0"/>
+          <w:numId w:val="1024"/>
+        </w:numPr>
+        <w:pStyle w:val="Compact"/>
+      </w:pPr>
+      <w:r>
+        <w:rPr>
+          <w:b/>
+        </w:rPr>
+        <w:t xml:space="preserve">컨테이너 / Docker</w:t>
+      </w:r>
+      <w:r>
+        <w:t xml:space="preserve"> </w:t>
+      </w:r>
+      <w:r>
+        <w:t xml:space="preserve">— 앱+실행환경을 상자에 담아 어디서나 동일 실행.</w:t>
+      </w:r>
+    </w:p>
+    <w:p>
+      <w:pPr>
+        <w:numPr>
+          <w:ilvl w:val="0"/>
+          <w:numId w:val="1024"/>
+        </w:numPr>
+        <w:pStyle w:val="Compact"/>
+      </w:pPr>
+      <w:r>
+        <w:rPr>
+          <w:b/>
+        </w:rPr>
+        <w:t xml:space="preserve">시크릿</w:t>
+      </w:r>
+      <w:r>
+        <w:t xml:space="preserve"> </w:t>
+      </w:r>
+      <w:r>
+        <w:t xml:space="preserve">— API 키·비밀번호 등 유출되면 안 되는 값.</w:t>
+      </w:r>
+    </w:p>
+    <w:p>
+      <w:r>
+        <w:pict>
+          <v:rect style="width:0;height:1.5pt" o:hralign="center" o:hrstd="t" o:hr="t"/>
+        </w:pict>
+      </w:r>
+    </w:p>
+    <w:p>
+      <w:pPr>
+        <w:pStyle w:val="Heading2"/>
+      </w:pPr>
+      <w:bookmarkStart w:id="48" w:name="part-7-블로그-소재-아이디어"/>
+      <w:r>
+        <w:t xml:space="preserve">Part 7. 블로그 소재 아이디어</w:t>
+      </w:r>
+      <w:bookmarkEnd w:id="48"/>
+    </w:p>
+    <w:p>
+      <w:pPr>
+        <w:pStyle w:val="FirstParagraph"/>
+      </w:pPr>
+      <w:r>
+        <w:t xml:space="preserve">이 프로젝트에서 뽑을 만한 글감:</w:t>
+      </w:r>
+    </w:p>
+    <w:p>
+      <w:pPr>
+        <w:numPr>
+          <w:ilvl w:val="0"/>
+          <w:numId w:val="1025"/>
+        </w:numPr>
+        <w:pStyle w:val="Compact"/>
+      </w:pPr>
+      <w:r>
+        <w:rPr>
+          <w:b/>
+        </w:rPr>
+        <w:t xml:space="preserve">"운영은 Postgres, 테스트는 SQLite" — with_variant로 두 마리 토끼 잡기</w:t>
+      </w:r>
+      <w:r>
+        <w:t xml:space="preserve"> </w:t>
+      </w:r>
+      <w:r>
+        <w:t xml:space="preserve">(3-7). 실전 문제→해결이 뚜렷해서 가장 반응 좋을 소재.</w:t>
+      </w:r>
+    </w:p>
+    <w:p>
+      <w:pPr>
+        <w:numPr>
+          <w:ilvl w:val="0"/>
+          <w:numId w:val="1025"/>
+        </w:numPr>
+        <w:pStyle w:val="Compact"/>
+      </w:pPr>
+      <w:r>
+        <w:rPr>
+          <w:b/>
+        </w:rPr>
+        <w:t xml:space="preserve">키 발급을 기다리지 않고 개발하기 — mock fallback 패턴</w:t>
+      </w:r>
+      <w:r>
+        <w:t xml:space="preserve"> </w:t>
+      </w:r>
+      <w:r>
+        <w:t xml:space="preserve">(3-9). 외부 API 의존 프로젝트의 공통 고민.</w:t>
+      </w:r>
+    </w:p>
+    <w:p>
+      <w:pPr>
+        <w:numPr>
+          <w:ilvl w:val="0"/>
+          <w:numId w:val="1025"/>
+        </w:numPr>
+        <w:pStyle w:val="Compact"/>
+      </w:pPr>
+      <w:r>
+        <w:rPr>
+          <w:b/>
+        </w:rPr>
+        <w:t xml:space="preserve">위험도를 규칙과 LLM 2계층으로 나눈 이유</w:t>
+      </w:r>
+      <w:r>
+        <w:t xml:space="preserve"> </w:t>
+      </w:r>
+      <w:r>
+        <w:t xml:space="preserve">(3-10). 비용·지연·예측가능성 트레이드오프 이야기.</w:t>
+      </w:r>
+    </w:p>
+    <w:p>
+      <w:pPr>
+        <w:numPr>
+          <w:ilvl w:val="0"/>
+          <w:numId w:val="1025"/>
+        </w:numPr>
+        <w:pStyle w:val="Compact"/>
+      </w:pPr>
+      <w:r>
+        <w:rPr>
+          <w:b/>
+        </w:rPr>
+        <w:t xml:space="preserve">실수로 커밋한 API 키, 히스토리에서 지우기 — git filter-repo 실전</w:t>
+      </w:r>
+      <w:r>
+        <w:t xml:space="preserve"> </w:t>
+      </w:r>
+      <w:r>
+        <w:t xml:space="preserve">(3-13). 짧고 실용적.</w:t>
+      </w:r>
+    </w:p>
+    <w:p>
+      <w:pPr>
+        <w:numPr>
+          <w:ilvl w:val="0"/>
+          <w:numId w:val="1025"/>
         </w:numPr>
         <w:pStyle w:val="Compact"/>
       </w:pPr>
@@ -9551,6 +9876,9 @@
     <w:abstractNumId w:val="991"/>
   </w:num>
   <w:num w:numId="1024">
+    <w:abstractNumId w:val="991"/>
+  </w:num>
+  <w:num w:numId="1025">
     <w:abstractNumId w:val="99211"/>
     <w:lvlOverride w:ilvl="0">
       <w:startOverride w:val="1"/>

--- a/docs/dev-learning-notes.docx
+++ b/docs/dev-learning-notes.docx
@@ -8529,21 +8529,89 @@
       </w:r>
     </w:p>
     <w:p>
-      <w:r>
-        <w:pict>
-          <v:rect style="width:0;height:1.5pt" o:hralign="center" o:hrstd="t" o:hr="t"/>
-        </w:pict>
-      </w:r>
-    </w:p>
-    <w:p>
-      <w:pPr>
-        <w:pStyle w:val="Heading2"/>
-      </w:pPr>
-      <w:bookmarkStart w:id="46" w:name="part-5-아직-안-한-것--다음-phase-2"/>
-      <w:r>
-        <w:t xml:space="preserve">Part 5. 아직 안 한 것 / 다음 (Phase 2+)</w:t>
+      <w:pPr>
+        <w:pStyle w:val="Heading3"/>
+      </w:pPr>
+      <w:bookmarkStart w:id="46" w:name="X9dc991692450b605494f9dc542c22a1cbde37b2"/>
+      <w:r>
+        <w:t xml:space="preserve">2026-07-17 (밤 3) — LLM 프로바이더 폴백 체인 + 쿨다운</w:t>
       </w:r>
       <w:bookmarkEnd w:id="46"/>
+    </w:p>
+    <w:p>
+      <w:pPr>
+        <w:pStyle w:val="FirstParagraph"/>
+      </w:pPr>
+      <w:r>
+        <w:rPr>
+          <w:b/>
+        </w:rPr>
+        <w:t xml:space="preserve">동기.</w:t>
+      </w:r>
+      <w:r>
+        <w:t xml:space="preserve"> </w:t>
+      </w:r>
+      <w:r>
+        <w:t xml:space="preserve">실제로 quota 소진(insufficient_quota)을 겪고 나니 "유료가 죽으면 무료 모델로 자동 전환"이 필요하다는 게 명확해졌다. 단순 if/else 가 아니라 실무 패턴으로 설계:</w:t>
+      </w:r>
+    </w:p>
+    <w:p>
+      <w:pPr>
+        <w:pStyle w:val="SourceCode"/>
+      </w:pPr>
+      <w:r>
+        <w:rPr>
+          <w:rStyle w:val="VerbatimChar"/>
+        </w:rPr>
+        <w:t xml:space="preserve">1순위: 유료 (OpenAI gpt-4o-mini)</w:t>
+      </w:r>
+      <w:r>
+        <w:br/>
+      </w:r>
+      <w:r>
+        <w:rPr>
+          <w:rStyle w:val="VerbatimChar"/>
+        </w:rPr>
+        <w:t xml:space="preserve">  ↓ 실패 시</w:t>
+      </w:r>
+      <w:r>
+        <w:br/>
+      </w:r>
+      <w:r>
+        <w:rPr>
+          <w:rStyle w:val="VerbatimChar"/>
+        </w:rPr>
+        <w:t xml:space="preserve">2순위: 무료 폴백 (.env 의 LLM_FALLBACK_* — Gemini 무료 티어 등)</w:t>
+      </w:r>
+      <w:r>
+        <w:br/>
+      </w:r>
+      <w:r>
+        <w:rPr>
+          <w:rStyle w:val="VerbatimChar"/>
+        </w:rPr>
+        <w:t xml:space="preserve">  ↓ 실패 시</w:t>
+      </w:r>
+      <w:r>
+        <w:br/>
+      </w:r>
+      <w:r>
+        <w:rPr>
+          <w:rStyle w:val="VerbatimChar"/>
+        </w:rPr>
+        <w:t xml:space="preserve">최종: 템플릿 문구 (알림은 반드시 나간다)</w:t>
+      </w:r>
+    </w:p>
+    <w:p>
+      <w:pPr>
+        <w:pStyle w:val="FirstParagraph"/>
+      </w:pPr>
+      <w:r>
+        <w:rPr>
+          <w:b/>
+        </w:rPr>
+        <w:t xml:space="preserve">핵심 설계 3가지.</w:t>
+      </w:r>
     </w:p>
     <w:p>
       <w:pPr>
@@ -8555,15 +8623,12 @@
       </w:pPr>
       <w:r>
         <w:rPr>
-          <w:strike/>
-        </w:rPr>
-        <w:t xml:space="preserve">실제 API 응답 대조</w:t>
-      </w:r>
-      <w:r>
-        <w:t xml:space="preserve"> </w:t>
-      </w:r>
-      <w:r>
-        <w:t xml:space="preserve">✅ 2026-07-17 완료 (Part 4 일지 참고)</w:t>
+          <w:b/>
+        </w:rPr>
+        <w:t xml:space="preserve">프로바이더 추상화</w:t>
+      </w:r>
+      <w:r>
+        <w:t xml:space="preserve">: OpenAI 호환 API(chat/completions)라는 공통 규격 덕에, 프로바이더를 (base_url, api_key, model) 세 값으로 일반화. Gemini·Groq·OpenRouter·로컬 Ollama 까지 .env 설정만으로 갈아끼울 수 있다. "고객사 보안 요건상 외부 API 금지 → 로컬 LLM 전환" 같은 FDE 시나리오에 그대로 대응.</w:t>
       </w:r>
     </w:p>
     <w:p>
@@ -8576,15 +8641,12 @@
       </w:pPr>
       <w:r>
         <w:rPr>
-          <w:strike/>
-        </w:rPr>
-        <w:t xml:space="preserve">실제 Postgres 검증</w:t>
-      </w:r>
-      <w:r>
-        <w:t xml:space="preserve"> </w:t>
-      </w:r>
-      <w:r>
-        <w:t xml:space="preserve">✅ 2026-07-17 완료 — Docker Postgres에 스키마 생성 + 실데이터 저장 확인</w:t>
+          <w:b/>
+        </w:rPr>
+        <w:t xml:space="preserve">쿨다운(서킷 브레이커 단순판)</w:t>
+      </w:r>
+      <w:r>
+        <w:t xml:space="preserve">: 401/402/429(키 문제·quota 소진)가 감지된 프로바이더는 15분간 시도 자체를 건너뛴다. 죽은 프로바이더에 매 알림마다 실패 호출을 반복하며 지연을 쌓지 않기 위함. 상태는 프로세스 메모리 — 다중 인스턴스 배포 시 Redis 등으로 옮겨야 한다는 한계도 기록.</w:t>
       </w:r>
     </w:p>
     <w:p>
@@ -8597,268 +8659,46 @@
       </w:pPr>
       <w:r>
         <w:rPr>
-          <w:strike/>
-        </w:rPr>
-        <w:t xml:space="preserve">특보 통보문 상세(</w:t>
-      </w:r>
-      <w:r>
-        <w:rPr>
-          <w:rStyle w:val="VerbatimChar"/>
-          <w:strike/>
-        </w:rPr>
-        <w:t xml:space="preserve">getWthrWrnMsg</w:t>
-      </w:r>
-      <w:r>
-        <w:rPr>
-          <w:strike/>
-        </w:rPr>
-        <w:t xml:space="preserve">) 연동</w:t>
-      </w:r>
-      <w:r>
-        <w:t xml:space="preserve"> </w:t>
-      </w:r>
-      <w:r>
-        <w:t xml:space="preserve">✅ 2026-07-17 완료 — 실데이터 알림 생성까지 검증 (Part 4 일지 참고)</w:t>
-      </w:r>
-    </w:p>
-    <w:p>
-      <w:pPr>
-        <w:numPr>
-          <w:ilvl w:val="0"/>
-          <w:numId w:val="1023"/>
-        </w:numPr>
-        <w:pStyle w:val="Compact"/>
-      </w:pPr>
-      <w:r>
-        <w:rPr>
-          <w:strike/>
-        </w:rPr>
-        <w:t xml:space="preserve">구독 생성 시 소급 평가</w:t>
-      </w:r>
-      <w:r>
-        <w:t xml:space="preserve"> </w:t>
-      </w:r>
-      <w:r>
-        <w:t xml:space="preserve">✅ 2026-07-17 완료 — backfill_subscription, 실기기 검증됨</w:t>
-      </w:r>
-    </w:p>
-    <w:p>
-      <w:pPr>
-        <w:numPr>
-          <w:ilvl w:val="0"/>
-          <w:numId w:val="1023"/>
-        </w:numPr>
-        <w:pStyle w:val="Compact"/>
-      </w:pPr>
-      <w:r>
-        <w:rPr>
-          <w:strike/>
-        </w:rPr>
-        <w:t xml:space="preserve">지역명 정규화(최소 버전)</w:t>
-      </w:r>
-      <w:r>
-        <w:t xml:space="preserve"> </w:t>
-      </w:r>
-      <w:r>
-        <w:t xml:space="preserve">✅ 2026-07-17 완료 — 시/군 접미사 정규화. 행정구역 코드 기반 근본 해결은 여전히 TODO</w:t>
-      </w:r>
-    </w:p>
-    <w:p>
-      <w:pPr>
-        <w:numPr>
-          <w:ilvl w:val="0"/>
-          <w:numId w:val="1023"/>
-        </w:numPr>
-        <w:pStyle w:val="Compact"/>
-      </w:pPr>
-      <w:r>
-        <w:rPr>
-          <w:b/>
-        </w:rPr>
-        <w:t xml:space="preserve">홍수 관측소 동적 선정.</w:t>
-      </w:r>
-      <w:r>
-        <w:t xml:space="preserve"> </w:t>
-      </w:r>
-      <w:r>
-        <w:t xml:space="preserve">지금은 청주 2곳 하드코딩 → 구독 지역 기반으로 river_gauges/gauge_region_maps 테이블 활용.</w:t>
-      </w:r>
-    </w:p>
-    <w:p>
-      <w:pPr>
-        <w:numPr>
-          <w:ilvl w:val="0"/>
-          <w:numId w:val="1023"/>
-        </w:numPr>
-        <w:pStyle w:val="Compact"/>
-      </w:pPr>
-      <w:r>
-        <w:rPr>
-          <w:strike/>
-        </w:rPr>
-        <w:t xml:space="preserve">알림 문구 LLM 생성</w:t>
-      </w:r>
-      <w:r>
-        <w:t xml:space="preserve"> </w:t>
-      </w:r>
-      <w:r>
-        <w:t xml:space="preserve">✅ 2026-07-17 완료 — fallback 구조 포함, 실데이터 검증 (Part 4 일지 참고)</w:t>
-      </w:r>
-    </w:p>
-    <w:p>
-      <w:pPr>
-        <w:numPr>
-          <w:ilvl w:val="0"/>
-          <w:numId w:val="1023"/>
-        </w:numPr>
-        <w:pStyle w:val="Compact"/>
-      </w:pPr>
-      <w:r>
-        <w:rPr>
-          <w:b/>
-        </w:rPr>
-        <w:t xml:space="preserve">Layer 2 위험도 보조 판단 (LLM).</w:t>
-      </w:r>
-      <w:r>
-        <w:t xml:space="preserve"> </w:t>
-      </w:r>
-      <w:r>
-        <w:t xml:space="preserve">규칙 매트릭스가 못 잡는(None 반환) 케이스를 LLM으로 판단하고</w:t>
-      </w:r>
-      <w:r>
-        <w:t xml:space="preserve"> </w:t>
-      </w:r>
-      <w:r>
-        <w:rPr>
-          <w:rStyle w:val="VerbatimChar"/>
-        </w:rPr>
-        <w:t xml:space="preserve">ai_risk_logs</w:t>
-      </w:r>
-      <w:r>
-        <w:t xml:space="preserve">에 기록. 문구 생성과 같은 fallback 원칙 적용 예정.</w:t>
-      </w:r>
-    </w:p>
-    <w:p>
-      <w:pPr>
-        <w:numPr>
-          <w:ilvl w:val="0"/>
-          <w:numId w:val="1023"/>
-        </w:numPr>
-        <w:pStyle w:val="Compact"/>
-      </w:pPr>
-      <w:r>
-        <w:rPr>
-          <w:b/>
-        </w:rPr>
-        <w:t xml:space="preserve">웹 프론트(PWA)</w:t>
-      </w:r>
-      <w:r>
-        <w:t xml:space="preserve"> </w:t>
-      </w:r>
-      <w:r>
-        <w:t xml:space="preserve">구독 관리 화면.</w:t>
-      </w:r>
-    </w:p>
-    <w:p>
-      <w:pPr>
-        <w:numPr>
-          <w:ilvl w:val="0"/>
-          <w:numId w:val="1023"/>
-        </w:numPr>
-        <w:pStyle w:val="Compact"/>
-      </w:pPr>
-      <w:r>
-        <w:rPr>
-          <w:b/>
-        </w:rPr>
-        <w:t xml:space="preserve">FCM 웹푸시</w:t>
-      </w:r>
-      <w:r>
-        <w:t xml:space="preserve"> </w:t>
-      </w:r>
-      <w:r>
-        <w:t xml:space="preserve">실제 발송(서비스 계정 JSON 방식).</w:t>
-      </w:r>
-      <w:r>
-        <w:t xml:space="preserve"> </w:t>
-      </w:r>
-      <w:r>
-        <w:rPr>
-          <w:rStyle w:val="VerbatimChar"/>
-        </w:rPr>
-        <w:t xml:space="preserve">app/config.py</w:t>
-      </w:r>
-      <w:r>
-        <w:t xml:space="preserve">의 설정도</w:t>
-      </w:r>
-      <w:r>
-        <w:t xml:space="preserve"> </w:t>
-      </w:r>
-      <w:r>
-        <w:rPr>
-          <w:rStyle w:val="VerbatimChar"/>
-        </w:rPr>
-        <w:t xml:space="preserve">fcm_server_key</w:t>
-      </w:r>
-      <w:r>
-        <w:t xml:space="preserve"> </w:t>
-      </w:r>
-      <w:r>
-        <w:t xml:space="preserve">→</w:t>
-      </w:r>
-      <w:r>
-        <w:t xml:space="preserve"> </w:t>
-      </w:r>
-      <w:r>
-        <w:rPr>
-          <w:rStyle w:val="VerbatimChar"/>
-        </w:rPr>
-        <w:t xml:space="preserve">GOOGLE_APPLICATION_CREDENTIALS</w:t>
-      </w:r>
-      <w:r>
-        <w:t xml:space="preserve">/</w:t>
-      </w:r>
-      <w:r>
-        <w:rPr>
-          <w:rStyle w:val="VerbatimChar"/>
-        </w:rPr>
-        <w:t xml:space="preserve">FCM_PROJECT_ID</w:t>
-      </w:r>
-      <w:r>
-        <w:t xml:space="preserve">로 맞춰줄 것(현재는 .env만 바뀌고 config는 레거시 필드가 남아 있음 — 작은 정리 항목).</w:t>
-      </w:r>
-    </w:p>
-    <w:p>
-      <w:pPr>
-        <w:numPr>
-          <w:ilvl w:val="0"/>
-          <w:numId w:val="1023"/>
-        </w:numPr>
-        <w:pStyle w:val="Compact"/>
-      </w:pPr>
-      <w:r>
-        <w:rPr>
-          <w:b/>
-        </w:rPr>
-        <w:t xml:space="preserve">JWT 인증.</w:t>
-      </w:r>
-      <w:r>
-        <w:t xml:space="preserve"> </w:t>
-      </w:r>
-      <w:r>
-        <w:t xml:space="preserve">지금은</w:t>
-      </w:r>
-      <w:r>
-        <w:t xml:space="preserve"> </w:t>
-      </w:r>
-      <w:r>
-        <w:rPr>
-          <w:rStyle w:val="VerbatimChar"/>
-        </w:rPr>
-        <w:t xml:space="preserve">user_email</w:t>
-      </w:r>
-      <w:r>
-        <w:t xml:space="preserve">로 사용자를 get-or-create하는 임시 방식. 인증 붙으면 인증된 사용자에서 가져오게 교체.</w:t>
+          <w:b/>
+        </w:rPr>
+        <w:t xml:space="preserve">에러 구분</w:t>
+      </w:r>
+      <w:r>
+        <w:t xml:space="preserve">: quota/인증 오류(지속적 → 쿨다운)와 네트워크 오류(일시적 → 쿨다운 없이 다음 프로바이더만)를 다르게 처리.</w:t>
+      </w:r>
+    </w:p>
+    <w:p>
+      <w:pPr>
+        <w:pStyle w:val="FirstParagraph"/>
+      </w:pPr>
+      <w:r>
+        <w:rPr>
+          <w:b/>
+        </w:rPr>
+        <w:t xml:space="preserve">테스트.</w:t>
+      </w:r>
+      <w:r>
+        <w:t xml:space="preserve"> </w:t>
+      </w:r>
+      <w:r>
+        <w:t xml:space="preserve">httpx.Response 객체를 직접 만들어 429 를 흉내내는 방식으로 4가지 시나리오 검증: 유료 429 → 무료가 문구 생성, 쿨다운 후 다음 알림에선 유료를 건너뜀(호출 횟수로 검증), 전부 실패 → 템플릿, 쿨다운 상태의 테스트 간 격리(autouse fixture).</w:t>
+      </w:r>
+    </w:p>
+    <w:p>
+      <w:pPr>
+        <w:pStyle w:val="BodyText"/>
+      </w:pPr>
+      <w:r>
+        <w:rPr>
+          <w:b/>
+        </w:rPr>
+        <w:t xml:space="preserve">면접 한마디.</w:t>
+      </w:r>
+      <w:r>
+        <w:t xml:space="preserve"> </w:t>
+      </w:r>
+      <w:r>
+        <w:t xml:space="preserve">"LLM 의존 기능에 3단계 폴백 체인을 설계했습니다. 유료 quota 소진 시 무료 프로바이더로 자동 전환하고, 실패한 프로바이더는 쿨다운으로 격리하며, 최종적으로는 LLM 없이도 동작하는 템플릿을 둬서 안전 기능의 가용성을 보장했습니다."</w:t>
       </w:r>
     </w:p>
     <w:p>
@@ -8872,9 +8712,9 @@
       <w:pPr>
         <w:pStyle w:val="Heading2"/>
       </w:pPr>
-      <w:bookmarkStart w:id="47" w:name="part-6-용어-사전"/>
-      <w:r>
-        <w:t xml:space="preserve">Part 6. 용어 사전</w:t>
+      <w:bookmarkStart w:id="47" w:name="part-5-아직-안-한-것--다음-phase-2"/>
+      <w:r>
+        <w:t xml:space="preserve">Part 5. 아직 안 한 것 / 다음 (Phase 2+)</w:t>
       </w:r>
       <w:bookmarkEnd w:id="47"/>
     </w:p>
@@ -8888,15 +8728,15 @@
       </w:pPr>
       <w:r>
         <w:rPr>
-          <w:b/>
-        </w:rPr>
-        <w:t xml:space="preserve">백엔드</w:t>
-      </w:r>
-      <w:r>
-        <w:t xml:space="preserve"> </w:t>
-      </w:r>
-      <w:r>
-        <w:t xml:space="preserve">— 사용자 눈에 안 보이는 서버 쪽 프로그램. 데이터 저장·처리·응답 담당.</w:t>
+          <w:strike/>
+        </w:rPr>
+        <w:t xml:space="preserve">실제 API 응답 대조</w:t>
+      </w:r>
+      <w:r>
+        <w:t xml:space="preserve"> </w:t>
+      </w:r>
+      <w:r>
+        <w:t xml:space="preserve">✅ 2026-07-17 완료 (Part 4 일지 참고)</w:t>
       </w:r>
     </w:p>
     <w:p>
@@ -8909,15 +8749,15 @@
       </w:pPr>
       <w:r>
         <w:rPr>
-          <w:b/>
-        </w:rPr>
-        <w:t xml:space="preserve">API</w:t>
-      </w:r>
-      <w:r>
-        <w:t xml:space="preserve"> </w:t>
-      </w:r>
-      <w:r>
-        <w:t xml:space="preserve">— 프로그램끼리 데이터를 주고받는 약속. REST는 그중 URL+HTTP동사 방식.</w:t>
+          <w:strike/>
+        </w:rPr>
+        <w:t xml:space="preserve">실제 Postgres 검증</w:t>
+      </w:r>
+      <w:r>
+        <w:t xml:space="preserve"> </w:t>
+      </w:r>
+      <w:r>
+        <w:t xml:space="preserve">✅ 2026-07-17 완료 — Docker Postgres에 스키마 생성 + 실데이터 저장 확인</w:t>
       </w:r>
     </w:p>
     <w:p>
@@ -8930,27 +8770,28 @@
       </w:pPr>
       <w:r>
         <w:rPr>
-          <w:b/>
-        </w:rPr>
-        <w:t xml:space="preserve">엔드포인트</w:t>
-      </w:r>
-      <w:r>
-        <w:t xml:space="preserve"> </w:t>
-      </w:r>
-      <w:r>
-        <w:t xml:space="preserve">— API의 각 주소별 처리 지점 (예:</w:t>
-      </w:r>
-      <w:r>
-        <w:t xml:space="preserve"> </w:t>
-      </w:r>
-      <w:r>
-        <w:rPr>
-          <w:rStyle w:val="VerbatimChar"/>
-        </w:rPr>
-        <w:t xml:space="preserve">POST /persons</w:t>
-      </w:r>
-      <w:r>
-        <w:t xml:space="preserve">).</w:t>
+          <w:strike/>
+        </w:rPr>
+        <w:t xml:space="preserve">특보 통보문 상세(</w:t>
+      </w:r>
+      <w:r>
+        <w:rPr>
+          <w:rStyle w:val="VerbatimChar"/>
+          <w:strike/>
+        </w:rPr>
+        <w:t xml:space="preserve">getWthrWrnMsg</w:t>
+      </w:r>
+      <w:r>
+        <w:rPr>
+          <w:strike/>
+        </w:rPr>
+        <w:t xml:space="preserve">) 연동</w:t>
+      </w:r>
+      <w:r>
+        <w:t xml:space="preserve"> </w:t>
+      </w:r>
+      <w:r>
+        <w:t xml:space="preserve">✅ 2026-07-17 완료 — 실데이터 알림 생성까지 검증 (Part 4 일지 참고)</w:t>
       </w:r>
     </w:p>
     <w:p>
@@ -8963,15 +8804,15 @@
       </w:pPr>
       <w:r>
         <w:rPr>
-          <w:b/>
-        </w:rPr>
-        <w:t xml:space="preserve">ORM</w:t>
-      </w:r>
-      <w:r>
-        <w:t xml:space="preserve"> </w:t>
-      </w:r>
-      <w:r>
-        <w:t xml:space="preserve">— 파이썬 객체 ↔ DB 표를 자동 변환해주는 도구 (SQLAlchemy).</w:t>
+          <w:strike/>
+        </w:rPr>
+        <w:t xml:space="preserve">구독 생성 시 소급 평가</w:t>
+      </w:r>
+      <w:r>
+        <w:t xml:space="preserve"> </w:t>
+      </w:r>
+      <w:r>
+        <w:t xml:space="preserve">✅ 2026-07-17 완료 — backfill_subscription, 실기기 검증됨</w:t>
       </w:r>
     </w:p>
     <w:p>
@@ -8984,24 +8825,15 @@
       </w:pPr>
       <w:r>
         <w:rPr>
-          <w:b/>
-        </w:rPr>
-        <w:t xml:space="preserve">모델</w:t>
-      </w:r>
-      <w:r>
-        <w:t xml:space="preserve"> </w:t>
-      </w:r>
-      <w:r>
-        <w:t xml:space="preserve">— DB 표 구조 정의 (</w:t>
-      </w:r>
-      <w:r>
-        <w:rPr>
-          <w:rStyle w:val="VerbatimChar"/>
-        </w:rPr>
-        <w:t xml:space="preserve">app/models/</w:t>
-      </w:r>
-      <w:r>
-        <w:t xml:space="preserve">).</w:t>
+          <w:strike/>
+        </w:rPr>
+        <w:t xml:space="preserve">지역명 정규화(최소 버전)</w:t>
+      </w:r>
+      <w:r>
+        <w:t xml:space="preserve"> </w:t>
+      </w:r>
+      <w:r>
+        <w:t xml:space="preserve">✅ 2026-07-17 완료 — 시/군 접미사 정규화. 행정구역 코드 기반 근본 해결은 여전히 TODO</w:t>
       </w:r>
     </w:p>
     <w:p>
@@ -9016,22 +8848,13 @@
         <w:rPr>
           <w:b/>
         </w:rPr>
-        <w:t xml:space="preserve">스키마</w:t>
-      </w:r>
-      <w:r>
-        <w:t xml:space="preserve"> </w:t>
-      </w:r>
-      <w:r>
-        <w:t xml:space="preserve">— API 입출력 형태 정의 (</w:t>
-      </w:r>
-      <w:r>
-        <w:rPr>
-          <w:rStyle w:val="VerbatimChar"/>
-        </w:rPr>
-        <w:t xml:space="preserve">app/schemas/</w:t>
-      </w:r>
-      <w:r>
-        <w:t xml:space="preserve">, Pydantic).</w:t>
+        <w:t xml:space="preserve">홍수 관측소 동적 선정.</w:t>
+      </w:r>
+      <w:r>
+        <w:t xml:space="preserve"> </w:t>
+      </w:r>
+      <w:r>
+        <w:t xml:space="preserve">지금은 청주 2곳 하드코딩 → 구독 지역 기반으로 river_gauges/gauge_region_maps 테이블 활용.</w:t>
       </w:r>
     </w:p>
     <w:p>
@@ -9044,15 +8867,15 @@
       </w:pPr>
       <w:r>
         <w:rPr>
-          <w:b/>
-        </w:rPr>
-        <w:t xml:space="preserve">PK(기본키)</w:t>
-      </w:r>
-      <w:r>
-        <w:t xml:space="preserve"> </w:t>
-      </w:r>
-      <w:r>
-        <w:t xml:space="preserve">— 행을 유일하게 구분하는 값.</w:t>
+          <w:strike/>
+        </w:rPr>
+        <w:t xml:space="preserve">알림 문구 LLM 생성</w:t>
+      </w:r>
+      <w:r>
+        <w:t xml:space="preserve"> </w:t>
+      </w:r>
+      <w:r>
+        <w:t xml:space="preserve">✅ 2026-07-17 완료 — fallback 구조 포함, 실데이터 검증 (Part 4 일지 참고)</w:t>
       </w:r>
     </w:p>
     <w:p>
@@ -9067,13 +8890,25 @@
         <w:rPr>
           <w:b/>
         </w:rPr>
-        <w:t xml:space="preserve">FK(외래키)</w:t>
-      </w:r>
-      <w:r>
-        <w:t xml:space="preserve"> </w:t>
-      </w:r>
-      <w:r>
-        <w:t xml:space="preserve">— 다른 표의 행을 가리키는 값. 표 간 관계.</w:t>
+        <w:t xml:space="preserve">Layer 2 위험도 보조 판단 (LLM).</w:t>
+      </w:r>
+      <w:r>
+        <w:t xml:space="preserve"> </w:t>
+      </w:r>
+      <w:r>
+        <w:t xml:space="preserve">규칙 매트릭스가 못 잡는(None 반환) 케이스를 LLM으로 판단하고</w:t>
+      </w:r>
+      <w:r>
+        <w:t xml:space="preserve"> </w:t>
+      </w:r>
+      <w:r>
+        <w:rPr>
+          <w:rStyle w:val="VerbatimChar"/>
+        </w:rPr>
+        <w:t xml:space="preserve">ai_risk_logs</w:t>
+      </w:r>
+      <w:r>
+        <w:t xml:space="preserve">에 기록. 문구 생성과 같은 fallback 원칙 적용 예정.</w:t>
       </w:r>
     </w:p>
     <w:p>
@@ -9088,13 +8923,13 @@
         <w:rPr>
           <w:b/>
         </w:rPr>
-        <w:t xml:space="preserve">마이그레이션</w:t>
-      </w:r>
-      <w:r>
-        <w:t xml:space="preserve"> </w:t>
-      </w:r>
-      <w:r>
-        <w:t xml:space="preserve">— DB 구조 변경 이력을 파일로 관리 (Alembic).</w:t>
+        <w:t xml:space="preserve">웹 프론트(PWA)</w:t>
+      </w:r>
+      <w:r>
+        <w:t xml:space="preserve"> </w:t>
+      </w:r>
+      <w:r>
+        <w:t xml:space="preserve">구독 관리 화면.</w:t>
       </w:r>
     </w:p>
     <w:p>
@@ -9109,13 +8944,61 @@
         <w:rPr>
           <w:b/>
         </w:rPr>
-        <w:t xml:space="preserve">세션</w:t>
-      </w:r>
-      <w:r>
-        <w:t xml:space="preserve"> </w:t>
-      </w:r>
-      <w:r>
-        <w:t xml:space="preserve">— DB와의 대화 창구.</w:t>
+        <w:t xml:space="preserve">FCM 웹푸시</w:t>
+      </w:r>
+      <w:r>
+        <w:t xml:space="preserve"> </w:t>
+      </w:r>
+      <w:r>
+        <w:t xml:space="preserve">실제 발송(서비스 계정 JSON 방식).</w:t>
+      </w:r>
+      <w:r>
+        <w:t xml:space="preserve"> </w:t>
+      </w:r>
+      <w:r>
+        <w:rPr>
+          <w:rStyle w:val="VerbatimChar"/>
+        </w:rPr>
+        <w:t xml:space="preserve">app/config.py</w:t>
+      </w:r>
+      <w:r>
+        <w:t xml:space="preserve">의 설정도</w:t>
+      </w:r>
+      <w:r>
+        <w:t xml:space="preserve"> </w:t>
+      </w:r>
+      <w:r>
+        <w:rPr>
+          <w:rStyle w:val="VerbatimChar"/>
+        </w:rPr>
+        <w:t xml:space="preserve">fcm_server_key</w:t>
+      </w:r>
+      <w:r>
+        <w:t xml:space="preserve"> </w:t>
+      </w:r>
+      <w:r>
+        <w:t xml:space="preserve">→</w:t>
+      </w:r>
+      <w:r>
+        <w:t xml:space="preserve"> </w:t>
+      </w:r>
+      <w:r>
+        <w:rPr>
+          <w:rStyle w:val="VerbatimChar"/>
+        </w:rPr>
+        <w:t xml:space="preserve">GOOGLE_APPLICATION_CREDENTIALS</w:t>
+      </w:r>
+      <w:r>
+        <w:t xml:space="preserve">/</w:t>
+      </w:r>
+      <w:r>
+        <w:rPr>
+          <w:rStyle w:val="VerbatimChar"/>
+        </w:rPr>
+        <w:t xml:space="preserve">FCM_PROJECT_ID</w:t>
+      </w:r>
+      <w:r>
+        <w:t xml:space="preserve">로 맞춰줄 것(현재는 .env만 바뀌고 config는 레거시 필드가 남아 있음 — 작은 정리 항목).</w:t>
       </w:r>
     </w:p>
     <w:p>
@@ -9130,181 +9013,25 @@
         <w:rPr>
           <w:b/>
         </w:rPr>
-        <w:t xml:space="preserve">트랜잭션</w:t>
-      </w:r>
-      <w:r>
-        <w:t xml:space="preserve"> </w:t>
-      </w:r>
-      <w:r>
-        <w:t xml:space="preserve">— "전부 성공 아니면 전부 취소" 단위.</w:t>
-      </w:r>
-    </w:p>
-    <w:p>
-      <w:pPr>
-        <w:numPr>
-          <w:ilvl w:val="0"/>
-          <w:numId w:val="1024"/>
-        </w:numPr>
-        <w:pStyle w:val="Compact"/>
-      </w:pPr>
-      <w:r>
-        <w:rPr>
-          <w:b/>
-        </w:rPr>
-        <w:t xml:space="preserve">commit / flush / rollback</w:t>
-      </w:r>
-      <w:r>
-        <w:t xml:space="preserve"> </w:t>
-      </w:r>
-      <w:r>
-        <w:t xml:space="preserve">— 확정 / 임시반영(id 확보용) / 취소.</w:t>
-      </w:r>
-    </w:p>
-    <w:p>
-      <w:pPr>
-        <w:numPr>
-          <w:ilvl w:val="0"/>
-          <w:numId w:val="1024"/>
-        </w:numPr>
-        <w:pStyle w:val="Compact"/>
-      </w:pPr>
-      <w:r>
-        <w:rPr>
-          <w:b/>
-        </w:rPr>
-        <w:t xml:space="preserve">다이얼렉트(dialect)</w:t>
-      </w:r>
-      <w:r>
-        <w:t xml:space="preserve"> </w:t>
-      </w:r>
-      <w:r>
-        <w:t xml:space="preserve">— SQLAlchemy가 각 DB의 방언 차이를 다루는 개념.</w:t>
-      </w:r>
-    </w:p>
-    <w:p>
-      <w:pPr>
-        <w:numPr>
-          <w:ilvl w:val="0"/>
-          <w:numId w:val="1024"/>
-        </w:numPr>
-        <w:pStyle w:val="Compact"/>
-      </w:pPr>
-      <w:r>
-        <w:rPr>
-          <w:b/>
-        </w:rPr>
-        <w:t xml:space="preserve">UUID</w:t>
-      </w:r>
-      <w:r>
-        <w:t xml:space="preserve"> </w:t>
-      </w:r>
-      <w:r>
-        <w:t xml:space="preserve">— 전 세계에서 안 겹치는 긴 고유 id.</w:t>
-      </w:r>
-    </w:p>
-    <w:p>
-      <w:pPr>
-        <w:numPr>
-          <w:ilvl w:val="0"/>
-          <w:numId w:val="1024"/>
-        </w:numPr>
-        <w:pStyle w:val="Compact"/>
-      </w:pPr>
-      <w:r>
-        <w:rPr>
-          <w:b/>
-        </w:rPr>
-        <w:t xml:space="preserve">JSONB</w:t>
-      </w:r>
-      <w:r>
-        <w:t xml:space="preserve"> </w:t>
-      </w:r>
-      <w:r>
-        <w:t xml:space="preserve">— Postgres의 JSON 저장/검색 전용 타입.</w:t>
-      </w:r>
-    </w:p>
-    <w:p>
-      <w:pPr>
-        <w:numPr>
-          <w:ilvl w:val="0"/>
-          <w:numId w:val="1024"/>
-        </w:numPr>
-        <w:pStyle w:val="Compact"/>
-      </w:pPr>
-      <w:r>
-        <w:rPr>
-          <w:b/>
-        </w:rPr>
-        <w:t xml:space="preserve">mock</w:t>
-      </w:r>
-      <w:r>
-        <w:t xml:space="preserve"> </w:t>
-      </w:r>
-      <w:r>
-        <w:t xml:space="preserve">— 실제 대신 쓰는 가짜 데이터/동작.</w:t>
-      </w:r>
-    </w:p>
-    <w:p>
-      <w:pPr>
-        <w:numPr>
-          <w:ilvl w:val="0"/>
-          <w:numId w:val="1024"/>
-        </w:numPr>
-        <w:pStyle w:val="Compact"/>
-      </w:pPr>
-      <w:r>
-        <w:rPr>
-          <w:b/>
-        </w:rPr>
-        <w:t xml:space="preserve">추상 클래스(ABC)</w:t>
-      </w:r>
-      <w:r>
-        <w:t xml:space="preserve"> </w:t>
-      </w:r>
-      <w:r>
-        <w:t xml:space="preserve">— 상속받는 클래스가 특정 메서드를 반드시 구현하게 강제하는 틀.</w:t>
-      </w:r>
-    </w:p>
-    <w:p>
-      <w:pPr>
-        <w:numPr>
-          <w:ilvl w:val="0"/>
-          <w:numId w:val="1024"/>
-        </w:numPr>
-        <w:pStyle w:val="Compact"/>
-      </w:pPr>
-      <w:r>
-        <w:rPr>
-          <w:b/>
-        </w:rPr>
-        <w:t xml:space="preserve">컨테이너 / Docker</w:t>
-      </w:r>
-      <w:r>
-        <w:t xml:space="preserve"> </w:t>
-      </w:r>
-      <w:r>
-        <w:t xml:space="preserve">— 앱+실행환경을 상자에 담아 어디서나 동일 실행.</w:t>
-      </w:r>
-    </w:p>
-    <w:p>
-      <w:pPr>
-        <w:numPr>
-          <w:ilvl w:val="0"/>
-          <w:numId w:val="1024"/>
-        </w:numPr>
-        <w:pStyle w:val="Compact"/>
-      </w:pPr>
-      <w:r>
-        <w:rPr>
-          <w:b/>
-        </w:rPr>
-        <w:t xml:space="preserve">시크릿</w:t>
-      </w:r>
-      <w:r>
-        <w:t xml:space="preserve"> </w:t>
-      </w:r>
-      <w:r>
-        <w:t xml:space="preserve">— API 키·비밀번호 등 유출되면 안 되는 값.</w:t>
+        <w:t xml:space="preserve">JWT 인증.</w:t>
+      </w:r>
+      <w:r>
+        <w:t xml:space="preserve"> </w:t>
+      </w:r>
+      <w:r>
+        <w:t xml:space="preserve">지금은</w:t>
+      </w:r>
+      <w:r>
+        <w:t xml:space="preserve"> </w:t>
+      </w:r>
+      <w:r>
+        <w:rPr>
+          <w:rStyle w:val="VerbatimChar"/>
+        </w:rPr>
+        <w:t xml:space="preserve">user_email</w:t>
+      </w:r>
+      <w:r>
+        <w:t xml:space="preserve">로 사용자를 get-or-create하는 임시 방식. 인증 붙으면 인증된 사용자에서 가져오게 교체.</w:t>
       </w:r>
     </w:p>
     <w:p>
@@ -9318,19 +9045,11 @@
       <w:pPr>
         <w:pStyle w:val="Heading2"/>
       </w:pPr>
-      <w:bookmarkStart w:id="48" w:name="part-7-블로그-소재-아이디어"/>
-      <w:r>
-        <w:t xml:space="preserve">Part 7. 블로그 소재 아이디어</w:t>
+      <w:bookmarkStart w:id="48" w:name="part-6-용어-사전"/>
+      <w:r>
+        <w:t xml:space="preserve">Part 6. 용어 사전</w:t>
       </w:r>
       <w:bookmarkEnd w:id="48"/>
-    </w:p>
-    <w:p>
-      <w:pPr>
-        <w:pStyle w:val="FirstParagraph"/>
-      </w:pPr>
-      <w:r>
-        <w:t xml:space="preserve">이 프로젝트에서 뽑을 만한 글감:</w:t>
-      </w:r>
     </w:p>
     <w:p>
       <w:pPr>
@@ -9344,13 +9063,13 @@
         <w:rPr>
           <w:b/>
         </w:rPr>
-        <w:t xml:space="preserve">"운영은 Postgres, 테스트는 SQLite" — with_variant로 두 마리 토끼 잡기</w:t>
-      </w:r>
-      <w:r>
-        <w:t xml:space="preserve"> </w:t>
-      </w:r>
-      <w:r>
-        <w:t xml:space="preserve">(3-7). 실전 문제→해결이 뚜렷해서 가장 반응 좋을 소재.</w:t>
+        <w:t xml:space="preserve">백엔드</w:t>
+      </w:r>
+      <w:r>
+        <w:t xml:space="preserve"> </w:t>
+      </w:r>
+      <w:r>
+        <w:t xml:space="preserve">— 사용자 눈에 안 보이는 서버 쪽 프로그램. 데이터 저장·처리·응답 담당.</w:t>
       </w:r>
     </w:p>
     <w:p>
@@ -9365,13 +9084,13 @@
         <w:rPr>
           <w:b/>
         </w:rPr>
-        <w:t xml:space="preserve">키 발급을 기다리지 않고 개발하기 — mock fallback 패턴</w:t>
-      </w:r>
-      <w:r>
-        <w:t xml:space="preserve"> </w:t>
-      </w:r>
-      <w:r>
-        <w:t xml:space="preserve">(3-9). 외부 API 의존 프로젝트의 공통 고민.</w:t>
+        <w:t xml:space="preserve">API</w:t>
+      </w:r>
+      <w:r>
+        <w:t xml:space="preserve"> </w:t>
+      </w:r>
+      <w:r>
+        <w:t xml:space="preserve">— 프로그램끼리 데이터를 주고받는 약속. REST는 그중 URL+HTTP동사 방식.</w:t>
       </w:r>
     </w:p>
     <w:p>
@@ -9386,13 +9105,25 @@
         <w:rPr>
           <w:b/>
         </w:rPr>
-        <w:t xml:space="preserve">위험도를 규칙과 LLM 2계층으로 나눈 이유</w:t>
-      </w:r>
-      <w:r>
-        <w:t xml:space="preserve"> </w:t>
-      </w:r>
-      <w:r>
-        <w:t xml:space="preserve">(3-10). 비용·지연·예측가능성 트레이드오프 이야기.</w:t>
+        <w:t xml:space="preserve">엔드포인트</w:t>
+      </w:r>
+      <w:r>
+        <w:t xml:space="preserve"> </w:t>
+      </w:r>
+      <w:r>
+        <w:t xml:space="preserve">— API의 각 주소별 처리 지점 (예:</w:t>
+      </w:r>
+      <w:r>
+        <w:t xml:space="preserve"> </w:t>
+      </w:r>
+      <w:r>
+        <w:rPr>
+          <w:rStyle w:val="VerbatimChar"/>
+        </w:rPr>
+        <w:t xml:space="preserve">POST /persons</w:t>
+      </w:r>
+      <w:r>
+        <w:t xml:space="preserve">).</w:t>
       </w:r>
     </w:p>
     <w:p>
@@ -9407,13 +9138,13 @@
         <w:rPr>
           <w:b/>
         </w:rPr>
-        <w:t xml:space="preserve">실수로 커밋한 API 키, 히스토리에서 지우기 — git filter-repo 실전</w:t>
-      </w:r>
-      <w:r>
-        <w:t xml:space="preserve"> </w:t>
-      </w:r>
-      <w:r>
-        <w:t xml:space="preserve">(3-13). 짧고 실용적.</w:t>
+        <w:t xml:space="preserve">ORM</w:t>
+      </w:r>
+      <w:r>
+        <w:t xml:space="preserve"> </w:t>
+      </w:r>
+      <w:r>
+        <w:t xml:space="preserve">— 파이썬 객체 ↔ DB 표를 자동 변환해주는 도구 (SQLAlchemy).</w:t>
       </w:r>
     </w:p>
     <w:p>
@@ -9421,6 +9152,448 @@
         <w:numPr>
           <w:ilvl w:val="0"/>
           <w:numId w:val="1025"/>
+        </w:numPr>
+        <w:pStyle w:val="Compact"/>
+      </w:pPr>
+      <w:r>
+        <w:rPr>
+          <w:b/>
+        </w:rPr>
+        <w:t xml:space="preserve">모델</w:t>
+      </w:r>
+      <w:r>
+        <w:t xml:space="preserve"> </w:t>
+      </w:r>
+      <w:r>
+        <w:t xml:space="preserve">— DB 표 구조 정의 (</w:t>
+      </w:r>
+      <w:r>
+        <w:rPr>
+          <w:rStyle w:val="VerbatimChar"/>
+        </w:rPr>
+        <w:t xml:space="preserve">app/models/</w:t>
+      </w:r>
+      <w:r>
+        <w:t xml:space="preserve">).</w:t>
+      </w:r>
+    </w:p>
+    <w:p>
+      <w:pPr>
+        <w:numPr>
+          <w:ilvl w:val="0"/>
+          <w:numId w:val="1025"/>
+        </w:numPr>
+        <w:pStyle w:val="Compact"/>
+      </w:pPr>
+      <w:r>
+        <w:rPr>
+          <w:b/>
+        </w:rPr>
+        <w:t xml:space="preserve">스키마</w:t>
+      </w:r>
+      <w:r>
+        <w:t xml:space="preserve"> </w:t>
+      </w:r>
+      <w:r>
+        <w:t xml:space="preserve">— API 입출력 형태 정의 (</w:t>
+      </w:r>
+      <w:r>
+        <w:rPr>
+          <w:rStyle w:val="VerbatimChar"/>
+        </w:rPr>
+        <w:t xml:space="preserve">app/schemas/</w:t>
+      </w:r>
+      <w:r>
+        <w:t xml:space="preserve">, Pydantic).</w:t>
+      </w:r>
+    </w:p>
+    <w:p>
+      <w:pPr>
+        <w:numPr>
+          <w:ilvl w:val="0"/>
+          <w:numId w:val="1025"/>
+        </w:numPr>
+        <w:pStyle w:val="Compact"/>
+      </w:pPr>
+      <w:r>
+        <w:rPr>
+          <w:b/>
+        </w:rPr>
+        <w:t xml:space="preserve">PK(기본키)</w:t>
+      </w:r>
+      <w:r>
+        <w:t xml:space="preserve"> </w:t>
+      </w:r>
+      <w:r>
+        <w:t xml:space="preserve">— 행을 유일하게 구분하는 값.</w:t>
+      </w:r>
+    </w:p>
+    <w:p>
+      <w:pPr>
+        <w:numPr>
+          <w:ilvl w:val="0"/>
+          <w:numId w:val="1025"/>
+        </w:numPr>
+        <w:pStyle w:val="Compact"/>
+      </w:pPr>
+      <w:r>
+        <w:rPr>
+          <w:b/>
+        </w:rPr>
+        <w:t xml:space="preserve">FK(외래키)</w:t>
+      </w:r>
+      <w:r>
+        <w:t xml:space="preserve"> </w:t>
+      </w:r>
+      <w:r>
+        <w:t xml:space="preserve">— 다른 표의 행을 가리키는 값. 표 간 관계.</w:t>
+      </w:r>
+    </w:p>
+    <w:p>
+      <w:pPr>
+        <w:numPr>
+          <w:ilvl w:val="0"/>
+          <w:numId w:val="1025"/>
+        </w:numPr>
+        <w:pStyle w:val="Compact"/>
+      </w:pPr>
+      <w:r>
+        <w:rPr>
+          <w:b/>
+        </w:rPr>
+        <w:t xml:space="preserve">마이그레이션</w:t>
+      </w:r>
+      <w:r>
+        <w:t xml:space="preserve"> </w:t>
+      </w:r>
+      <w:r>
+        <w:t xml:space="preserve">— DB 구조 변경 이력을 파일로 관리 (Alembic).</w:t>
+      </w:r>
+    </w:p>
+    <w:p>
+      <w:pPr>
+        <w:numPr>
+          <w:ilvl w:val="0"/>
+          <w:numId w:val="1025"/>
+        </w:numPr>
+        <w:pStyle w:val="Compact"/>
+      </w:pPr>
+      <w:r>
+        <w:rPr>
+          <w:b/>
+        </w:rPr>
+        <w:t xml:space="preserve">세션</w:t>
+      </w:r>
+      <w:r>
+        <w:t xml:space="preserve"> </w:t>
+      </w:r>
+      <w:r>
+        <w:t xml:space="preserve">— DB와의 대화 창구.</w:t>
+      </w:r>
+    </w:p>
+    <w:p>
+      <w:pPr>
+        <w:numPr>
+          <w:ilvl w:val="0"/>
+          <w:numId w:val="1025"/>
+        </w:numPr>
+        <w:pStyle w:val="Compact"/>
+      </w:pPr>
+      <w:r>
+        <w:rPr>
+          <w:b/>
+        </w:rPr>
+        <w:t xml:space="preserve">트랜잭션</w:t>
+      </w:r>
+      <w:r>
+        <w:t xml:space="preserve"> </w:t>
+      </w:r>
+      <w:r>
+        <w:t xml:space="preserve">— "전부 성공 아니면 전부 취소" 단위.</w:t>
+      </w:r>
+    </w:p>
+    <w:p>
+      <w:pPr>
+        <w:numPr>
+          <w:ilvl w:val="0"/>
+          <w:numId w:val="1025"/>
+        </w:numPr>
+        <w:pStyle w:val="Compact"/>
+      </w:pPr>
+      <w:r>
+        <w:rPr>
+          <w:b/>
+        </w:rPr>
+        <w:t xml:space="preserve">commit / flush / rollback</w:t>
+      </w:r>
+      <w:r>
+        <w:t xml:space="preserve"> </w:t>
+      </w:r>
+      <w:r>
+        <w:t xml:space="preserve">— 확정 / 임시반영(id 확보용) / 취소.</w:t>
+      </w:r>
+    </w:p>
+    <w:p>
+      <w:pPr>
+        <w:numPr>
+          <w:ilvl w:val="0"/>
+          <w:numId w:val="1025"/>
+        </w:numPr>
+        <w:pStyle w:val="Compact"/>
+      </w:pPr>
+      <w:r>
+        <w:rPr>
+          <w:b/>
+        </w:rPr>
+        <w:t xml:space="preserve">다이얼렉트(dialect)</w:t>
+      </w:r>
+      <w:r>
+        <w:t xml:space="preserve"> </w:t>
+      </w:r>
+      <w:r>
+        <w:t xml:space="preserve">— SQLAlchemy가 각 DB의 방언 차이를 다루는 개념.</w:t>
+      </w:r>
+    </w:p>
+    <w:p>
+      <w:pPr>
+        <w:numPr>
+          <w:ilvl w:val="0"/>
+          <w:numId w:val="1025"/>
+        </w:numPr>
+        <w:pStyle w:val="Compact"/>
+      </w:pPr>
+      <w:r>
+        <w:rPr>
+          <w:b/>
+        </w:rPr>
+        <w:t xml:space="preserve">UUID</w:t>
+      </w:r>
+      <w:r>
+        <w:t xml:space="preserve"> </w:t>
+      </w:r>
+      <w:r>
+        <w:t xml:space="preserve">— 전 세계에서 안 겹치는 긴 고유 id.</w:t>
+      </w:r>
+    </w:p>
+    <w:p>
+      <w:pPr>
+        <w:numPr>
+          <w:ilvl w:val="0"/>
+          <w:numId w:val="1025"/>
+        </w:numPr>
+        <w:pStyle w:val="Compact"/>
+      </w:pPr>
+      <w:r>
+        <w:rPr>
+          <w:b/>
+        </w:rPr>
+        <w:t xml:space="preserve">JSONB</w:t>
+      </w:r>
+      <w:r>
+        <w:t xml:space="preserve"> </w:t>
+      </w:r>
+      <w:r>
+        <w:t xml:space="preserve">— Postgres의 JSON 저장/검색 전용 타입.</w:t>
+      </w:r>
+    </w:p>
+    <w:p>
+      <w:pPr>
+        <w:numPr>
+          <w:ilvl w:val="0"/>
+          <w:numId w:val="1025"/>
+        </w:numPr>
+        <w:pStyle w:val="Compact"/>
+      </w:pPr>
+      <w:r>
+        <w:rPr>
+          <w:b/>
+        </w:rPr>
+        <w:t xml:space="preserve">mock</w:t>
+      </w:r>
+      <w:r>
+        <w:t xml:space="preserve"> </w:t>
+      </w:r>
+      <w:r>
+        <w:t xml:space="preserve">— 실제 대신 쓰는 가짜 데이터/동작.</w:t>
+      </w:r>
+    </w:p>
+    <w:p>
+      <w:pPr>
+        <w:numPr>
+          <w:ilvl w:val="0"/>
+          <w:numId w:val="1025"/>
+        </w:numPr>
+        <w:pStyle w:val="Compact"/>
+      </w:pPr>
+      <w:r>
+        <w:rPr>
+          <w:b/>
+        </w:rPr>
+        <w:t xml:space="preserve">추상 클래스(ABC)</w:t>
+      </w:r>
+      <w:r>
+        <w:t xml:space="preserve"> </w:t>
+      </w:r>
+      <w:r>
+        <w:t xml:space="preserve">— 상속받는 클래스가 특정 메서드를 반드시 구현하게 강제하는 틀.</w:t>
+      </w:r>
+    </w:p>
+    <w:p>
+      <w:pPr>
+        <w:numPr>
+          <w:ilvl w:val="0"/>
+          <w:numId w:val="1025"/>
+        </w:numPr>
+        <w:pStyle w:val="Compact"/>
+      </w:pPr>
+      <w:r>
+        <w:rPr>
+          <w:b/>
+        </w:rPr>
+        <w:t xml:space="preserve">컨테이너 / Docker</w:t>
+      </w:r>
+      <w:r>
+        <w:t xml:space="preserve"> </w:t>
+      </w:r>
+      <w:r>
+        <w:t xml:space="preserve">— 앱+실행환경을 상자에 담아 어디서나 동일 실행.</w:t>
+      </w:r>
+    </w:p>
+    <w:p>
+      <w:pPr>
+        <w:numPr>
+          <w:ilvl w:val="0"/>
+          <w:numId w:val="1025"/>
+        </w:numPr>
+        <w:pStyle w:val="Compact"/>
+      </w:pPr>
+      <w:r>
+        <w:rPr>
+          <w:b/>
+        </w:rPr>
+        <w:t xml:space="preserve">시크릿</w:t>
+      </w:r>
+      <w:r>
+        <w:t xml:space="preserve"> </w:t>
+      </w:r>
+      <w:r>
+        <w:t xml:space="preserve">— API 키·비밀번호 등 유출되면 안 되는 값.</w:t>
+      </w:r>
+    </w:p>
+    <w:p>
+      <w:r>
+        <w:pict>
+          <v:rect style="width:0;height:1.5pt" o:hralign="center" o:hrstd="t" o:hr="t"/>
+        </w:pict>
+      </w:r>
+    </w:p>
+    <w:p>
+      <w:pPr>
+        <w:pStyle w:val="Heading2"/>
+      </w:pPr>
+      <w:bookmarkStart w:id="49" w:name="part-7-블로그-소재-아이디어"/>
+      <w:r>
+        <w:t xml:space="preserve">Part 7. 블로그 소재 아이디어</w:t>
+      </w:r>
+      <w:bookmarkEnd w:id="49"/>
+    </w:p>
+    <w:p>
+      <w:pPr>
+        <w:pStyle w:val="FirstParagraph"/>
+      </w:pPr>
+      <w:r>
+        <w:t xml:space="preserve">이 프로젝트에서 뽑을 만한 글감:</w:t>
+      </w:r>
+    </w:p>
+    <w:p>
+      <w:pPr>
+        <w:numPr>
+          <w:ilvl w:val="0"/>
+          <w:numId w:val="1026"/>
+        </w:numPr>
+        <w:pStyle w:val="Compact"/>
+      </w:pPr>
+      <w:r>
+        <w:rPr>
+          <w:b/>
+        </w:rPr>
+        <w:t xml:space="preserve">"운영은 Postgres, 테스트는 SQLite" — with_variant로 두 마리 토끼 잡기</w:t>
+      </w:r>
+      <w:r>
+        <w:t xml:space="preserve"> </w:t>
+      </w:r>
+      <w:r>
+        <w:t xml:space="preserve">(3-7). 실전 문제→해결이 뚜렷해서 가장 반응 좋을 소재.</w:t>
+      </w:r>
+    </w:p>
+    <w:p>
+      <w:pPr>
+        <w:numPr>
+          <w:ilvl w:val="0"/>
+          <w:numId w:val="1026"/>
+        </w:numPr>
+        <w:pStyle w:val="Compact"/>
+      </w:pPr>
+      <w:r>
+        <w:rPr>
+          <w:b/>
+        </w:rPr>
+        <w:t xml:space="preserve">키 발급을 기다리지 않고 개발하기 — mock fallback 패턴</w:t>
+      </w:r>
+      <w:r>
+        <w:t xml:space="preserve"> </w:t>
+      </w:r>
+      <w:r>
+        <w:t xml:space="preserve">(3-9). 외부 API 의존 프로젝트의 공통 고민.</w:t>
+      </w:r>
+    </w:p>
+    <w:p>
+      <w:pPr>
+        <w:numPr>
+          <w:ilvl w:val="0"/>
+          <w:numId w:val="1026"/>
+        </w:numPr>
+        <w:pStyle w:val="Compact"/>
+      </w:pPr>
+      <w:r>
+        <w:rPr>
+          <w:b/>
+        </w:rPr>
+        <w:t xml:space="preserve">위험도를 규칙과 LLM 2계층으로 나눈 이유</w:t>
+      </w:r>
+      <w:r>
+        <w:t xml:space="preserve"> </w:t>
+      </w:r>
+      <w:r>
+        <w:t xml:space="preserve">(3-10). 비용·지연·예측가능성 트레이드오프 이야기.</w:t>
+      </w:r>
+    </w:p>
+    <w:p>
+      <w:pPr>
+        <w:numPr>
+          <w:ilvl w:val="0"/>
+          <w:numId w:val="1026"/>
+        </w:numPr>
+        <w:pStyle w:val="Compact"/>
+      </w:pPr>
+      <w:r>
+        <w:rPr>
+          <w:b/>
+        </w:rPr>
+        <w:t xml:space="preserve">실수로 커밋한 API 키, 히스토리에서 지우기 — git filter-repo 실전</w:t>
+      </w:r>
+      <w:r>
+        <w:t xml:space="preserve"> </w:t>
+      </w:r>
+      <w:r>
+        <w:t xml:space="preserve">(3-13). 짧고 실용적.</w:t>
+      </w:r>
+    </w:p>
+    <w:p>
+      <w:pPr>
+        <w:numPr>
+          <w:ilvl w:val="0"/>
+          <w:numId w:val="1026"/>
         </w:numPr>
         <w:pStyle w:val="Compact"/>
       </w:pPr>
@@ -9879,6 +10052,9 @@
     <w:abstractNumId w:val="991"/>
   </w:num>
   <w:num w:numId="1025">
+    <w:abstractNumId w:val="991"/>
+  </w:num>
+  <w:num w:numId="1026">
     <w:abstractNumId w:val="99211"/>
     <w:lvlOverride w:ilvl="0">
       <w:startOverride w:val="1"/>

--- a/docs/dev-learning-notes.docx
+++ b/docs/dev-learning-notes.docx
@@ -8702,6 +8702,107 @@
       </w:r>
     </w:p>
     <w:p>
+      <w:pPr>
+        <w:pStyle w:val="BodyText"/>
+      </w:pPr>
+      <w:r>
+        <w:rPr>
+          <w:b/>
+        </w:rPr>
+        <w:t xml:space="preserve">무료 폴백(Gemini) 실연동에서 배운 것.</w:t>
+      </w:r>
+      <w:r>
+        <w:t xml:space="preserve"> </w:t>
+      </w:r>
+      <w:r>
+        <w:t xml:space="preserve">aistudio.google.com 에서 무료 키 발급 → 처음 지정한</w:t>
+      </w:r>
+      <w:r>
+        <w:t xml:space="preserve"> </w:t>
+      </w:r>
+      <w:r>
+        <w:rPr>
+          <w:rStyle w:val="VerbatimChar"/>
+        </w:rPr>
+        <w:t xml:space="preserve">gemini-2.0-flash</w:t>
+      </w:r>
+      <w:r>
+        <w:t xml:space="preserve"> </w:t>
+      </w:r>
+      <w:r>
+        <w:t xml:space="preserve">는 429 에</w:t>
+      </w:r>
+      <w:r>
+        <w:t xml:space="preserve"> </w:t>
+      </w:r>
+      <w:r>
+        <w:rPr>
+          <w:rStyle w:val="VerbatimChar"/>
+        </w:rPr>
+        <w:t xml:space="preserve">limit: 0</w:t>
+      </w:r>
+      <w:r>
+        <w:t xml:space="preserve"> </w:t>
+      </w:r>
+      <w:r>
+        <w:t xml:space="preserve">— "다 써서"가 아니라</w:t>
+      </w:r>
+      <w:r>
+        <w:t xml:space="preserve"> </w:t>
+      </w:r>
+      <w:r>
+        <w:rPr>
+          <w:b/>
+        </w:rPr>
+        <w:t xml:space="preserve">그 구세대 모델의 무료 티어 자체가 닫힌 것</w:t>
+      </w:r>
+      <w:r>
+        <w:t xml:space="preserve">. 429 응답을 읽는 법:</w:t>
+      </w:r>
+      <w:r>
+        <w:t xml:space="preserve"> </w:t>
+      </w:r>
+      <w:r>
+        <w:rPr>
+          <w:rStyle w:val="VerbatimChar"/>
+        </w:rPr>
+        <w:t xml:space="preserve">limit: 0</w:t>
+      </w:r>
+      <w:r>
+        <w:t xml:space="preserve"> </w:t>
+      </w:r>
+      <w:r>
+        <w:t xml:space="preserve">이면 quota 소진이 아니라 할당 자체가 없다는 뜻이다.</w:t>
+      </w:r>
+      <w:r>
+        <w:t xml:space="preserve"> </w:t>
+      </w:r>
+      <w:r>
+        <w:rPr>
+          <w:rStyle w:val="VerbatimChar"/>
+        </w:rPr>
+        <w:t xml:space="preserve">GET /models</w:t>
+      </w:r>
+      <w:r>
+        <w:t xml:space="preserve"> </w:t>
+      </w:r>
+      <w:r>
+        <w:t xml:space="preserve">로 사용 가능 모델을 조회해</w:t>
+      </w:r>
+      <w:r>
+        <w:t xml:space="preserve"> </w:t>
+      </w:r>
+      <w:r>
+        <w:rPr>
+          <w:rStyle w:val="VerbatimChar"/>
+        </w:rPr>
+        <w:t xml:space="preserve">gemini-flash-lite-latest</w:t>
+      </w:r>
+      <w:r>
+        <w:t xml:space="preserve">("latest" 별칭이라 세대 교체에도 안 깨짐)로 바꿔 해결. 검증 순서도 교훈: 앱에 붙이기 전에 curl 로 (1) 모델 목록 (2) 최소 호출을 먼저 확인하면 디버깅이 빠르다.</w:t>
+      </w:r>
+    </w:p>
+    <w:p>
       <w:r>
         <w:pict>
           <v:rect style="width:0;height:1.5pt" o:hralign="center" o:hrstd="t" o:hr="t"/>
@@ -9625,7 +9726,7 @@
         <w:rPr>
           <w:i/>
         </w:rPr>
-        <w:t xml:space="preserve">마지막 업데이트: 2026-07-17 (실제 API 연동 완료 시점)</w:t>
+        <w:t xml:space="preserve">마지막 업데이트: 2026-07-17 (LLM 폴백 체인 완성 시점)</w:t>
       </w:r>
     </w:p>
     <w:sectPr/>

--- a/docs/dev-learning-notes.docx
+++ b/docs/dev-learning-notes.docx
@@ -8007,9 +8007,9 @@
       <w:pPr>
         <w:pStyle w:val="Heading3"/>
       </w:pPr>
-      <w:bookmarkStart w:id="43" w:name="Xc60a744d44d19bb74ae857d59433299334b6e2f"/>
-      <w:r>
-        <w:t xml:space="preserve">2026-07-17 (저녁) — 특보→지역 매칭, 실데이터 알림 생성 성공 🎉</w:t>
+      <w:bookmarkStart w:id="43" w:name="Xaf39ec313b966ff97088608f331e9353d321ea7"/>
+      <w:r>
+        <w:t xml:space="preserve">2026-07-19 — 특보→지역 매칭, 실데이터 알림 생성 성공 🎉</w:t>
       </w:r>
       <w:bookmarkEnd w:id="43"/>
     </w:p>
@@ -8228,9 +8228,9 @@
       <w:pPr>
         <w:pStyle w:val="Heading3"/>
       </w:pPr>
-      <w:bookmarkStart w:id="44" w:name="Xa1b728c4511ecb7c4df57a3677eab9ef8cc8932"/>
-      <w:r>
-        <w:t xml:space="preserve">2026-07-17 (밤) — 구독 소급 평가 + 지역명 정규화</w:t>
+      <w:bookmarkStart w:id="44" w:name="Xb32e32d6b513853e7c30d77fabb2af0fc410869"/>
+      <w:r>
+        <w:t xml:space="preserve">2026-07-19 — 구독 소급 평가 + 지역명 정규화</w:t>
       </w:r>
       <w:bookmarkEnd w:id="44"/>
     </w:p>
@@ -8326,9 +8326,9 @@
       <w:pPr>
         <w:pStyle w:val="Heading3"/>
       </w:pPr>
-      <w:bookmarkStart w:id="45" w:name="X50752c593b62167d6416ef7ae9f41badf7e619b"/>
-      <w:r>
-        <w:t xml:space="preserve">2026-07-17 (밤 2) — Phase 2 시작: LLM 알림 문구 생성</w:t>
+      <w:bookmarkStart w:id="45" w:name="X7ba66562540a6cdafdf3c9b7718a9bfb56e5a85"/>
+      <w:r>
+        <w:t xml:space="preserve">2026-07-19 — Phase 2 시작: LLM 알림 문구 생성</w:t>
       </w:r>
       <w:bookmarkEnd w:id="45"/>
     </w:p>
@@ -8532,9 +8532,9 @@
       <w:pPr>
         <w:pStyle w:val="Heading3"/>
       </w:pPr>
-      <w:bookmarkStart w:id="46" w:name="X9dc991692450b605494f9dc542c22a1cbde37b2"/>
-      <w:r>
-        <w:t xml:space="preserve">2026-07-17 (밤 3) — LLM 프로바이더 폴백 체인 + 쿨다운</w:t>
+      <w:bookmarkStart w:id="46" w:name="X0c17cfcb39163b1344d429c3d88407fc271b88f"/>
+      <w:r>
+        <w:t xml:space="preserve">2026-07-19 — LLM 프로바이더 폴백 체인 + 쿨다운</w:t>
       </w:r>
       <w:bookmarkEnd w:id="46"/>
     </w:p>
@@ -8892,7 +8892,7 @@
         <w:t xml:space="preserve"> </w:t>
       </w:r>
       <w:r>
-        <w:t xml:space="preserve">✅ 2026-07-17 완료 — 실데이터 알림 생성까지 검증 (Part 4 일지 참고)</w:t>
+        <w:t xml:space="preserve">✅ 2026-07-19 완료 — 실데이터 알림 생성까지 검증 (Part 4 일지 참고)</w:t>
       </w:r>
     </w:p>
     <w:p>
@@ -8913,7 +8913,7 @@
         <w:t xml:space="preserve"> </w:t>
       </w:r>
       <w:r>
-        <w:t xml:space="preserve">✅ 2026-07-17 완료 — backfill_subscription, 실기기 검증됨</w:t>
+        <w:t xml:space="preserve">✅ 2026-07-19 완료 — backfill_subscription, 실기기 검증됨</w:t>
       </w:r>
     </w:p>
     <w:p>
@@ -8934,7 +8934,7 @@
         <w:t xml:space="preserve"> </w:t>
       </w:r>
       <w:r>
-        <w:t xml:space="preserve">✅ 2026-07-17 완료 — 시/군 접미사 정규화. 행정구역 코드 기반 근본 해결은 여전히 TODO</w:t>
+        <w:t xml:space="preserve">✅ 2026-07-19 완료 — 시/군 접미사 정규화. 행정구역 코드 기반 근본 해결은 여전히 TODO</w:t>
       </w:r>
     </w:p>
     <w:p>
@@ -8976,7 +8976,7 @@
         <w:t xml:space="preserve"> </w:t>
       </w:r>
       <w:r>
-        <w:t xml:space="preserve">✅ 2026-07-17 완료 — fallback 구조 포함, 실데이터 검증 (Part 4 일지 참고)</w:t>
+        <w:t xml:space="preserve">✅ 2026-07-19 완료 — fallback 구조 포함, 실데이터 검증 (Part 4 일지 참고)</w:t>
       </w:r>
     </w:p>
     <w:p>
@@ -9726,7 +9726,7 @@
         <w:rPr>
           <w:i/>
         </w:rPr>
-        <w:t xml:space="preserve">마지막 업데이트: 2026-07-17 (LLM 폴백 체인 완성 시점)</w:t>
+        <w:t xml:space="preserve">마지막 업데이트: 2026-07-19 (LLM 폴백 체인 완성 시점)</w:t>
       </w:r>
     </w:p>
     <w:sectPr/>

--- a/docs/dev-learning-notes.docx
+++ b/docs/dev-learning-notes.docx
@@ -8803,6 +8803,698 @@
       </w:r>
     </w:p>
     <w:p>
+      <w:pPr>
+        <w:pStyle w:val="Heading3"/>
+      </w:pPr>
+      <w:bookmarkStart w:id="47" w:name="X571a85c78c059b2e0400cb37e6b224c81c011c5"/>
+      <w:r>
+        <w:t xml:space="preserve">2026-07-20 — 긴급재난문자 키 발급 + API 호출량 예산 분석</w:t>
+      </w:r>
+      <w:bookmarkEnd w:id="47"/>
+    </w:p>
+    <w:p>
+      <w:pPr>
+        <w:pStyle w:val="FirstParagraph"/>
+      </w:pPr>
+      <w:r>
+        <w:rPr>
+          <w:b/>
+        </w:rPr>
+        <w:t xml:space="preserve">긴급재난문자(safetydata.go.kr) 실응답 확인.</w:t>
+      </w:r>
+      <w:r>
+        <w:t xml:space="preserve"> </w:t>
+      </w:r>
+      <w:r>
+        <w:t xml:space="preserve">키 발급 후 추정 엔드포인트(</w:t>
+      </w:r>
+      <w:r>
+        <w:rPr>
+          <w:rStyle w:val="VerbatimChar"/>
+        </w:rPr>
+        <w:t xml:space="preserve">/V2/api/DSSP-IF-00247</w:t>
+      </w:r>
+      <w:r>
+        <w:t xml:space="preserve">)가 한 번에 적중 — safetydata 공통 컨벤션(serviceKey, returnType=json) 덕분. 누적 55,276건, 필드:</w:t>
+      </w:r>
+      <w:r>
+        <w:t xml:space="preserve"> </w:t>
+      </w:r>
+      <w:r>
+        <w:rPr>
+          <w:rStyle w:val="VerbatimChar"/>
+        </w:rPr>
+        <w:t xml:space="preserve">MSG_CN</w:t>
+      </w:r>
+      <w:r>
+        <w:t xml:space="preserve">(내용),</w:t>
+      </w:r>
+      <w:r>
+        <w:t xml:space="preserve"> </w:t>
+      </w:r>
+      <w:r>
+        <w:rPr>
+          <w:rStyle w:val="VerbatimChar"/>
+        </w:rPr>
+        <w:t xml:space="preserve">RCPTN_RGN_NM</w:t>
+      </w:r>
+      <w:r>
+        <w:t xml:space="preserve">(수신 지역),</w:t>
+      </w:r>
+      <w:r>
+        <w:t xml:space="preserve"> </w:t>
+      </w:r>
+      <w:r>
+        <w:rPr>
+          <w:rStyle w:val="VerbatimChar"/>
+        </w:rPr>
+        <w:t xml:space="preserve">CRT_DT</w:t>
+      </w:r>
+      <w:r>
+        <w:t xml:space="preserve">(발송 시각),</w:t>
+      </w:r>
+      <w:r>
+        <w:t xml:space="preserve"> </w:t>
+      </w:r>
+      <w:r>
+        <w:rPr>
+          <w:rStyle w:val="VerbatimChar"/>
+        </w:rPr>
+        <w:t xml:space="preserve">EMRG_STEP_NM</w:t>
+      </w:r>
+      <w:r>
+        <w:t xml:space="preserve">(긴급 단계),</w:t>
+      </w:r>
+      <w:r>
+        <w:t xml:space="preserve"> </w:t>
+      </w:r>
+      <w:r>
+        <w:rPr>
+          <w:rStyle w:val="VerbatimChar"/>
+        </w:rPr>
+        <w:t xml:space="preserve">DST_SE_NM</w:t>
+      </w:r>
+      <w:r>
+        <w:t xml:space="preserve">(재난 구분),</w:t>
+      </w:r>
+      <w:r>
+        <w:t xml:space="preserve"> </w:t>
+      </w:r>
+      <w:r>
+        <w:rPr>
+          <w:rStyle w:val="VerbatimChar"/>
+        </w:rPr>
+        <w:t xml:space="preserve">SN</w:t>
+      </w:r>
+      <w:r>
+        <w:t xml:space="preserve">(일련번호 — dedupe 키로 적합). 응답이 오래된 순이라 실서비스엔 날짜 필터 파라미터 확인 필요. 클라이언트 구현은 추후.</w:t>
+      </w:r>
+    </w:p>
+    <w:p>
+      <w:pPr>
+        <w:pStyle w:val="BodyText"/>
+      </w:pPr>
+      <w:r>
+        <w:rPr>
+          <w:b/>
+        </w:rPr>
+        <w:t xml:space="preserve">API 호출량 예산 분석.</w:t>
+      </w:r>
+      <w:r>
+        <w:t xml:space="preserve"> </w:t>
+      </w:r>
+      <w:r>
+        <w:t xml:space="preserve">각 공공 API의 일일 한도를 확인하고, 10분 주기 폴링(하루 144사이클) 기준으로 예산을 계산했다:</w:t>
+      </w:r>
+    </w:p>
+    <w:tbl>
+      <w:tblPr>
+        <w:tblStyle w:val="Table"/>
+        <w:tblW w:type="pct" w:w="0.0"/>
+        <w:tblLook w:firstRow="1"/>
+      </w:tblPr>
+      <w:tblGrid/>
+      <w:tr>
+        <w:trPr>
+          <w:cnfStyle w:firstRow="1"/>
+        </w:trPr>
+        <w:tc>
+          <w:tcPr>
+            <w:tcBorders>
+              <w:bottom w:val="single"/>
+            </w:tcBorders>
+            <w:vAlign w:val="bottom"/>
+          </w:tcPr>
+          <w:p>
+            <w:pPr>
+              <w:pStyle w:val="Compact"/>
+              <w:jc w:val="left"/>
+            </w:pPr>
+            <w:r>
+              <w:t xml:space="preserve">API</w:t>
+            </w:r>
+          </w:p>
+        </w:tc>
+        <w:tc>
+          <w:tcPr>
+            <w:tcBorders>
+              <w:bottom w:val="single"/>
+            </w:tcBorders>
+            <w:vAlign w:val="bottom"/>
+          </w:tcPr>
+          <w:p>
+            <w:pPr>
+              <w:pStyle w:val="Compact"/>
+              <w:jc w:val="left"/>
+            </w:pPr>
+            <w:r>
+              <w:t xml:space="preserve">사이클당 호출</w:t>
+            </w:r>
+          </w:p>
+        </w:tc>
+        <w:tc>
+          <w:tcPr>
+            <w:tcBorders>
+              <w:bottom w:val="single"/>
+            </w:tcBorders>
+            <w:vAlign w:val="bottom"/>
+          </w:tcPr>
+          <w:p>
+            <w:pPr>
+              <w:pStyle w:val="Compact"/>
+              <w:jc w:val="left"/>
+            </w:pPr>
+            <w:r>
+              <w:t xml:space="preserve">일일 호출</w:t>
+            </w:r>
+          </w:p>
+        </w:tc>
+        <w:tc>
+          <w:tcPr>
+            <w:tcBorders>
+              <w:bottom w:val="single"/>
+            </w:tcBorders>
+            <w:vAlign w:val="bottom"/>
+          </w:tcPr>
+          <w:p>
+            <w:pPr>
+              <w:pStyle w:val="Compact"/>
+              <w:jc w:val="left"/>
+            </w:pPr>
+            <w:r>
+              <w:t xml:space="preserve">일일 한도</w:t>
+            </w:r>
+          </w:p>
+        </w:tc>
+        <w:tc>
+          <w:tcPr>
+            <w:tcBorders>
+              <w:bottom w:val="single"/>
+            </w:tcBorders>
+            <w:vAlign w:val="bottom"/>
+          </w:tcPr>
+          <w:p>
+            <w:pPr>
+              <w:pStyle w:val="Compact"/>
+              <w:jc w:val="left"/>
+            </w:pPr>
+            <w:r>
+              <w:t xml:space="preserve">사용률</w:t>
+            </w:r>
+          </w:p>
+        </w:tc>
+        <w:tc>
+          <w:tcPr>
+            <w:tcBorders>
+              <w:bottom w:val="single"/>
+            </w:tcBorders>
+            <w:vAlign w:val="bottom"/>
+          </w:tcPr>
+          <w:p>
+            <w:pPr>
+              <w:pStyle w:val="Compact"/>
+              <w:jc w:val="left"/>
+            </w:pPr>
+            <w:r>
+              <w:t xml:space="preserve">사용자 증가 영향</w:t>
+            </w:r>
+          </w:p>
+        </w:tc>
+      </w:tr>
+      <w:tr>
+        <w:tc>
+          <w:p>
+            <w:pPr>
+              <w:pStyle w:val="Compact"/>
+              <w:jc w:val="left"/>
+            </w:pPr>
+            <w:r>
+              <w:t xml:space="preserve">기상특보 (getWthrWrnMsg)</w:t>
+            </w:r>
+          </w:p>
+        </w:tc>
+        <w:tc>
+          <w:p>
+            <w:pPr>
+              <w:pStyle w:val="Compact"/>
+              <w:jc w:val="left"/>
+            </w:pPr>
+            <w:r>
+              <w:t xml:space="preserve">1</w:t>
+            </w:r>
+          </w:p>
+        </w:tc>
+        <w:tc>
+          <w:p>
+            <w:pPr>
+              <w:pStyle w:val="Compact"/>
+              <w:jc w:val="left"/>
+            </w:pPr>
+            <w:r>
+              <w:t xml:space="preserve">144</w:t>
+            </w:r>
+          </w:p>
+        </w:tc>
+        <w:tc>
+          <w:p>
+            <w:pPr>
+              <w:pStyle w:val="Compact"/>
+              <w:jc w:val="left"/>
+            </w:pPr>
+            <w:r>
+              <w:t xml:space="preserve">10,000</w:t>
+            </w:r>
+          </w:p>
+        </w:tc>
+        <w:tc>
+          <w:p>
+            <w:pPr>
+              <w:pStyle w:val="Compact"/>
+              <w:jc w:val="left"/>
+            </w:pPr>
+            <w:r>
+              <w:t xml:space="preserve">1.4%</w:t>
+            </w:r>
+          </w:p>
+        </w:tc>
+        <w:tc>
+          <w:p>
+            <w:pPr>
+              <w:pStyle w:val="Compact"/>
+              <w:jc w:val="left"/>
+            </w:pPr>
+            <w:r>
+              <w:t xml:space="preserve">없음</w:t>
+            </w:r>
+          </w:p>
+        </w:tc>
+      </w:tr>
+      <w:tr>
+        <w:tc>
+          <w:p>
+            <w:pPr>
+              <w:pStyle w:val="Compact"/>
+              <w:jc w:val="left"/>
+            </w:pPr>
+            <w:r>
+              <w:t xml:space="preserve">지진 (getEqkMsg)</w:t>
+            </w:r>
+          </w:p>
+        </w:tc>
+        <w:tc>
+          <w:p>
+            <w:pPr>
+              <w:pStyle w:val="Compact"/>
+              <w:jc w:val="left"/>
+            </w:pPr>
+            <w:r>
+              <w:t xml:space="preserve">1</w:t>
+            </w:r>
+          </w:p>
+        </w:tc>
+        <w:tc>
+          <w:p>
+            <w:pPr>
+              <w:pStyle w:val="Compact"/>
+              <w:jc w:val="left"/>
+            </w:pPr>
+            <w:r>
+              <w:t xml:space="preserve">144</w:t>
+            </w:r>
+          </w:p>
+        </w:tc>
+        <w:tc>
+          <w:p>
+            <w:pPr>
+              <w:pStyle w:val="Compact"/>
+              <w:jc w:val="left"/>
+            </w:pPr>
+            <w:r>
+              <w:t xml:space="preserve">10,000</w:t>
+            </w:r>
+          </w:p>
+        </w:tc>
+        <w:tc>
+          <w:p>
+            <w:pPr>
+              <w:pStyle w:val="Compact"/>
+              <w:jc w:val="left"/>
+            </w:pPr>
+            <w:r>
+              <w:t xml:space="preserve">1.4%</w:t>
+            </w:r>
+          </w:p>
+        </w:tc>
+        <w:tc>
+          <w:p>
+            <w:pPr>
+              <w:pStyle w:val="Compact"/>
+              <w:jc w:val="left"/>
+            </w:pPr>
+            <w:r>
+              <w:t xml:space="preserve">없음</w:t>
+            </w:r>
+          </w:p>
+        </w:tc>
+      </w:tr>
+      <w:tr>
+        <w:tc>
+          <w:p>
+            <w:pPr>
+              <w:pStyle w:val="Compact"/>
+              <w:jc w:val="left"/>
+            </w:pPr>
+            <w:r>
+              <w:t xml:space="preserve">긴급재난문자 (safetydata)</w:t>
+            </w:r>
+          </w:p>
+        </w:tc>
+        <w:tc>
+          <w:p>
+            <w:pPr>
+              <w:pStyle w:val="Compact"/>
+              <w:jc w:val="left"/>
+            </w:pPr>
+            <w:r>
+              <w:t xml:space="preserve">1</w:t>
+            </w:r>
+          </w:p>
+        </w:tc>
+        <w:tc>
+          <w:p>
+            <w:pPr>
+              <w:pStyle w:val="Compact"/>
+              <w:jc w:val="left"/>
+            </w:pPr>
+            <w:r>
+              <w:t xml:space="preserve">144</w:t>
+            </w:r>
+          </w:p>
+        </w:tc>
+        <w:tc>
+          <w:p>
+            <w:pPr>
+              <w:pStyle w:val="Compact"/>
+              <w:jc w:val="left"/>
+            </w:pPr>
+            <w:r>
+              <w:rPr>
+                <w:b/>
+              </w:rPr>
+              <w:t xml:space="preserve">1,000</w:t>
+            </w:r>
+          </w:p>
+        </w:tc>
+        <w:tc>
+          <w:p>
+            <w:pPr>
+              <w:pStyle w:val="Compact"/>
+              <w:jc w:val="left"/>
+            </w:pPr>
+            <w:r>
+              <w:rPr>
+                <w:b/>
+              </w:rPr>
+              <w:t xml:space="preserve">14.4%</w:t>
+            </w:r>
+          </w:p>
+        </w:tc>
+        <w:tc>
+          <w:p>
+            <w:pPr>
+              <w:pStyle w:val="Compact"/>
+              <w:jc w:val="left"/>
+            </w:pPr>
+            <w:r>
+              <w:t xml:space="preserve">없음</w:t>
+            </w:r>
+          </w:p>
+        </w:tc>
+      </w:tr>
+      <w:tr>
+        <w:tc>
+          <w:p>
+            <w:pPr>
+              <w:pStyle w:val="Compact"/>
+              <w:jc w:val="left"/>
+            </w:pPr>
+            <w:r>
+              <w:t xml:space="preserve">홍수통제소 (목록+수위)</w:t>
+            </w:r>
+          </w:p>
+        </w:tc>
+        <w:tc>
+          <w:p>
+            <w:pPr>
+              <w:pStyle w:val="Compact"/>
+              <w:jc w:val="left"/>
+            </w:pPr>
+            <w:r>
+              <w:t xml:space="preserve">1+N (N=관측소)</w:t>
+            </w:r>
+          </w:p>
+        </w:tc>
+        <w:tc>
+          <w:p>
+            <w:pPr>
+              <w:pStyle w:val="Compact"/>
+              <w:jc w:val="left"/>
+            </w:pPr>
+            <w:r>
+              <w:t xml:space="preserve">144×(1+N)</w:t>
+            </w:r>
+          </w:p>
+        </w:tc>
+        <w:tc>
+          <w:p>
+            <w:pPr>
+              <w:pStyle w:val="Compact"/>
+              <w:jc w:val="left"/>
+            </w:pPr>
+            <w:r>
+              <w:t xml:space="preserve">없음 — 분당 1,000 제한</w:t>
+            </w:r>
+          </w:p>
+        </w:tc>
+        <w:tc>
+          <w:p>
+            <w:pPr>
+              <w:pStyle w:val="Compact"/>
+              <w:jc w:val="left"/>
+            </w:pPr>
+            <w:r>
+              <w:t xml:space="preserve">—</w:t>
+            </w:r>
+          </w:p>
+        </w:tc>
+        <w:tc>
+          <w:p>
+            <w:pPr>
+              <w:pStyle w:val="Compact"/>
+              <w:jc w:val="left"/>
+            </w:pPr>
+            <w:r>
+              <w:rPr>
+                <w:b/>
+              </w:rPr>
+              <w:t xml:space="preserve">있음</w:t>
+            </w:r>
+            <w:r>
+              <w:t xml:space="preserve"> </w:t>
+            </w:r>
+            <w:r>
+              <w:t xml:space="preserve">(구독 지역↑ → N↑)</w:t>
+            </w:r>
+          </w:p>
+        </w:tc>
+      </w:tr>
+      <w:tr>
+        <w:tc>
+          <w:p>
+            <w:pPr>
+              <w:pStyle w:val="Compact"/>
+              <w:jc w:val="left"/>
+            </w:pPr>
+            <w:r>
+              <w:t xml:space="preserve">LLM (문구 생성)</w:t>
+            </w:r>
+          </w:p>
+        </w:tc>
+        <w:tc>
+          <w:p>
+            <w:pPr>
+              <w:pStyle w:val="Compact"/>
+              <w:jc w:val="left"/>
+            </w:pPr>
+            <w:r>
+              <w:t xml:space="preserve">알림 건수</w:t>
+            </w:r>
+          </w:p>
+        </w:tc>
+        <w:tc>
+          <w:p>
+            <w:pPr>
+              <w:pStyle w:val="Compact"/>
+              <w:jc w:val="left"/>
+            </w:pPr>
+            <w:r>
+              <w:t xml:space="preserve">가변</w:t>
+            </w:r>
+          </w:p>
+        </w:tc>
+        <w:tc>
+          <w:p>
+            <w:pPr>
+              <w:pStyle w:val="Compact"/>
+              <w:jc w:val="left"/>
+            </w:pPr>
+            <w:r>
+              <w:t xml:space="preserve">크레딧/무료티어</w:t>
+            </w:r>
+          </w:p>
+        </w:tc>
+        <w:tc>
+          <w:p>
+            <w:pPr>
+              <w:pStyle w:val="Compact"/>
+              <w:jc w:val="left"/>
+            </w:pPr>
+            <w:r>
+              <w:t xml:space="preserve">—</w:t>
+            </w:r>
+          </w:p>
+        </w:tc>
+        <w:tc>
+          <w:p>
+            <w:pPr>
+              <w:pStyle w:val="Compact"/>
+              <w:jc w:val="left"/>
+            </w:pPr>
+            <w:r>
+              <w:rPr>
+                <w:b/>
+              </w:rPr>
+              <w:t xml:space="preserve">있음</w:t>
+            </w:r>
+            <w:r>
+              <w:t xml:space="preserve"> </w:t>
+            </w:r>
+            <w:r>
+              <w:t xml:space="preserve">(알림 ∝ 사용자)</w:t>
+            </w:r>
+          </w:p>
+        </w:tc>
+      </w:tr>
+    </w:tbl>
+    <w:p>
+      <w:pPr>
+        <w:pStyle w:val="BodyText"/>
+      </w:pPr>
+      <w:r>
+        <w:rPr>
+          <w:b/>
+        </w:rPr>
+        <w:t xml:space="preserve">아키텍처가 주는 여유.</w:t>
+      </w:r>
+      <w:r>
+        <w:t xml:space="preserve"> </w:t>
+      </w:r>
+      <w:r>
+        <w:t xml:space="preserve">수집은 서버가 소스당 1회 폴링하고 사용자에겐 DB에서 팬아웃하므로,</w:t>
+      </w:r>
+      <w:r>
+        <w:t xml:space="preserve"> </w:t>
+      </w:r>
+      <w:r>
+        <w:rPr>
+          <w:b/>
+        </w:rPr>
+        <w:t xml:space="preserve">공공 API 호출량은 사용자 수와 무관</w:t>
+      </w:r>
+      <w:r>
+        <w:t xml:space="preserve">하다. 사용자 증가에 비례하는 건 LLM 호출(비용)과 홍수통제소 관측소 수뿐. 폴링 아키텍처의 중요한 장점이고 면접에서 말할 거리.</w:t>
+      </w:r>
+    </w:p>
+    <w:p>
+      <w:pPr>
+        <w:pStyle w:val="BodyText"/>
+      </w:pPr>
+      <w:r>
+        <w:rPr>
+          <w:b/>
+        </w:rPr>
+        <w:t xml:space="preserve">병목 식별.</w:t>
+      </w:r>
+      <w:r>
+        <w:t xml:space="preserve"> </w:t>
+      </w:r>
+      <w:r>
+        <w:t xml:space="preserve">(1)</w:t>
+      </w:r>
+      <w:r>
+        <w:t xml:space="preserve"> </w:t>
+      </w:r>
+      <w:r>
+        <w:rPr>
+          <w:b/>
+        </w:rPr>
+        <w:t xml:space="preserve">가장 빨리 소진: 긴급재난문자</w:t>
+      </w:r>
+      <w:r>
+        <w:t xml:space="preserve"> </w:t>
+      </w:r>
+      <w:r>
+        <w:t xml:space="preserve">— 한도가 1/10이라 폴링을 1분 주기로 당기면 1,440회/일로 초과. 이 소스만은 10분 이상 주기 고정 + 재시도 백오프 필수. (2)</w:t>
+      </w:r>
+      <w:r>
+        <w:t xml:space="preserve"> </w:t>
+      </w:r>
+      <w:r>
+        <w:rPr>
+          <w:b/>
+        </w:rPr>
+        <w:t xml:space="preserve">홍수통제소 분당 1,000 제한</w:t>
+      </w:r>
+      <w:r>
+        <w:t xml:space="preserve"> </w:t>
+      </w:r>
+      <w:r>
+        <w:t xml:space="preserve">— Phase 2에서 관측소 동적 선정 시 병렬 호출하면 순간 초과 위험(3회 위반 시 키 차단). 순차 호출/스로틀링으로 대비. (3)</w:t>
+      </w:r>
+      <w:r>
+        <w:t xml:space="preserve"> </w:t>
+      </w:r>
+      <w:r>
+        <w:rPr>
+          <w:rStyle w:val="VerbatimChar"/>
+        </w:rPr>
+        <w:t xml:space="preserve">POST /events/ingest</w:t>
+      </w:r>
+      <w:r>
+        <w:t xml:space="preserve">가 무방비 — 연타하면 그만큼 공공 API를 때리므로, 스케줄러 도입 시 "최근 X분 내 수집했으면 스킵" 가드 필요.</w:t>
+      </w:r>
+    </w:p>
+    <w:p>
       <w:r>
         <w:pict>
           <v:rect style="width:0;height:1.5pt" o:hralign="center" o:hrstd="t" o:hr="t"/>
@@ -8813,11 +9505,11 @@
       <w:pPr>
         <w:pStyle w:val="Heading2"/>
       </w:pPr>
-      <w:bookmarkStart w:id="47" w:name="part-5-아직-안-한-것--다음-phase-2"/>
+      <w:bookmarkStart w:id="48" w:name="part-5-아직-안-한-것--다음-phase-2"/>
       <w:r>
         <w:t xml:space="preserve">Part 5. 아직 안 한 것 / 다음 (Phase 2+)</w:t>
       </w:r>
-      <w:bookmarkEnd w:id="47"/>
+      <w:bookmarkEnd w:id="48"/>
     </w:p>
     <w:p>
       <w:pPr>
@@ -9024,13 +9716,28 @@
         <w:rPr>
           <w:b/>
         </w:rPr>
-        <w:t xml:space="preserve">웹 프론트(PWA)</w:t>
-      </w:r>
-      <w:r>
-        <w:t xml:space="preserve"> </w:t>
-      </w:r>
-      <w:r>
-        <w:t xml:space="preserve">구독 관리 화면.</w:t>
+        <w:t xml:space="preserve">스케줄러 (주기 자동 수집) — 호출량 예산 반영 필수.</w:t>
+      </w:r>
+      <w:r>
+        <w:t xml:space="preserve"> </w:t>
+      </w:r>
+      <w:r>
+        <w:t xml:space="preserve">10분 주기 자동 ingest. 같이 구현할 것: (1) "최근 X분 내 수집했으면 스킵" 가드 —</w:t>
+      </w:r>
+      <w:r>
+        <w:t xml:space="preserve"> </w:t>
+      </w:r>
+      <w:r>
+        <w:rPr>
+          <w:rStyle w:val="VerbatimChar"/>
+        </w:rPr>
+        <w:t xml:space="preserve">POST /events/ingest</w:t>
+      </w:r>
+      <w:r>
+        <w:t xml:space="preserve"> </w:t>
+      </w:r>
+      <w:r>
+        <w:t xml:space="preserve">연타로 공공 API를 불필요하게 때리는 것 방지, (2) 소스별 폴링 주기 분리 가능하게 — 특히 긴급재난문자는 일일 한도 1,000이라 10분 이상 주기 고정, (3) 실패 재시도는 백오프 포함.</w:t>
       </w:r>
     </w:p>
     <w:p>
@@ -9045,61 +9752,13 @@
         <w:rPr>
           <w:b/>
         </w:rPr>
-        <w:t xml:space="preserve">FCM 웹푸시</w:t>
-      </w:r>
-      <w:r>
-        <w:t xml:space="preserve"> </w:t>
-      </w:r>
-      <w:r>
-        <w:t xml:space="preserve">실제 발송(서비스 계정 JSON 방식).</w:t>
-      </w:r>
-      <w:r>
-        <w:t xml:space="preserve"> </w:t>
-      </w:r>
-      <w:r>
-        <w:rPr>
-          <w:rStyle w:val="VerbatimChar"/>
-        </w:rPr>
-        <w:t xml:space="preserve">app/config.py</w:t>
-      </w:r>
-      <w:r>
-        <w:t xml:space="preserve">의 설정도</w:t>
-      </w:r>
-      <w:r>
-        <w:t xml:space="preserve"> </w:t>
-      </w:r>
-      <w:r>
-        <w:rPr>
-          <w:rStyle w:val="VerbatimChar"/>
-        </w:rPr>
-        <w:t xml:space="preserve">fcm_server_key</w:t>
-      </w:r>
-      <w:r>
-        <w:t xml:space="preserve"> </w:t>
-      </w:r>
-      <w:r>
-        <w:t xml:space="preserve">→</w:t>
-      </w:r>
-      <w:r>
-        <w:t xml:space="preserve"> </w:t>
-      </w:r>
-      <w:r>
-        <w:rPr>
-          <w:rStyle w:val="VerbatimChar"/>
-        </w:rPr>
-        <w:t xml:space="preserve">GOOGLE_APPLICATION_CREDENTIALS</w:t>
-      </w:r>
-      <w:r>
-        <w:t xml:space="preserve">/</w:t>
-      </w:r>
-      <w:r>
-        <w:rPr>
-          <w:rStyle w:val="VerbatimChar"/>
-        </w:rPr>
-        <w:t xml:space="preserve">FCM_PROJECT_ID</w:t>
-      </w:r>
-      <w:r>
-        <w:t xml:space="preserve">로 맞춰줄 것(현재는 .env만 바뀌고 config는 레거시 필드가 남아 있음 — 작은 정리 항목).</w:t>
+        <w:t xml:space="preserve">홍수통제소 호출 스로틀링.</w:t>
+      </w:r>
+      <w:r>
+        <w:t xml:space="preserve"> </w:t>
+      </w:r>
+      <w:r>
+        <w:t xml:space="preserve">관측소 동적 선정 도입 시 병렬 호출로 분당 1,000건 제한을 순간 초과하면 키 차단(하루 3회) — 순차 호출 또는 초당 제한 필요.</w:t>
       </w:r>
     </w:p>
     <w:p>
@@ -9114,6 +9773,147 @@
         <w:rPr>
           <w:b/>
         </w:rPr>
+        <w:t xml:space="preserve">긴급재난문자 ingestion 클라이언트.</w:t>
+      </w:r>
+      <w:r>
+        <w:t xml:space="preserve"> </w:t>
+      </w:r>
+      <w:r>
+        <w:t xml:space="preserve">실응답 스펙 확인 완료(2026-07-20, DSSP-IF-00247). 날짜 필터 파라미터 확인 →</w:t>
+      </w:r>
+      <w:r>
+        <w:t xml:space="preserve"> </w:t>
+      </w:r>
+      <w:r>
+        <w:rPr>
+          <w:rStyle w:val="VerbatimChar"/>
+        </w:rPr>
+        <w:t xml:space="preserve">SN</w:t>
+      </w:r>
+      <w:r>
+        <w:t xml:space="preserve"> </w:t>
+      </w:r>
+      <w:r>
+        <w:t xml:space="preserve">기반 dedupe →</w:t>
+      </w:r>
+      <w:r>
+        <w:t xml:space="preserve"> </w:t>
+      </w:r>
+      <w:r>
+        <w:rPr>
+          <w:rStyle w:val="VerbatimChar"/>
+        </w:rPr>
+        <w:t xml:space="preserve">RCPTN_RGN_NM</w:t>
+      </w:r>
+      <w:r>
+        <w:t xml:space="preserve"> </w:t>
+      </w:r>
+      <w:r>
+        <w:t xml:space="preserve">지역 매칭.</w:t>
+      </w:r>
+    </w:p>
+    <w:p>
+      <w:pPr>
+        <w:numPr>
+          <w:ilvl w:val="0"/>
+          <w:numId w:val="1024"/>
+        </w:numPr>
+        <w:pStyle w:val="Compact"/>
+      </w:pPr>
+      <w:r>
+        <w:rPr>
+          <w:b/>
+        </w:rPr>
+        <w:t xml:space="preserve">웹 프론트(PWA)</w:t>
+      </w:r>
+      <w:r>
+        <w:t xml:space="preserve"> </w:t>
+      </w:r>
+      <w:r>
+        <w:t xml:space="preserve">구독 관리 화면.</w:t>
+      </w:r>
+    </w:p>
+    <w:p>
+      <w:pPr>
+        <w:numPr>
+          <w:ilvl w:val="0"/>
+          <w:numId w:val="1024"/>
+        </w:numPr>
+        <w:pStyle w:val="Compact"/>
+      </w:pPr>
+      <w:r>
+        <w:rPr>
+          <w:b/>
+        </w:rPr>
+        <w:t xml:space="preserve">FCM 웹푸시</w:t>
+      </w:r>
+      <w:r>
+        <w:t xml:space="preserve"> </w:t>
+      </w:r>
+      <w:r>
+        <w:t xml:space="preserve">실제 발송(서비스 계정 JSON 방식).</w:t>
+      </w:r>
+      <w:r>
+        <w:t xml:space="preserve"> </w:t>
+      </w:r>
+      <w:r>
+        <w:rPr>
+          <w:rStyle w:val="VerbatimChar"/>
+        </w:rPr>
+        <w:t xml:space="preserve">app/config.py</w:t>
+      </w:r>
+      <w:r>
+        <w:t xml:space="preserve">의 설정도</w:t>
+      </w:r>
+      <w:r>
+        <w:t xml:space="preserve"> </w:t>
+      </w:r>
+      <w:r>
+        <w:rPr>
+          <w:rStyle w:val="VerbatimChar"/>
+        </w:rPr>
+        <w:t xml:space="preserve">fcm_server_key</w:t>
+      </w:r>
+      <w:r>
+        <w:t xml:space="preserve"> </w:t>
+      </w:r>
+      <w:r>
+        <w:t xml:space="preserve">→</w:t>
+      </w:r>
+      <w:r>
+        <w:t xml:space="preserve"> </w:t>
+      </w:r>
+      <w:r>
+        <w:rPr>
+          <w:rStyle w:val="VerbatimChar"/>
+        </w:rPr>
+        <w:t xml:space="preserve">GOOGLE_APPLICATION_CREDENTIALS</w:t>
+      </w:r>
+      <w:r>
+        <w:t xml:space="preserve">/</w:t>
+      </w:r>
+      <w:r>
+        <w:rPr>
+          <w:rStyle w:val="VerbatimChar"/>
+        </w:rPr>
+        <w:t xml:space="preserve">FCM_PROJECT_ID</w:t>
+      </w:r>
+      <w:r>
+        <w:t xml:space="preserve">로 맞춰줄 것(현재는 .env만 바뀌고 config는 레거시 필드가 남아 있음 — 작은 정리 항목).</w:t>
+      </w:r>
+    </w:p>
+    <w:p>
+      <w:pPr>
+        <w:numPr>
+          <w:ilvl w:val="0"/>
+          <w:numId w:val="1024"/>
+        </w:numPr>
+        <w:pStyle w:val="Compact"/>
+      </w:pPr>
+      <w:r>
+        <w:rPr>
+          <w:b/>
+        </w:rPr>
         <w:t xml:space="preserve">JWT 인증.</w:t>
       </w:r>
       <w:r>
@@ -9146,11 +9946,11 @@
       <w:pPr>
         <w:pStyle w:val="Heading2"/>
       </w:pPr>
-      <w:bookmarkStart w:id="48" w:name="part-6-용어-사전"/>
+      <w:bookmarkStart w:id="49" w:name="part-6-용어-사전"/>
       <w:r>
         <w:t xml:space="preserve">Part 6. 용어 사전</w:t>
       </w:r>
-      <w:bookmarkEnd w:id="48"/>
+      <w:bookmarkEnd w:id="49"/>
     </w:p>
     <w:p>
       <w:pPr>
@@ -9592,11 +10392,11 @@
       <w:pPr>
         <w:pStyle w:val="Heading2"/>
       </w:pPr>
-      <w:bookmarkStart w:id="49" w:name="part-7-블로그-소재-아이디어"/>
+      <w:bookmarkStart w:id="50" w:name="part-7-블로그-소재-아이디어"/>
       <w:r>
         <w:t xml:space="preserve">Part 7. 블로그 소재 아이디어</w:t>
       </w:r>
-      <w:bookmarkEnd w:id="49"/>
+      <w:bookmarkEnd w:id="50"/>
     </w:p>
     <w:p>
       <w:pPr>
@@ -9726,7 +10526,7 @@
         <w:rPr>
           <w:i/>
         </w:rPr>
-        <w:t xml:space="preserve">마지막 업데이트: 2026-07-19 (LLM 폴백 체인 완성 시점)</w:t>
+        <w:t xml:space="preserve">마지막 업데이트: 2026-07-20 (호출량 예산 분석 시점)</w:t>
       </w:r>
     </w:p>
     <w:sectPr/>

--- a/docs/dev-learning-notes.docx
+++ b/docs/dev-learning-notes.docx
@@ -9495,6 +9495,268 @@
       </w:r>
     </w:p>
     <w:p>
+      <w:pPr>
+        <w:pStyle w:val="Heading3"/>
+      </w:pPr>
+      <w:bookmarkStart w:id="48" w:name="X09dd74cf777e9ebf8831d776574efc68c5a3b52"/>
+      <w:r>
+        <w:t xml:space="preserve">2026-07-20 — 스케줄러: 10분 주기 자동 수집 + 중복 실행 가드</w:t>
+      </w:r>
+      <w:bookmarkEnd w:id="48"/>
+    </w:p>
+    <w:p>
+      <w:pPr>
+        <w:pStyle w:val="FirstParagraph"/>
+      </w:pPr>
+      <w:r>
+        <w:rPr>
+          <w:b/>
+        </w:rPr>
+        <w:t xml:space="preserve">설계가 곧 예산 집행.</w:t>
+      </w:r>
+      <w:r>
+        <w:t xml:space="preserve"> </w:t>
+      </w:r>
+      <w:r>
+        <w:t xml:space="preserve">위 호출량 분석이 그대로 설계 근거가 됐다: 주기 10분(재난문자 한도의 14.4%), 수동 호출 가드 3분. 설정은</w:t>
+      </w:r>
+      <w:r>
+        <w:t xml:space="preserve"> </w:t>
+      </w:r>
+      <w:r>
+        <w:rPr>
+          <w:rStyle w:val="VerbatimChar"/>
+        </w:rPr>
+        <w:t xml:space="preserve">.env</w:t>
+      </w:r>
+      <w:r>
+        <w:t xml:space="preserve">로 조정 가능(</w:t>
+      </w:r>
+      <w:r>
+        <w:rPr>
+          <w:rStyle w:val="VerbatimChar"/>
+        </w:rPr>
+        <w:t xml:space="preserve">INGEST_INTERVAL_MINUTES</w:t>
+      </w:r>
+      <w:r>
+        <w:t xml:space="preserve"> </w:t>
+      </w:r>
+      <w:r>
+        <w:t xml:space="preserve">등)하되 기본값에 근거를 주석으로 박아뒀다(</w:t>
+      </w:r>
+      <w:r>
+        <w:rPr>
+          <w:rStyle w:val="VerbatimChar"/>
+        </w:rPr>
+        <w:t xml:space="preserve">app/config.py</w:t>
+      </w:r>
+      <w:r>
+        <w:t xml:space="preserve">).</w:t>
+      </w:r>
+    </w:p>
+    <w:p>
+      <w:pPr>
+        <w:pStyle w:val="BodyText"/>
+      </w:pPr>
+      <w:r>
+        <w:rPr>
+          <w:b/>
+        </w:rPr>
+        <w:t xml:space="preserve">구현 선택: asyncio 백그라운드 태스크 (APScheduler 안 씀).</w:t>
+      </w:r>
+      <w:r>
+        <w:t xml:space="preserve"> </w:t>
+      </w:r>
+      <w:r>
+        <w:t xml:space="preserve">FastAPI 의 lifespan(서버 시작/종료 훅)에서</w:t>
+      </w:r>
+      <w:r>
+        <w:t xml:space="preserve"> </w:t>
+      </w:r>
+      <w:r>
+        <w:rPr>
+          <w:rStyle w:val="VerbatimChar"/>
+        </w:rPr>
+        <w:t xml:space="preserve">asyncio.create_task</w:t>
+      </w:r>
+      <w:r>
+        <w:t xml:space="preserve">로 무한 루프를 띄우는 최소 구성(</w:t>
+      </w:r>
+      <w:r>
+        <w:rPr>
+          <w:rStyle w:val="VerbatimChar"/>
+        </w:rPr>
+        <w:t xml:space="preserve">app/scheduler.py</w:t>
+      </w:r>
+      <w:r>
+        <w:t xml:space="preserve">). 단일 프로세스 MVP 에선 라이브러리 하나 덜 쓰는 쪽을 택했고, 다중 인스턴스 배포 시엔</w:t>
+      </w:r>
+      <w:r>
+        <w:t xml:space="preserve"> </w:t>
+      </w:r>
+      <w:r>
+        <w:rPr>
+          <w:rStyle w:val="VerbatimChar"/>
+        </w:rPr>
+        <w:t xml:space="preserve">SCHEDULER_ENABLED=0</w:t>
+      </w:r>
+      <w:r>
+        <w:t xml:space="preserve">으로 끄고 외부 스케줄러(Cloud Scheduler → POST /events/ingest)로 전환하는 퇴로를 문서화해뒀다. 주의점 하나: ingestion 코드가 동기(sync)라 이벤트 루프를 막지 않게</w:t>
+      </w:r>
+      <w:r>
+        <w:t xml:space="preserve"> </w:t>
+      </w:r>
+      <w:r>
+        <w:rPr>
+          <w:rStyle w:val="VerbatimChar"/>
+        </w:rPr>
+        <w:t xml:space="preserve">asyncio.to_thread</w:t>
+      </w:r>
+      <w:r>
+        <w:t xml:space="preserve">로 스레드에서 실행.</w:t>
+      </w:r>
+    </w:p>
+    <w:p>
+      <w:pPr>
+        <w:pStyle w:val="BodyText"/>
+      </w:pPr>
+      <w:r>
+        <w:rPr>
+          <w:b/>
+        </w:rPr>
+        <w:t xml:space="preserve">중복 실행 가드.</w:t>
+      </w:r>
+      <w:r>
+        <w:t xml:space="preserve"> </w:t>
+      </w:r>
+      <w:r>
+        <w:rPr>
+          <w:rStyle w:val="VerbatimChar"/>
+        </w:rPr>
+        <w:t xml:space="preserve">run_ingestion_cycle_guarded()</w:t>
+      </w:r>
+      <w:r>
+        <w:t xml:space="preserve"> </w:t>
+      </w:r>
+      <w:r>
+        <w:t xml:space="preserve">— 마지막 실행 시각(모듈 전역)을 기억해서, 최근 N분 내 재호출이면 공공 API 를 건드리지 않고</w:t>
+      </w:r>
+      <w:r>
+        <w:t xml:space="preserve"> </w:t>
+      </w:r>
+      <w:r>
+        <w:rPr>
+          <w:rStyle w:val="VerbatimChar"/>
+        </w:rPr>
+        <w:t xml:space="preserve">{"skipped": true, "reason": ...}</w:t>
+      </w:r>
+      <w:r>
+        <w:t xml:space="preserve"> </w:t>
+      </w:r>
+      <w:r>
+        <w:t xml:space="preserve">반환. 스케줄러와 수동</w:t>
+      </w:r>
+      <w:r>
+        <w:t xml:space="preserve"> </w:t>
+      </w:r>
+      <w:r>
+        <w:rPr>
+          <w:rStyle w:val="VerbatimChar"/>
+        </w:rPr>
+        <w:t xml:space="preserve">/events/ingest</w:t>
+      </w:r>
+      <w:r>
+        <w:t xml:space="preserve">가 같은 가드를 공유하므로 겹쳐도 안전하다. LLM 쿨다운(밤 폴백 체인)과 같은 패턴 — "상태 기억해서 낭비 호출 차단"이 이 프로젝트의 반복 모티프가 됐다.</w:t>
+      </w:r>
+    </w:p>
+    <w:p>
+      <w:pPr>
+        <w:pStyle w:val="BodyText"/>
+      </w:pPr>
+      <w:r>
+        <w:rPr>
+          <w:b/>
+        </w:rPr>
+        <w:t xml:space="preserve">루프 생존성.</w:t>
+      </w:r>
+      <w:r>
+        <w:t xml:space="preserve"> </w:t>
+      </w:r>
+      <w:r>
+        <w:t xml:space="preserve">사이클 전체가 실패해도(DB 다운 등) 루프는</w:t>
+      </w:r>
+      <w:r>
+        <w:t xml:space="preserve"> </w:t>
+      </w:r>
+      <w:r>
+        <w:rPr>
+          <w:rStyle w:val="VerbatimChar"/>
+        </w:rPr>
+        <w:t xml:space="preserve">try/except</w:t>
+      </w:r>
+      <w:r>
+        <w:t xml:space="preserve">로 살아남아 다음 주기에 자연 재시도. 10분 주기 자체가 완만한 백오프 역할. 소스별 실패는 기존대로 격리·기록된다.</w:t>
+      </w:r>
+    </w:p>
+    <w:p>
+      <w:pPr>
+        <w:pStyle w:val="BodyText"/>
+      </w:pPr>
+      <w:r>
+        <w:rPr>
+          <w:b/>
+        </w:rPr>
+        <w:t xml:space="preserve">테스트 격리 추가.</w:t>
+      </w:r>
+      <w:r>
+        <w:t xml:space="preserve"> </w:t>
+      </w:r>
+      <w:r>
+        <w:t xml:space="preserve">conftest 에</w:t>
+      </w:r>
+      <w:r>
+        <w:t xml:space="preserve"> </w:t>
+      </w:r>
+      <w:r>
+        <w:rPr>
+          <w:rStyle w:val="VerbatimChar"/>
+        </w:rPr>
+        <w:t xml:space="preserve">SCHEDULER_ENABLED=0</w:t>
+      </w:r>
+      <w:r>
+        <w:t xml:space="preserve"> </w:t>
+      </w:r>
+      <w:r>
+        <w:t xml:space="preserve">— 테스트 중 백그라운드 폴링이 돌면 타이밍 비결정성이 생기니 원천 차단. 가드 로직은 별도 단위 테스트 4개로 검증(</w:t>
+      </w:r>
+      <w:r>
+        <w:rPr>
+          <w:rStyle w:val="VerbatimChar"/>
+        </w:rPr>
+        <w:t xml:space="preserve">test_scheduler_guard.py</w:t>
+      </w:r>
+      <w:r>
+        <w:t xml:space="preserve">), 스모크로 "서버 기동 → 자동 수집 → 수동 재호출 skipped → 종료 정리"까지 확인.</w:t>
+      </w:r>
+    </w:p>
+    <w:p>
+      <w:pPr>
+        <w:pStyle w:val="BodyText"/>
+      </w:pPr>
+      <w:r>
+        <w:rPr>
+          <w:b/>
+        </w:rPr>
+        <w:t xml:space="preserve">면접 한마디.</w:t>
+      </w:r>
+      <w:r>
+        <w:t xml:space="preserve"> </w:t>
+      </w:r>
+      <w:r>
+        <w:t xml:space="preserve">"폴링 주기를 감으로 정하지 않고, 소스별 API 한도를 조사해 호출량 예산을 계산한 뒤 그 근거로 10분 주기와 중복 실행 가드를 설계했습니다."</w:t>
+      </w:r>
+    </w:p>
+    <w:p>
       <w:r>
         <w:pict>
           <v:rect style="width:0;height:1.5pt" o:hralign="center" o:hrstd="t" o:hr="t"/>
@@ -9505,11 +9767,11 @@
       <w:pPr>
         <w:pStyle w:val="Heading2"/>
       </w:pPr>
-      <w:bookmarkStart w:id="48" w:name="part-5-아직-안-한-것--다음-phase-2"/>
+      <w:bookmarkStart w:id="49" w:name="part-5-아직-안-한-것--다음-phase-2"/>
       <w:r>
         <w:t xml:space="preserve">Part 5. 아직 안 한 것 / 다음 (Phase 2+)</w:t>
       </w:r>
-      <w:bookmarkEnd w:id="48"/>
+      <w:bookmarkEnd w:id="49"/>
     </w:p>
     <w:p>
       <w:pPr>
@@ -9714,30 +9976,15 @@
       </w:pPr>
       <w:r>
         <w:rPr>
-          <w:b/>
-        </w:rPr>
-        <w:t xml:space="preserve">스케줄러 (주기 자동 수집) — 호출량 예산 반영 필수.</w:t>
-      </w:r>
-      <w:r>
-        <w:t xml:space="preserve"> </w:t>
-      </w:r>
-      <w:r>
-        <w:t xml:space="preserve">10분 주기 자동 ingest. 같이 구현할 것: (1) "최근 X분 내 수집했으면 스킵" 가드 —</w:t>
-      </w:r>
-      <w:r>
-        <w:t xml:space="preserve"> </w:t>
-      </w:r>
-      <w:r>
-        <w:rPr>
-          <w:rStyle w:val="VerbatimChar"/>
-        </w:rPr>
-        <w:t xml:space="preserve">POST /events/ingest</w:t>
-      </w:r>
-      <w:r>
-        <w:t xml:space="preserve"> </w:t>
-      </w:r>
-      <w:r>
-        <w:t xml:space="preserve">연타로 공공 API를 불필요하게 때리는 것 방지, (2) 소스별 폴링 주기 분리 가능하게 — 특히 긴급재난문자는 일일 한도 1,000이라 10분 이상 주기 고정, (3) 실패 재시도는 백오프 포함.</w:t>
+          <w:strike/>
+        </w:rPr>
+        <w:t xml:space="preserve">스케줄러 (주기 자동 수집)</w:t>
+      </w:r>
+      <w:r>
+        <w:t xml:space="preserve"> </w:t>
+      </w:r>
+      <w:r>
+        <w:t xml:space="preserve">✅ 2026-07-20 완료 — 10분 주기 asyncio 루프 + 중복 실행 가드 (Part 4 일지 참고). 소스별 주기 분리는 재난문자 클라이언트 붙일 때 함께.</w:t>
       </w:r>
     </w:p>
     <w:p>
@@ -9946,11 +10193,11 @@
       <w:pPr>
         <w:pStyle w:val="Heading2"/>
       </w:pPr>
-      <w:bookmarkStart w:id="49" w:name="part-6-용어-사전"/>
+      <w:bookmarkStart w:id="50" w:name="part-6-용어-사전"/>
       <w:r>
         <w:t xml:space="preserve">Part 6. 용어 사전</w:t>
       </w:r>
-      <w:bookmarkEnd w:id="49"/>
+      <w:bookmarkEnd w:id="50"/>
     </w:p>
     <w:p>
       <w:pPr>
@@ -10392,11 +10639,11 @@
       <w:pPr>
         <w:pStyle w:val="Heading2"/>
       </w:pPr>
-      <w:bookmarkStart w:id="50" w:name="part-7-블로그-소재-아이디어"/>
+      <w:bookmarkStart w:id="51" w:name="part-7-블로그-소재-아이디어"/>
       <w:r>
         <w:t xml:space="preserve">Part 7. 블로그 소재 아이디어</w:t>
       </w:r>
-      <w:bookmarkEnd w:id="50"/>
+      <w:bookmarkEnd w:id="51"/>
     </w:p>
     <w:p>
       <w:pPr>
@@ -10526,7 +10773,7 @@
         <w:rPr>
           <w:i/>
         </w:rPr>
-        <w:t xml:space="preserve">마지막 업데이트: 2026-07-20 (호출량 예산 분석 시점)</w:t>
+        <w:t xml:space="preserve">마지막 업데이트: 2026-07-20 (스케줄러 구현 시점)</w:t>
       </w:r>
     </w:p>
     <w:sectPr/>

--- a/docs/dev-learning-notes.docx
+++ b/docs/dev-learning-notes.docx
@@ -9757,6 +9757,127 @@
       </w:r>
     </w:p>
     <w:p>
+      <w:pPr>
+        <w:pStyle w:val="Heading3"/>
+      </w:pPr>
+      <w:bookmarkStart w:id="49" w:name="X5fbabf09d60ac572064d3b8b7434d0463ccda1f"/>
+      <w:r>
+        <w:t xml:space="preserve">2026-07-20 — 로그 시크릿 마스킹</w:t>
+      </w:r>
+      <w:bookmarkEnd w:id="49"/>
+    </w:p>
+    <w:p>
+      <w:pPr>
+        <w:pStyle w:val="FirstParagraph"/>
+      </w:pPr>
+      <w:r>
+        <w:rPr>
+          <w:b/>
+        </w:rPr>
+        <w:t xml:space="preserve">발견.</w:t>
+      </w:r>
+      <w:r>
+        <w:t xml:space="preserve"> </w:t>
+      </w:r>
+      <w:r>
+        <w:t xml:space="preserve">스케줄러 실기기 검증 로그를 보다가, httpx 가 요청 URL 전체를 INFO 로 찍으면서</w:t>
+      </w:r>
+      <w:r>
+        <w:t xml:space="preserve"> </w:t>
+      </w:r>
+      <w:r>
+        <w:rPr>
+          <w:b/>
+        </w:rPr>
+        <w:t xml:space="preserve">API 키가 로그에 그대로 노출</w:t>
+      </w:r>
+      <w:r>
+        <w:t xml:space="preserve">되는 걸 발견 — 공공 API 는 serviceKey 를 쿼리스트링에, 홍수통제소는 URL 경로에 키를 넣는 구조라 피할 수 없다. 로컬에선 무해하지만 배포 후 로그 수집 시스템에 키가 쌓이면 유출 경로가 된다.</w:t>
+      </w:r>
+      <w:r>
+        <w:t xml:space="preserve"> </w:t>
+      </w:r>
+      <w:r>
+        <w:rPr>
+          <w:b/>
+        </w:rPr>
+        <w:t xml:space="preserve">시크릿 관리는 .env 만으로 끝나지 않는다 — 로그도 유출 채널이다.</w:t>
+      </w:r>
+    </w:p>
+    <w:p>
+      <w:pPr>
+        <w:pStyle w:val="BodyText"/>
+      </w:pPr>
+      <w:r>
+        <w:rPr>
+          <w:b/>
+        </w:rPr>
+        <w:t xml:space="preserve">해결.</w:t>
+      </w:r>
+      <w:r>
+        <w:t xml:space="preserve"> </w:t>
+      </w:r>
+      <w:r>
+        <w:t xml:space="preserve">로그를 끄는 대신(요청 로그는 디버깅에 유용) 루트 로거 핸들러에</w:t>
+      </w:r>
+      <w:r>
+        <w:t xml:space="preserve"> </w:t>
+      </w:r>
+      <w:r>
+        <w:rPr>
+          <w:rStyle w:val="VerbatimChar"/>
+        </w:rPr>
+        <w:t xml:space="preserve">SecretRedactionFilter</w:t>
+      </w:r>
+      <w:r>
+        <w:t xml:space="preserve"> </w:t>
+      </w:r>
+      <w:r>
+        <w:t xml:space="preserve">를 달아 설정의 모든 시크릿 값을</w:t>
+      </w:r>
+      <w:r>
+        <w:t xml:space="preserve"> </w:t>
+      </w:r>
+      <w:r>
+        <w:rPr>
+          <w:rStyle w:val="VerbatimChar"/>
+        </w:rPr>
+        <w:t xml:space="preserve">***REDACTED***</w:t>
+      </w:r>
+      <w:r>
+        <w:t xml:space="preserve"> </w:t>
+      </w:r>
+      <w:r>
+        <w:t xml:space="preserve">로 치환(</w:t>
+      </w:r>
+      <w:r>
+        <w:rPr>
+          <w:rStyle w:val="VerbatimChar"/>
+        </w:rPr>
+        <w:t xml:space="preserve">app/logging_utils.py</w:t>
+      </w:r>
+      <w:r>
+        <w:t xml:space="preserve">). httpx 같은 서드파티 로거는 루트로 전파되므로 루트 핸들러 필터 하나로 전부 커버된다. 디테일 두 가지: (1) 8자 미만 값은 오탐(평범한 단어까지 가림) 방지를 위해 제외, (2) 새 시크릿이 설정에 추가되면 자동으로 마스킹 대상에 포함.</w:t>
+      </w:r>
+    </w:p>
+    <w:p>
+      <w:pPr>
+        <w:pStyle w:val="BodyText"/>
+      </w:pPr>
+      <w:r>
+        <w:rPr>
+          <w:b/>
+        </w:rPr>
+        <w:t xml:space="preserve">면접 한마디.</w:t>
+      </w:r>
+      <w:r>
+        <w:t xml:space="preserve"> </w:t>
+      </w:r>
+      <w:r>
+        <w:t xml:space="preserve">"시크릿 유출 채널을 저장소(.env/gitignore)뿐 아니라 로그까지 넓혀 봤습니다. 서드파티 라이브러리가 URL 을 로깅하며 키를 노출하는 걸 발견하고, 루트 로거 필터로 알려진 시크릿을 자동 마스킹했습니다."</w:t>
+      </w:r>
+    </w:p>
+    <w:p>
       <w:r>
         <w:pict>
           <v:rect style="width:0;height:1.5pt" o:hralign="center" o:hrstd="t" o:hr="t"/>
@@ -9767,11 +9888,11 @@
       <w:pPr>
         <w:pStyle w:val="Heading2"/>
       </w:pPr>
-      <w:bookmarkStart w:id="49" w:name="part-5-아직-안-한-것--다음-phase-2"/>
+      <w:bookmarkStart w:id="50" w:name="part-5-아직-안-한-것--다음-phase-2"/>
       <w:r>
         <w:t xml:space="preserve">Part 5. 아직 안 한 것 / 다음 (Phase 2+)</w:t>
       </w:r>
-      <w:bookmarkEnd w:id="49"/>
+      <w:bookmarkEnd w:id="50"/>
     </w:p>
     <w:p>
       <w:pPr>
@@ -10193,11 +10314,11 @@
       <w:pPr>
         <w:pStyle w:val="Heading2"/>
       </w:pPr>
-      <w:bookmarkStart w:id="50" w:name="part-6-용어-사전"/>
+      <w:bookmarkStart w:id="51" w:name="part-6-용어-사전"/>
       <w:r>
         <w:t xml:space="preserve">Part 6. 용어 사전</w:t>
       </w:r>
-      <w:bookmarkEnd w:id="50"/>
+      <w:bookmarkEnd w:id="51"/>
     </w:p>
     <w:p>
       <w:pPr>
@@ -10639,11 +10760,11 @@
       <w:pPr>
         <w:pStyle w:val="Heading2"/>
       </w:pPr>
-      <w:bookmarkStart w:id="51" w:name="part-7-블로그-소재-아이디어"/>
+      <w:bookmarkStart w:id="52" w:name="part-7-블로그-소재-아이디어"/>
       <w:r>
         <w:t xml:space="preserve">Part 7. 블로그 소재 아이디어</w:t>
       </w:r>
-      <w:bookmarkEnd w:id="51"/>
+      <w:bookmarkEnd w:id="52"/>
     </w:p>
     <w:p>
       <w:pPr>
@@ -10773,7 +10894,7 @@
         <w:rPr>
           <w:i/>
         </w:rPr>
-        <w:t xml:space="preserve">마지막 업데이트: 2026-07-20 (스케줄러 구현 시점)</w:t>
+        <w:t xml:space="preserve">마지막 업데이트: 2026-07-20 (로그 마스킹 시점)</w:t>
       </w:r>
     </w:p>
     <w:sectPr/>

--- a/docs/dev-learning-notes.docx
+++ b/docs/dev-learning-notes.docx
@@ -9878,21 +9878,72 @@
       </w:r>
     </w:p>
     <w:p>
-      <w:r>
-        <w:pict>
-          <v:rect style="width:0;height:1.5pt" o:hralign="center" o:hrstd="t" o:hr="t"/>
-        </w:pict>
-      </w:r>
-    </w:p>
-    <w:p>
-      <w:pPr>
-        <w:pStyle w:val="Heading2"/>
-      </w:pPr>
-      <w:bookmarkStart w:id="50" w:name="part-5-아직-안-한-것--다음-phase-2"/>
-      <w:r>
-        <w:t xml:space="preserve">Part 5. 아직 안 한 것 / 다음 (Phase 2+)</w:t>
+      <w:pPr>
+        <w:pStyle w:val="Heading3"/>
+      </w:pPr>
+      <w:bookmarkStart w:id="50" w:name="X2415a1da541b349bd166342096928441cd523e3"/>
+      <w:r>
+        <w:t xml:space="preserve">2026-07-20 — Layer 2: LLM 위험도 보조 판단 (Phase 2 완결)</w:t>
       </w:r>
       <w:bookmarkEnd w:id="50"/>
+    </w:p>
+    <w:p>
+      <w:pPr>
+        <w:pStyle w:val="FirstParagraph"/>
+      </w:pPr>
+      <w:r>
+        <w:rPr>
+          <w:b/>
+        </w:rPr>
+        <w:t xml:space="preserve">흐름 완성.</w:t>
+      </w:r>
+      <w:r>
+        <w:t xml:space="preserve"> </w:t>
+      </w:r>
+      <w:r>
+        <w:t xml:space="preserve">spec 4절의 2계층 설계가 드디어 코드로 완성됐다: Layer 1 규칙 매트릭스가 못 잡는(None) 케이스 — 예: 한파경보 + 특이 태그 없는 성인 — 를 LLM 이 판단하고, 결과가 MEDIUM/HIGH 면</w:t>
+      </w:r>
+      <w:r>
+        <w:t xml:space="preserve"> </w:t>
+      </w:r>
+      <w:r>
+        <w:rPr>
+          <w:rStyle w:val="VerbatimChar"/>
+        </w:rPr>
+        <w:t xml:space="preserve">risk_source=ai</w:t>
+      </w:r>
+      <w:r>
+        <w:t xml:space="preserve"> </w:t>
+      </w:r>
+      <w:r>
+        <w:t xml:space="preserve">알림 생성, 모든 판단은</w:t>
+      </w:r>
+      <w:r>
+        <w:t xml:space="preserve"> </w:t>
+      </w:r>
+      <w:r>
+        <w:rPr>
+          <w:rStyle w:val="VerbatimChar"/>
+        </w:rPr>
+        <w:t xml:space="preserve">ai_risk_logs</w:t>
+      </w:r>
+      <w:r>
+        <w:t xml:space="preserve"> </w:t>
+      </w:r>
+      <w:r>
+        <w:t xml:space="preserve">에 기록(왜 알림을 보냈/안 보냈는지 감사 가능).</w:t>
+      </w:r>
+    </w:p>
+    <w:p>
+      <w:pPr>
+        <w:pStyle w:val="BodyText"/>
+      </w:pPr>
+      <w:r>
+        <w:rPr>
+          <w:b/>
+        </w:rPr>
+        <w:t xml:space="preserve">설계 결정 4가지.</w:t>
+      </w:r>
     </w:p>
     <w:p>
       <w:pPr>
@@ -9904,15 +9955,36 @@
       </w:pPr>
       <w:r>
         <w:rPr>
-          <w:strike/>
-        </w:rPr>
-        <w:t xml:space="preserve">실제 API 응답 대조</w:t>
-      </w:r>
-      <w:r>
-        <w:t xml:space="preserve"> </w:t>
-      </w:r>
-      <w:r>
-        <w:t xml:space="preserve">✅ 2026-07-17 완료 (Part 4 일지 참고)</w:t>
+          <w:b/>
+        </w:rPr>
+        <w:t xml:space="preserve">리팩터: LLM 체인 범용화.</w:t>
+      </w:r>
+      <w:r>
+        <w:t xml:space="preserve"> </w:t>
+      </w:r>
+      <w:r>
+        <w:t xml:space="preserve">문구 생성 안에 있던 폴백 체인을</w:t>
+      </w:r>
+      <w:r>
+        <w:t xml:space="preserve"> </w:t>
+      </w:r>
+      <w:r>
+        <w:rPr>
+          <w:rStyle w:val="VerbatimChar"/>
+        </w:rPr>
+        <w:t xml:space="preserve">app/services/llm.py</w:t>
+      </w:r>
+      <w:r>
+        <w:t xml:space="preserve">(</w:t>
+      </w:r>
+      <w:r>
+        <w:rPr>
+          <w:rStyle w:val="VerbatimChar"/>
+        </w:rPr>
+        <w:t xml:space="preserve">chat(system, user)</w:t>
+      </w:r>
+      <w:r>
+        <w:t xml:space="preserve">)로 분리 — 문구 생성과 위험도 판단이 같은 체인·쿨다운을 공유한다. "두 번째 소비자가 생기면 추출한다" 원칙.</w:t>
       </w:r>
     </w:p>
     <w:p>
@@ -9925,15 +9997,15 @@
       </w:pPr>
       <w:r>
         <w:rPr>
-          <w:strike/>
-        </w:rPr>
-        <w:t xml:space="preserve">실제 Postgres 검증</w:t>
-      </w:r>
-      <w:r>
-        <w:t xml:space="preserve"> </w:t>
-      </w:r>
-      <w:r>
-        <w:t xml:space="preserve">✅ 2026-07-17 완료 — Docker Postgres에 스키마 생성 + 실데이터 저장 확인</w:t>
+          <w:b/>
+        </w:rPr>
+        <w:t xml:space="preserve">판단 보류 ≠ 기본값.</w:t>
+      </w:r>
+      <w:r>
+        <w:t xml:space="preserve"> </w:t>
+      </w:r>
+      <w:r>
+        <w:t xml:space="preserve">LLM 실패나 형식 위반 응답이면 None(보류) — 규칙에 없는 케이스를 임의로 HIGH 처리하면 오탐, LOW 처리하면 미탐이라 어느 쪽 기본값도 위험하다. 보류하면 다음 사이클에 자연 재시도된다.</w:t>
       </w:r>
     </w:p>
     <w:p>
@@ -9946,28 +10018,15 @@
       </w:pPr>
       <w:r>
         <w:rPr>
-          <w:strike/>
-        </w:rPr>
-        <w:t xml:space="preserve">특보 통보문 상세(</w:t>
-      </w:r>
-      <w:r>
-        <w:rPr>
-          <w:rStyle w:val="VerbatimChar"/>
-          <w:strike/>
-        </w:rPr>
-        <w:t xml:space="preserve">getWthrWrnMsg</w:t>
-      </w:r>
-      <w:r>
-        <w:rPr>
-          <w:strike/>
-        </w:rPr>
-        <w:t xml:space="preserve">) 연동</w:t>
-      </w:r>
-      <w:r>
-        <w:t xml:space="preserve"> </w:t>
-      </w:r>
-      <w:r>
-        <w:t xml:space="preserve">✅ 2026-07-19 완료 — 실데이터 알림 생성까지 검증 (Part 4 일지 참고)</w:t>
+          <w:b/>
+        </w:rPr>
+        <w:t xml:space="preserve">LOW 는 기록만, 알림은 안 보냄.</w:t>
+      </w:r>
+      <w:r>
+        <w:t xml:space="preserve"> </w:t>
+      </w:r>
+      <w:r>
+        <w:t xml:space="preserve">알림 피로(fatigue)는 안전 서비스의 적 — 프롬프트에도 "애매하면 낮은 쪽"을 명시.</w:t>
       </w:r>
     </w:p>
     <w:p>
@@ -9980,345 +10039,67 @@
       </w:pPr>
       <w:r>
         <w:rPr>
-          <w:strike/>
-        </w:rPr>
-        <w:t xml:space="preserve">구독 생성 시 소급 평가</w:t>
-      </w:r>
-      <w:r>
-        <w:t xml:space="preserve"> </w:t>
-      </w:r>
-      <w:r>
-        <w:t xml:space="preserve">✅ 2026-07-19 완료 — backfill_subscription, 실기기 검증됨</w:t>
-      </w:r>
-    </w:p>
-    <w:p>
-      <w:pPr>
-        <w:numPr>
-          <w:ilvl w:val="0"/>
-          <w:numId w:val="1024"/>
-        </w:numPr>
-        <w:pStyle w:val="Compact"/>
-      </w:pPr>
-      <w:r>
-        <w:rPr>
-          <w:strike/>
-        </w:rPr>
-        <w:t xml:space="preserve">지역명 정규화(최소 버전)</w:t>
-      </w:r>
-      <w:r>
-        <w:t xml:space="preserve"> </w:t>
-      </w:r>
-      <w:r>
-        <w:t xml:space="preserve">✅ 2026-07-19 완료 — 시/군 접미사 정규화. 행정구역 코드 기반 근본 해결은 여전히 TODO</w:t>
-      </w:r>
-    </w:p>
-    <w:p>
-      <w:pPr>
-        <w:numPr>
-          <w:ilvl w:val="0"/>
-          <w:numId w:val="1024"/>
-        </w:numPr>
-        <w:pStyle w:val="Compact"/>
-      </w:pPr>
-      <w:r>
-        <w:rPr>
-          <w:b/>
-        </w:rPr>
-        <w:t xml:space="preserve">홍수 관측소 동적 선정.</w:t>
-      </w:r>
-      <w:r>
-        <w:t xml:space="preserve"> </w:t>
-      </w:r>
-      <w:r>
-        <w:t xml:space="preserve">지금은 청주 2곳 하드코딩 → 구독 지역 기반으로 river_gauges/gauge_region_maps 테이블 활용.</w:t>
-      </w:r>
-    </w:p>
-    <w:p>
-      <w:pPr>
-        <w:numPr>
-          <w:ilvl w:val="0"/>
-          <w:numId w:val="1024"/>
-        </w:numPr>
-        <w:pStyle w:val="Compact"/>
-      </w:pPr>
-      <w:r>
-        <w:rPr>
-          <w:strike/>
-        </w:rPr>
-        <w:t xml:space="preserve">알림 문구 LLM 생성</w:t>
-      </w:r>
-      <w:r>
-        <w:t xml:space="preserve"> </w:t>
-      </w:r>
-      <w:r>
-        <w:t xml:space="preserve">✅ 2026-07-19 완료 — fallback 구조 포함, 실데이터 검증 (Part 4 일지 참고)</w:t>
-      </w:r>
-    </w:p>
-    <w:p>
-      <w:pPr>
-        <w:numPr>
-          <w:ilvl w:val="0"/>
-          <w:numId w:val="1024"/>
-        </w:numPr>
-        <w:pStyle w:val="Compact"/>
-      </w:pPr>
-      <w:r>
-        <w:rPr>
-          <w:b/>
-        </w:rPr>
-        <w:t xml:space="preserve">Layer 2 위험도 보조 판단 (LLM).</w:t>
-      </w:r>
-      <w:r>
-        <w:t xml:space="preserve"> </w:t>
-      </w:r>
-      <w:r>
-        <w:t xml:space="preserve">규칙 매트릭스가 못 잡는(None 반환) 케이스를 LLM으로 판단하고</w:t>
-      </w:r>
-      <w:r>
-        <w:t xml:space="preserve"> </w:t>
-      </w:r>
-      <w:r>
-        <w:rPr>
-          <w:rStyle w:val="VerbatimChar"/>
-        </w:rPr>
-        <w:t xml:space="preserve">ai_risk_logs</w:t>
-      </w:r>
-      <w:r>
-        <w:t xml:space="preserve">에 기록. 문구 생성과 같은 fallback 원칙 적용 예정.</w:t>
-      </w:r>
-    </w:p>
-    <w:p>
-      <w:pPr>
-        <w:numPr>
-          <w:ilvl w:val="0"/>
-          <w:numId w:val="1024"/>
-        </w:numPr>
-        <w:pStyle w:val="Compact"/>
-      </w:pPr>
-      <w:r>
-        <w:rPr>
-          <w:strike/>
-        </w:rPr>
-        <w:t xml:space="preserve">스케줄러 (주기 자동 수집)</w:t>
-      </w:r>
-      <w:r>
-        <w:t xml:space="preserve"> </w:t>
-      </w:r>
-      <w:r>
-        <w:t xml:space="preserve">✅ 2026-07-20 완료 — 10분 주기 asyncio 루프 + 중복 실행 가드 (Part 4 일지 참고). 소스별 주기 분리는 재난문자 클라이언트 붙일 때 함께.</w:t>
-      </w:r>
-    </w:p>
-    <w:p>
-      <w:pPr>
-        <w:numPr>
-          <w:ilvl w:val="0"/>
-          <w:numId w:val="1024"/>
-        </w:numPr>
-        <w:pStyle w:val="Compact"/>
-      </w:pPr>
-      <w:r>
-        <w:rPr>
-          <w:b/>
-        </w:rPr>
-        <w:t xml:space="preserve">홍수통제소 호출 스로틀링.</w:t>
-      </w:r>
-      <w:r>
-        <w:t xml:space="preserve"> </w:t>
-      </w:r>
-      <w:r>
-        <w:t xml:space="preserve">관측소 동적 선정 도입 시 병렬 호출로 분당 1,000건 제한을 순간 초과하면 키 차단(하루 3회) — 순차 호출 또는 초당 제한 필요.</w:t>
-      </w:r>
-    </w:p>
-    <w:p>
-      <w:pPr>
-        <w:numPr>
-          <w:ilvl w:val="0"/>
-          <w:numId w:val="1024"/>
-        </w:numPr>
-        <w:pStyle w:val="Compact"/>
-      </w:pPr>
-      <w:r>
-        <w:rPr>
-          <w:b/>
-        </w:rPr>
-        <w:t xml:space="preserve">긴급재난문자 ingestion 클라이언트.</w:t>
-      </w:r>
-      <w:r>
-        <w:t xml:space="preserve"> </w:t>
-      </w:r>
-      <w:r>
-        <w:t xml:space="preserve">실응답 스펙 확인 완료(2026-07-20, DSSP-IF-00247). 날짜 필터 파라미터 확인 →</w:t>
-      </w:r>
-      <w:r>
-        <w:t xml:space="preserve"> </w:t>
-      </w:r>
-      <w:r>
-        <w:rPr>
-          <w:rStyle w:val="VerbatimChar"/>
-        </w:rPr>
-        <w:t xml:space="preserve">SN</w:t>
-      </w:r>
-      <w:r>
-        <w:t xml:space="preserve"> </w:t>
-      </w:r>
-      <w:r>
-        <w:t xml:space="preserve">기반 dedupe →</w:t>
-      </w:r>
-      <w:r>
-        <w:t xml:space="preserve"> </w:t>
-      </w:r>
-      <w:r>
-        <w:rPr>
-          <w:rStyle w:val="VerbatimChar"/>
-        </w:rPr>
-        <w:t xml:space="preserve">RCPTN_RGN_NM</w:t>
-      </w:r>
-      <w:r>
-        <w:t xml:space="preserve"> </w:t>
-      </w:r>
-      <w:r>
-        <w:t xml:space="preserve">지역 매칭.</w:t>
-      </w:r>
-    </w:p>
-    <w:p>
-      <w:pPr>
-        <w:numPr>
-          <w:ilvl w:val="0"/>
-          <w:numId w:val="1024"/>
-        </w:numPr>
-        <w:pStyle w:val="Compact"/>
-      </w:pPr>
-      <w:r>
-        <w:rPr>
-          <w:b/>
-        </w:rPr>
-        <w:t xml:space="preserve">웹 프론트(PWA)</w:t>
-      </w:r>
-      <w:r>
-        <w:t xml:space="preserve"> </w:t>
-      </w:r>
-      <w:r>
-        <w:t xml:space="preserve">구독 관리 화면.</w:t>
-      </w:r>
-    </w:p>
-    <w:p>
-      <w:pPr>
-        <w:numPr>
-          <w:ilvl w:val="0"/>
-          <w:numId w:val="1024"/>
-        </w:numPr>
-        <w:pStyle w:val="Compact"/>
-      </w:pPr>
-      <w:r>
-        <w:rPr>
-          <w:b/>
-        </w:rPr>
-        <w:t xml:space="preserve">FCM 웹푸시</w:t>
-      </w:r>
-      <w:r>
-        <w:t xml:space="preserve"> </w:t>
-      </w:r>
-      <w:r>
-        <w:t xml:space="preserve">실제 발송(서비스 계정 JSON 방식).</w:t>
-      </w:r>
-      <w:r>
-        <w:t xml:space="preserve"> </w:t>
-      </w:r>
-      <w:r>
-        <w:rPr>
-          <w:rStyle w:val="VerbatimChar"/>
-        </w:rPr>
-        <w:t xml:space="preserve">app/config.py</w:t>
-      </w:r>
-      <w:r>
-        <w:t xml:space="preserve">의 설정도</w:t>
-      </w:r>
-      <w:r>
-        <w:t xml:space="preserve"> </w:t>
-      </w:r>
-      <w:r>
-        <w:rPr>
-          <w:rStyle w:val="VerbatimChar"/>
-        </w:rPr>
-        <w:t xml:space="preserve">fcm_server_key</w:t>
-      </w:r>
-      <w:r>
-        <w:t xml:space="preserve"> </w:t>
-      </w:r>
-      <w:r>
-        <w:t xml:space="preserve">→</w:t>
-      </w:r>
-      <w:r>
-        <w:t xml:space="preserve"> </w:t>
-      </w:r>
-      <w:r>
-        <w:rPr>
-          <w:rStyle w:val="VerbatimChar"/>
-        </w:rPr>
-        <w:t xml:space="preserve">GOOGLE_APPLICATION_CREDENTIALS</w:t>
-      </w:r>
-      <w:r>
-        <w:t xml:space="preserve">/</w:t>
-      </w:r>
-      <w:r>
-        <w:rPr>
-          <w:rStyle w:val="VerbatimChar"/>
-        </w:rPr>
-        <w:t xml:space="preserve">FCM_PROJECT_ID</w:t>
-      </w:r>
-      <w:r>
-        <w:t xml:space="preserve">로 맞춰줄 것(현재는 .env만 바뀌고 config는 레거시 필드가 남아 있음 — 작은 정리 항목).</w:t>
-      </w:r>
-    </w:p>
-    <w:p>
-      <w:pPr>
-        <w:numPr>
-          <w:ilvl w:val="0"/>
-          <w:numId w:val="1024"/>
-        </w:numPr>
-        <w:pStyle w:val="Compact"/>
-      </w:pPr>
-      <w:r>
-        <w:rPr>
-          <w:b/>
-        </w:rPr>
-        <w:t xml:space="preserve">JWT 인증.</w:t>
-      </w:r>
-      <w:r>
-        <w:t xml:space="preserve"> </w:t>
-      </w:r>
-      <w:r>
-        <w:t xml:space="preserve">지금은</w:t>
-      </w:r>
-      <w:r>
-        <w:t xml:space="preserve"> </w:t>
-      </w:r>
-      <w:r>
-        <w:rPr>
-          <w:rStyle w:val="VerbatimChar"/>
-        </w:rPr>
-        <w:t xml:space="preserve">user_email</w:t>
-      </w:r>
-      <w:r>
-        <w:t xml:space="preserve">로 사용자를 get-or-create하는 임시 방식. 인증 붙으면 인증된 사용자에서 가져오게 교체.</w:t>
-      </w:r>
-    </w:p>
-    <w:p>
-      <w:r>
-        <w:pict>
-          <v:rect style="width:0;height:1.5pt" o:hralign="center" o:hrstd="t" o:hr="t"/>
-        </w:pict>
-      </w:r>
-    </w:p>
-    <w:p>
-      <w:pPr>
-        <w:pStyle w:val="Heading2"/>
-      </w:pPr>
-      <w:bookmarkStart w:id="51" w:name="part-6-용어-사전"/>
-      <w:r>
-        <w:t xml:space="preserve">Part 6. 용어 사전</w:t>
-      </w:r>
-      <w:bookmarkEnd w:id="51"/>
+          <w:b/>
+        </w:rPr>
+        <w:t xml:space="preserve">판단 캐시.</w:t>
+      </w:r>
+      <w:r>
+        <w:t xml:space="preserve"> </w:t>
+      </w:r>
+      <w:r>
+        <w:t xml:space="preserve">같은 (이벤트유형·등급·나이대·태그) 조합은 인물이 달라도 같은 판단이므로 메모리 캐시. 전국 특보 × 다수 구독자에서 LLM 호출 폭증 방지 (기록은 구독별로 전부 남긴다).</w:t>
+      </w:r>
+    </w:p>
+    <w:p>
+      <w:pPr>
+        <w:pStyle w:val="FirstParagraph"/>
+      </w:pPr>
+      <w:r>
+        <w:rPr>
+          <w:b/>
+        </w:rPr>
+        <w:t xml:space="preserve">구조화 출력 파싱.</w:t>
+      </w:r>
+      <w:r>
+        <w:t xml:space="preserve"> </w:t>
+      </w:r>
+      <w:r>
+        <w:t xml:space="preserve">"첫 줄에 HIGH/MEDIUM/LOW, 둘째 줄에 근거 한 문장" 형식을 시스템 프롬프트로 강제하고, 정규식으로 레벨 토큰을 뽑는다. 형식 위반 응답은 판단 보류로 처리 — LLM 출력을 그대로 믿지 않고 항상 검증한다.</w:t>
+      </w:r>
+    </w:p>
+    <w:p>
+      <w:pPr>
+        <w:pStyle w:val="BodyText"/>
+      </w:pPr>
+      <w:r>
+        <w:rPr>
+          <w:b/>
+        </w:rPr>
+        <w:t xml:space="preserve">면접 한마디.</w:t>
+      </w:r>
+      <w:r>
+        <w:t xml:space="preserve"> </w:t>
+      </w:r>
+      <w:r>
+        <w:t xml:space="preserve">"결정론적 규칙을 1차 안전망으로 두고, 규칙 밖 케이스만 LLM 에 보조 판단을 맡기는 하이브리드입니다. LLM 실패 시 판단 보류(기본값 판정 금지), LOW 필터로 알림 피로 방지, 프로필 캐시로 호출 비용 통제, 전 판단 감사 로그까지 — 신뢰성 요건을 먼저 정하고 LLM 을 그 안에 가뒀습니다."</w:t>
+      </w:r>
+    </w:p>
+    <w:p>
+      <w:pPr>
+        <w:pStyle w:val="BodyText"/>
+      </w:pPr>
+      <w:r>
+        <w:rPr>
+          <w:b/>
+        </w:rPr>
+        <w:t xml:space="preserve">실데이터 실증 (scripts/demo_layer2.py).</w:t>
+      </w:r>
+      <w:r>
+        <w:t xml:space="preserve"> </w:t>
+      </w:r>
+      <w:r>
+        <w:t xml:space="preserve">경북 의성(호우+폭염 동시 발효)에 태그 없는 성인을 구독시키자, 한 알림 목록에 두 계층이 나란히 나타났다:</w:t>
+      </w:r>
     </w:p>
     <w:p>
       <w:pPr>
@@ -10329,16 +10110,22 @@
         <w:pStyle w:val="Compact"/>
       </w:pPr>
       <w:r>
-        <w:rPr>
-          <w:b/>
-        </w:rPr>
-        <w:t xml:space="preserve">백엔드</w:t>
-      </w:r>
-      <w:r>
-        <w:t xml:space="preserve"> </w:t>
-      </w:r>
-      <w:r>
-        <w:t xml:space="preserve">— 사용자 눈에 안 보이는 서버 쪽 프로그램. 데이터 저장·처리·응답 담당.</w:t>
+        <w:t xml:space="preserve">폭염특보 →</w:t>
+      </w:r>
+      <w:r>
+        <w:t xml:space="preserve"> </w:t>
+      </w:r>
+      <w:r>
+        <w:rPr>
+          <w:rStyle w:val="VerbatimChar"/>
+        </w:rPr>
+        <w:t xml:space="preserve">[MEDIUM/matrix]</w:t>
+      </w:r>
+      <w:r>
+        <w:t xml:space="preserve"> </w:t>
+      </w:r>
+      <w:r>
+        <w:t xml:space="preserve">(규칙이 잡음 — LLM 안 감)</w:t>
       </w:r>
     </w:p>
     <w:p>
@@ -10350,403 +10137,40 @@
         <w:pStyle w:val="Compact"/>
       </w:pPr>
       <w:r>
-        <w:rPr>
-          <w:b/>
-        </w:rPr>
-        <w:t xml:space="preserve">API</w:t>
-      </w:r>
-      <w:r>
-        <w:t xml:space="preserve"> </w:t>
-      </w:r>
-      <w:r>
-        <w:t xml:space="preserve">— 프로그램끼리 데이터를 주고받는 약속. REST는 그중 URL+HTTP동사 방식.</w:t>
-      </w:r>
-    </w:p>
-    <w:p>
-      <w:pPr>
-        <w:numPr>
-          <w:ilvl w:val="0"/>
-          <w:numId w:val="1025"/>
-        </w:numPr>
-        <w:pStyle w:val="Compact"/>
-      </w:pPr>
-      <w:r>
-        <w:rPr>
-          <w:b/>
-        </w:rPr>
-        <w:t xml:space="preserve">엔드포인트</w:t>
-      </w:r>
-      <w:r>
-        <w:t xml:space="preserve"> </w:t>
-      </w:r>
-      <w:r>
-        <w:t xml:space="preserve">— API의 각 주소별 처리 지점 (예:</w:t>
-      </w:r>
-      <w:r>
-        <w:t xml:space="preserve"> </w:t>
-      </w:r>
-      <w:r>
-        <w:rPr>
-          <w:rStyle w:val="VerbatimChar"/>
-        </w:rPr>
-        <w:t xml:space="preserve">POST /persons</w:t>
-      </w:r>
-      <w:r>
-        <w:t xml:space="preserve">).</w:t>
-      </w:r>
-    </w:p>
-    <w:p>
-      <w:pPr>
-        <w:numPr>
-          <w:ilvl w:val="0"/>
-          <w:numId w:val="1025"/>
-        </w:numPr>
-        <w:pStyle w:val="Compact"/>
-      </w:pPr>
-      <w:r>
-        <w:rPr>
-          <w:b/>
-        </w:rPr>
-        <w:t xml:space="preserve">ORM</w:t>
-      </w:r>
-      <w:r>
-        <w:t xml:space="preserve"> </w:t>
-      </w:r>
-      <w:r>
-        <w:t xml:space="preserve">— 파이썬 객체 ↔ DB 표를 자동 변환해주는 도구 (SQLAlchemy).</w:t>
-      </w:r>
-    </w:p>
-    <w:p>
-      <w:pPr>
-        <w:numPr>
-          <w:ilvl w:val="0"/>
-          <w:numId w:val="1025"/>
-        </w:numPr>
-        <w:pStyle w:val="Compact"/>
-      </w:pPr>
-      <w:r>
-        <w:rPr>
-          <w:b/>
-        </w:rPr>
-        <w:t xml:space="preserve">모델</w:t>
-      </w:r>
-      <w:r>
-        <w:t xml:space="preserve"> </w:t>
-      </w:r>
-      <w:r>
-        <w:t xml:space="preserve">— DB 표 구조 정의 (</w:t>
-      </w:r>
-      <w:r>
-        <w:rPr>
-          <w:rStyle w:val="VerbatimChar"/>
-        </w:rPr>
-        <w:t xml:space="preserve">app/models/</w:t>
-      </w:r>
-      <w:r>
-        <w:t xml:space="preserve">).</w:t>
-      </w:r>
-    </w:p>
-    <w:p>
-      <w:pPr>
-        <w:numPr>
-          <w:ilvl w:val="0"/>
-          <w:numId w:val="1025"/>
-        </w:numPr>
-        <w:pStyle w:val="Compact"/>
-      </w:pPr>
-      <w:r>
-        <w:rPr>
-          <w:b/>
-        </w:rPr>
-        <w:t xml:space="preserve">스키마</w:t>
-      </w:r>
-      <w:r>
-        <w:t xml:space="preserve"> </w:t>
-      </w:r>
-      <w:r>
-        <w:t xml:space="preserve">— API 입출력 형태 정의 (</w:t>
-      </w:r>
-      <w:r>
-        <w:rPr>
-          <w:rStyle w:val="VerbatimChar"/>
-        </w:rPr>
-        <w:t xml:space="preserve">app/schemas/</w:t>
-      </w:r>
-      <w:r>
-        <w:t xml:space="preserve">, Pydantic).</w:t>
-      </w:r>
-    </w:p>
-    <w:p>
-      <w:pPr>
-        <w:numPr>
-          <w:ilvl w:val="0"/>
-          <w:numId w:val="1025"/>
-        </w:numPr>
-        <w:pStyle w:val="Compact"/>
-      </w:pPr>
-      <w:r>
-        <w:rPr>
-          <w:b/>
-        </w:rPr>
-        <w:t xml:space="preserve">PK(기본키)</w:t>
-      </w:r>
-      <w:r>
-        <w:t xml:space="preserve"> </w:t>
-      </w:r>
-      <w:r>
-        <w:t xml:space="preserve">— 행을 유일하게 구분하는 값.</w:t>
-      </w:r>
-    </w:p>
-    <w:p>
-      <w:pPr>
-        <w:numPr>
-          <w:ilvl w:val="0"/>
-          <w:numId w:val="1025"/>
-        </w:numPr>
-        <w:pStyle w:val="Compact"/>
-      </w:pPr>
-      <w:r>
-        <w:rPr>
-          <w:b/>
-        </w:rPr>
-        <w:t xml:space="preserve">FK(외래키)</w:t>
-      </w:r>
-      <w:r>
-        <w:t xml:space="preserve"> </w:t>
-      </w:r>
-      <w:r>
-        <w:t xml:space="preserve">— 다른 표의 행을 가리키는 값. 표 간 관계.</w:t>
-      </w:r>
-    </w:p>
-    <w:p>
-      <w:pPr>
-        <w:numPr>
-          <w:ilvl w:val="0"/>
-          <w:numId w:val="1025"/>
-        </w:numPr>
-        <w:pStyle w:val="Compact"/>
-      </w:pPr>
-      <w:r>
-        <w:rPr>
-          <w:b/>
-        </w:rPr>
-        <w:t xml:space="preserve">마이그레이션</w:t>
-      </w:r>
-      <w:r>
-        <w:t xml:space="preserve"> </w:t>
-      </w:r>
-      <w:r>
-        <w:t xml:space="preserve">— DB 구조 변경 이력을 파일로 관리 (Alembic).</w:t>
-      </w:r>
-    </w:p>
-    <w:p>
-      <w:pPr>
-        <w:numPr>
-          <w:ilvl w:val="0"/>
-          <w:numId w:val="1025"/>
-        </w:numPr>
-        <w:pStyle w:val="Compact"/>
-      </w:pPr>
-      <w:r>
-        <w:rPr>
-          <w:b/>
-        </w:rPr>
-        <w:t xml:space="preserve">세션</w:t>
-      </w:r>
-      <w:r>
-        <w:t xml:space="preserve"> </w:t>
-      </w:r>
-      <w:r>
-        <w:t xml:space="preserve">— DB와의 대화 창구.</w:t>
-      </w:r>
-    </w:p>
-    <w:p>
-      <w:pPr>
-        <w:numPr>
-          <w:ilvl w:val="0"/>
-          <w:numId w:val="1025"/>
-        </w:numPr>
-        <w:pStyle w:val="Compact"/>
-      </w:pPr>
-      <w:r>
-        <w:rPr>
-          <w:b/>
-        </w:rPr>
-        <w:t xml:space="preserve">트랜잭션</w:t>
-      </w:r>
-      <w:r>
-        <w:t xml:space="preserve"> </w:t>
-      </w:r>
-      <w:r>
-        <w:t xml:space="preserve">— "전부 성공 아니면 전부 취소" 단위.</w:t>
-      </w:r>
-    </w:p>
-    <w:p>
-      <w:pPr>
-        <w:numPr>
-          <w:ilvl w:val="0"/>
-          <w:numId w:val="1025"/>
-        </w:numPr>
-        <w:pStyle w:val="Compact"/>
-      </w:pPr>
-      <w:r>
-        <w:rPr>
-          <w:b/>
-        </w:rPr>
-        <w:t xml:space="preserve">commit / flush / rollback</w:t>
-      </w:r>
-      <w:r>
-        <w:t xml:space="preserve"> </w:t>
-      </w:r>
-      <w:r>
-        <w:t xml:space="preserve">— 확정 / 임시반영(id 확보용) / 취소.</w:t>
-      </w:r>
-    </w:p>
-    <w:p>
-      <w:pPr>
-        <w:numPr>
-          <w:ilvl w:val="0"/>
-          <w:numId w:val="1025"/>
-        </w:numPr>
-        <w:pStyle w:val="Compact"/>
-      </w:pPr>
-      <w:r>
-        <w:rPr>
-          <w:b/>
-        </w:rPr>
-        <w:t xml:space="preserve">다이얼렉트(dialect)</w:t>
-      </w:r>
-      <w:r>
-        <w:t xml:space="preserve"> </w:t>
-      </w:r>
-      <w:r>
-        <w:t xml:space="preserve">— SQLAlchemy가 각 DB의 방언 차이를 다루는 개념.</w:t>
-      </w:r>
-    </w:p>
-    <w:p>
-      <w:pPr>
-        <w:numPr>
-          <w:ilvl w:val="0"/>
-          <w:numId w:val="1025"/>
-        </w:numPr>
-        <w:pStyle w:val="Compact"/>
-      </w:pPr>
-      <w:r>
-        <w:rPr>
-          <w:b/>
-        </w:rPr>
-        <w:t xml:space="preserve">UUID</w:t>
-      </w:r>
-      <w:r>
-        <w:t xml:space="preserve"> </w:t>
-      </w:r>
-      <w:r>
-        <w:t xml:space="preserve">— 전 세계에서 안 겹치는 긴 고유 id.</w:t>
-      </w:r>
-    </w:p>
-    <w:p>
-      <w:pPr>
-        <w:numPr>
-          <w:ilvl w:val="0"/>
-          <w:numId w:val="1025"/>
-        </w:numPr>
-        <w:pStyle w:val="Compact"/>
-      </w:pPr>
-      <w:r>
-        <w:rPr>
-          <w:b/>
-        </w:rPr>
-        <w:t xml:space="preserve">JSONB</w:t>
-      </w:r>
-      <w:r>
-        <w:t xml:space="preserve"> </w:t>
-      </w:r>
-      <w:r>
-        <w:t xml:space="preserve">— Postgres의 JSON 저장/검색 전용 타입.</w:t>
-      </w:r>
-    </w:p>
-    <w:p>
-      <w:pPr>
-        <w:numPr>
-          <w:ilvl w:val="0"/>
-          <w:numId w:val="1025"/>
-        </w:numPr>
-        <w:pStyle w:val="Compact"/>
-      </w:pPr>
-      <w:r>
-        <w:rPr>
-          <w:b/>
-        </w:rPr>
-        <w:t xml:space="preserve">mock</w:t>
-      </w:r>
-      <w:r>
-        <w:t xml:space="preserve"> </w:t>
-      </w:r>
-      <w:r>
-        <w:t xml:space="preserve">— 실제 대신 쓰는 가짜 데이터/동작.</w:t>
-      </w:r>
-    </w:p>
-    <w:p>
-      <w:pPr>
-        <w:numPr>
-          <w:ilvl w:val="0"/>
-          <w:numId w:val="1025"/>
-        </w:numPr>
-        <w:pStyle w:val="Compact"/>
-      </w:pPr>
-      <w:r>
-        <w:rPr>
-          <w:b/>
-        </w:rPr>
-        <w:t xml:space="preserve">추상 클래스(ABC)</w:t>
-      </w:r>
-      <w:r>
-        <w:t xml:space="preserve"> </w:t>
-      </w:r>
-      <w:r>
-        <w:t xml:space="preserve">— 상속받는 클래스가 특정 메서드를 반드시 구현하게 강제하는 틀.</w:t>
-      </w:r>
-    </w:p>
-    <w:p>
-      <w:pPr>
-        <w:numPr>
-          <w:ilvl w:val="0"/>
-          <w:numId w:val="1025"/>
-        </w:numPr>
-        <w:pStyle w:val="Compact"/>
-      </w:pPr>
-      <w:r>
-        <w:rPr>
-          <w:b/>
-        </w:rPr>
-        <w:t xml:space="preserve">컨테이너 / Docker</w:t>
-      </w:r>
-      <w:r>
-        <w:t xml:space="preserve"> </w:t>
-      </w:r>
-      <w:r>
-        <w:t xml:space="preserve">— 앱+실행환경을 상자에 담아 어디서나 동일 실행.</w:t>
-      </w:r>
-    </w:p>
-    <w:p>
-      <w:pPr>
-        <w:numPr>
-          <w:ilvl w:val="0"/>
-          <w:numId w:val="1025"/>
-        </w:numPr>
-        <w:pStyle w:val="Compact"/>
-      </w:pPr>
-      <w:r>
-        <w:rPr>
-          <w:b/>
-        </w:rPr>
-        <w:t xml:space="preserve">시크릿</w:t>
-      </w:r>
-      <w:r>
-        <w:t xml:space="preserve"> </w:t>
-      </w:r>
-      <w:r>
-        <w:t xml:space="preserve">— API 키·비밀번호 등 유출되면 안 되는 값.</w:t>
+        <w:t xml:space="preserve">호우특보 →</w:t>
+      </w:r>
+      <w:r>
+        <w:t xml:space="preserve"> </w:t>
+      </w:r>
+      <w:r>
+        <w:rPr>
+          <w:rStyle w:val="VerbatimChar"/>
+        </w:rPr>
+        <w:t xml:space="preserve">[MEDIUM/ai]</w:t>
+      </w:r>
+      <w:r>
+        <w:t xml:space="preserve"> </w:t>
+      </w:r>
+      <w:r>
+        <w:t xml:space="preserve">(규칙에 없음 — LLM 판단, 근거: "주의가 필요하지만 특별한 조치 없이도 상황을 관리할 수 있다")</w:t>
+      </w:r>
+      <w:r>
+        <w:t xml:space="preserve"> </w:t>
+      </w:r>
+      <w:r>
+        <w:t xml:space="preserve">ai_risk_logs 에 같은 근거 문장이 반복된 것으로 캐시 작동도 확인(같은 프로필 조합 → LLM 재호출 없이 기록만 추가). 처음 잘못 짚었던 것도 기록: 데모 첫 시도에서 ai_risk_logs 가 0건이었는데, 이는 실패가 아니라 그 지역 특보(폭염)가 규칙에 있어서 Layer 2 까지 갈 필요가 없었던 것 —</w:t>
+      </w:r>
+      <w:r>
+        <w:t xml:space="preserve"> </w:t>
+      </w:r>
+      <w:r>
+        <w:rPr>
+          <w:b/>
+        </w:rPr>
+        <w:t xml:space="preserve">"발동 안 함"과 "고장"을 구분하려면 어느 계층이 잡았는지(risk_source)가 보여야 한다</w:t>
+      </w:r>
+      <w:r>
+        <w:t xml:space="preserve">는 관측 가능성 교훈.</w:t>
       </w:r>
     </w:p>
     <w:p>
@@ -10760,19 +10184,11 @@
       <w:pPr>
         <w:pStyle w:val="Heading2"/>
       </w:pPr>
-      <w:bookmarkStart w:id="52" w:name="part-7-블로그-소재-아이디어"/>
-      <w:r>
-        <w:t xml:space="preserve">Part 7. 블로그 소재 아이디어</w:t>
-      </w:r>
-      <w:bookmarkEnd w:id="52"/>
-    </w:p>
-    <w:p>
-      <w:pPr>
-        <w:pStyle w:val="FirstParagraph"/>
-      </w:pPr>
-      <w:r>
-        <w:t xml:space="preserve">이 프로젝트에서 뽑을 만한 글감:</w:t>
-      </w:r>
+      <w:bookmarkStart w:id="51" w:name="part-5-아직-안-한-것--다음-phase-2"/>
+      <w:r>
+        <w:t xml:space="preserve">Part 5. 아직 안 한 것 / 다음 (Phase 2+)</w:t>
+      </w:r>
+      <w:bookmarkEnd w:id="51"/>
     </w:p>
     <w:p>
       <w:pPr>
@@ -10784,15 +10200,15 @@
       </w:pPr>
       <w:r>
         <w:rPr>
-          <w:b/>
-        </w:rPr>
-        <w:t xml:space="preserve">"운영은 Postgres, 테스트는 SQLite" — with_variant로 두 마리 토끼 잡기</w:t>
-      </w:r>
-      <w:r>
-        <w:t xml:space="preserve"> </w:t>
-      </w:r>
-      <w:r>
-        <w:t xml:space="preserve">(3-7). 실전 문제→해결이 뚜렷해서 가장 반응 좋을 소재.</w:t>
+          <w:strike/>
+        </w:rPr>
+        <w:t xml:space="preserve">실제 API 응답 대조</w:t>
+      </w:r>
+      <w:r>
+        <w:t xml:space="preserve"> </w:t>
+      </w:r>
+      <w:r>
+        <w:t xml:space="preserve">✅ 2026-07-17 완료 (Part 4 일지 참고)</w:t>
       </w:r>
     </w:p>
     <w:p>
@@ -10805,15 +10221,15 @@
       </w:pPr>
       <w:r>
         <w:rPr>
-          <w:b/>
-        </w:rPr>
-        <w:t xml:space="preserve">키 발급을 기다리지 않고 개발하기 — mock fallback 패턴</w:t>
-      </w:r>
-      <w:r>
-        <w:t xml:space="preserve"> </w:t>
-      </w:r>
-      <w:r>
-        <w:t xml:space="preserve">(3-9). 외부 API 의존 프로젝트의 공통 고민.</w:t>
+          <w:strike/>
+        </w:rPr>
+        <w:t xml:space="preserve">실제 Postgres 검증</w:t>
+      </w:r>
+      <w:r>
+        <w:t xml:space="preserve"> </w:t>
+      </w:r>
+      <w:r>
+        <w:t xml:space="preserve">✅ 2026-07-17 완료 — Docker Postgres에 스키마 생성 + 실데이터 저장 확인</w:t>
       </w:r>
     </w:p>
     <w:p>
@@ -10826,15 +10242,28 @@
       </w:pPr>
       <w:r>
         <w:rPr>
-          <w:b/>
-        </w:rPr>
-        <w:t xml:space="preserve">위험도를 규칙과 LLM 2계층으로 나눈 이유</w:t>
-      </w:r>
-      <w:r>
-        <w:t xml:space="preserve"> </w:t>
-      </w:r>
-      <w:r>
-        <w:t xml:space="preserve">(3-10). 비용·지연·예측가능성 트레이드오프 이야기.</w:t>
+          <w:strike/>
+        </w:rPr>
+        <w:t xml:space="preserve">특보 통보문 상세(</w:t>
+      </w:r>
+      <w:r>
+        <w:rPr>
+          <w:rStyle w:val="VerbatimChar"/>
+          <w:strike/>
+        </w:rPr>
+        <w:t xml:space="preserve">getWthrWrnMsg</w:t>
+      </w:r>
+      <w:r>
+        <w:rPr>
+          <w:strike/>
+        </w:rPr>
+        <w:t xml:space="preserve">) 연동</w:t>
+      </w:r>
+      <w:r>
+        <w:t xml:space="preserve"> </w:t>
+      </w:r>
+      <w:r>
+        <w:t xml:space="preserve">✅ 2026-07-19 완료 — 실데이터 알림 생성까지 검증 (Part 4 일지 참고)</w:t>
       </w:r>
     </w:p>
     <w:p>
@@ -10847,15 +10276,15 @@
       </w:pPr>
       <w:r>
         <w:rPr>
-          <w:b/>
-        </w:rPr>
-        <w:t xml:space="preserve">실수로 커밋한 API 키, 히스토리에서 지우기 — git filter-repo 실전</w:t>
-      </w:r>
-      <w:r>
-        <w:t xml:space="preserve"> </w:t>
-      </w:r>
-      <w:r>
-        <w:t xml:space="preserve">(3-13). 짧고 실용적.</w:t>
+          <w:strike/>
+        </w:rPr>
+        <w:t xml:space="preserve">구독 생성 시 소급 평가</w:t>
+      </w:r>
+      <w:r>
+        <w:t xml:space="preserve"> </w:t>
+      </w:r>
+      <w:r>
+        <w:t xml:space="preserve">✅ 2026-07-19 완료 — backfill_subscription, 실기기 검증됨</w:t>
       </w:r>
     </w:p>
     <w:p>
@@ -10868,15 +10297,294 @@
       </w:pPr>
       <w:r>
         <w:rPr>
-          <w:b/>
-        </w:rPr>
-        <w:t xml:space="preserve">모델 vs 스키마, 왜 두 벌로 나눌까</w:t>
-      </w:r>
-      <w:r>
-        <w:t xml:space="preserve"> </w:t>
-      </w:r>
-      <w:r>
-        <w:t xml:space="preserve">(3-4). 입문자가 자주 헷갈리는 주제라 검색 수요 있음.</w:t>
+          <w:strike/>
+        </w:rPr>
+        <w:t xml:space="preserve">지역명 정규화(최소 버전)</w:t>
+      </w:r>
+      <w:r>
+        <w:t xml:space="preserve"> </w:t>
+      </w:r>
+      <w:r>
+        <w:t xml:space="preserve">✅ 2026-07-19 완료 — 시/군 접미사 정규화. 행정구역 코드 기반 근본 해결은 여전히 TODO</w:t>
+      </w:r>
+    </w:p>
+    <w:p>
+      <w:pPr>
+        <w:numPr>
+          <w:ilvl w:val="0"/>
+          <w:numId w:val="1026"/>
+        </w:numPr>
+        <w:pStyle w:val="Compact"/>
+      </w:pPr>
+      <w:r>
+        <w:rPr>
+          <w:b/>
+        </w:rPr>
+        <w:t xml:space="preserve">홍수 관측소 동적 선정.</w:t>
+      </w:r>
+      <w:r>
+        <w:t xml:space="preserve"> </w:t>
+      </w:r>
+      <w:r>
+        <w:t xml:space="preserve">지금은 청주 2곳 하드코딩 → 구독 지역 기반으로 river_gauges/gauge_region_maps 테이블 활용.</w:t>
+      </w:r>
+    </w:p>
+    <w:p>
+      <w:pPr>
+        <w:numPr>
+          <w:ilvl w:val="0"/>
+          <w:numId w:val="1026"/>
+        </w:numPr>
+        <w:pStyle w:val="Compact"/>
+      </w:pPr>
+      <w:r>
+        <w:rPr>
+          <w:strike/>
+        </w:rPr>
+        <w:t xml:space="preserve">알림 문구 LLM 생성</w:t>
+      </w:r>
+      <w:r>
+        <w:t xml:space="preserve"> </w:t>
+      </w:r>
+      <w:r>
+        <w:t xml:space="preserve">✅ 2026-07-19 완료 — fallback 구조 포함, 실데이터 검증 (Part 4 일지 참고)</w:t>
+      </w:r>
+    </w:p>
+    <w:p>
+      <w:pPr>
+        <w:numPr>
+          <w:ilvl w:val="0"/>
+          <w:numId w:val="1026"/>
+        </w:numPr>
+        <w:pStyle w:val="Compact"/>
+      </w:pPr>
+      <w:r>
+        <w:rPr>
+          <w:strike/>
+        </w:rPr>
+        <w:t xml:space="preserve">Layer 2 위험도 보조 판단 (LLM)</w:t>
+      </w:r>
+      <w:r>
+        <w:t xml:space="preserve"> </w:t>
+      </w:r>
+      <w:r>
+        <w:t xml:space="preserve">✅ 2026-07-20 완료 — 판단 보류 원칙·LOW 필터·프로필 캐시·감사 로그 (Part 4 일지 참고)</w:t>
+      </w:r>
+    </w:p>
+    <w:p>
+      <w:pPr>
+        <w:numPr>
+          <w:ilvl w:val="0"/>
+          <w:numId w:val="1026"/>
+        </w:numPr>
+        <w:pStyle w:val="Compact"/>
+      </w:pPr>
+      <w:r>
+        <w:rPr>
+          <w:strike/>
+        </w:rPr>
+        <w:t xml:space="preserve">스케줄러 (주기 자동 수집)</w:t>
+      </w:r>
+      <w:r>
+        <w:t xml:space="preserve"> </w:t>
+      </w:r>
+      <w:r>
+        <w:t xml:space="preserve">✅ 2026-07-20 완료 — 10분 주기 asyncio 루프 + 중복 실행 가드 (Part 4 일지 참고). 소스별 주기 분리는 재난문자 클라이언트 붙일 때 함께.</w:t>
+      </w:r>
+    </w:p>
+    <w:p>
+      <w:pPr>
+        <w:numPr>
+          <w:ilvl w:val="0"/>
+          <w:numId w:val="1026"/>
+        </w:numPr>
+        <w:pStyle w:val="Compact"/>
+      </w:pPr>
+      <w:r>
+        <w:rPr>
+          <w:b/>
+        </w:rPr>
+        <w:t xml:space="preserve">홍수통제소 호출 스로틀링.</w:t>
+      </w:r>
+      <w:r>
+        <w:t xml:space="preserve"> </w:t>
+      </w:r>
+      <w:r>
+        <w:t xml:space="preserve">관측소 동적 선정 도입 시 병렬 호출로 분당 1,000건 제한을 순간 초과하면 키 차단(하루 3회) — 순차 호출 또는 초당 제한 필요.</w:t>
+      </w:r>
+    </w:p>
+    <w:p>
+      <w:pPr>
+        <w:numPr>
+          <w:ilvl w:val="0"/>
+          <w:numId w:val="1026"/>
+        </w:numPr>
+        <w:pStyle w:val="Compact"/>
+      </w:pPr>
+      <w:r>
+        <w:rPr>
+          <w:b/>
+        </w:rPr>
+        <w:t xml:space="preserve">긴급재난문자 ingestion 클라이언트.</w:t>
+      </w:r>
+      <w:r>
+        <w:t xml:space="preserve"> </w:t>
+      </w:r>
+      <w:r>
+        <w:t xml:space="preserve">실응답 스펙 확인 완료(2026-07-20, DSSP-IF-00247). 날짜 필터 파라미터 확인 →</w:t>
+      </w:r>
+      <w:r>
+        <w:t xml:space="preserve"> </w:t>
+      </w:r>
+      <w:r>
+        <w:rPr>
+          <w:rStyle w:val="VerbatimChar"/>
+        </w:rPr>
+        <w:t xml:space="preserve">SN</w:t>
+      </w:r>
+      <w:r>
+        <w:t xml:space="preserve"> </w:t>
+      </w:r>
+      <w:r>
+        <w:t xml:space="preserve">기반 dedupe →</w:t>
+      </w:r>
+      <w:r>
+        <w:t xml:space="preserve"> </w:t>
+      </w:r>
+      <w:r>
+        <w:rPr>
+          <w:rStyle w:val="VerbatimChar"/>
+        </w:rPr>
+        <w:t xml:space="preserve">RCPTN_RGN_NM</w:t>
+      </w:r>
+      <w:r>
+        <w:t xml:space="preserve"> </w:t>
+      </w:r>
+      <w:r>
+        <w:t xml:space="preserve">지역 매칭.</w:t>
+      </w:r>
+    </w:p>
+    <w:p>
+      <w:pPr>
+        <w:numPr>
+          <w:ilvl w:val="0"/>
+          <w:numId w:val="1026"/>
+        </w:numPr>
+        <w:pStyle w:val="Compact"/>
+      </w:pPr>
+      <w:r>
+        <w:rPr>
+          <w:b/>
+        </w:rPr>
+        <w:t xml:space="preserve">웹 프론트(PWA)</w:t>
+      </w:r>
+      <w:r>
+        <w:t xml:space="preserve"> </w:t>
+      </w:r>
+      <w:r>
+        <w:t xml:space="preserve">구독 관리 화면.</w:t>
+      </w:r>
+    </w:p>
+    <w:p>
+      <w:pPr>
+        <w:numPr>
+          <w:ilvl w:val="0"/>
+          <w:numId w:val="1026"/>
+        </w:numPr>
+        <w:pStyle w:val="Compact"/>
+      </w:pPr>
+      <w:r>
+        <w:rPr>
+          <w:b/>
+        </w:rPr>
+        <w:t xml:space="preserve">FCM 웹푸시</w:t>
+      </w:r>
+      <w:r>
+        <w:t xml:space="preserve"> </w:t>
+      </w:r>
+      <w:r>
+        <w:t xml:space="preserve">실제 발송(서비스 계정 JSON 방식).</w:t>
+      </w:r>
+      <w:r>
+        <w:t xml:space="preserve"> </w:t>
+      </w:r>
+      <w:r>
+        <w:rPr>
+          <w:rStyle w:val="VerbatimChar"/>
+        </w:rPr>
+        <w:t xml:space="preserve">app/config.py</w:t>
+      </w:r>
+      <w:r>
+        <w:t xml:space="preserve">의 설정도</w:t>
+      </w:r>
+      <w:r>
+        <w:t xml:space="preserve"> </w:t>
+      </w:r>
+      <w:r>
+        <w:rPr>
+          <w:rStyle w:val="VerbatimChar"/>
+        </w:rPr>
+        <w:t xml:space="preserve">fcm_server_key</w:t>
+      </w:r>
+      <w:r>
+        <w:t xml:space="preserve"> </w:t>
+      </w:r>
+      <w:r>
+        <w:t xml:space="preserve">→</w:t>
+      </w:r>
+      <w:r>
+        <w:t xml:space="preserve"> </w:t>
+      </w:r>
+      <w:r>
+        <w:rPr>
+          <w:rStyle w:val="VerbatimChar"/>
+        </w:rPr>
+        <w:t xml:space="preserve">GOOGLE_APPLICATION_CREDENTIALS</w:t>
+      </w:r>
+      <w:r>
+        <w:t xml:space="preserve">/</w:t>
+      </w:r>
+      <w:r>
+        <w:rPr>
+          <w:rStyle w:val="VerbatimChar"/>
+        </w:rPr>
+        <w:t xml:space="preserve">FCM_PROJECT_ID</w:t>
+      </w:r>
+      <w:r>
+        <w:t xml:space="preserve">로 맞춰줄 것(현재는 .env만 바뀌고 config는 레거시 필드가 남아 있음 — 작은 정리 항목).</w:t>
+      </w:r>
+    </w:p>
+    <w:p>
+      <w:pPr>
+        <w:numPr>
+          <w:ilvl w:val="0"/>
+          <w:numId w:val="1026"/>
+        </w:numPr>
+        <w:pStyle w:val="Compact"/>
+      </w:pPr>
+      <w:r>
+        <w:rPr>
+          <w:b/>
+        </w:rPr>
+        <w:t xml:space="preserve">JWT 인증.</w:t>
+      </w:r>
+      <w:r>
+        <w:t xml:space="preserve"> </w:t>
+      </w:r>
+      <w:r>
+        <w:t xml:space="preserve">지금은</w:t>
+      </w:r>
+      <w:r>
+        <w:t xml:space="preserve"> </w:t>
+      </w:r>
+      <w:r>
+        <w:rPr>
+          <w:rStyle w:val="VerbatimChar"/>
+        </w:rPr>
+        <w:t xml:space="preserve">user_email</w:t>
+      </w:r>
+      <w:r>
+        <w:t xml:space="preserve">로 사용자를 get-or-create하는 임시 방식. 인증 붙으면 인증된 사용자에서 가져오게 교체.</w:t>
       </w:r>
     </w:p>
     <w:p>
@@ -10888,13 +10596,589 @@
     </w:p>
     <w:p>
       <w:pPr>
+        <w:pStyle w:val="Heading2"/>
+      </w:pPr>
+      <w:bookmarkStart w:id="52" w:name="part-6-용어-사전"/>
+      <w:r>
+        <w:t xml:space="preserve">Part 6. 용어 사전</w:t>
+      </w:r>
+      <w:bookmarkEnd w:id="52"/>
+    </w:p>
+    <w:p>
+      <w:pPr>
+        <w:numPr>
+          <w:ilvl w:val="0"/>
+          <w:numId w:val="1027"/>
+        </w:numPr>
+        <w:pStyle w:val="Compact"/>
+      </w:pPr>
+      <w:r>
+        <w:rPr>
+          <w:b/>
+        </w:rPr>
+        <w:t xml:space="preserve">백엔드</w:t>
+      </w:r>
+      <w:r>
+        <w:t xml:space="preserve"> </w:t>
+      </w:r>
+      <w:r>
+        <w:t xml:space="preserve">— 사용자 눈에 안 보이는 서버 쪽 프로그램. 데이터 저장·처리·응답 담당.</w:t>
+      </w:r>
+    </w:p>
+    <w:p>
+      <w:pPr>
+        <w:numPr>
+          <w:ilvl w:val="0"/>
+          <w:numId w:val="1027"/>
+        </w:numPr>
+        <w:pStyle w:val="Compact"/>
+      </w:pPr>
+      <w:r>
+        <w:rPr>
+          <w:b/>
+        </w:rPr>
+        <w:t xml:space="preserve">API</w:t>
+      </w:r>
+      <w:r>
+        <w:t xml:space="preserve"> </w:t>
+      </w:r>
+      <w:r>
+        <w:t xml:space="preserve">— 프로그램끼리 데이터를 주고받는 약속. REST는 그중 URL+HTTP동사 방식.</w:t>
+      </w:r>
+    </w:p>
+    <w:p>
+      <w:pPr>
+        <w:numPr>
+          <w:ilvl w:val="0"/>
+          <w:numId w:val="1027"/>
+        </w:numPr>
+        <w:pStyle w:val="Compact"/>
+      </w:pPr>
+      <w:r>
+        <w:rPr>
+          <w:b/>
+        </w:rPr>
+        <w:t xml:space="preserve">엔드포인트</w:t>
+      </w:r>
+      <w:r>
+        <w:t xml:space="preserve"> </w:t>
+      </w:r>
+      <w:r>
+        <w:t xml:space="preserve">— API의 각 주소별 처리 지점 (예:</w:t>
+      </w:r>
+      <w:r>
+        <w:t xml:space="preserve"> </w:t>
+      </w:r>
+      <w:r>
+        <w:rPr>
+          <w:rStyle w:val="VerbatimChar"/>
+        </w:rPr>
+        <w:t xml:space="preserve">POST /persons</w:t>
+      </w:r>
+      <w:r>
+        <w:t xml:space="preserve">).</w:t>
+      </w:r>
+    </w:p>
+    <w:p>
+      <w:pPr>
+        <w:numPr>
+          <w:ilvl w:val="0"/>
+          <w:numId w:val="1027"/>
+        </w:numPr>
+        <w:pStyle w:val="Compact"/>
+      </w:pPr>
+      <w:r>
+        <w:rPr>
+          <w:b/>
+        </w:rPr>
+        <w:t xml:space="preserve">ORM</w:t>
+      </w:r>
+      <w:r>
+        <w:t xml:space="preserve"> </w:t>
+      </w:r>
+      <w:r>
+        <w:t xml:space="preserve">— 파이썬 객체 ↔ DB 표를 자동 변환해주는 도구 (SQLAlchemy).</w:t>
+      </w:r>
+    </w:p>
+    <w:p>
+      <w:pPr>
+        <w:numPr>
+          <w:ilvl w:val="0"/>
+          <w:numId w:val="1027"/>
+        </w:numPr>
+        <w:pStyle w:val="Compact"/>
+      </w:pPr>
+      <w:r>
+        <w:rPr>
+          <w:b/>
+        </w:rPr>
+        <w:t xml:space="preserve">모델</w:t>
+      </w:r>
+      <w:r>
+        <w:t xml:space="preserve"> </w:t>
+      </w:r>
+      <w:r>
+        <w:t xml:space="preserve">— DB 표 구조 정의 (</w:t>
+      </w:r>
+      <w:r>
+        <w:rPr>
+          <w:rStyle w:val="VerbatimChar"/>
+        </w:rPr>
+        <w:t xml:space="preserve">app/models/</w:t>
+      </w:r>
+      <w:r>
+        <w:t xml:space="preserve">).</w:t>
+      </w:r>
+    </w:p>
+    <w:p>
+      <w:pPr>
+        <w:numPr>
+          <w:ilvl w:val="0"/>
+          <w:numId w:val="1027"/>
+        </w:numPr>
+        <w:pStyle w:val="Compact"/>
+      </w:pPr>
+      <w:r>
+        <w:rPr>
+          <w:b/>
+        </w:rPr>
+        <w:t xml:space="preserve">스키마</w:t>
+      </w:r>
+      <w:r>
+        <w:t xml:space="preserve"> </w:t>
+      </w:r>
+      <w:r>
+        <w:t xml:space="preserve">— API 입출력 형태 정의 (</w:t>
+      </w:r>
+      <w:r>
+        <w:rPr>
+          <w:rStyle w:val="VerbatimChar"/>
+        </w:rPr>
+        <w:t xml:space="preserve">app/schemas/</w:t>
+      </w:r>
+      <w:r>
+        <w:t xml:space="preserve">, Pydantic).</w:t>
+      </w:r>
+    </w:p>
+    <w:p>
+      <w:pPr>
+        <w:numPr>
+          <w:ilvl w:val="0"/>
+          <w:numId w:val="1027"/>
+        </w:numPr>
+        <w:pStyle w:val="Compact"/>
+      </w:pPr>
+      <w:r>
+        <w:rPr>
+          <w:b/>
+        </w:rPr>
+        <w:t xml:space="preserve">PK(기본키)</w:t>
+      </w:r>
+      <w:r>
+        <w:t xml:space="preserve"> </w:t>
+      </w:r>
+      <w:r>
+        <w:t xml:space="preserve">— 행을 유일하게 구분하는 값.</w:t>
+      </w:r>
+    </w:p>
+    <w:p>
+      <w:pPr>
+        <w:numPr>
+          <w:ilvl w:val="0"/>
+          <w:numId w:val="1027"/>
+        </w:numPr>
+        <w:pStyle w:val="Compact"/>
+      </w:pPr>
+      <w:r>
+        <w:rPr>
+          <w:b/>
+        </w:rPr>
+        <w:t xml:space="preserve">FK(외래키)</w:t>
+      </w:r>
+      <w:r>
+        <w:t xml:space="preserve"> </w:t>
+      </w:r>
+      <w:r>
+        <w:t xml:space="preserve">— 다른 표의 행을 가리키는 값. 표 간 관계.</w:t>
+      </w:r>
+    </w:p>
+    <w:p>
+      <w:pPr>
+        <w:numPr>
+          <w:ilvl w:val="0"/>
+          <w:numId w:val="1027"/>
+        </w:numPr>
+        <w:pStyle w:val="Compact"/>
+      </w:pPr>
+      <w:r>
+        <w:rPr>
+          <w:b/>
+        </w:rPr>
+        <w:t xml:space="preserve">마이그레이션</w:t>
+      </w:r>
+      <w:r>
+        <w:t xml:space="preserve"> </w:t>
+      </w:r>
+      <w:r>
+        <w:t xml:space="preserve">— DB 구조 변경 이력을 파일로 관리 (Alembic).</w:t>
+      </w:r>
+    </w:p>
+    <w:p>
+      <w:pPr>
+        <w:numPr>
+          <w:ilvl w:val="0"/>
+          <w:numId w:val="1027"/>
+        </w:numPr>
+        <w:pStyle w:val="Compact"/>
+      </w:pPr>
+      <w:r>
+        <w:rPr>
+          <w:b/>
+        </w:rPr>
+        <w:t xml:space="preserve">세션</w:t>
+      </w:r>
+      <w:r>
+        <w:t xml:space="preserve"> </w:t>
+      </w:r>
+      <w:r>
+        <w:t xml:space="preserve">— DB와의 대화 창구.</w:t>
+      </w:r>
+    </w:p>
+    <w:p>
+      <w:pPr>
+        <w:numPr>
+          <w:ilvl w:val="0"/>
+          <w:numId w:val="1027"/>
+        </w:numPr>
+        <w:pStyle w:val="Compact"/>
+      </w:pPr>
+      <w:r>
+        <w:rPr>
+          <w:b/>
+        </w:rPr>
+        <w:t xml:space="preserve">트랜잭션</w:t>
+      </w:r>
+      <w:r>
+        <w:t xml:space="preserve"> </w:t>
+      </w:r>
+      <w:r>
+        <w:t xml:space="preserve">— "전부 성공 아니면 전부 취소" 단위.</w:t>
+      </w:r>
+    </w:p>
+    <w:p>
+      <w:pPr>
+        <w:numPr>
+          <w:ilvl w:val="0"/>
+          <w:numId w:val="1027"/>
+        </w:numPr>
+        <w:pStyle w:val="Compact"/>
+      </w:pPr>
+      <w:r>
+        <w:rPr>
+          <w:b/>
+        </w:rPr>
+        <w:t xml:space="preserve">commit / flush / rollback</w:t>
+      </w:r>
+      <w:r>
+        <w:t xml:space="preserve"> </w:t>
+      </w:r>
+      <w:r>
+        <w:t xml:space="preserve">— 확정 / 임시반영(id 확보용) / 취소.</w:t>
+      </w:r>
+    </w:p>
+    <w:p>
+      <w:pPr>
+        <w:numPr>
+          <w:ilvl w:val="0"/>
+          <w:numId w:val="1027"/>
+        </w:numPr>
+        <w:pStyle w:val="Compact"/>
+      </w:pPr>
+      <w:r>
+        <w:rPr>
+          <w:b/>
+        </w:rPr>
+        <w:t xml:space="preserve">다이얼렉트(dialect)</w:t>
+      </w:r>
+      <w:r>
+        <w:t xml:space="preserve"> </w:t>
+      </w:r>
+      <w:r>
+        <w:t xml:space="preserve">— SQLAlchemy가 각 DB의 방언 차이를 다루는 개념.</w:t>
+      </w:r>
+    </w:p>
+    <w:p>
+      <w:pPr>
+        <w:numPr>
+          <w:ilvl w:val="0"/>
+          <w:numId w:val="1027"/>
+        </w:numPr>
+        <w:pStyle w:val="Compact"/>
+      </w:pPr>
+      <w:r>
+        <w:rPr>
+          <w:b/>
+        </w:rPr>
+        <w:t xml:space="preserve">UUID</w:t>
+      </w:r>
+      <w:r>
+        <w:t xml:space="preserve"> </w:t>
+      </w:r>
+      <w:r>
+        <w:t xml:space="preserve">— 전 세계에서 안 겹치는 긴 고유 id.</w:t>
+      </w:r>
+    </w:p>
+    <w:p>
+      <w:pPr>
+        <w:numPr>
+          <w:ilvl w:val="0"/>
+          <w:numId w:val="1027"/>
+        </w:numPr>
+        <w:pStyle w:val="Compact"/>
+      </w:pPr>
+      <w:r>
+        <w:rPr>
+          <w:b/>
+        </w:rPr>
+        <w:t xml:space="preserve">JSONB</w:t>
+      </w:r>
+      <w:r>
+        <w:t xml:space="preserve"> </w:t>
+      </w:r>
+      <w:r>
+        <w:t xml:space="preserve">— Postgres의 JSON 저장/검색 전용 타입.</w:t>
+      </w:r>
+    </w:p>
+    <w:p>
+      <w:pPr>
+        <w:numPr>
+          <w:ilvl w:val="0"/>
+          <w:numId w:val="1027"/>
+        </w:numPr>
+        <w:pStyle w:val="Compact"/>
+      </w:pPr>
+      <w:r>
+        <w:rPr>
+          <w:b/>
+        </w:rPr>
+        <w:t xml:space="preserve">mock</w:t>
+      </w:r>
+      <w:r>
+        <w:t xml:space="preserve"> </w:t>
+      </w:r>
+      <w:r>
+        <w:t xml:space="preserve">— 실제 대신 쓰는 가짜 데이터/동작.</w:t>
+      </w:r>
+    </w:p>
+    <w:p>
+      <w:pPr>
+        <w:numPr>
+          <w:ilvl w:val="0"/>
+          <w:numId w:val="1027"/>
+        </w:numPr>
+        <w:pStyle w:val="Compact"/>
+      </w:pPr>
+      <w:r>
+        <w:rPr>
+          <w:b/>
+        </w:rPr>
+        <w:t xml:space="preserve">추상 클래스(ABC)</w:t>
+      </w:r>
+      <w:r>
+        <w:t xml:space="preserve"> </w:t>
+      </w:r>
+      <w:r>
+        <w:t xml:space="preserve">— 상속받는 클래스가 특정 메서드를 반드시 구현하게 강제하는 틀.</w:t>
+      </w:r>
+    </w:p>
+    <w:p>
+      <w:pPr>
+        <w:numPr>
+          <w:ilvl w:val="0"/>
+          <w:numId w:val="1027"/>
+        </w:numPr>
+        <w:pStyle w:val="Compact"/>
+      </w:pPr>
+      <w:r>
+        <w:rPr>
+          <w:b/>
+        </w:rPr>
+        <w:t xml:space="preserve">컨테이너 / Docker</w:t>
+      </w:r>
+      <w:r>
+        <w:t xml:space="preserve"> </w:t>
+      </w:r>
+      <w:r>
+        <w:t xml:space="preserve">— 앱+실행환경을 상자에 담아 어디서나 동일 실행.</w:t>
+      </w:r>
+    </w:p>
+    <w:p>
+      <w:pPr>
+        <w:numPr>
+          <w:ilvl w:val="0"/>
+          <w:numId w:val="1027"/>
+        </w:numPr>
+        <w:pStyle w:val="Compact"/>
+      </w:pPr>
+      <w:r>
+        <w:rPr>
+          <w:b/>
+        </w:rPr>
+        <w:t xml:space="preserve">시크릿</w:t>
+      </w:r>
+      <w:r>
+        <w:t xml:space="preserve"> </w:t>
+      </w:r>
+      <w:r>
+        <w:t xml:space="preserve">— API 키·비밀번호 등 유출되면 안 되는 값.</w:t>
+      </w:r>
+    </w:p>
+    <w:p>
+      <w:r>
+        <w:pict>
+          <v:rect style="width:0;height:1.5pt" o:hralign="center" o:hrstd="t" o:hr="t"/>
+        </w:pict>
+      </w:r>
+    </w:p>
+    <w:p>
+      <w:pPr>
+        <w:pStyle w:val="Heading2"/>
+      </w:pPr>
+      <w:bookmarkStart w:id="53" w:name="part-7-블로그-소재-아이디어"/>
+      <w:r>
+        <w:t xml:space="preserve">Part 7. 블로그 소재 아이디어</w:t>
+      </w:r>
+      <w:bookmarkEnd w:id="53"/>
+    </w:p>
+    <w:p>
+      <w:pPr>
         <w:pStyle w:val="FirstParagraph"/>
       </w:pPr>
       <w:r>
+        <w:t xml:space="preserve">이 프로젝트에서 뽑을 만한 글감:</w:t>
+      </w:r>
+    </w:p>
+    <w:p>
+      <w:pPr>
+        <w:numPr>
+          <w:ilvl w:val="0"/>
+          <w:numId w:val="1028"/>
+        </w:numPr>
+        <w:pStyle w:val="Compact"/>
+      </w:pPr>
+      <w:r>
+        <w:rPr>
+          <w:b/>
+        </w:rPr>
+        <w:t xml:space="preserve">"운영은 Postgres, 테스트는 SQLite" — with_variant로 두 마리 토끼 잡기</w:t>
+      </w:r>
+      <w:r>
+        <w:t xml:space="preserve"> </w:t>
+      </w:r>
+      <w:r>
+        <w:t xml:space="preserve">(3-7). 실전 문제→해결이 뚜렷해서 가장 반응 좋을 소재.</w:t>
+      </w:r>
+    </w:p>
+    <w:p>
+      <w:pPr>
+        <w:numPr>
+          <w:ilvl w:val="0"/>
+          <w:numId w:val="1028"/>
+        </w:numPr>
+        <w:pStyle w:val="Compact"/>
+      </w:pPr>
+      <w:r>
+        <w:rPr>
+          <w:b/>
+        </w:rPr>
+        <w:t xml:space="preserve">키 발급을 기다리지 않고 개발하기 — mock fallback 패턴</w:t>
+      </w:r>
+      <w:r>
+        <w:t xml:space="preserve"> </w:t>
+      </w:r>
+      <w:r>
+        <w:t xml:space="preserve">(3-9). 외부 API 의존 프로젝트의 공통 고민.</w:t>
+      </w:r>
+    </w:p>
+    <w:p>
+      <w:pPr>
+        <w:numPr>
+          <w:ilvl w:val="0"/>
+          <w:numId w:val="1028"/>
+        </w:numPr>
+        <w:pStyle w:val="Compact"/>
+      </w:pPr>
+      <w:r>
+        <w:rPr>
+          <w:b/>
+        </w:rPr>
+        <w:t xml:space="preserve">위험도를 규칙과 LLM 2계층으로 나눈 이유</w:t>
+      </w:r>
+      <w:r>
+        <w:t xml:space="preserve"> </w:t>
+      </w:r>
+      <w:r>
+        <w:t xml:space="preserve">(3-10). 비용·지연·예측가능성 트레이드오프 이야기.</w:t>
+      </w:r>
+    </w:p>
+    <w:p>
+      <w:pPr>
+        <w:numPr>
+          <w:ilvl w:val="0"/>
+          <w:numId w:val="1028"/>
+        </w:numPr>
+        <w:pStyle w:val="Compact"/>
+      </w:pPr>
+      <w:r>
+        <w:rPr>
+          <w:b/>
+        </w:rPr>
+        <w:t xml:space="preserve">실수로 커밋한 API 키, 히스토리에서 지우기 — git filter-repo 실전</w:t>
+      </w:r>
+      <w:r>
+        <w:t xml:space="preserve"> </w:t>
+      </w:r>
+      <w:r>
+        <w:t xml:space="preserve">(3-13). 짧고 실용적.</w:t>
+      </w:r>
+    </w:p>
+    <w:p>
+      <w:pPr>
+        <w:numPr>
+          <w:ilvl w:val="0"/>
+          <w:numId w:val="1028"/>
+        </w:numPr>
+        <w:pStyle w:val="Compact"/>
+      </w:pPr>
+      <w:r>
+        <w:rPr>
+          <w:b/>
+        </w:rPr>
+        <w:t xml:space="preserve">모델 vs 스키마, 왜 두 벌로 나눌까</w:t>
+      </w:r>
+      <w:r>
+        <w:t xml:space="preserve"> </w:t>
+      </w:r>
+      <w:r>
+        <w:t xml:space="preserve">(3-4). 입문자가 자주 헷갈리는 주제라 검색 수요 있음.</w:t>
+      </w:r>
+    </w:p>
+    <w:p>
+      <w:r>
+        <w:pict>
+          <v:rect style="width:0;height:1.5pt" o:hralign="center" o:hrstd="t" o:hr="t"/>
+        </w:pict>
+      </w:r>
+    </w:p>
+    <w:p>
+      <w:pPr>
+        <w:pStyle w:val="FirstParagraph"/>
+      </w:pPr>
+      <w:r>
         <w:rPr>
           <w:i/>
         </w:rPr>
-        <w:t xml:space="preserve">마지막 업데이트: 2026-07-20 (로그 마스킹 시점)</w:t>
+        <w:t xml:space="preserve">마지막 업데이트: 2026-07-20 (Layer 2 완성 — Phase 2 완결 시점)</w:t>
       </w:r>
     </w:p>
     <w:sectPr/>
@@ -11324,6 +11608,12 @@
     <w:abstractNumId w:val="991"/>
   </w:num>
   <w:num w:numId="1026">
+    <w:abstractNumId w:val="991"/>
+  </w:num>
+  <w:num w:numId="1027">
+    <w:abstractNumId w:val="991"/>
+  </w:num>
+  <w:num w:numId="1028">
     <w:abstractNumId w:val="99211"/>
     <w:lvlOverride w:ilvl="0">
       <w:startOverride w:val="1"/>

--- a/docs/dev-learning-notes.docx
+++ b/docs/dev-learning-notes.docx
@@ -1080,6 +1080,110 @@
           </w:p>
         </w:tc>
       </w:tr>
+      <w:tr>
+        <w:tc>
+          <w:p>
+            <w:pPr>
+              <w:pStyle w:val="Compact"/>
+              <w:jc w:val="left"/>
+            </w:pPr>
+            <w:r>
+              <w:rPr>
+                <w:b/>
+              </w:rPr>
+              <w:t xml:space="preserve">asyncio</w:t>
+            </w:r>
+            <w:r>
+              <w:t xml:space="preserve"> </w:t>
+            </w:r>
+            <w:r>
+              <w:t xml:space="preserve">(표준 라이브러리)</w:t>
+            </w:r>
+          </w:p>
+        </w:tc>
+        <w:tc>
+          <w:p>
+            <w:pPr>
+              <w:pStyle w:val="Compact"/>
+              <w:jc w:val="left"/>
+            </w:pPr>
+            <w:r>
+              <w:t xml:space="preserve">비동기 실행 프레임워크</w:t>
+            </w:r>
+          </w:p>
+        </w:tc>
+        <w:tc>
+          <w:p>
+            <w:pPr>
+              <w:pStyle w:val="Compact"/>
+              <w:jc w:val="left"/>
+            </w:pPr>
+            <w:r>
+              <w:t xml:space="preserve">백그라운드 수집 루프를 의존성 추가 없이 구현</w:t>
+            </w:r>
+          </w:p>
+        </w:tc>
+        <w:tc>
+          <w:p>
+            <w:pPr>
+              <w:pStyle w:val="Compact"/>
+              <w:jc w:val="left"/>
+            </w:pPr>
+            <w:r>
+              <w:t xml:space="preserve">APScheduler, Celery</w:t>
+            </w:r>
+          </w:p>
+        </w:tc>
+      </w:tr>
+      <w:tr>
+        <w:tc>
+          <w:p>
+            <w:pPr>
+              <w:pStyle w:val="Compact"/>
+              <w:jc w:val="left"/>
+            </w:pPr>
+            <w:r>
+              <w:rPr>
+                <w:b/>
+              </w:rPr>
+              <w:t xml:space="preserve">OpenAI / Gemini API</w:t>
+            </w:r>
+          </w:p>
+        </w:tc>
+        <w:tc>
+          <w:p>
+            <w:pPr>
+              <w:pStyle w:val="Compact"/>
+              <w:jc w:val="left"/>
+            </w:pPr>
+            <w:r>
+              <w:t xml:space="preserve">LLM (문구 생성·위험도 판단)</w:t>
+            </w:r>
+          </w:p>
+        </w:tc>
+        <w:tc>
+          <w:p>
+            <w:pPr>
+              <w:pStyle w:val="Compact"/>
+              <w:jc w:val="left"/>
+            </w:pPr>
+            <w:r>
+              <w:t xml:space="preserve">OpenAI 호환 규격으로 통일해 프로바이더 교체 자유</w:t>
+            </w:r>
+          </w:p>
+        </w:tc>
+        <w:tc>
+          <w:p>
+            <w:pPr>
+              <w:pStyle w:val="Compact"/>
+              <w:jc w:val="left"/>
+            </w:pPr>
+            <w:r>
+              <w:t xml:space="preserve">Anthropic, 로컬 Ollama</w:t>
+            </w:r>
+          </w:p>
+        </w:tc>
+      </w:tr>
     </w:tbl>
     <w:p>
       <w:pPr>
@@ -7317,279 +7421,59 @@
     </w:p>
     <w:p>
       <w:pPr>
-        <w:pStyle w:val="Heading2"/>
-      </w:pPr>
-      <w:bookmarkStart w:id="40" w:name="part-4-개발-일지-시간순"/>
-      <w:r>
-        <w:t xml:space="preserve">Part 4. 개발 일지 (시간순)</w:t>
+        <w:pStyle w:val="Heading3"/>
+      </w:pPr>
+      <w:bookmarkStart w:id="40" w:name="Xd452e497dc81499e8104dff36fa0be3445cf5b8"/>
+      <w:r>
+        <w:t xml:space="preserve">3-14. 백그라운드 작업과 스케줄러 — asyncio와 lifespan</w:t>
       </w:r>
       <w:bookmarkEnd w:id="40"/>
     </w:p>
     <w:p>
       <w:pPr>
-        <w:pStyle w:val="BlockText"/>
-      </w:pPr>
-      <w:r>
-        <w:t xml:space="preserve">블로그 초안으로 쓰기 좋게, "무엇을 왜 했는지" 중심으로 남긴다. 날짜/세션 단위로 계속 추가.</w:t>
-      </w:r>
-    </w:p>
-    <w:p>
-      <w:pPr>
-        <w:pStyle w:val="Heading3"/>
-      </w:pPr>
-      <w:bookmarkStart w:id="41" w:name="X40b460623b24ddad8fc4e01d3d30236fa40c971"/>
-      <w:r>
-        <w:t xml:space="preserve">2026-07 — Phase 1: 백엔드 뼈대 구축</w:t>
-      </w:r>
-      <w:bookmarkEnd w:id="41"/>
-    </w:p>
-    <w:p>
-      <w:pPr>
         <w:pStyle w:val="FirstParagraph"/>
       </w:pPr>
       <w:r>
-        <w:rPr>
-          <w:b/>
-        </w:rPr>
-        <w:t xml:space="preserve">기획 문서화.</w:t>
-      </w:r>
-      <w:r>
-        <w:t xml:space="preserve"> </w:t>
-      </w:r>
-      <w:r>
-        <w:t xml:space="preserve">먼저</w:t>
-      </w:r>
-      <w:r>
-        <w:t xml:space="preserve"> </w:t>
-      </w:r>
-      <w:r>
-        <w:rPr>
-          <w:rStyle w:val="VerbatimChar"/>
-        </w:rPr>
-        <w:t xml:space="preserve">docs/project-spec.md</w:t>
-      </w:r>
-      <w:r>
-        <w:t xml:space="preserve">에 전체 기획(데이터 소스, 인물 태그 체계, 위험도 판단 로직, 아키텍처, 로드맵)을 정리했다. 코드보다 기획을 먼저 못박은 이유는, MVP 범위를 좁게 유지하고 나중에 "왜 이렇게 했지"를 되짚을 근거를 남기기 위해서다.</w:t>
-      </w:r>
-    </w:p>
-    <w:p>
-      <w:pPr>
-        <w:pStyle w:val="BodyText"/>
-      </w:pPr>
-      <w:r>
-        <w:rPr>
-          <w:b/>
-        </w:rPr>
-        <w:t xml:space="preserve">FastAPI + PostgreSQL 스캐폴딩.</w:t>
-      </w:r>
-      <w:r>
-        <w:t xml:space="preserve"> </w:t>
-      </w:r>
-      <w:r>
-        <w:t xml:space="preserve">12개 테이블 모델, Layer 1 위험도 로직, 3개 소스 ingestion(mock 지원), 기본 REST API, Docker Compose, Alembic 뼈대를 만들었다. 이 시점의 제약: 로컬에 Postgres를 못 띄우는 환경이라, 마이그레이션은</w:t>
-      </w:r>
-      <w:r>
-        <w:t xml:space="preserve"> </w:t>
-      </w:r>
-      <w:r>
-        <w:rPr>
-          <w:rStyle w:val="VerbatimChar"/>
-        </w:rPr>
-        <w:t xml:space="preserve">create_all</w:t>
-      </w:r>
-      <w:r>
-        <w:t xml:space="preserve"> </w:t>
-      </w:r>
-      <w:r>
-        <w:t xml:space="preserve">방식으로 작성하고 DDL은 Postgres 다이얼렉트로 컴파일만 확인했다.</w:t>
-      </w:r>
-    </w:p>
-    <w:p>
-      <w:pPr>
-        <w:pStyle w:val="BodyText"/>
-      </w:pPr>
-      <w:r>
-        <w:rPr>
-          <w:b/>
-        </w:rPr>
-        <w:t xml:space="preserve">DB 다이얼렉트 호환 리팩터.</w:t>
-      </w:r>
-      <w:r>
-        <w:t xml:space="preserve"> </w:t>
-      </w:r>
-      <w:r>
-        <w:t xml:space="preserve">모델의 Postgres 전용 타입(UUID/JSONB/ARRAY)을</w:t>
-      </w:r>
-      <w:r>
-        <w:t xml:space="preserve"> </w:t>
-      </w:r>
-      <w:r>
-        <w:rPr>
-          <w:rStyle w:val="VerbatimChar"/>
-        </w:rPr>
-        <w:t xml:space="preserve">with_variant</w:t>
-      </w:r>
-      <w:r>
-        <w:t xml:space="preserve">로 분기했다(3-7). 이 덕분에 DB 서버 없이 SQLite 인메모리로</w:t>
-      </w:r>
-      <w:r>
-        <w:t xml:space="preserve"> </w:t>
-      </w:r>
-      <w:r>
-        <w:rPr>
-          <w:b/>
-        </w:rPr>
-        <w:t xml:space="preserve">실제 DB 왕복 E2E 테스트</w:t>
-      </w:r>
-      <w:r>
-        <w:t xml:space="preserve">를 추가할 수 있었다. "충북 청주 흥덕구 + 고령 구독자 + 홍수경보 → HIGH 알림 생성"까지 검증. 테스트 19개 통과.</w:t>
-      </w:r>
-    </w:p>
-    <w:p>
-      <w:pPr>
-        <w:pStyle w:val="BodyText"/>
-      </w:pPr>
-      <w:r>
-        <w:rPr>
-          <w:b/>
-        </w:rPr>
-        <w:t xml:space="preserve">API 키 발급.</w:t>
-      </w:r>
-      <w:r>
-        <w:t xml:space="preserve"> </w:t>
-      </w:r>
-      <w:r>
-        <w:t xml:space="preserve">기상특보·지진(data.go.kr), 홍수통제소(hrfco.go.kr) 키를 발급받아</w:t>
-      </w:r>
-      <w:r>
-        <w:t xml:space="preserve"> </w:t>
-      </w:r>
-      <w:r>
-        <w:rPr>
-          <w:rStyle w:val="VerbatimChar"/>
-        </w:rPr>
-        <w:t xml:space="preserve">.env</w:t>
-      </w:r>
-      <w:r>
-        <w:t xml:space="preserve">에 넣었다. 긴급재난문자는 Phase 5 항목이라 보류. LLM은 OpenAI 키를 준비(Anthropic 대체 가능). FCM은 레거시 서버 키가 2024.7 폐기돼서, 서비스 계정 JSON 방식으로 전환하기로 확인.</w:t>
-      </w:r>
-    </w:p>
-    <w:p>
-      <w:pPr>
-        <w:pStyle w:val="BodyText"/>
-      </w:pPr>
-      <w:r>
-        <w:rPr>
-          <w:b/>
-        </w:rPr>
-        <w:t xml:space="preserve">시크릿 위생 정리.</w:t>
-      </w:r>
-      <w:r>
-        <w:t xml:space="preserve"> </w:t>
-      </w:r>
-      <w:r>
-        <w:rPr>
-          <w:rStyle w:val="VerbatimChar"/>
-        </w:rPr>
-        <w:t xml:space="preserve">.env.example</w:t>
-      </w:r>
-      <w:r>
-        <w:t xml:space="preserve">에 실제 키가 들어가 있던 걸 발견 →</w:t>
-      </w:r>
-      <w:r>
-        <w:t xml:space="preserve"> </w:t>
-      </w:r>
-      <w:r>
-        <w:rPr>
-          <w:rStyle w:val="VerbatimChar"/>
-        </w:rPr>
-        <w:t xml:space="preserve">.env</w:t>
-      </w:r>
-      <w:r>
-        <w:t xml:space="preserve">로 이관, 템플릿 복원,</w:t>
-      </w:r>
-      <w:r>
-        <w:t xml:space="preserve"> </w:t>
-      </w:r>
-      <w:r>
-        <w:rPr>
-          <w:rStyle w:val="VerbatimChar"/>
-        </w:rPr>
-        <w:t xml:space="preserve">secrets/</w:t>
-      </w:r>
-      <w:r>
-        <w:t xml:space="preserve"> </w:t>
-      </w:r>
-      <w:r>
-        <w:t xml:space="preserve">gitignore 추가,</w:t>
-      </w:r>
-      <w:r>
-        <w:t xml:space="preserve"> </w:t>
-      </w:r>
-      <w:r>
-        <w:rPr>
-          <w:rStyle w:val="VerbatimChar"/>
-        </w:rPr>
-        <w:t xml:space="preserve">git filter-repo</w:t>
-      </w:r>
-      <w:r>
-        <w:t xml:space="preserve">로 히스토리 스크럽(3-8, 3-13).</w:t>
-      </w:r>
-    </w:p>
-    <w:p>
-      <w:pPr>
-        <w:pStyle w:val="BodyText"/>
-      </w:pPr>
-      <w:r>
-        <w:rPr>
-          <w:b/>
-        </w:rPr>
-        <w:t xml:space="preserve">문서화.</w:t>
-      </w:r>
-      <w:r>
-        <w:t xml:space="preserve"> </w:t>
-      </w:r>
-      <w:r>
-        <w:t xml:space="preserve">README를 최신 상태로 갱신하고, 이 학습 노트를 작성하기 시작했다.</w:t>
-      </w:r>
-    </w:p>
-    <w:p>
-      <w:pPr>
-        <w:pStyle w:val="Heading3"/>
-      </w:pPr>
-      <w:bookmarkStart w:id="42" w:name="X5e61837129da106a4fa8303fbf5fd68b7eabafb"/>
-      <w:r>
-        <w:t xml:space="preserve">2026-07-17 — 로컬 실행 환경 구축 + 실제 API 연동 (FDE의 하루)</w:t>
-      </w:r>
-      <w:bookmarkEnd w:id="42"/>
-    </w:p>
-    <w:p>
-      <w:pPr>
-        <w:pStyle w:val="FirstParagraph"/>
-      </w:pPr>
-      <w:r>
-        <w:rPr>
-          <w:b/>
-        </w:rPr>
-        <w:t xml:space="preserve">로컬 환경 구축에서 배운 것들.</w:t>
-      </w:r>
-      <w:r>
-        <w:t xml:space="preserve"> </w:t>
-      </w:r>
-      <w:r>
-        <w:t xml:space="preserve">Docker Desktop 설치 → Postgres 컨테이너 기동 →</w:t>
-      </w:r>
-      <w:r>
-        <w:t xml:space="preserve"> </w:t>
-      </w:r>
-      <w:r>
-        <w:rPr>
-          <w:rStyle w:val="VerbatimChar"/>
-        </w:rPr>
-        <w:t xml:space="preserve">alembic upgrade head</w:t>
-      </w:r>
-      <w:r>
-        <w:t xml:space="preserve">로 실제 Postgres에 12개 테이블 생성 성공. 과정에서 겪은 실전 문제들:</w:t>
+        <w:t xml:space="preserve">💡</w:t>
+      </w:r>
+      <w:r>
+        <w:t xml:space="preserve"> </w:t>
+      </w:r>
+      <w:r>
+        <w:rPr>
+          <w:b/>
+        </w:rPr>
+        <w:t xml:space="preserve">개념.</w:t>
+      </w:r>
+      <w:r>
+        <w:t xml:space="preserve"> </w:t>
+      </w:r>
+      <w:r>
+        <w:t xml:space="preserve">웹 서버는 기본적으로 "요청이 오면 응답한다"는 수동적 존재다. 그런데 우리 서비스는 요청이 없어도 10분마다 알아서 데이터를 수집해야 한다. 이런 걸</w:t>
+      </w:r>
+      <w:r>
+        <w:t xml:space="preserve"> </w:t>
+      </w:r>
+      <w:r>
+        <w:rPr>
+          <w:b/>
+        </w:rPr>
+        <w:t xml:space="preserve">백그라운드 작업</w:t>
+      </w:r>
+      <w:r>
+        <w:t xml:space="preserve">이라고 한다. 파이썬에서는</w:t>
+      </w:r>
+      <w:r>
+        <w:t xml:space="preserve"> </w:t>
+      </w:r>
+      <w:r>
+        <w:rPr>
+          <w:b/>
+        </w:rPr>
+        <w:t xml:space="preserve">asyncio</w:t>
+      </w:r>
+      <w:r>
+        <w:t xml:space="preserve">(비동기 실행 프레임워크)로 "서버가 응답하는 동안 옆에서 따로 도는 루프"를 만들 수 있다. 핵심 개념 세 가지:</w:t>
       </w:r>
     </w:p>
     <w:p>
@@ -7601,7 +7485,16 @@
         <w:pStyle w:val="Compact"/>
       </w:pPr>
       <w:r>
-        <w:t xml:space="preserve">맥 기본 python3가 3.9라 프로젝트 요구(3.10+ 문법)와 안 맞음 → Homebrew로 3.12 설치 후 venv 재생성. psycopg2-binary가 3.9에선 미리빌드 휠이 안 잡혀 pg_config 에러가 났던 것도 같은 뿌리.</w:t>
+        <w:rPr>
+          <w:b/>
+        </w:rPr>
+        <w:t xml:space="preserve">이벤트 루프</w:t>
+      </w:r>
+      <w:r>
+        <w:t xml:space="preserve"> </w:t>
+      </w:r>
+      <w:r>
+        <w:t xml:space="preserve">— asyncio의 심장. 여러 작업을 번갈아 실행하는 관제탑.</w:t>
       </w:r>
     </w:p>
     <w:p>
@@ -7613,43 +7506,16 @@
         <w:pStyle w:val="Compact"/>
       </w:pPr>
       <w:r>
-        <w:t xml:space="preserve">명령어를 주석(</w:t>
-      </w:r>
-      <w:r>
-        <w:rPr>
-          <w:rStyle w:val="VerbatimChar"/>
-        </w:rPr>
-        <w:t xml:space="preserve"># ...</w:t>
-      </w:r>
-      <w:r>
-        <w:t xml:space="preserve">)까지 복붙했더니 zsh가 주석으로 안 치고 인자로 받아</w:t>
-      </w:r>
-      <w:r>
-        <w:t xml:space="preserve"> </w:t>
-      </w:r>
-      <w:r>
-        <w:rPr>
-          <w:rStyle w:val="VerbatimChar"/>
-        </w:rPr>
-        <w:t xml:space="preserve">새로</w:t>
-      </w:r>
-      <w:r>
-        <w:t xml:space="preserve">,</w:t>
-      </w:r>
-      <w:r>
-        <w:t xml:space="preserve"> </w:t>
-      </w:r>
-      <w:r>
-        <w:rPr>
-          <w:rStyle w:val="VerbatimChar"/>
-        </w:rPr>
-        <w:t xml:space="preserve">맥용으로</w:t>
-      </w:r>
-      <w:r>
-        <w:t xml:space="preserve"> </w:t>
-      </w:r>
-      <w:r>
-        <w:t xml:space="preserve">같은 이름의 venv가 생기는 사고. 교훈: 셸에 붙여넣는 명령은 주석 없이.</w:t>
+        <w:rPr>
+          <w:b/>
+        </w:rPr>
+        <w:t xml:space="preserve">lifespan</w:t>
+      </w:r>
+      <w:r>
+        <w:t xml:space="preserve"> </w:t>
+      </w:r>
+      <w:r>
+        <w:t xml:space="preserve">— FastAPI가 제공하는 "서버 시작할 때/끝날 때" 훅. 여기서 백그라운드 작업을 켜고 끈다.</w:t>
       </w:r>
     </w:p>
     <w:p>
@@ -7661,22 +7527,17 @@
         <w:pStyle w:val="Compact"/>
       </w:pPr>
       <w:r>
-        <w:t xml:space="preserve">가상환경은 터미널 열 때마다</w:t>
-      </w:r>
-      <w:r>
-        <w:t xml:space="preserve"> </w:t>
-      </w:r>
-      <w:r>
-        <w:rPr>
-          <w:rStyle w:val="VerbatimChar"/>
-        </w:rPr>
-        <w:t xml:space="preserve">source .venv/bin/activate</w:t>
-      </w:r>
-      <w:r>
-        <w:t xml:space="preserve"> </w:t>
-      </w:r>
-      <w:r>
-        <w:t xml:space="preserve">필요.</w:t>
+        <w:rPr>
+          <w:rStyle w:val="VerbatimChar"/>
+          <w:b/>
+        </w:rPr>
+        <w:t xml:space="preserve">asyncio.to_thread</w:t>
+      </w:r>
+      <w:r>
+        <w:t xml:space="preserve"> </w:t>
+      </w:r>
+      <w:r>
+        <w:t xml:space="preserve">— 동기(sync) 코드를 이벤트 루프 밖 스레드에서 돌리는 도구. 동기 코드를 루프 안에서 직접 돌리면 그동안 서버가 응답을 못 하게 되기 때문.</w:t>
       </w:r>
     </w:p>
     <w:p>
@@ -7684,34 +7545,236 @@
         <w:pStyle w:val="FirstParagraph"/>
       </w:pPr>
       <w:r>
-        <w:rPr>
-          <w:b/>
-        </w:rPr>
-        <w:t xml:space="preserve">실제 API 대조 — 추정 코드는 전부 틀렸다.</w:t>
-      </w:r>
-      <w:r>
-        <w:t xml:space="preserve"> </w:t>
-      </w:r>
-      <w:r>
-        <w:rPr>
-          <w:rStyle w:val="VerbatimChar"/>
-        </w:rPr>
-        <w:t xml:space="preserve">_fetch_live()</w:t>
-      </w:r>
-      <w:r>
-        <w:t xml:space="preserve">는 문서 없이 data.go.kr 공통 컨벤션으로 추정해 짠 코드였는데, 첫 실 호출에서 500.</w:t>
-      </w:r>
-      <w:r>
-        <w:t xml:space="preserve"> </w:t>
-      </w:r>
-      <w:r>
-        <w:rPr>
-          <w:rStyle w:val="VerbatimChar"/>
-        </w:rPr>
-        <w:t xml:space="preserve">debug_fetch.py</w:t>
-      </w:r>
-      <w:r>
-        <w:t xml:space="preserve">(응답을 파일로 덤프하는 1회성 도구)를 만들어 실 응답을 뜨고, 그걸 근거로 3개 클라이언트를 전부 고쳤다:</w:t>
+        <w:t xml:space="preserve">🔧</w:t>
+      </w:r>
+      <w:r>
+        <w:t xml:space="preserve"> </w:t>
+      </w:r>
+      <w:r>
+        <w:rPr>
+          <w:b/>
+        </w:rPr>
+        <w:t xml:space="preserve">이 프로젝트에서.</w:t>
+      </w:r>
+      <w:r>
+        <w:t xml:space="preserve"> </w:t>
+      </w:r>
+      <w:r>
+        <w:rPr>
+          <w:rStyle w:val="VerbatimChar"/>
+        </w:rPr>
+        <w:t xml:space="preserve">app/scheduler.py</w:t>
+      </w:r>
+      <w:r>
+        <w:t xml:space="preserve">의</w:t>
+      </w:r>
+      <w:r>
+        <w:t xml:space="preserve"> </w:t>
+      </w:r>
+      <w:r>
+        <w:rPr>
+          <w:rStyle w:val="VerbatimChar"/>
+        </w:rPr>
+        <w:t xml:space="preserve">ingest_loop()</w:t>
+      </w:r>
+      <w:r>
+        <w:t xml:space="preserve">가 10분마다 수집을 실행하는 무한 루프고,</w:t>
+      </w:r>
+      <w:r>
+        <w:t xml:space="preserve"> </w:t>
+      </w:r>
+      <w:r>
+        <w:rPr>
+          <w:rStyle w:val="VerbatimChar"/>
+        </w:rPr>
+        <w:t xml:space="preserve">app/main.py</w:t>
+      </w:r>
+      <w:r>
+        <w:t xml:space="preserve">의 lifespan에서</w:t>
+      </w:r>
+      <w:r>
+        <w:t xml:space="preserve"> </w:t>
+      </w:r>
+      <w:r>
+        <w:rPr>
+          <w:rStyle w:val="VerbatimChar"/>
+        </w:rPr>
+        <w:t xml:space="preserve">asyncio.create_task()</w:t>
+      </w:r>
+      <w:r>
+        <w:t xml:space="preserve">로 띄운다. 우리 ingestion 코드는 동기(httpx 동기 클라이언트)라</w:t>
+      </w:r>
+      <w:r>
+        <w:t xml:space="preserve"> </w:t>
+      </w:r>
+      <w:r>
+        <w:rPr>
+          <w:rStyle w:val="VerbatimChar"/>
+        </w:rPr>
+        <w:t xml:space="preserve">asyncio.to_thread</w:t>
+      </w:r>
+      <w:r>
+        <w:t xml:space="preserve">로 감쌌다.</w:t>
+      </w:r>
+    </w:p>
+    <w:p>
+      <w:pPr>
+        <w:pStyle w:val="BodyText"/>
+      </w:pPr>
+      <w:r>
+        <w:t xml:space="preserve">선택의 이유:</w:t>
+      </w:r>
+      <w:r>
+        <w:t xml:space="preserve"> </w:t>
+      </w:r>
+      <w:r>
+        <w:rPr>
+          <w:b/>
+        </w:rPr>
+        <w:t xml:space="preserve">APScheduler 같은 스케줄러 라이브러리를 일부러 안 썼다.</w:t>
+      </w:r>
+      <w:r>
+        <w:t xml:space="preserve"> </w:t>
+      </w:r>
+      <w:r>
+        <w:t xml:space="preserve">단일 프로세스 MVP에선 asyncio 표준 기능만으로 충분하고, 의존성 하나가 줄어든다. 대신 퇴로를 설계했다 — 나중에 서버를 여러 대 띄우면 내장 루프가 서로 중복 수집할 수 있으니, 그땐</w:t>
+      </w:r>
+      <w:r>
+        <w:t xml:space="preserve"> </w:t>
+      </w:r>
+      <w:r>
+        <w:rPr>
+          <w:rStyle w:val="VerbatimChar"/>
+        </w:rPr>
+        <w:t xml:space="preserve">SCHEDULER_ENABLED=0</w:t>
+      </w:r>
+      <w:r>
+        <w:t xml:space="preserve">으로 끄고 외부 스케줄러(Cloud Scheduler가</w:t>
+      </w:r>
+      <w:r>
+        <w:t xml:space="preserve"> </w:t>
+      </w:r>
+      <w:r>
+        <w:rPr>
+          <w:rStyle w:val="VerbatimChar"/>
+        </w:rPr>
+        <w:t xml:space="preserve">POST /events/ingest</w:t>
+      </w:r>
+      <w:r>
+        <w:t xml:space="preserve"> </w:t>
+      </w:r>
+      <w:r>
+        <w:t xml:space="preserve">호출)로 전환한다. 루프는 어떤 예외에도 죽지 않게 try/except로 감쌌다 — 백그라운드 루프가 소리 없이 죽는 게 최악의 장애 유형이라서다.</w:t>
+      </w:r>
+    </w:p>
+    <w:p>
+      <w:pPr>
+        <w:pStyle w:val="BodyText"/>
+      </w:pPr>
+      <w:r>
+        <w:t xml:space="preserve">🎤</w:t>
+      </w:r>
+      <w:r>
+        <w:t xml:space="preserve"> </w:t>
+      </w:r>
+      <w:r>
+        <w:rPr>
+          <w:b/>
+        </w:rPr>
+        <w:t xml:space="preserve">면접 한마디.</w:t>
+      </w:r>
+      <w:r>
+        <w:t xml:space="preserve"> </w:t>
+      </w:r>
+      <w:r>
+        <w:t xml:space="preserve">"단일 프로세스 MVP라 asyncio 백그라운드 태스크로 최소 구성했고, 수평 확장 시 외부 스케줄러로 전환하는 퇴로를 함께 설계했습니다. 동기 수집 코드는 to_thread로 격리해 이벤트 루프 블로킹을 막았습니다."</w:t>
+      </w:r>
+    </w:p>
+    <w:p>
+      <w:r>
+        <w:pict>
+          <v:rect style="width:0;height:1.5pt" o:hralign="center" o:hrstd="t" o:hr="t"/>
+        </w:pict>
+      </w:r>
+    </w:p>
+    <w:p>
+      <w:pPr>
+        <w:pStyle w:val="Heading3"/>
+      </w:pPr>
+      <w:bookmarkStart w:id="41" w:name="X538940abcbb7287f10a12582ca93444b2e0dffb"/>
+      <w:r>
+        <w:t xml:space="preserve">3-15. 외부 API 호출량 예산 — 한도로부터 설계하기</w:t>
+      </w:r>
+      <w:bookmarkEnd w:id="41"/>
+    </w:p>
+    <w:p>
+      <w:pPr>
+        <w:pStyle w:val="FirstParagraph"/>
+      </w:pPr>
+      <w:r>
+        <w:t xml:space="preserve">💡</w:t>
+      </w:r>
+      <w:r>
+        <w:t xml:space="preserve"> </w:t>
+      </w:r>
+      <w:r>
+        <w:rPr>
+          <w:b/>
+        </w:rPr>
+        <w:t xml:space="preserve">개념.</w:t>
+      </w:r>
+      <w:r>
+        <w:t xml:space="preserve"> </w:t>
+      </w:r>
+      <w:r>
+        <w:t xml:space="preserve">무료 공공 API에는 호출 한도(quota)가 있다: 일일 최대 호출 수, 분당 최대 호출 수 등. 한도를 넘으면 에러가 나거나 심하면</w:t>
+      </w:r>
+      <w:r>
+        <w:t xml:space="preserve"> </w:t>
+      </w:r>
+      <w:r>
+        <w:rPr>
+          <w:b/>
+        </w:rPr>
+        <w:t xml:space="preserve">키가 차단</w:t>
+      </w:r>
+      <w:r>
+        <w:t xml:space="preserve">된다. 그래서 외부 API에 의존하는 시스템은 "우리가 하루에 몇 번 호출하게 되나"를 미리 계산해야 한다 — 이걸 **호출량 예산(call budget)**이라고 부르자. 폴링 주기 결정의 공식은 단순하다:</w:t>
+      </w:r>
+      <w:r>
+        <w:t xml:space="preserve"> </w:t>
+      </w:r>
+      <w:r>
+        <w:rPr>
+          <w:rStyle w:val="VerbatimChar"/>
+        </w:rPr>
+        <w:t xml:space="preserve">일일 호출 수 = (하루 분수 ÷ 폴링 주기 분) × 사이클당 호출 수</w:t>
+      </w:r>
+      <w:r>
+        <w:t xml:space="preserve">.</w:t>
+      </w:r>
+    </w:p>
+    <w:p>
+      <w:pPr>
+        <w:pStyle w:val="BodyText"/>
+      </w:pPr>
+      <w:r>
+        <w:t xml:space="preserve">🔧</w:t>
+      </w:r>
+      <w:r>
+        <w:t xml:space="preserve"> </w:t>
+      </w:r>
+      <w:r>
+        <w:rPr>
+          <w:b/>
+        </w:rPr>
+        <w:t xml:space="preserve">이 프로젝트에서.</w:t>
+      </w:r>
+      <w:r>
+        <w:t xml:space="preserve"> </w:t>
+      </w:r>
+      <w:r>
+        <w:t xml:space="preserve">소스별 한도를 조사해 표로 만들었다(Part 4의 2026-07-20 항목). 결론 세 가지가 설계를 결정했다:</w:t>
       </w:r>
     </w:p>
     <w:p>
@@ -7726,76 +7789,13 @@
         <w:rPr>
           <w:b/>
         </w:rPr>
-        <w:t xml:space="preserve">기상특보</w:t>
-      </w:r>
-      <w:r>
-        <w:t xml:space="preserve">:</w:t>
-      </w:r>
-      <w:r>
-        <w:t xml:space="preserve"> </w:t>
-      </w:r>
-      <w:r>
-        <w:rPr>
-          <w:rStyle w:val="VerbatimChar"/>
-        </w:rPr>
-        <w:t xml:space="preserve">items</w:t>
-      </w:r>
-      <w:r>
-        <w:t xml:space="preserve">가 리스트가 아니라</w:t>
-      </w:r>
-      <w:r>
-        <w:t xml:space="preserve"> </w:t>
-      </w:r>
-      <w:r>
-        <w:rPr>
-          <w:rStyle w:val="VerbatimChar"/>
-        </w:rPr>
-        <w:t xml:space="preserve">{"item": [...]}</w:t>
-      </w:r>
-      <w:r>
-        <w:t xml:space="preserve">(data.go.kr 공통 함정). 특보 종류·등급·조치가 별도 필드가 아니라</w:t>
-      </w:r>
-      <w:r>
-        <w:t xml:space="preserve"> </w:t>
-      </w:r>
-      <w:r>
-        <w:rPr>
-          <w:rStyle w:val="VerbatimChar"/>
-        </w:rPr>
-        <w:t xml:space="preserve">title</w:t>
-      </w:r>
-      <w:r>
-        <w:t xml:space="preserve"> </w:t>
-      </w:r>
-      <w:r>
-        <w:t xml:space="preserve">문자열("... / 폭염주의보 발표 (*)")에 박혀 있어 정규식 파싱.</w:t>
-      </w:r>
-      <w:r>
-        <w:t xml:space="preserve"> </w:t>
-      </w:r>
-      <w:r>
-        <w:rPr>
-          <w:rStyle w:val="VerbatimChar"/>
-        </w:rPr>
-        <w:t xml:space="preserve">stnId</w:t>
-      </w:r>
-      <w:r>
-        <w:t xml:space="preserve">는 시군구가 아니라 발표 관서 코드 → 지역 매칭은 통보문 상세(getWthrWrnMsg,</w:t>
-      </w:r>
-      <w:r>
-        <w:t xml:space="preserve"> </w:t>
-      </w:r>
-      <w:r>
-        <w:rPr>
-          <w:rStyle w:val="VerbatimChar"/>
-        </w:rPr>
-        <w:t xml:space="preserve">t6</w:t>
-      </w:r>
-      <w:r>
-        <w:t xml:space="preserve"> </w:t>
-      </w:r>
-      <w:r>
-        <w:t xml:space="preserve">필드에 지역 텍스트 확인됨) 연동이 필요 (TODO).</w:t>
+        <w:t xml:space="preserve">아키텍처 덕분에 사용자 수와 호출량이 무관하다.</w:t>
+      </w:r>
+      <w:r>
+        <w:t xml:space="preserve"> </w:t>
+      </w:r>
+      <w:r>
+        <w:t xml:space="preserve">서버가 소스당 1회 폴링하고 사용자에겐 DB에서 나눠주기(팬아웃) 때문. 폴링 구조의 숨은 장점.</w:t>
       </w:r>
     </w:p>
     <w:p>
@@ -7810,46 +7810,13 @@
         <w:rPr>
           <w:b/>
         </w:rPr>
-        <w:t xml:space="preserve">지진</w:t>
-      </w:r>
-      <w:r>
-        <w:t xml:space="preserve">: 필수 파라미터</w:t>
-      </w:r>
-      <w:r>
-        <w:t xml:space="preserve"> </w:t>
-      </w:r>
-      <w:r>
-        <w:rPr>
-          <w:rStyle w:val="VerbatimChar"/>
-        </w:rPr>
-        <w:t xml:space="preserve">fromTmFc</w:t>
-      </w:r>
-      <w:r>
-        <w:t xml:space="preserve">/</w:t>
-      </w:r>
-      <w:r>
-        <w:rPr>
-          <w:rStyle w:val="VerbatimChar"/>
-        </w:rPr>
-        <w:t xml:space="preserve">toTmFc</w:t>
-      </w:r>
-      <w:r>
-        <w:t xml:space="preserve"> </w:t>
-      </w:r>
-      <w:r>
-        <w:t xml:space="preserve">누락으로 resultCode=11. 넣었더니 이번엔 "최대 조회 기간 3일" 제한(resultCode=99). 에러 메시지가 다음 스펙을 알려주는 셈 — 실 호출 없이는 알 수 없는 제약들. 발생시각은</w:t>
-      </w:r>
-      <w:r>
-        <w:t xml:space="preserve"> </w:t>
-      </w:r>
-      <w:r>
-        <w:rPr>
-          <w:rStyle w:val="VerbatimChar"/>
-        </w:rPr>
-        <w:t xml:space="preserve">tmEqk</w:t>
-      </w:r>
-      <w:r>
-        <w:t xml:space="preserve">(yyyyMMddHHmmss).</w:t>
+        <w:t xml:space="preserve">가장 빡빡한 소스(재난문자 1,000/일)가 폴링 주기의 상한을 정한다.</w:t>
+      </w:r>
+      <w:r>
+        <w:t xml:space="preserve"> </w:t>
+      </w:r>
+      <w:r>
+        <w:t xml:space="preserve">10분 주기 = 144회/일 = 14.4%로 안전, 1분 주기로 당기면 초과. "제일 약한 고리에 맞춘다."</w:t>
       </w:r>
     </w:p>
     <w:p>
@@ -7864,34 +7831,13 @@
         <w:rPr>
           <w:b/>
         </w:rPr>
-        <w:t xml:space="preserve">홍수통제소</w:t>
-      </w:r>
-      <w:r>
-        <w:t xml:space="preserve">: 코드의 URL이 웹페이지 placeholder였음. 실제 API는</w:t>
-      </w:r>
-      <w:r>
-        <w:t xml:space="preserve"> </w:t>
-      </w:r>
-      <w:r>
-        <w:rPr>
-          <w:rStyle w:val="VerbatimChar"/>
-        </w:rPr>
-        <w:t xml:space="preserve">api.hrfco.go.kr/{키}/waterlevel/info.json</w:t>
-      </w:r>
-      <w:r>
-        <w:t xml:space="preserve">(관측소 1,417개 + 주의/경보 수위 임계치)과</w:t>
-      </w:r>
-      <w:r>
-        <w:t xml:space="preserve"> </w:t>
-      </w:r>
-      <w:r>
-        <w:rPr>
-          <w:rStyle w:val="VerbatimChar"/>
-        </w:rPr>
-        <w:t xml:space="preserve">/waterlevel/list/10M/{코드}/{시작}/{종료}.json</w:t>
-      </w:r>
-      <w:r>
-        <w:t xml:space="preserve">(10분 단위 수위). 전국 4대강 통합 제공 확인 → spec Open Question #6 해결. 홍수 이벤트는 "최신 수위 ≥ 임계치" 자체 판정으로 구현.</w:t>
+        <w:t xml:space="preserve">낭비 호출을 구조적으로 차단한다.</w:t>
+      </w:r>
+      <w:r>
+        <w:t xml:space="preserve"> </w:t>
+      </w:r>
+      <w:r>
+        <w:t xml:space="preserve">수동 ingest 연타 방지 가드(3-14), LLM 쿨다운(3-16), Layer 2 판단 캐시 — 전부 "상태를 기억해서 불필요한 외부 호출을 막는" 같은 패턴의 변주다.</w:t>
       </w:r>
     </w:p>
     <w:p>
@@ -7899,10 +7845,62 @@
         <w:pStyle w:val="FirstParagraph"/>
       </w:pPr>
       <w:r>
-        <w:rPr>
-          <w:b/>
-        </w:rPr>
-        <w:t xml:space="preserve">설계 개선 두 가지.</w:t>
+        <w:t xml:space="preserve">🎤</w:t>
+      </w:r>
+      <w:r>
+        <w:t xml:space="preserve"> </w:t>
+      </w:r>
+      <w:r>
+        <w:rPr>
+          <w:b/>
+        </w:rPr>
+        <w:t xml:space="preserve">면접 한마디.</w:t>
+      </w:r>
+      <w:r>
+        <w:t xml:space="preserve"> </w:t>
+      </w:r>
+      <w:r>
+        <w:t xml:space="preserve">"폴링 주기를 감으로 정하지 않고 소스별 한도를 조사해 호출량 예산을 계산했습니다. 예산이 가장 빡빡한 소스가 주기의 상한을 정하고, 가드·쿨다운·캐시로 낭비 호출을 구조적으로 차단했습니다."</w:t>
+      </w:r>
+    </w:p>
+    <w:p>
+      <w:r>
+        <w:pict>
+          <v:rect style="width:0;height:1.5pt" o:hralign="center" o:hrstd="t" o:hr="t"/>
+        </w:pict>
+      </w:r>
+    </w:p>
+    <w:p>
+      <w:pPr>
+        <w:pStyle w:val="Heading3"/>
+      </w:pPr>
+      <w:bookmarkStart w:id="42" w:name="X1ffecb1fd041c0c21e79bf6cc8973271db09b4f"/>
+      <w:r>
+        <w:t xml:space="preserve">3-16. LLM을 서비스에 안전하게 넣기 — 폴백 체인, 가드레일, 하이브리드</w:t>
+      </w:r>
+      <w:bookmarkEnd w:id="42"/>
+    </w:p>
+    <w:p>
+      <w:pPr>
+        <w:pStyle w:val="FirstParagraph"/>
+      </w:pPr>
+      <w:r>
+        <w:t xml:space="preserve">💡</w:t>
+      </w:r>
+      <w:r>
+        <w:t xml:space="preserve"> </w:t>
+      </w:r>
+      <w:r>
+        <w:rPr>
+          <w:b/>
+        </w:rPr>
+        <w:t xml:space="preserve">개념.</w:t>
+      </w:r>
+      <w:r>
+        <w:t xml:space="preserve"> </w:t>
+      </w:r>
+      <w:r>
+        <w:t xml:space="preserve">LLM은 강력하지만 서비스 부품으로 보면 불안정하다: 외부 API라 죽을 수 있고, 유료라 quota가 떨어질 수 있고, 출력 형식을 안 지킬 수 있고, 호출마다 돈과 시간이 든다. 그래서 LLM을 프로덕션에 넣을 때의 원칙은 **"LLM이 없어도 서비스가 돌아가야 한다"**이다. 도구 상자:</w:t>
       </w:r>
     </w:p>
     <w:p>
@@ -7914,19 +7912,16 @@
         <w:pStyle w:val="Compact"/>
       </w:pPr>
       <w:r>
-        <w:t xml:space="preserve">ingest를 소스별 try/except로 격리 — 한 소스가 죽어도 나머지는 처리하고, 응답</w:t>
-      </w:r>
-      <w:r>
-        <w:t xml:space="preserve"> </w:t>
-      </w:r>
-      <w:r>
-        <w:rPr>
-          <w:rStyle w:val="VerbatimChar"/>
-        </w:rPr>
-        <w:t xml:space="preserve">errors</w:t>
-      </w:r>
-      <w:r>
-        <w:t xml:space="preserve">에 소스별 에러를 노출. (한 데이터 소스 장애가 전체 파이프라인을 죽이면 안 된다는 기본기.)</w:t>
+        <w:rPr>
+          <w:b/>
+        </w:rPr>
+        <w:t xml:space="preserve">폴백 체인</w:t>
+      </w:r>
+      <w:r>
+        <w:t xml:space="preserve"> </w:t>
+      </w:r>
+      <w:r>
+        <w:t xml:space="preserve">— 1순위 실패 시 2순위, 최종적으로 LLM 없는 기본 동작.</w:t>
       </w:r>
     </w:p>
     <w:p>
@@ -7938,7 +7933,482 @@
         <w:pStyle w:val="Compact"/>
       </w:pPr>
       <w:r>
-        <w:t xml:space="preserve">테스트 격리 버그 발견·수정:</w:t>
+        <w:rPr>
+          <w:b/>
+        </w:rPr>
+        <w:t xml:space="preserve">서킷 브레이커/쿨다운</w:t>
+      </w:r>
+      <w:r>
+        <w:t xml:space="preserve"> </w:t>
+      </w:r>
+      <w:r>
+        <w:t xml:space="preserve">— 죽은 프로바이더에 반복 호출하지 않게 일정 시간 격리.</w:t>
+      </w:r>
+    </w:p>
+    <w:p>
+      <w:pPr>
+        <w:numPr>
+          <w:ilvl w:val="0"/>
+          <w:numId w:val="1021"/>
+        </w:numPr>
+        <w:pStyle w:val="Compact"/>
+      </w:pPr>
+      <w:r>
+        <w:rPr>
+          <w:b/>
+        </w:rPr>
+        <w:t xml:space="preserve">구조화 출력 + 검증</w:t>
+      </w:r>
+      <w:r>
+        <w:t xml:space="preserve"> </w:t>
+      </w:r>
+      <w:r>
+        <w:t xml:space="preserve">— "첫 줄에 HIGH/MEDIUM/LOW"처럼 형식을 강제하고, 파싱 실패 시 그 응답을 버린다. LLM 출력은 항상 검증 후 사용.</w:t>
+      </w:r>
+    </w:p>
+    <w:p>
+      <w:pPr>
+        <w:numPr>
+          <w:ilvl w:val="0"/>
+          <w:numId w:val="1021"/>
+        </w:numPr>
+        <w:pStyle w:val="Compact"/>
+      </w:pPr>
+      <w:r>
+        <w:rPr>
+          <w:b/>
+        </w:rPr>
+        <w:t xml:space="preserve">하이브리드(규칙 + LLM)</w:t>
+      </w:r>
+      <w:r>
+        <w:t xml:space="preserve"> </w:t>
+      </w:r>
+      <w:r>
+        <w:t xml:space="preserve">— 명확한 케이스는 결정론적 규칙으로(빠르고 예측 가능·무료), 애매한 케이스만 LLM으로.</w:t>
+      </w:r>
+    </w:p>
+    <w:p>
+      <w:pPr>
+        <w:pStyle w:val="FirstParagraph"/>
+      </w:pPr>
+      <w:r>
+        <w:t xml:space="preserve">🔧</w:t>
+      </w:r>
+      <w:r>
+        <w:t xml:space="preserve"> </w:t>
+      </w:r>
+      <w:r>
+        <w:rPr>
+          <w:b/>
+        </w:rPr>
+        <w:t xml:space="preserve">이 프로젝트에서.</w:t>
+      </w:r>
+      <w:r>
+        <w:t xml:space="preserve"> </w:t>
+      </w:r>
+      <w:r>
+        <w:t xml:space="preserve">이 도구들이 전부 실제로 쓰였다. 문구 생성(</w:t>
+      </w:r>
+      <w:r>
+        <w:rPr>
+          <w:rStyle w:val="VerbatimChar"/>
+        </w:rPr>
+        <w:t xml:space="preserve">message.py</w:t>
+      </w:r>
+      <w:r>
+        <w:t xml:space="preserve">)과 위험도 판단(</w:t>
+      </w:r>
+      <w:r>
+        <w:rPr>
+          <w:rStyle w:val="VerbatimChar"/>
+        </w:rPr>
+        <w:t xml:space="preserve">risk_ai.py</w:t>
+      </w:r>
+      <w:r>
+        <w:t xml:space="preserve">)이 범용 체인(</w:t>
+      </w:r>
+      <w:r>
+        <w:rPr>
+          <w:rStyle w:val="VerbatimChar"/>
+        </w:rPr>
+        <w:t xml:space="preserve">llm.py</w:t>
+      </w:r>
+      <w:r>
+        <w:t xml:space="preserve">)을 공유한다: OpenAI → Gemini 무료 → (문구는 템플릿 / 판단은 보류). 401/402/429는 15분 쿨다운. Layer 2는 "첫 줄 레벨" 형식을 강제하고 정규식으로 검증하며, 형식 위반이면</w:t>
+      </w:r>
+      <w:r>
+        <w:t xml:space="preserve"> </w:t>
+      </w:r>
+      <w:r>
+        <w:rPr>
+          <w:b/>
+        </w:rPr>
+        <w:t xml:space="preserve">판단 보류</w:t>
+      </w:r>
+      <w:r>
+        <w:t xml:space="preserve"> </w:t>
+      </w:r>
+      <w:r>
+        <w:t xml:space="preserve">— 임의로 HIGH(오탐)도 LOW(미탐)도 찍지 않는다. 같은 프로필 조합은 캐시로 재사용해 호출을 아끼고, 모든 판단은</w:t>
+      </w:r>
+      <w:r>
+        <w:t xml:space="preserve"> </w:t>
+      </w:r>
+      <w:r>
+        <w:rPr>
+          <w:rStyle w:val="VerbatimChar"/>
+        </w:rPr>
+        <w:t xml:space="preserve">ai_risk_logs</w:t>
+      </w:r>
+      <w:r>
+        <w:t xml:space="preserve">에 근거와 함께 남긴다. 실증: 경북 의성에서 폭염은</w:t>
+      </w:r>
+      <w:r>
+        <w:t xml:space="preserve"> </w:t>
+      </w:r>
+      <w:r>
+        <w:rPr>
+          <w:rStyle w:val="VerbatimChar"/>
+        </w:rPr>
+        <w:t xml:space="preserve">matrix</w:t>
+      </w:r>
+      <w:r>
+        <w:t xml:space="preserve">가, 호우는</w:t>
+      </w:r>
+      <w:r>
+        <w:t xml:space="preserve"> </w:t>
+      </w:r>
+      <w:r>
+        <w:rPr>
+          <w:rStyle w:val="VerbatimChar"/>
+        </w:rPr>
+        <w:t xml:space="preserve">ai</w:t>
+      </w:r>
+      <w:r>
+        <w:t xml:space="preserve">가 판단한 알림이 한 목록에 나란히 찍혔다(Part 4 참고).</w:t>
+      </w:r>
+    </w:p>
+    <w:p>
+      <w:pPr>
+        <w:pStyle w:val="BodyText"/>
+      </w:pPr>
+      <w:r>
+        <w:t xml:space="preserve">🎤</w:t>
+      </w:r>
+      <w:r>
+        <w:t xml:space="preserve"> </w:t>
+      </w:r>
+      <w:r>
+        <w:rPr>
+          <w:b/>
+        </w:rPr>
+        <w:t xml:space="preserve">면접 한마디.</w:t>
+      </w:r>
+      <w:r>
+        <w:t xml:space="preserve"> </w:t>
+      </w:r>
+      <w:r>
+        <w:t xml:space="preserve">"LLM을 신뢰성 요건 안에 가뒀습니다 — 규칙 우선 하이브리드, 3단계 폴백, 쿨다운 격리, 출력 검증과 판단 보류, 프로필 캐시, 전 판단 감사 로그. LLM이 전부 죽어도 서비스는 완전하게 동작합니다."</w:t>
+      </w:r>
+    </w:p>
+    <w:p>
+      <w:r>
+        <w:pict>
+          <v:rect style="width:0;height:1.5pt" o:hralign="center" o:hrstd="t" o:hr="t"/>
+        </w:pict>
+      </w:r>
+    </w:p>
+    <w:p>
+      <w:pPr>
+        <w:pStyle w:val="Heading3"/>
+      </w:pPr>
+      <w:bookmarkStart w:id="43" w:name="X043bd78023352314b56df0510a843b8fc619cdc"/>
+      <w:r>
+        <w:t xml:space="preserve">3-17. 로그도 유출 채널이다 — 시크릿 마스킹</w:t>
+      </w:r>
+      <w:bookmarkEnd w:id="43"/>
+    </w:p>
+    <w:p>
+      <w:pPr>
+        <w:pStyle w:val="FirstParagraph"/>
+      </w:pPr>
+      <w:r>
+        <w:t xml:space="preserve">💡</w:t>
+      </w:r>
+      <w:r>
+        <w:t xml:space="preserve"> </w:t>
+      </w:r>
+      <w:r>
+        <w:rPr>
+          <w:b/>
+        </w:rPr>
+        <w:t xml:space="preserve">개념.</w:t>
+      </w:r>
+      <w:r>
+        <w:t xml:space="preserve"> </w:t>
+      </w:r>
+      <w:r>
+        <w:t xml:space="preserve">시크릿 유출 경로는 코드 저장소만이 아니다.</w:t>
+      </w:r>
+      <w:r>
+        <w:t xml:space="preserve"> </w:t>
+      </w:r>
+      <w:r>
+        <w:rPr>
+          <w:b/>
+        </w:rPr>
+        <w:t xml:space="preserve">로그</w:t>
+      </w:r>
+      <w:r>
+        <w:t xml:space="preserve">에도 키가 찍힌다 — 특히 HTTP 클라이언트 라이브러리는 요청 URL 전체를 로깅하는 경우가 많은데, 많은 API가 키를 URL(쿼리스트링이나 경로)에 넣게 한다. 로컬에선 무해해 보여도, 배포 후 로그가 수집 시스템(CloudWatch 등)에 쌓이면 "로그 읽을 권한 = 키 훔칠 권한"이 된다. 파이썬 로깅에는 **필터(Filter)**라는 장치가 있어, 로그가 출력되기 직전에 내용을 검사·수정할 수 있다.</w:t>
+      </w:r>
+    </w:p>
+    <w:p>
+      <w:pPr>
+        <w:pStyle w:val="BodyText"/>
+      </w:pPr>
+      <w:r>
+        <w:t xml:space="preserve">🔧</w:t>
+      </w:r>
+      <w:r>
+        <w:t xml:space="preserve"> </w:t>
+      </w:r>
+      <w:r>
+        <w:rPr>
+          <w:b/>
+        </w:rPr>
+        <w:t xml:space="preserve">이 프로젝트에서.</w:t>
+      </w:r>
+      <w:r>
+        <w:t xml:space="preserve"> </w:t>
+      </w:r>
+      <w:r>
+        <w:t xml:space="preserve">스케줄러 검증 중 httpx 로그에</w:t>
+      </w:r>
+      <w:r>
+        <w:t xml:space="preserve"> </w:t>
+      </w:r>
+      <w:r>
+        <w:rPr>
+          <w:rStyle w:val="VerbatimChar"/>
+        </w:rPr>
+        <w:t xml:space="preserve">serviceKey=실제키</w:t>
+      </w:r>
+      <w:r>
+        <w:t xml:space="preserve">가 그대로 찍히는 걸 발견했다. 로그를 꺼버리는 대신(요청 로그는 디버깅에 유용하니까)</w:t>
+      </w:r>
+      <w:r>
+        <w:t xml:space="preserve"> </w:t>
+      </w:r>
+      <w:r>
+        <w:rPr>
+          <w:rStyle w:val="VerbatimChar"/>
+        </w:rPr>
+        <w:t xml:space="preserve">app/logging_utils.py</w:t>
+      </w:r>
+      <w:r>
+        <w:t xml:space="preserve">의</w:t>
+      </w:r>
+      <w:r>
+        <w:t xml:space="preserve"> </w:t>
+      </w:r>
+      <w:r>
+        <w:rPr>
+          <w:rStyle w:val="VerbatimChar"/>
+        </w:rPr>
+        <w:t xml:space="preserve">SecretRedactionFilter</w:t>
+      </w:r>
+      <w:r>
+        <w:t xml:space="preserve">를 루트 로거 핸들러에 달아, 설정에 있는 모든 시크릿 값을</w:t>
+      </w:r>
+      <w:r>
+        <w:t xml:space="preserve"> </w:t>
+      </w:r>
+      <w:r>
+        <w:rPr>
+          <w:rStyle w:val="VerbatimChar"/>
+        </w:rPr>
+        <w:t xml:space="preserve">***REDACTED***</w:t>
+      </w:r>
+      <w:r>
+        <w:t xml:space="preserve">로 치환한다. httpx 같은 서드파티 로거는 루트로 전파(propagate)되므로 필터 하나로 전부 커버된다. 오탐 방지로 8자 미만 값은 제외.</w:t>
+      </w:r>
+    </w:p>
+    <w:p>
+      <w:pPr>
+        <w:pStyle w:val="BodyText"/>
+      </w:pPr>
+      <w:r>
+        <w:t xml:space="preserve">🎤</w:t>
+      </w:r>
+      <w:r>
+        <w:t xml:space="preserve"> </w:t>
+      </w:r>
+      <w:r>
+        <w:rPr>
+          <w:b/>
+        </w:rPr>
+        <w:t xml:space="preserve">면접 한마디.</w:t>
+      </w:r>
+      <w:r>
+        <w:t xml:space="preserve"> </w:t>
+      </w:r>
+      <w:r>
+        <w:t xml:space="preserve">"시크릿 유출 채널을 저장소 밖 로그까지 넓혀서 봤습니다. 서드파티 로그에 키가 노출되는 걸 발견하고, 로그를 죽이는 대신 루트 로거 필터로 알려진 시크릿만 자동 마스킹해 관측성과 보안을 둘 다 지켰습니다."</w:t>
+      </w:r>
+    </w:p>
+    <w:p>
+      <w:r>
+        <w:pict>
+          <v:rect style="width:0;height:1.5pt" o:hralign="center" o:hrstd="t" o:hr="t"/>
+        </w:pict>
+      </w:r>
+    </w:p>
+    <w:p>
+      <w:pPr>
+        <w:pStyle w:val="Heading2"/>
+      </w:pPr>
+      <w:bookmarkStart w:id="44" w:name="part-4-개발-일지-시간순"/>
+      <w:r>
+        <w:t xml:space="preserve">Part 4. 개발 일지 (시간순)</w:t>
+      </w:r>
+      <w:bookmarkEnd w:id="44"/>
+    </w:p>
+    <w:p>
+      <w:pPr>
+        <w:pStyle w:val="BlockText"/>
+      </w:pPr>
+      <w:r>
+        <w:t xml:space="preserve">블로그 초안으로 쓰기 좋게, "무엇을 왜 했는지" 중심으로 남긴다. 날짜/세션 단위로 계속 추가.</w:t>
+      </w:r>
+    </w:p>
+    <w:p>
+      <w:pPr>
+        <w:pStyle w:val="Heading3"/>
+      </w:pPr>
+      <w:bookmarkStart w:id="45" w:name="X40b460623b24ddad8fc4e01d3d30236fa40c971"/>
+      <w:r>
+        <w:t xml:space="preserve">2026-07 — Phase 1: 백엔드 뼈대 구축</w:t>
+      </w:r>
+      <w:bookmarkEnd w:id="45"/>
+    </w:p>
+    <w:p>
+      <w:pPr>
+        <w:pStyle w:val="FirstParagraph"/>
+      </w:pPr>
+      <w:r>
+        <w:rPr>
+          <w:b/>
+        </w:rPr>
+        <w:t xml:space="preserve">기획 문서화.</w:t>
+      </w:r>
+      <w:r>
+        <w:t xml:space="preserve"> </w:t>
+      </w:r>
+      <w:r>
+        <w:t xml:space="preserve">먼저</w:t>
+      </w:r>
+      <w:r>
+        <w:t xml:space="preserve"> </w:t>
+      </w:r>
+      <w:r>
+        <w:rPr>
+          <w:rStyle w:val="VerbatimChar"/>
+        </w:rPr>
+        <w:t xml:space="preserve">docs/project-spec.md</w:t>
+      </w:r>
+      <w:r>
+        <w:t xml:space="preserve">에 전체 기획(데이터 소스, 인물 태그 체계, 위험도 판단 로직, 아키텍처, 로드맵)을 정리했다. 코드보다 기획을 먼저 못박은 이유는, MVP 범위를 좁게 유지하고 나중에 "왜 이렇게 했지"를 되짚을 근거를 남기기 위해서다.</w:t>
+      </w:r>
+    </w:p>
+    <w:p>
+      <w:pPr>
+        <w:pStyle w:val="BodyText"/>
+      </w:pPr>
+      <w:r>
+        <w:rPr>
+          <w:b/>
+        </w:rPr>
+        <w:t xml:space="preserve">FastAPI + PostgreSQL 스캐폴딩.</w:t>
+      </w:r>
+      <w:r>
+        <w:t xml:space="preserve"> </w:t>
+      </w:r>
+      <w:r>
+        <w:t xml:space="preserve">12개 테이블 모델, Layer 1 위험도 로직, 3개 소스 ingestion(mock 지원), 기본 REST API, Docker Compose, Alembic 뼈대를 만들었다. 이 시점의 제약: 로컬에 Postgres를 못 띄우는 환경이라, 마이그레이션은</w:t>
+      </w:r>
+      <w:r>
+        <w:t xml:space="preserve"> </w:t>
+      </w:r>
+      <w:r>
+        <w:rPr>
+          <w:rStyle w:val="VerbatimChar"/>
+        </w:rPr>
+        <w:t xml:space="preserve">create_all</w:t>
+      </w:r>
+      <w:r>
+        <w:t xml:space="preserve"> </w:t>
+      </w:r>
+      <w:r>
+        <w:t xml:space="preserve">방식으로 작성하고 DDL은 Postgres 다이얼렉트로 컴파일만 확인했다.</w:t>
+      </w:r>
+    </w:p>
+    <w:p>
+      <w:pPr>
+        <w:pStyle w:val="BodyText"/>
+      </w:pPr>
+      <w:r>
+        <w:rPr>
+          <w:b/>
+        </w:rPr>
+        <w:t xml:space="preserve">DB 다이얼렉트 호환 리팩터.</w:t>
+      </w:r>
+      <w:r>
+        <w:t xml:space="preserve"> </w:t>
+      </w:r>
+      <w:r>
+        <w:t xml:space="preserve">모델의 Postgres 전용 타입(UUID/JSONB/ARRAY)을</w:t>
+      </w:r>
+      <w:r>
+        <w:t xml:space="preserve"> </w:t>
+      </w:r>
+      <w:r>
+        <w:rPr>
+          <w:rStyle w:val="VerbatimChar"/>
+        </w:rPr>
+        <w:t xml:space="preserve">with_variant</w:t>
+      </w:r>
+      <w:r>
+        <w:t xml:space="preserve">로 분기했다(3-7). 이 덕분에 DB 서버 없이 SQLite 인메모리로</w:t>
+      </w:r>
+      <w:r>
+        <w:t xml:space="preserve"> </w:t>
+      </w:r>
+      <w:r>
+        <w:rPr>
+          <w:b/>
+        </w:rPr>
+        <w:t xml:space="preserve">실제 DB 왕복 E2E 테스트</w:t>
+      </w:r>
+      <w:r>
+        <w:t xml:space="preserve">를 추가할 수 있었다. "충북 청주 흥덕구 + 고령 구독자 + 홍수경보 → HIGH 알림 생성"까지 검증. 테스트 19개 통과.</w:t>
+      </w:r>
+    </w:p>
+    <w:p>
+      <w:pPr>
+        <w:pStyle w:val="BodyText"/>
+      </w:pPr>
+      <w:r>
+        <w:rPr>
+          <w:b/>
+        </w:rPr>
+        <w:t xml:space="preserve">API 키 발급.</w:t>
+      </w:r>
+      <w:r>
+        <w:t xml:space="preserve"> </w:t>
+      </w:r>
+      <w:r>
+        <w:t xml:space="preserve">기상특보·지진(data.go.kr), 홍수통제소(hrfco.go.kr) 키를 발급받아</w:t>
       </w:r>
       <w:r>
         <w:t xml:space="preserve"> </w:t>
@@ -7950,20 +8420,97 @@
         <w:t xml:space="preserve">.env</w:t>
       </w:r>
       <w:r>
-        <w:t xml:space="preserve">에 실제 키가 생기자 테스트가 실 API를 호출하려다 실패.</w:t>
-      </w:r>
-      <w:r>
-        <w:t xml:space="preserve"> </w:t>
-      </w:r>
-      <w:r>
-        <w:rPr>
-          <w:rStyle w:val="VerbatimChar"/>
-        </w:rPr>
-        <w:t xml:space="preserve">tests/conftest.py</w:t>
-      </w:r>
-      <w:r>
-        <w:t xml:space="preserve">에서 키 환경변수를 비워 테스트는 항상 mock을 쓰게 고정. "테스트가 환경에 따라 다르게 도는" 전형적 함정.</w:t>
-      </w:r>
+        <w:t xml:space="preserve">에 넣었다. 긴급재난문자는 Phase 5 항목이라 보류. LLM은 OpenAI 키를 준비(Anthropic 대체 가능). FCM은 레거시 서버 키가 2024.7 폐기돼서, 서비스 계정 JSON 방식으로 전환하기로 확인.</w:t>
+      </w:r>
+    </w:p>
+    <w:p>
+      <w:pPr>
+        <w:pStyle w:val="BodyText"/>
+      </w:pPr>
+      <w:r>
+        <w:rPr>
+          <w:b/>
+        </w:rPr>
+        <w:t xml:space="preserve">시크릿 위생 정리.</w:t>
+      </w:r>
+      <w:r>
+        <w:t xml:space="preserve"> </w:t>
+      </w:r>
+      <w:r>
+        <w:rPr>
+          <w:rStyle w:val="VerbatimChar"/>
+        </w:rPr>
+        <w:t xml:space="preserve">.env.example</w:t>
+      </w:r>
+      <w:r>
+        <w:t xml:space="preserve">에 실제 키가 들어가 있던 걸 발견 →</w:t>
+      </w:r>
+      <w:r>
+        <w:t xml:space="preserve"> </w:t>
+      </w:r>
+      <w:r>
+        <w:rPr>
+          <w:rStyle w:val="VerbatimChar"/>
+        </w:rPr>
+        <w:t xml:space="preserve">.env</w:t>
+      </w:r>
+      <w:r>
+        <w:t xml:space="preserve">로 이관, 템플릿 복원,</w:t>
+      </w:r>
+      <w:r>
+        <w:t xml:space="preserve"> </w:t>
+      </w:r>
+      <w:r>
+        <w:rPr>
+          <w:rStyle w:val="VerbatimChar"/>
+        </w:rPr>
+        <w:t xml:space="preserve">secrets/</w:t>
+      </w:r>
+      <w:r>
+        <w:t xml:space="preserve"> </w:t>
+      </w:r>
+      <w:r>
+        <w:t xml:space="preserve">gitignore 추가,</w:t>
+      </w:r>
+      <w:r>
+        <w:t xml:space="preserve"> </w:t>
+      </w:r>
+      <w:r>
+        <w:rPr>
+          <w:rStyle w:val="VerbatimChar"/>
+        </w:rPr>
+        <w:t xml:space="preserve">git filter-repo</w:t>
+      </w:r>
+      <w:r>
+        <w:t xml:space="preserve">로 히스토리 스크럽(3-8, 3-13).</w:t>
+      </w:r>
+    </w:p>
+    <w:p>
+      <w:pPr>
+        <w:pStyle w:val="BodyText"/>
+      </w:pPr>
+      <w:r>
+        <w:rPr>
+          <w:b/>
+        </w:rPr>
+        <w:t xml:space="preserve">문서화.</w:t>
+      </w:r>
+      <w:r>
+        <w:t xml:space="preserve"> </w:t>
+      </w:r>
+      <w:r>
+        <w:t xml:space="preserve">README를 최신 상태로 갱신하고, 이 학습 노트를 작성하기 시작했다.</w:t>
+      </w:r>
+    </w:p>
+    <w:p>
+      <w:pPr>
+        <w:pStyle w:val="Heading3"/>
+      </w:pPr>
+      <w:bookmarkStart w:id="46" w:name="X5e61837129da106a4fa8303fbf5fd68b7eabafb"/>
+      <w:r>
+        <w:t xml:space="preserve">2026-07-17 — 로컬 실행 환경 구축 + 실제 API 연동 (FDE의 하루)</w:t>
+      </w:r>
+      <w:bookmarkEnd w:id="46"/>
     </w:p>
     <w:p>
       <w:pPr>
@@ -7973,476 +8520,25 @@
         <w:rPr>
           <w:b/>
         </w:rPr>
-        <w:t xml:space="preserve">결과.</w:t>
-      </w:r>
-      <w:r>
-        <w:t xml:space="preserve"> </w:t>
-      </w:r>
-      <w:r>
-        <w:rPr>
-          <w:rStyle w:val="VerbatimChar"/>
-        </w:rPr>
-        <w:t xml:space="preserve">POST /events/ingest</w:t>
-      </w:r>
-      <w:r>
-        <w:t xml:space="preserve"> </w:t>
-      </w:r>
-      <w:r>
-        <w:t xml:space="preserve">→</w:t>
-      </w:r>
-      <w:r>
-        <w:t xml:space="preserve"> </w:t>
-      </w:r>
-      <w:r>
-        <w:rPr>
-          <w:rStyle w:val="VerbatimChar"/>
-        </w:rPr>
-        <w:t xml:space="preserve">{"events_ingested": 8, "notifications_created": 0, "errors": {}}</w:t>
-      </w:r>
-      <w:r>
-        <w:t xml:space="preserve">. 실제 공공 API 3개 → 정규화 → Postgres 저장까지 전체 파이프라인이 처음으로 끝까지 돌았다. 알림 0은 특보 이벤트에 region이 아직 없어서(통보문 상세 연동 전)이며 예상된 동작.</w:t>
-      </w:r>
-    </w:p>
-    <w:p>
-      <w:pPr>
-        <w:pStyle w:val="Heading3"/>
-      </w:pPr>
-      <w:bookmarkStart w:id="43" w:name="Xaf39ec313b966ff97088608f331e9353d321ea7"/>
-      <w:r>
-        <w:t xml:space="preserve">2026-07-19 — 특보→지역 매칭, 실데이터 알림 생성 성공 🎉</w:t>
-      </w:r>
-      <w:bookmarkEnd w:id="43"/>
-    </w:p>
-    <w:p>
-      <w:pPr>
-        <w:pStyle w:val="FirstParagraph"/>
-      </w:pPr>
-      <w:r>
-        <w:rPr>
-          <w:b/>
-        </w:rPr>
-        <w:t xml:space="preserve">통보문 상세(getWthrWrnMsg) 연동.</w:t>
-      </w:r>
-      <w:r>
-        <w:t xml:space="preserve"> </w:t>
-      </w:r>
-      <w:r>
-        <w:t xml:space="preserve">특보 클라이언트를 발표 이력 목록(getWthrWrnList)에서 통보문 상세 기반으로 전환. 핵심 발견: 최신 통보문의</w:t>
-      </w:r>
-      <w:r>
-        <w:t xml:space="preserve"> </w:t>
-      </w:r>
-      <w:r>
-        <w:rPr>
-          <w:rStyle w:val="VerbatimChar"/>
-        </w:rPr>
-        <w:t xml:space="preserve">t6</w:t>
-      </w:r>
-      <w:r>
-        <w:t xml:space="preserve"> </w:t>
-      </w:r>
-      <w:r>
-        <w:t xml:space="preserve">필드가 "이 시점 발효 중인 특보 전체 + 지역" 스냅샷이라, 이거 하나만 파싱하면 현재 상황을 다 얻는다.</w:t>
-      </w:r>
-    </w:p>
-    <w:p>
-      <w:pPr>
-        <w:pStyle w:val="BodyText"/>
-      </w:pPr>
-      <w:r>
-        <w:rPr>
-          <w:b/>
-        </w:rPr>
-        <w:t xml:space="preserve">텍스트 파싱의 현실.</w:t>
-      </w:r>
-      <w:r>
-        <w:t xml:space="preserve"> </w:t>
-      </w:r>
-      <w:r>
-        <w:t xml:space="preserve">지역이 구조화된 필드가 아니라 자연어에 가까운 텍스트로 온다:</w:t>
-      </w:r>
-      <w:r>
-        <w:t xml:space="preserve"> </w:t>
-      </w:r>
-      <w:r>
-        <w:rPr>
-          <w:rStyle w:val="VerbatimChar"/>
-        </w:rPr>
-        <w:t xml:space="preserve">충청남도(보령(도서제외), 보령도서)</w:t>
-      </w:r>
-      <w:r>
-        <w:t xml:space="preserve">,</w:t>
-      </w:r>
-      <w:r>
-        <w:t xml:space="preserve"> </w:t>
-      </w:r>
-      <w:r>
-        <w:rPr>
-          <w:rStyle w:val="VerbatimChar"/>
-        </w:rPr>
-        <w:t xml:space="preserve">제주도(제주도산지, 추자도 제외)</w:t>
-      </w:r>
-      <w:r>
-        <w:t xml:space="preserve">,</w:t>
-      </w:r>
-      <w:r>
-        <w:t xml:space="preserve"> </w:t>
-      </w:r>
-      <w:r>
-        <w:rPr>
-          <w:rStyle w:val="VerbatimChar"/>
-        </w:rPr>
-        <w:t xml:space="preserve">인천</w:t>
-      </w:r>
-      <w:r>
-        <w:t xml:space="preserve">(하위구역 없음). 괄호 깊이를 추적하는 스플리터(</w:t>
-      </w:r>
-      <w:r>
-        <w:rPr>
-          <w:rStyle w:val="VerbatimChar"/>
-        </w:rPr>
-        <w:t xml:space="preserve">_split_top_level</w:t>
-      </w:r>
-      <w:r>
-        <w:t xml:space="preserve">)를 직접 짜서 해결 — 중첩 괄호 한정어 제거('보령(도서제외)'→'보령'), '제외' 항목 스킵, 시도 단위는 sigungu='전체'. 실제 응답 케이스를 그대로 테스트로 박아뒀다(test_warning_msg_parser.py).</w:t>
-      </w:r>
-    </w:p>
-    <w:p>
-      <w:pPr>
-        <w:pStyle w:val="BodyText"/>
-      </w:pPr>
-      <w:r>
-        <w:rPr>
-          <w:b/>
-        </w:rPr>
-        <w:t xml:space="preserve">이벤트 중복 방지(dedupe).</w:t>
-      </w:r>
-      <w:r>
-        <w:t xml:space="preserve"> </w:t>
-      </w:r>
-      <w:r>
-        <w:t xml:space="preserve">t6는 스냅샷이라 같은 특보가 매 사이클 반복 유입된다. (소스·종류·등급·지역·발표시각)이 같으면 기존 이벤트를 재사용하고 알림 평가를 건너뛰게 해서 중복 알림을 차단. 응답에</w:t>
-      </w:r>
-      <w:r>
-        <w:t xml:space="preserve"> </w:t>
-      </w:r>
-      <w:r>
-        <w:rPr>
-          <w:rStyle w:val="VerbatimChar"/>
-        </w:rPr>
-        <w:t xml:space="preserve">duplicates_skipped</w:t>
-      </w:r>
-      <w:r>
-        <w:t xml:space="preserve">로 노출.</w:t>
-      </w:r>
-    </w:p>
-    <w:p>
-      <w:pPr>
-        <w:pStyle w:val="BodyText"/>
-      </w:pPr>
-      <w:r>
-        <w:rPr>
-          <w:b/>
-        </w:rPr>
-        <w:t xml:space="preserve">끝까지 도는 순간.</w:t>
-      </w:r>
-      <w:r>
-        <w:t xml:space="preserve"> </w:t>
-      </w:r>
-      <w:r>
-        <w:t xml:space="preserve">지역 생성 → 구독 생성 → ingest 순서로 실행하니:</w:t>
-      </w:r>
-      <w:r>
-        <w:t xml:space="preserve"> </w:t>
-      </w:r>
-      <w:r>
-        <w:rPr>
-          <w:rStyle w:val="VerbatimChar"/>
-        </w:rPr>
-        <w:t xml:space="preserve">{"events_ingested": 63, "duplicates_skipped": 1, "notifications_created": 1}</w:t>
-      </w:r>
-      <w:r>
-        <w:t xml:space="preserve"> </w:t>
-      </w:r>
-      <w:r>
-        <w:t xml:space="preserve">→</w:t>
-      </w:r>
-      <w:r>
-        <w:t xml:space="preserve"> </w:t>
-      </w:r>
-      <w:r>
-        <w:rPr>
-          <w:rStyle w:val="VerbatimChar"/>
-        </w:rPr>
-        <w:t xml:space="preserve">"[폭염특보] 전라남도 광양에 이상상황이 감지됐어요. 어머니님 관련 주의가 필요해요"</w:t>
-      </w:r>
-      <w:r>
-        <w:t xml:space="preserve"> </w:t>
-      </w:r>
-      <w:r>
-        <w:t xml:space="preserve">(HIGH, matrix).</w:t>
-      </w:r>
-      <w:r>
-        <w:t xml:space="preserve"> </w:t>
-      </w:r>
-      <w:r>
-        <w:rPr>
-          <w:b/>
-        </w:rPr>
-        <w:t xml:space="preserve">공공 API → 텍스트 파싱 → 지역 매칭 → 규칙 매트릭스 → 개인 맞춤 알림</w:t>
-      </w:r>
-      <w:r>
-        <w:t xml:space="preserve">까지, 프로젝트의 핵심 가설이 실데이터로 처음 검증됐다.</w:t>
-      </w:r>
-    </w:p>
-    <w:p>
-      <w:pPr>
-        <w:pStyle w:val="BodyText"/>
-      </w:pPr>
-      <w:r>
-        <w:rPr>
-          <w:b/>
-        </w:rPr>
-        <w:t xml:space="preserve">과정에서 배운 것.</w:t>
-      </w:r>
-      <w:r>
-        <w:t xml:space="preserve"> </w:t>
-      </w:r>
-      <w:r>
-        <w:t xml:space="preserve">(1) 422 에러 = 요청 JSON 검증 실패 — placeholder를 실제 UUID로 안 바꾸면 난다. (2) "구독을 먼저, ingest를 나중에" — 알림 평가는 이벤트 생성 시점에만 돌기 때문. 이건 나중에 "구독 생성 시 기존 발효 특보 소급 평가" 기능으로 개선할 만하다(TODO). (3) 개발 중 데이터 리셋은</w:t>
-      </w:r>
-      <w:r>
-        <w:t xml:space="preserve"> </w:t>
-      </w:r>
-      <w:r>
-        <w:rPr>
-          <w:rStyle w:val="VerbatimChar"/>
-        </w:rPr>
-        <w:t xml:space="preserve">docker compose exec db psql</w:t>
-      </w:r>
-      <w:r>
-        <w:t xml:space="preserve">로 직접 DELETE.</w:t>
-      </w:r>
-    </w:p>
-    <w:p>
-      <w:pPr>
-        <w:pStyle w:val="Heading3"/>
-      </w:pPr>
-      <w:bookmarkStart w:id="44" w:name="Xb32e32d6b513853e7c30d77fabb2af0fc410869"/>
-      <w:r>
-        <w:t xml:space="preserve">2026-07-19 — 구독 소급 평가 + 지역명 정규화</w:t>
-      </w:r>
-      <w:bookmarkEnd w:id="44"/>
-    </w:p>
-    <w:p>
-      <w:pPr>
-        <w:pStyle w:val="FirstParagraph"/>
-      </w:pPr>
-      <w:r>
-        <w:rPr>
-          <w:b/>
-        </w:rPr>
-        <w:t xml:space="preserve">소급 평가(backfill).</w:t>
-      </w:r>
-      <w:r>
-        <w:t xml:space="preserve"> </w:t>
-      </w:r>
-      <w:r>
-        <w:t xml:space="preserve">위 (2)의 순서 문제를 바로 해결했다. 평가 로직을</w:t>
-      </w:r>
-      <w:r>
-        <w:t xml:space="preserve"> </w:t>
-      </w:r>
-      <w:r>
-        <w:rPr>
-          <w:rStyle w:val="VerbatimChar"/>
-        </w:rPr>
-        <w:t xml:space="preserve">_notify_subscription_for_event()</w:t>
-      </w:r>
-      <w:r>
-        <w:t xml:space="preserve">(이벤트×구독 한 쌍 평가)로 추출해 ingest 경로와 공유하고, 구독 생성 시 최근 48시간 내 해당 지역 이벤트를 소급 평가하는</w:t>
-      </w:r>
-      <w:r>
-        <w:t xml:space="preserve"> </w:t>
-      </w:r>
-      <w:r>
-        <w:rPr>
-          <w:rStyle w:val="VerbatimChar"/>
-        </w:rPr>
-        <w:t xml:space="preserve">backfill_subscription()</w:t>
-      </w:r>
-      <w:r>
-        <w:t xml:space="preserve">을 추가. 같은 (구독, 이벤트) 쌍 알림은 중복 생성하지 않는다. 검증: 순천 구독을 만들자 ingest 재실행 없이 즉시 폭염 HIGH 알림 생성 확인.</w:t>
-      </w:r>
-      <w:r>
-        <w:t xml:space="preserve"> </w:t>
-      </w:r>
-      <w:r>
-        <w:rPr>
-          <w:b/>
-        </w:rPr>
-        <w:t xml:space="preserve">리팩터링 포인트: 같은 로직이 두 경로에서 필요해지면 복붙하지 말고 함수로 추출해 공유한다.</w:t>
-      </w:r>
-    </w:p>
-    <w:p>
-      <w:pPr>
-        <w:pStyle w:val="BodyText"/>
-      </w:pPr>
-      <w:r>
-        <w:rPr>
-          <w:b/>
-        </w:rPr>
-        <w:t xml:space="preserve">지역명 정규화.</w:t>
-      </w:r>
-      <w:r>
-        <w:t xml:space="preserve"> </w:t>
-      </w:r>
-      <w:r>
-        <w:t xml:space="preserve">통보문은 '광양', 사용자는 '광양시'라고 쓸 수 있어 region 매칭이 깨질 수 있다.</w:t>
-      </w:r>
-      <w:r>
-        <w:t xml:space="preserve"> </w:t>
-      </w:r>
-      <w:r>
-        <w:rPr>
-          <w:rStyle w:val="VerbatimChar"/>
-        </w:rPr>
-        <w:t xml:space="preserve">normalize_sigungu()</w:t>
-      </w:r>
-      <w:r>
-        <w:t xml:space="preserve">로 단일 단어 시/군 접미사를 떼고 저장('광양시'→'광양'). 복합 표기('청주시 흥덕구')는 그대로. 근본 해결은 행정구역 코드 기반 매칭(TODO).</w:t>
-      </w:r>
-      <w:r>
-        <w:t xml:space="preserve"> </w:t>
-      </w:r>
-      <w:r>
-        <w:rPr>
-          <w:b/>
-        </w:rPr>
-        <w:t xml:space="preserve">데이터 정합성 교훈: 같은 실체를 가리키는 표기가 여럿일 때는 "저장 시점 정규화"가 매칭 문제를 가장 싸게 막는다.</w:t>
-      </w:r>
-    </w:p>
-    <w:p>
-      <w:pPr>
-        <w:pStyle w:val="Heading3"/>
-      </w:pPr>
-      <w:bookmarkStart w:id="45" w:name="X7ba66562540a6cdafdf3c9b7718a9bfb56e5a85"/>
-      <w:r>
-        <w:t xml:space="preserve">2026-07-19 — Phase 2 시작: LLM 알림 문구 생성</w:t>
-      </w:r>
-      <w:bookmarkEnd w:id="45"/>
-    </w:p>
-    <w:p>
-      <w:pPr>
-        <w:pStyle w:val="FirstParagraph"/>
-      </w:pPr>
-      <w:r>
-        <w:rPr>
-          <w:b/>
-        </w:rPr>
-        <w:t xml:space="preserve">설계 원칙: fallback 필수.</w:t>
-      </w:r>
-      <w:r>
-        <w:t xml:space="preserve"> </w:t>
-      </w:r>
-      <w:r>
-        <w:t xml:space="preserve">알림은 안전 기능이라 "LLM 장애 = 알림 불발"이면 안 된다.</w:t>
-      </w:r>
-      <w:r>
-        <w:t xml:space="preserve"> </w:t>
-      </w:r>
-      <w:r>
-        <w:rPr>
-          <w:rStyle w:val="VerbatimChar"/>
-        </w:rPr>
-        <w:t xml:space="preserve">app/services/message.py</w:t>
-      </w:r>
-      <w:r>
-        <w:t xml:space="preserve">: OpenAI(gpt-4o-mini)로 문구를 생성하되, 키 없음·호출 실패·빈 응답 어느 경우든 즉시 기존 템플릿으로 fallback. 이 구조 덕에 LLM 은 "있으면 좋은 것"이고 없어도 서비스는 완전하다.</w:t>
-      </w:r>
-    </w:p>
-    <w:p>
-      <w:pPr>
-        <w:pStyle w:val="BodyText"/>
-      </w:pPr>
-      <w:r>
-        <w:rPr>
-          <w:b/>
-        </w:rPr>
-        <w:t xml:space="preserve">프롬프트 설계.</w:t>
-      </w:r>
-      <w:r>
-        <w:t xml:space="preserve"> </w:t>
-      </w:r>
-      <w:r>
-        <w:t xml:space="preserve">시스템 프롬프트에 규칙을 명시: 2~3문장 120자 이내, 첫 문장에 상황+지역, 이어서 인물 특성(나이대·태그) 맞춤 행동 요령 1가지, 과장 금지, 이모지 금지. 이벤트·지역·위험도·인물 정보를 유저 프롬프트로 전달.</w:t>
-      </w:r>
-    </w:p>
-    <w:p>
-      <w:pPr>
-        <w:pStyle w:val="BodyText"/>
-      </w:pPr>
-      <w:r>
-        <w:rPr>
-          <w:b/>
-        </w:rPr>
-        <w:t xml:space="preserve">테스트 전략.</w:t>
-      </w:r>
-      <w:r>
-        <w:t xml:space="preserve"> </w:t>
-      </w:r>
-      <w:r>
-        <w:t xml:space="preserve">실제 OpenAI 를 호출하지 않고</w:t>
-      </w:r>
-      <w:r>
-        <w:t xml:space="preserve"> </w:t>
-      </w:r>
-      <w:r>
-        <w:rPr>
-          <w:rStyle w:val="VerbatimChar"/>
-        </w:rPr>
-        <w:t xml:space="preserve">monkeypatch</w:t>
-      </w:r>
-      <w:r>
-        <w:t xml:space="preserve"> </w:t>
-      </w:r>
-      <w:r>
-        <w:t xml:space="preserve">로</w:t>
-      </w:r>
-      <w:r>
-        <w:t xml:space="preserve"> </w:t>
-      </w:r>
-      <w:r>
-        <w:rPr>
-          <w:rStyle w:val="VerbatimChar"/>
-        </w:rPr>
-        <w:t xml:space="preserve">httpx.post</w:t>
-      </w:r>
-      <w:r>
-        <w:t xml:space="preserve"> </w:t>
-      </w:r>
-      <w:r>
-        <w:t xml:space="preserve">를 가짜로 바꿔 세 경로를 검증: 키 없음→템플릿, 정상 응답→LLM 문구 사용(+프롬프트에 인물 특성 포함 확인), 에러/빈 응답→fallback.</w:t>
-      </w:r>
-      <w:r>
-        <w:t xml:space="preserve"> </w:t>
-      </w:r>
-      <w:r>
-        <w:rPr>
-          <w:b/>
-        </w:rPr>
-        <w:t xml:space="preserve">외부 API 의존 코드의 테스트는 "호출을 어떻게 속일까"가 핵심.</w:t>
-      </w:r>
-    </w:p>
-    <w:p>
-      <w:pPr>
-        <w:pStyle w:val="BodyText"/>
-      </w:pPr>
-      <w:r>
-        <w:rPr>
-          <w:b/>
-        </w:rPr>
-        <w:t xml:space="preserve">실전에서 겪은 것 두 가지.</w:t>
+        <w:t xml:space="preserve">로컬 환경 구축에서 배운 것들.</w:t>
+      </w:r>
+      <w:r>
+        <w:t xml:space="preserve"> </w:t>
+      </w:r>
+      <w:r>
+        <w:t xml:space="preserve">Docker Desktop 설치 → Postgres 컨테이너 기동 →</w:t>
+      </w:r>
+      <w:r>
+        <w:t xml:space="preserve"> </w:t>
+      </w:r>
+      <w:r>
+        <w:rPr>
+          <w:rStyle w:val="VerbatimChar"/>
+        </w:rPr>
+        <w:t xml:space="preserve">alembic upgrade head</w:t>
+      </w:r>
+      <w:r>
+        <w:t xml:space="preserve">로 실제 Postgres에 12개 테이블 생성 성공. 과정에서 겪은 실전 문제들:</w:t>
       </w:r>
     </w:p>
     <w:p>
@@ -8454,31 +8550,7 @@
         <w:pStyle w:val="Compact"/>
       </w:pPr>
       <w:r>
-        <w:t xml:space="preserve">중복 구독 500: (person, region) 유니크 제약에 걸려 IntegrityError.</w:t>
-      </w:r>
-      <w:r>
-        <w:t xml:space="preserve"> </w:t>
-      </w:r>
-      <w:r>
-        <w:rPr>
-          <w:rStyle w:val="VerbatimChar"/>
-        </w:rPr>
-        <w:t xml:space="preserve">create_subscription</w:t>
-      </w:r>
-      <w:r>
-        <w:t xml:space="preserve"> </w:t>
-      </w:r>
-      <w:r>
-        <w:t xml:space="preserve">을 get-or-create 로 바꿔 멱등(idempotent)하게 만들었다.</w:t>
-      </w:r>
-      <w:r>
-        <w:t xml:space="preserve"> </w:t>
-      </w:r>
-      <w:r>
-        <w:rPr>
-          <w:b/>
-        </w:rPr>
-        <w:t xml:space="preserve">같은 요청을 두 번 보내도 같은 결과가 나오는 API 가 좋은 API.</w:t>
+        <w:t xml:space="preserve">맥 기본 python3가 3.9라 프로젝트 요구(3.10+ 문법)와 안 맞음 → Homebrew로 3.12 설치 후 venv 재생성. psycopg2-binary가 3.9에선 미리빌드 휠이 안 잡혀 pg_config 에러가 났던 것도 같은 뿌리.</w:t>
       </w:r>
     </w:p>
     <w:p>
@@ -8490,13 +8562,70 @@
         <w:pStyle w:val="Compact"/>
       </w:pPr>
       <w:r>
-        <w:rPr>
-          <w:rStyle w:val="VerbatimChar"/>
-        </w:rPr>
-        <w:t xml:space="preserve">insufficient_quota</w:t>
-      </w:r>
-      <w:r>
-        <w:t xml:space="preserve">: OpenAI 는 선불 크레딧이 없으면 호출 거부 → fallback 이 실전에서 첫 작동. curl 로 원인 확인 → 크레딧 충전 → 재시도로 해결. fallback 이 있어서 이 장애 동안에도 알림은 정상 생성됐다.</w:t>
+        <w:t xml:space="preserve">명령어를 주석(</w:t>
+      </w:r>
+      <w:r>
+        <w:rPr>
+          <w:rStyle w:val="VerbatimChar"/>
+        </w:rPr>
+        <w:t xml:space="preserve"># ...</w:t>
+      </w:r>
+      <w:r>
+        <w:t xml:space="preserve">)까지 복붙했더니 zsh가 주석으로 안 치고 인자로 받아</w:t>
+      </w:r>
+      <w:r>
+        <w:t xml:space="preserve"> </w:t>
+      </w:r>
+      <w:r>
+        <w:rPr>
+          <w:rStyle w:val="VerbatimChar"/>
+        </w:rPr>
+        <w:t xml:space="preserve">새로</w:t>
+      </w:r>
+      <w:r>
+        <w:t xml:space="preserve">,</w:t>
+      </w:r>
+      <w:r>
+        <w:t xml:space="preserve"> </w:t>
+      </w:r>
+      <w:r>
+        <w:rPr>
+          <w:rStyle w:val="VerbatimChar"/>
+        </w:rPr>
+        <w:t xml:space="preserve">맥용으로</w:t>
+      </w:r>
+      <w:r>
+        <w:t xml:space="preserve"> </w:t>
+      </w:r>
+      <w:r>
+        <w:t xml:space="preserve">같은 이름의 venv가 생기는 사고. 교훈: 셸에 붙여넣는 명령은 주석 없이.</w:t>
+      </w:r>
+    </w:p>
+    <w:p>
+      <w:pPr>
+        <w:numPr>
+          <w:ilvl w:val="0"/>
+          <w:numId w:val="1022"/>
+        </w:numPr>
+        <w:pStyle w:val="Compact"/>
+      </w:pPr>
+      <w:r>
+        <w:t xml:space="preserve">가상환경은 터미널 열 때마다</w:t>
+      </w:r>
+      <w:r>
+        <w:t xml:space="preserve"> </w:t>
+      </w:r>
+      <w:r>
+        <w:rPr>
+          <w:rStyle w:val="VerbatimChar"/>
+        </w:rPr>
+        <w:t xml:space="preserve">source .venv/bin/activate</w:t>
+      </w:r>
+      <w:r>
+        <w:t xml:space="preserve"> </w:t>
+      </w:r>
+      <w:r>
+        <w:t xml:space="preserve">필요.</w:t>
       </w:r>
     </w:p>
     <w:p>
@@ -8507,110 +8636,31 @@
         <w:rPr>
           <w:b/>
         </w:rPr>
-        <w:t xml:space="preserve">결과.</w:t>
-      </w:r>
-      <w:r>
-        <w:t xml:space="preserve"> </w:t>
-      </w:r>
-      <w:r>
-        <w:t xml:space="preserve">템플릿: "[폭염특보] ... 주의가 필요해요 (severity=주의보)." →</w:t>
-      </w:r>
-      <w:r>
-        <w:t xml:space="preserve"> </w:t>
-      </w:r>
-      <w:r>
-        <w:t xml:space="preserve">LLM: "전라남도 순천에 폭염특보가 발효되었습니다. 어머니님은 외출 시 그늘을 찾고, 수분을 충분히 섭취해 주세요."</w:t>
-      </w:r>
-      <w:r>
-        <w:t xml:space="preserve"> </w:t>
-      </w:r>
-      <w:r>
-        <w:t xml:space="preserve">인물 특성 맞춤 행동 요령이 실데이터로 생성됨. Phase 2 첫 조각 완성.</w:t>
-      </w:r>
-    </w:p>
-    <w:p>
-      <w:pPr>
-        <w:pStyle w:val="Heading3"/>
-      </w:pPr>
-      <w:bookmarkStart w:id="46" w:name="X0c17cfcb39163b1344d429c3d88407fc271b88f"/>
-      <w:r>
-        <w:t xml:space="preserve">2026-07-19 — LLM 프로바이더 폴백 체인 + 쿨다운</w:t>
-      </w:r>
-      <w:bookmarkEnd w:id="46"/>
-    </w:p>
-    <w:p>
-      <w:pPr>
-        <w:pStyle w:val="FirstParagraph"/>
-      </w:pPr>
-      <w:r>
-        <w:rPr>
-          <w:b/>
-        </w:rPr>
-        <w:t xml:space="preserve">동기.</w:t>
-      </w:r>
-      <w:r>
-        <w:t xml:space="preserve"> </w:t>
-      </w:r>
-      <w:r>
-        <w:t xml:space="preserve">실제로 quota 소진(insufficient_quota)을 겪고 나니 "유료가 죽으면 무료 모델로 자동 전환"이 필요하다는 게 명확해졌다. 단순 if/else 가 아니라 실무 패턴으로 설계:</w:t>
-      </w:r>
-    </w:p>
-    <w:p>
-      <w:pPr>
-        <w:pStyle w:val="SourceCode"/>
-      </w:pPr>
-      <w:r>
-        <w:rPr>
-          <w:rStyle w:val="VerbatimChar"/>
-        </w:rPr>
-        <w:t xml:space="preserve">1순위: 유료 (OpenAI gpt-4o-mini)</w:t>
-      </w:r>
-      <w:r>
-        <w:br/>
-      </w:r>
-      <w:r>
-        <w:rPr>
-          <w:rStyle w:val="VerbatimChar"/>
-        </w:rPr>
-        <w:t xml:space="preserve">  ↓ 실패 시</w:t>
-      </w:r>
-      <w:r>
-        <w:br/>
-      </w:r>
-      <w:r>
-        <w:rPr>
-          <w:rStyle w:val="VerbatimChar"/>
-        </w:rPr>
-        <w:t xml:space="preserve">2순위: 무료 폴백 (.env 의 LLM_FALLBACK_* — Gemini 무료 티어 등)</w:t>
-      </w:r>
-      <w:r>
-        <w:br/>
-      </w:r>
-      <w:r>
-        <w:rPr>
-          <w:rStyle w:val="VerbatimChar"/>
-        </w:rPr>
-        <w:t xml:space="preserve">  ↓ 실패 시</w:t>
-      </w:r>
-      <w:r>
-        <w:br/>
-      </w:r>
-      <w:r>
-        <w:rPr>
-          <w:rStyle w:val="VerbatimChar"/>
-        </w:rPr>
-        <w:t xml:space="preserve">최종: 템플릿 문구 (알림은 반드시 나간다)</w:t>
-      </w:r>
-    </w:p>
-    <w:p>
-      <w:pPr>
-        <w:pStyle w:val="FirstParagraph"/>
-      </w:pPr>
-      <w:r>
-        <w:rPr>
-          <w:b/>
-        </w:rPr>
-        <w:t xml:space="preserve">핵심 설계 3가지.</w:t>
+        <w:t xml:space="preserve">실제 API 대조 — 추정 코드는 전부 틀렸다.</w:t>
+      </w:r>
+      <w:r>
+        <w:t xml:space="preserve"> </w:t>
+      </w:r>
+      <w:r>
+        <w:rPr>
+          <w:rStyle w:val="VerbatimChar"/>
+        </w:rPr>
+        <w:t xml:space="preserve">_fetch_live()</w:t>
+      </w:r>
+      <w:r>
+        <w:t xml:space="preserve">는 문서 없이 data.go.kr 공통 컨벤션으로 추정해 짠 코드였는데, 첫 실 호출에서 500.</w:t>
+      </w:r>
+      <w:r>
+        <w:t xml:space="preserve"> </w:t>
+      </w:r>
+      <w:r>
+        <w:rPr>
+          <w:rStyle w:val="VerbatimChar"/>
+        </w:rPr>
+        <w:t xml:space="preserve">debug_fetch.py</w:t>
+      </w:r>
+      <w:r>
+        <w:t xml:space="preserve">(응답을 파일로 덤프하는 1회성 도구)를 만들어 실 응답을 뜨고, 그걸 근거로 3개 클라이언트를 전부 고쳤다:</w:t>
       </w:r>
     </w:p>
     <w:p>
@@ -8625,10 +8675,76 @@
         <w:rPr>
           <w:b/>
         </w:rPr>
-        <w:t xml:space="preserve">프로바이더 추상화</w:t>
-      </w:r>
-      <w:r>
-        <w:t xml:space="preserve">: OpenAI 호환 API(chat/completions)라는 공통 규격 덕에, 프로바이더를 (base_url, api_key, model) 세 값으로 일반화. Gemini·Groq·OpenRouter·로컬 Ollama 까지 .env 설정만으로 갈아끼울 수 있다. "고객사 보안 요건상 외부 API 금지 → 로컬 LLM 전환" 같은 FDE 시나리오에 그대로 대응.</w:t>
+        <w:t xml:space="preserve">기상특보</w:t>
+      </w:r>
+      <w:r>
+        <w:t xml:space="preserve">:</w:t>
+      </w:r>
+      <w:r>
+        <w:t xml:space="preserve"> </w:t>
+      </w:r>
+      <w:r>
+        <w:rPr>
+          <w:rStyle w:val="VerbatimChar"/>
+        </w:rPr>
+        <w:t xml:space="preserve">items</w:t>
+      </w:r>
+      <w:r>
+        <w:t xml:space="preserve">가 리스트가 아니라</w:t>
+      </w:r>
+      <w:r>
+        <w:t xml:space="preserve"> </w:t>
+      </w:r>
+      <w:r>
+        <w:rPr>
+          <w:rStyle w:val="VerbatimChar"/>
+        </w:rPr>
+        <w:t xml:space="preserve">{"item": [...]}</w:t>
+      </w:r>
+      <w:r>
+        <w:t xml:space="preserve">(data.go.kr 공통 함정). 특보 종류·등급·조치가 별도 필드가 아니라</w:t>
+      </w:r>
+      <w:r>
+        <w:t xml:space="preserve"> </w:t>
+      </w:r>
+      <w:r>
+        <w:rPr>
+          <w:rStyle w:val="VerbatimChar"/>
+        </w:rPr>
+        <w:t xml:space="preserve">title</w:t>
+      </w:r>
+      <w:r>
+        <w:t xml:space="preserve"> </w:t>
+      </w:r>
+      <w:r>
+        <w:t xml:space="preserve">문자열("... / 폭염주의보 발표 (*)")에 박혀 있어 정규식 파싱.</w:t>
+      </w:r>
+      <w:r>
+        <w:t xml:space="preserve"> </w:t>
+      </w:r>
+      <w:r>
+        <w:rPr>
+          <w:rStyle w:val="VerbatimChar"/>
+        </w:rPr>
+        <w:t xml:space="preserve">stnId</w:t>
+      </w:r>
+      <w:r>
+        <w:t xml:space="preserve">는 시군구가 아니라 발표 관서 코드 → 지역 매칭은 통보문 상세(getWthrWrnMsg,</w:t>
+      </w:r>
+      <w:r>
+        <w:t xml:space="preserve"> </w:t>
+      </w:r>
+      <w:r>
+        <w:rPr>
+          <w:rStyle w:val="VerbatimChar"/>
+        </w:rPr>
+        <w:t xml:space="preserve">t6</w:t>
+      </w:r>
+      <w:r>
+        <w:t xml:space="preserve"> </w:t>
+      </w:r>
+      <w:r>
+        <w:t xml:space="preserve">필드에 지역 텍스트 확인됨) 연동이 필요 (TODO).</w:t>
       </w:r>
     </w:p>
     <w:p>
@@ -8643,10 +8759,46 @@
         <w:rPr>
           <w:b/>
         </w:rPr>
-        <w:t xml:space="preserve">쿨다운(서킷 브레이커 단순판)</w:t>
-      </w:r>
-      <w:r>
-        <w:t xml:space="preserve">: 401/402/429(키 문제·quota 소진)가 감지된 프로바이더는 15분간 시도 자체를 건너뛴다. 죽은 프로바이더에 매 알림마다 실패 호출을 반복하며 지연을 쌓지 않기 위함. 상태는 프로세스 메모리 — 다중 인스턴스 배포 시 Redis 등으로 옮겨야 한다는 한계도 기록.</w:t>
+        <w:t xml:space="preserve">지진</w:t>
+      </w:r>
+      <w:r>
+        <w:t xml:space="preserve">: 필수 파라미터</w:t>
+      </w:r>
+      <w:r>
+        <w:t xml:space="preserve"> </w:t>
+      </w:r>
+      <w:r>
+        <w:rPr>
+          <w:rStyle w:val="VerbatimChar"/>
+        </w:rPr>
+        <w:t xml:space="preserve">fromTmFc</w:t>
+      </w:r>
+      <w:r>
+        <w:t xml:space="preserve">/</w:t>
+      </w:r>
+      <w:r>
+        <w:rPr>
+          <w:rStyle w:val="VerbatimChar"/>
+        </w:rPr>
+        <w:t xml:space="preserve">toTmFc</w:t>
+      </w:r>
+      <w:r>
+        <w:t xml:space="preserve"> </w:t>
+      </w:r>
+      <w:r>
+        <w:t xml:space="preserve">누락으로 resultCode=11. 넣었더니 이번엔 "최대 조회 기간 3일" 제한(resultCode=99). 에러 메시지가 다음 스펙을 알려주는 셈 — 실 호출 없이는 알 수 없는 제약들. 발생시각은</w:t>
+      </w:r>
+      <w:r>
+        <w:t xml:space="preserve"> </w:t>
+      </w:r>
+      <w:r>
+        <w:rPr>
+          <w:rStyle w:val="VerbatimChar"/>
+        </w:rPr>
+        <w:t xml:space="preserve">tmEqk</w:t>
+      </w:r>
+      <w:r>
+        <w:t xml:space="preserve">(yyyyMMddHHmmss).</w:t>
       </w:r>
     </w:p>
     <w:p>
@@ -8661,6 +8813,803 @@
         <w:rPr>
           <w:b/>
         </w:rPr>
+        <w:t xml:space="preserve">홍수통제소</w:t>
+      </w:r>
+      <w:r>
+        <w:t xml:space="preserve">: 코드의 URL이 웹페이지 placeholder였음. 실제 API는</w:t>
+      </w:r>
+      <w:r>
+        <w:t xml:space="preserve"> </w:t>
+      </w:r>
+      <w:r>
+        <w:rPr>
+          <w:rStyle w:val="VerbatimChar"/>
+        </w:rPr>
+        <w:t xml:space="preserve">api.hrfco.go.kr/{키}/waterlevel/info.json</w:t>
+      </w:r>
+      <w:r>
+        <w:t xml:space="preserve">(관측소 1,417개 + 주의/경보 수위 임계치)과</w:t>
+      </w:r>
+      <w:r>
+        <w:t xml:space="preserve"> </w:t>
+      </w:r>
+      <w:r>
+        <w:rPr>
+          <w:rStyle w:val="VerbatimChar"/>
+        </w:rPr>
+        <w:t xml:space="preserve">/waterlevel/list/10M/{코드}/{시작}/{종료}.json</w:t>
+      </w:r>
+      <w:r>
+        <w:t xml:space="preserve">(10분 단위 수위). 전국 4대강 통합 제공 확인 → spec Open Question #6 해결. 홍수 이벤트는 "최신 수위 ≥ 임계치" 자체 판정으로 구현.</w:t>
+      </w:r>
+    </w:p>
+    <w:p>
+      <w:pPr>
+        <w:pStyle w:val="FirstParagraph"/>
+      </w:pPr>
+      <w:r>
+        <w:rPr>
+          <w:b/>
+        </w:rPr>
+        <w:t xml:space="preserve">설계 개선 두 가지.</w:t>
+      </w:r>
+    </w:p>
+    <w:p>
+      <w:pPr>
+        <w:numPr>
+          <w:ilvl w:val="0"/>
+          <w:numId w:val="1024"/>
+        </w:numPr>
+        <w:pStyle w:val="Compact"/>
+      </w:pPr>
+      <w:r>
+        <w:t xml:space="preserve">ingest를 소스별 try/except로 격리 — 한 소스가 죽어도 나머지는 처리하고, 응답</w:t>
+      </w:r>
+      <w:r>
+        <w:t xml:space="preserve"> </w:t>
+      </w:r>
+      <w:r>
+        <w:rPr>
+          <w:rStyle w:val="VerbatimChar"/>
+        </w:rPr>
+        <w:t xml:space="preserve">errors</w:t>
+      </w:r>
+      <w:r>
+        <w:t xml:space="preserve">에 소스별 에러를 노출. (한 데이터 소스 장애가 전체 파이프라인을 죽이면 안 된다는 기본기.)</w:t>
+      </w:r>
+    </w:p>
+    <w:p>
+      <w:pPr>
+        <w:numPr>
+          <w:ilvl w:val="0"/>
+          <w:numId w:val="1024"/>
+        </w:numPr>
+        <w:pStyle w:val="Compact"/>
+      </w:pPr>
+      <w:r>
+        <w:t xml:space="preserve">테스트 격리 버그 발견·수정:</w:t>
+      </w:r>
+      <w:r>
+        <w:t xml:space="preserve"> </w:t>
+      </w:r>
+      <w:r>
+        <w:rPr>
+          <w:rStyle w:val="VerbatimChar"/>
+        </w:rPr>
+        <w:t xml:space="preserve">.env</w:t>
+      </w:r>
+      <w:r>
+        <w:t xml:space="preserve">에 실제 키가 생기자 테스트가 실 API를 호출하려다 실패.</w:t>
+      </w:r>
+      <w:r>
+        <w:t xml:space="preserve"> </w:t>
+      </w:r>
+      <w:r>
+        <w:rPr>
+          <w:rStyle w:val="VerbatimChar"/>
+        </w:rPr>
+        <w:t xml:space="preserve">tests/conftest.py</w:t>
+      </w:r>
+      <w:r>
+        <w:t xml:space="preserve">에서 키 환경변수를 비워 테스트는 항상 mock을 쓰게 고정. "테스트가 환경에 따라 다르게 도는" 전형적 함정.</w:t>
+      </w:r>
+    </w:p>
+    <w:p>
+      <w:pPr>
+        <w:pStyle w:val="FirstParagraph"/>
+      </w:pPr>
+      <w:r>
+        <w:rPr>
+          <w:b/>
+        </w:rPr>
+        <w:t xml:space="preserve">결과.</w:t>
+      </w:r>
+      <w:r>
+        <w:t xml:space="preserve"> </w:t>
+      </w:r>
+      <w:r>
+        <w:rPr>
+          <w:rStyle w:val="VerbatimChar"/>
+        </w:rPr>
+        <w:t xml:space="preserve">POST /events/ingest</w:t>
+      </w:r>
+      <w:r>
+        <w:t xml:space="preserve"> </w:t>
+      </w:r>
+      <w:r>
+        <w:t xml:space="preserve">→</w:t>
+      </w:r>
+      <w:r>
+        <w:t xml:space="preserve"> </w:t>
+      </w:r>
+      <w:r>
+        <w:rPr>
+          <w:rStyle w:val="VerbatimChar"/>
+        </w:rPr>
+        <w:t xml:space="preserve">{"events_ingested": 8, "notifications_created": 0, "errors": {}}</w:t>
+      </w:r>
+      <w:r>
+        <w:t xml:space="preserve">. 실제 공공 API 3개 → 정규화 → Postgres 저장까지 전체 파이프라인이 처음으로 끝까지 돌았다. 알림 0은 특보 이벤트에 region이 아직 없어서(통보문 상세 연동 전)이며 예상된 동작.</w:t>
+      </w:r>
+    </w:p>
+    <w:p>
+      <w:pPr>
+        <w:pStyle w:val="Heading3"/>
+      </w:pPr>
+      <w:bookmarkStart w:id="47" w:name="Xaf39ec313b966ff97088608f331e9353d321ea7"/>
+      <w:r>
+        <w:t xml:space="preserve">2026-07-19 — 특보→지역 매칭, 실데이터 알림 생성 성공 🎉</w:t>
+      </w:r>
+      <w:bookmarkEnd w:id="47"/>
+    </w:p>
+    <w:p>
+      <w:pPr>
+        <w:pStyle w:val="FirstParagraph"/>
+      </w:pPr>
+      <w:r>
+        <w:rPr>
+          <w:b/>
+        </w:rPr>
+        <w:t xml:space="preserve">통보문 상세(getWthrWrnMsg) 연동.</w:t>
+      </w:r>
+      <w:r>
+        <w:t xml:space="preserve"> </w:t>
+      </w:r>
+      <w:r>
+        <w:t xml:space="preserve">특보 클라이언트를 발표 이력 목록(getWthrWrnList)에서 통보문 상세 기반으로 전환. 핵심 발견: 최신 통보문의</w:t>
+      </w:r>
+      <w:r>
+        <w:t xml:space="preserve"> </w:t>
+      </w:r>
+      <w:r>
+        <w:rPr>
+          <w:rStyle w:val="VerbatimChar"/>
+        </w:rPr>
+        <w:t xml:space="preserve">t6</w:t>
+      </w:r>
+      <w:r>
+        <w:t xml:space="preserve"> </w:t>
+      </w:r>
+      <w:r>
+        <w:t xml:space="preserve">필드가 "이 시점 발효 중인 특보 전체 + 지역" 스냅샷이라, 이거 하나만 파싱하면 현재 상황을 다 얻는다.</w:t>
+      </w:r>
+    </w:p>
+    <w:p>
+      <w:pPr>
+        <w:pStyle w:val="BodyText"/>
+      </w:pPr>
+      <w:r>
+        <w:rPr>
+          <w:b/>
+        </w:rPr>
+        <w:t xml:space="preserve">텍스트 파싱의 현실.</w:t>
+      </w:r>
+      <w:r>
+        <w:t xml:space="preserve"> </w:t>
+      </w:r>
+      <w:r>
+        <w:t xml:space="preserve">지역이 구조화된 필드가 아니라 자연어에 가까운 텍스트로 온다:</w:t>
+      </w:r>
+      <w:r>
+        <w:t xml:space="preserve"> </w:t>
+      </w:r>
+      <w:r>
+        <w:rPr>
+          <w:rStyle w:val="VerbatimChar"/>
+        </w:rPr>
+        <w:t xml:space="preserve">충청남도(보령(도서제외), 보령도서)</w:t>
+      </w:r>
+      <w:r>
+        <w:t xml:space="preserve">,</w:t>
+      </w:r>
+      <w:r>
+        <w:t xml:space="preserve"> </w:t>
+      </w:r>
+      <w:r>
+        <w:rPr>
+          <w:rStyle w:val="VerbatimChar"/>
+        </w:rPr>
+        <w:t xml:space="preserve">제주도(제주도산지, 추자도 제외)</w:t>
+      </w:r>
+      <w:r>
+        <w:t xml:space="preserve">,</w:t>
+      </w:r>
+      <w:r>
+        <w:t xml:space="preserve"> </w:t>
+      </w:r>
+      <w:r>
+        <w:rPr>
+          <w:rStyle w:val="VerbatimChar"/>
+        </w:rPr>
+        <w:t xml:space="preserve">인천</w:t>
+      </w:r>
+      <w:r>
+        <w:t xml:space="preserve">(하위구역 없음). 괄호 깊이를 추적하는 스플리터(</w:t>
+      </w:r>
+      <w:r>
+        <w:rPr>
+          <w:rStyle w:val="VerbatimChar"/>
+        </w:rPr>
+        <w:t xml:space="preserve">_split_top_level</w:t>
+      </w:r>
+      <w:r>
+        <w:t xml:space="preserve">)를 직접 짜서 해결 — 중첩 괄호 한정어 제거('보령(도서제외)'→'보령'), '제외' 항목 스킵, 시도 단위는 sigungu='전체'. 실제 응답 케이스를 그대로 테스트로 박아뒀다(test_warning_msg_parser.py).</w:t>
+      </w:r>
+    </w:p>
+    <w:p>
+      <w:pPr>
+        <w:pStyle w:val="BodyText"/>
+      </w:pPr>
+      <w:r>
+        <w:rPr>
+          <w:b/>
+        </w:rPr>
+        <w:t xml:space="preserve">이벤트 중복 방지(dedupe).</w:t>
+      </w:r>
+      <w:r>
+        <w:t xml:space="preserve"> </w:t>
+      </w:r>
+      <w:r>
+        <w:t xml:space="preserve">t6는 스냅샷이라 같은 특보가 매 사이클 반복 유입된다. (소스·종류·등급·지역·발표시각)이 같으면 기존 이벤트를 재사용하고 알림 평가를 건너뛰게 해서 중복 알림을 차단. 응답에</w:t>
+      </w:r>
+      <w:r>
+        <w:t xml:space="preserve"> </w:t>
+      </w:r>
+      <w:r>
+        <w:rPr>
+          <w:rStyle w:val="VerbatimChar"/>
+        </w:rPr>
+        <w:t xml:space="preserve">duplicates_skipped</w:t>
+      </w:r>
+      <w:r>
+        <w:t xml:space="preserve">로 노출.</w:t>
+      </w:r>
+    </w:p>
+    <w:p>
+      <w:pPr>
+        <w:pStyle w:val="BodyText"/>
+      </w:pPr>
+      <w:r>
+        <w:rPr>
+          <w:b/>
+        </w:rPr>
+        <w:t xml:space="preserve">끝까지 도는 순간.</w:t>
+      </w:r>
+      <w:r>
+        <w:t xml:space="preserve"> </w:t>
+      </w:r>
+      <w:r>
+        <w:t xml:space="preserve">지역 생성 → 구독 생성 → ingest 순서로 실행하니:</w:t>
+      </w:r>
+      <w:r>
+        <w:t xml:space="preserve"> </w:t>
+      </w:r>
+      <w:r>
+        <w:rPr>
+          <w:rStyle w:val="VerbatimChar"/>
+        </w:rPr>
+        <w:t xml:space="preserve">{"events_ingested": 63, "duplicates_skipped": 1, "notifications_created": 1}</w:t>
+      </w:r>
+      <w:r>
+        <w:t xml:space="preserve"> </w:t>
+      </w:r>
+      <w:r>
+        <w:t xml:space="preserve">→</w:t>
+      </w:r>
+      <w:r>
+        <w:t xml:space="preserve"> </w:t>
+      </w:r>
+      <w:r>
+        <w:rPr>
+          <w:rStyle w:val="VerbatimChar"/>
+        </w:rPr>
+        <w:t xml:space="preserve">"[폭염특보] 전라남도 광양에 이상상황이 감지됐어요. 어머니님 관련 주의가 필요해요"</w:t>
+      </w:r>
+      <w:r>
+        <w:t xml:space="preserve"> </w:t>
+      </w:r>
+      <w:r>
+        <w:t xml:space="preserve">(HIGH, matrix).</w:t>
+      </w:r>
+      <w:r>
+        <w:t xml:space="preserve"> </w:t>
+      </w:r>
+      <w:r>
+        <w:rPr>
+          <w:b/>
+        </w:rPr>
+        <w:t xml:space="preserve">공공 API → 텍스트 파싱 → 지역 매칭 → 규칙 매트릭스 → 개인 맞춤 알림</w:t>
+      </w:r>
+      <w:r>
+        <w:t xml:space="preserve">까지, 프로젝트의 핵심 가설이 실데이터로 처음 검증됐다.</w:t>
+      </w:r>
+    </w:p>
+    <w:p>
+      <w:pPr>
+        <w:pStyle w:val="BodyText"/>
+      </w:pPr>
+      <w:r>
+        <w:rPr>
+          <w:b/>
+        </w:rPr>
+        <w:t xml:space="preserve">과정에서 배운 것.</w:t>
+      </w:r>
+      <w:r>
+        <w:t xml:space="preserve"> </w:t>
+      </w:r>
+      <w:r>
+        <w:t xml:space="preserve">(1) 422 에러 = 요청 JSON 검증 실패 — placeholder를 실제 UUID로 안 바꾸면 난다. (2) "구독을 먼저, ingest를 나중에" — 알림 평가는 이벤트 생성 시점에만 돌기 때문. 이건 나중에 "구독 생성 시 기존 발효 특보 소급 평가" 기능으로 개선할 만하다(TODO). (3) 개발 중 데이터 리셋은</w:t>
+      </w:r>
+      <w:r>
+        <w:t xml:space="preserve"> </w:t>
+      </w:r>
+      <w:r>
+        <w:rPr>
+          <w:rStyle w:val="VerbatimChar"/>
+        </w:rPr>
+        <w:t xml:space="preserve">docker compose exec db psql</w:t>
+      </w:r>
+      <w:r>
+        <w:t xml:space="preserve">로 직접 DELETE.</w:t>
+      </w:r>
+    </w:p>
+    <w:p>
+      <w:pPr>
+        <w:pStyle w:val="Heading3"/>
+      </w:pPr>
+      <w:bookmarkStart w:id="48" w:name="Xb32e32d6b513853e7c30d77fabb2af0fc410869"/>
+      <w:r>
+        <w:t xml:space="preserve">2026-07-19 — 구독 소급 평가 + 지역명 정규화</w:t>
+      </w:r>
+      <w:bookmarkEnd w:id="48"/>
+    </w:p>
+    <w:p>
+      <w:pPr>
+        <w:pStyle w:val="FirstParagraph"/>
+      </w:pPr>
+      <w:r>
+        <w:rPr>
+          <w:b/>
+        </w:rPr>
+        <w:t xml:space="preserve">소급 평가(backfill).</w:t>
+      </w:r>
+      <w:r>
+        <w:t xml:space="preserve"> </w:t>
+      </w:r>
+      <w:r>
+        <w:t xml:space="preserve">위 (2)의 순서 문제를 바로 해결했다. 평가 로직을</w:t>
+      </w:r>
+      <w:r>
+        <w:t xml:space="preserve"> </w:t>
+      </w:r>
+      <w:r>
+        <w:rPr>
+          <w:rStyle w:val="VerbatimChar"/>
+        </w:rPr>
+        <w:t xml:space="preserve">_notify_subscription_for_event()</w:t>
+      </w:r>
+      <w:r>
+        <w:t xml:space="preserve">(이벤트×구독 한 쌍 평가)로 추출해 ingest 경로와 공유하고, 구독 생성 시 최근 48시간 내 해당 지역 이벤트를 소급 평가하는</w:t>
+      </w:r>
+      <w:r>
+        <w:t xml:space="preserve"> </w:t>
+      </w:r>
+      <w:r>
+        <w:rPr>
+          <w:rStyle w:val="VerbatimChar"/>
+        </w:rPr>
+        <w:t xml:space="preserve">backfill_subscription()</w:t>
+      </w:r>
+      <w:r>
+        <w:t xml:space="preserve">을 추가. 같은 (구독, 이벤트) 쌍 알림은 중복 생성하지 않는다. 검증: 순천 구독을 만들자 ingest 재실행 없이 즉시 폭염 HIGH 알림 생성 확인.</w:t>
+      </w:r>
+      <w:r>
+        <w:t xml:space="preserve"> </w:t>
+      </w:r>
+      <w:r>
+        <w:rPr>
+          <w:b/>
+        </w:rPr>
+        <w:t xml:space="preserve">리팩터링 포인트: 같은 로직이 두 경로에서 필요해지면 복붙하지 말고 함수로 추출해 공유한다.</w:t>
+      </w:r>
+    </w:p>
+    <w:p>
+      <w:pPr>
+        <w:pStyle w:val="BodyText"/>
+      </w:pPr>
+      <w:r>
+        <w:rPr>
+          <w:b/>
+        </w:rPr>
+        <w:t xml:space="preserve">지역명 정규화.</w:t>
+      </w:r>
+      <w:r>
+        <w:t xml:space="preserve"> </w:t>
+      </w:r>
+      <w:r>
+        <w:t xml:space="preserve">통보문은 '광양', 사용자는 '광양시'라고 쓸 수 있어 region 매칭이 깨질 수 있다.</w:t>
+      </w:r>
+      <w:r>
+        <w:t xml:space="preserve"> </w:t>
+      </w:r>
+      <w:r>
+        <w:rPr>
+          <w:rStyle w:val="VerbatimChar"/>
+        </w:rPr>
+        <w:t xml:space="preserve">normalize_sigungu()</w:t>
+      </w:r>
+      <w:r>
+        <w:t xml:space="preserve">로 단일 단어 시/군 접미사를 떼고 저장('광양시'→'광양'). 복합 표기('청주시 흥덕구')는 그대로. 근본 해결은 행정구역 코드 기반 매칭(TODO).</w:t>
+      </w:r>
+      <w:r>
+        <w:t xml:space="preserve"> </w:t>
+      </w:r>
+      <w:r>
+        <w:rPr>
+          <w:b/>
+        </w:rPr>
+        <w:t xml:space="preserve">데이터 정합성 교훈: 같은 실체를 가리키는 표기가 여럿일 때는 "저장 시점 정규화"가 매칭 문제를 가장 싸게 막는다.</w:t>
+      </w:r>
+    </w:p>
+    <w:p>
+      <w:pPr>
+        <w:pStyle w:val="Heading3"/>
+      </w:pPr>
+      <w:bookmarkStart w:id="49" w:name="X7ba66562540a6cdafdf3c9b7718a9bfb56e5a85"/>
+      <w:r>
+        <w:t xml:space="preserve">2026-07-19 — Phase 2 시작: LLM 알림 문구 생성</w:t>
+      </w:r>
+      <w:bookmarkEnd w:id="49"/>
+    </w:p>
+    <w:p>
+      <w:pPr>
+        <w:pStyle w:val="FirstParagraph"/>
+      </w:pPr>
+      <w:r>
+        <w:rPr>
+          <w:b/>
+        </w:rPr>
+        <w:t xml:space="preserve">설계 원칙: fallback 필수.</w:t>
+      </w:r>
+      <w:r>
+        <w:t xml:space="preserve"> </w:t>
+      </w:r>
+      <w:r>
+        <w:t xml:space="preserve">알림은 안전 기능이라 "LLM 장애 = 알림 불발"이면 안 된다.</w:t>
+      </w:r>
+      <w:r>
+        <w:t xml:space="preserve"> </w:t>
+      </w:r>
+      <w:r>
+        <w:rPr>
+          <w:rStyle w:val="VerbatimChar"/>
+        </w:rPr>
+        <w:t xml:space="preserve">app/services/message.py</w:t>
+      </w:r>
+      <w:r>
+        <w:t xml:space="preserve">: OpenAI(gpt-4o-mini)로 문구를 생성하되, 키 없음·호출 실패·빈 응답 어느 경우든 즉시 기존 템플릿으로 fallback. 이 구조 덕에 LLM 은 "있으면 좋은 것"이고 없어도 서비스는 완전하다.</w:t>
+      </w:r>
+    </w:p>
+    <w:p>
+      <w:pPr>
+        <w:pStyle w:val="BodyText"/>
+      </w:pPr>
+      <w:r>
+        <w:rPr>
+          <w:b/>
+        </w:rPr>
+        <w:t xml:space="preserve">프롬프트 설계.</w:t>
+      </w:r>
+      <w:r>
+        <w:t xml:space="preserve"> </w:t>
+      </w:r>
+      <w:r>
+        <w:t xml:space="preserve">시스템 프롬프트에 규칙을 명시: 2~3문장 120자 이내, 첫 문장에 상황+지역, 이어서 인물 특성(나이대·태그) 맞춤 행동 요령 1가지, 과장 금지, 이모지 금지. 이벤트·지역·위험도·인물 정보를 유저 프롬프트로 전달.</w:t>
+      </w:r>
+    </w:p>
+    <w:p>
+      <w:pPr>
+        <w:pStyle w:val="BodyText"/>
+      </w:pPr>
+      <w:r>
+        <w:rPr>
+          <w:b/>
+        </w:rPr>
+        <w:t xml:space="preserve">테스트 전략.</w:t>
+      </w:r>
+      <w:r>
+        <w:t xml:space="preserve"> </w:t>
+      </w:r>
+      <w:r>
+        <w:t xml:space="preserve">실제 OpenAI 를 호출하지 않고</w:t>
+      </w:r>
+      <w:r>
+        <w:t xml:space="preserve"> </w:t>
+      </w:r>
+      <w:r>
+        <w:rPr>
+          <w:rStyle w:val="VerbatimChar"/>
+        </w:rPr>
+        <w:t xml:space="preserve">monkeypatch</w:t>
+      </w:r>
+      <w:r>
+        <w:t xml:space="preserve"> </w:t>
+      </w:r>
+      <w:r>
+        <w:t xml:space="preserve">로</w:t>
+      </w:r>
+      <w:r>
+        <w:t xml:space="preserve"> </w:t>
+      </w:r>
+      <w:r>
+        <w:rPr>
+          <w:rStyle w:val="VerbatimChar"/>
+        </w:rPr>
+        <w:t xml:space="preserve">httpx.post</w:t>
+      </w:r>
+      <w:r>
+        <w:t xml:space="preserve"> </w:t>
+      </w:r>
+      <w:r>
+        <w:t xml:space="preserve">를 가짜로 바꿔 세 경로를 검증: 키 없음→템플릿, 정상 응답→LLM 문구 사용(+프롬프트에 인물 특성 포함 확인), 에러/빈 응답→fallback.</w:t>
+      </w:r>
+      <w:r>
+        <w:t xml:space="preserve"> </w:t>
+      </w:r>
+      <w:r>
+        <w:rPr>
+          <w:b/>
+        </w:rPr>
+        <w:t xml:space="preserve">외부 API 의존 코드의 테스트는 "호출을 어떻게 속일까"가 핵심.</w:t>
+      </w:r>
+    </w:p>
+    <w:p>
+      <w:pPr>
+        <w:pStyle w:val="BodyText"/>
+      </w:pPr>
+      <w:r>
+        <w:rPr>
+          <w:b/>
+        </w:rPr>
+        <w:t xml:space="preserve">실전에서 겪은 것 두 가지.</w:t>
+      </w:r>
+    </w:p>
+    <w:p>
+      <w:pPr>
+        <w:numPr>
+          <w:ilvl w:val="0"/>
+          <w:numId w:val="1025"/>
+        </w:numPr>
+        <w:pStyle w:val="Compact"/>
+      </w:pPr>
+      <w:r>
+        <w:t xml:space="preserve">중복 구독 500: (person, region) 유니크 제약에 걸려 IntegrityError.</w:t>
+      </w:r>
+      <w:r>
+        <w:t xml:space="preserve"> </w:t>
+      </w:r>
+      <w:r>
+        <w:rPr>
+          <w:rStyle w:val="VerbatimChar"/>
+        </w:rPr>
+        <w:t xml:space="preserve">create_subscription</w:t>
+      </w:r>
+      <w:r>
+        <w:t xml:space="preserve"> </w:t>
+      </w:r>
+      <w:r>
+        <w:t xml:space="preserve">을 get-or-create 로 바꿔 멱등(idempotent)하게 만들었다.</w:t>
+      </w:r>
+      <w:r>
+        <w:t xml:space="preserve"> </w:t>
+      </w:r>
+      <w:r>
+        <w:rPr>
+          <w:b/>
+        </w:rPr>
+        <w:t xml:space="preserve">같은 요청을 두 번 보내도 같은 결과가 나오는 API 가 좋은 API.</w:t>
+      </w:r>
+    </w:p>
+    <w:p>
+      <w:pPr>
+        <w:numPr>
+          <w:ilvl w:val="0"/>
+          <w:numId w:val="1025"/>
+        </w:numPr>
+        <w:pStyle w:val="Compact"/>
+      </w:pPr>
+      <w:r>
+        <w:rPr>
+          <w:rStyle w:val="VerbatimChar"/>
+        </w:rPr>
+        <w:t xml:space="preserve">insufficient_quota</w:t>
+      </w:r>
+      <w:r>
+        <w:t xml:space="preserve">: OpenAI 는 선불 크레딧이 없으면 호출 거부 → fallback 이 실전에서 첫 작동. curl 로 원인 확인 → 크레딧 충전 → 재시도로 해결. fallback 이 있어서 이 장애 동안에도 알림은 정상 생성됐다.</w:t>
+      </w:r>
+    </w:p>
+    <w:p>
+      <w:pPr>
+        <w:pStyle w:val="FirstParagraph"/>
+      </w:pPr>
+      <w:r>
+        <w:rPr>
+          <w:b/>
+        </w:rPr>
+        <w:t xml:space="preserve">결과.</w:t>
+      </w:r>
+      <w:r>
+        <w:t xml:space="preserve"> </w:t>
+      </w:r>
+      <w:r>
+        <w:t xml:space="preserve">템플릿: "[폭염특보] ... 주의가 필요해요 (severity=주의보)." →</w:t>
+      </w:r>
+      <w:r>
+        <w:t xml:space="preserve"> </w:t>
+      </w:r>
+      <w:r>
+        <w:t xml:space="preserve">LLM: "전라남도 순천에 폭염특보가 발효되었습니다. 어머니님은 외출 시 그늘을 찾고, 수분을 충분히 섭취해 주세요."</w:t>
+      </w:r>
+      <w:r>
+        <w:t xml:space="preserve"> </w:t>
+      </w:r>
+      <w:r>
+        <w:t xml:space="preserve">인물 특성 맞춤 행동 요령이 실데이터로 생성됨. Phase 2 첫 조각 완성.</w:t>
+      </w:r>
+    </w:p>
+    <w:p>
+      <w:pPr>
+        <w:pStyle w:val="Heading3"/>
+      </w:pPr>
+      <w:bookmarkStart w:id="50" w:name="X0c17cfcb39163b1344d429c3d88407fc271b88f"/>
+      <w:r>
+        <w:t xml:space="preserve">2026-07-19 — LLM 프로바이더 폴백 체인 + 쿨다운</w:t>
+      </w:r>
+      <w:bookmarkEnd w:id="50"/>
+    </w:p>
+    <w:p>
+      <w:pPr>
+        <w:pStyle w:val="FirstParagraph"/>
+      </w:pPr>
+      <w:r>
+        <w:rPr>
+          <w:b/>
+        </w:rPr>
+        <w:t xml:space="preserve">동기.</w:t>
+      </w:r>
+      <w:r>
+        <w:t xml:space="preserve"> </w:t>
+      </w:r>
+      <w:r>
+        <w:t xml:space="preserve">실제로 quota 소진(insufficient_quota)을 겪고 나니 "유료가 죽으면 무료 모델로 자동 전환"이 필요하다는 게 명확해졌다. 단순 if/else 가 아니라 실무 패턴으로 설계:</w:t>
+      </w:r>
+    </w:p>
+    <w:p>
+      <w:pPr>
+        <w:pStyle w:val="SourceCode"/>
+      </w:pPr>
+      <w:r>
+        <w:rPr>
+          <w:rStyle w:val="VerbatimChar"/>
+        </w:rPr>
+        <w:t xml:space="preserve">1순위: 유료 (OpenAI gpt-4o-mini)</w:t>
+      </w:r>
+      <w:r>
+        <w:br/>
+      </w:r>
+      <w:r>
+        <w:rPr>
+          <w:rStyle w:val="VerbatimChar"/>
+        </w:rPr>
+        <w:t xml:space="preserve">  ↓ 실패 시</w:t>
+      </w:r>
+      <w:r>
+        <w:br/>
+      </w:r>
+      <w:r>
+        <w:rPr>
+          <w:rStyle w:val="VerbatimChar"/>
+        </w:rPr>
+        <w:t xml:space="preserve">2순위: 무료 폴백 (.env 의 LLM_FALLBACK_* — Gemini 무료 티어 등)</w:t>
+      </w:r>
+      <w:r>
+        <w:br/>
+      </w:r>
+      <w:r>
+        <w:rPr>
+          <w:rStyle w:val="VerbatimChar"/>
+        </w:rPr>
+        <w:t xml:space="preserve">  ↓ 실패 시</w:t>
+      </w:r>
+      <w:r>
+        <w:br/>
+      </w:r>
+      <w:r>
+        <w:rPr>
+          <w:rStyle w:val="VerbatimChar"/>
+        </w:rPr>
+        <w:t xml:space="preserve">최종: 템플릿 문구 (알림은 반드시 나간다)</w:t>
+      </w:r>
+    </w:p>
+    <w:p>
+      <w:pPr>
+        <w:pStyle w:val="FirstParagraph"/>
+      </w:pPr>
+      <w:r>
+        <w:rPr>
+          <w:b/>
+        </w:rPr>
+        <w:t xml:space="preserve">핵심 설계 3가지.</w:t>
+      </w:r>
+    </w:p>
+    <w:p>
+      <w:pPr>
+        <w:numPr>
+          <w:ilvl w:val="0"/>
+          <w:numId w:val="1026"/>
+        </w:numPr>
+        <w:pStyle w:val="Compact"/>
+      </w:pPr>
+      <w:r>
+        <w:rPr>
+          <w:b/>
+        </w:rPr>
+        <w:t xml:space="preserve">프로바이더 추상화</w:t>
+      </w:r>
+      <w:r>
+        <w:t xml:space="preserve">: OpenAI 호환 API(chat/completions)라는 공통 규격 덕에, 프로바이더를 (base_url, api_key, model) 세 값으로 일반화. Gemini·Groq·OpenRouter·로컬 Ollama 까지 .env 설정만으로 갈아끼울 수 있다. "고객사 보안 요건상 외부 API 금지 → 로컬 LLM 전환" 같은 FDE 시나리오에 그대로 대응.</w:t>
+      </w:r>
+    </w:p>
+    <w:p>
+      <w:pPr>
+        <w:numPr>
+          <w:ilvl w:val="0"/>
+          <w:numId w:val="1026"/>
+        </w:numPr>
+        <w:pStyle w:val="Compact"/>
+      </w:pPr>
+      <w:r>
+        <w:rPr>
+          <w:b/>
+        </w:rPr>
+        <w:t xml:space="preserve">쿨다운(서킷 브레이커 단순판)</w:t>
+      </w:r>
+      <w:r>
+        <w:t xml:space="preserve">: 401/402/429(키 문제·quota 소진)가 감지된 프로바이더는 15분간 시도 자체를 건너뛴다. 죽은 프로바이더에 매 알림마다 실패 호출을 반복하며 지연을 쌓지 않기 위함. 상태는 프로세스 메모리 — 다중 인스턴스 배포 시 Redis 등으로 옮겨야 한다는 한계도 기록.</w:t>
+      </w:r>
+    </w:p>
+    <w:p>
+      <w:pPr>
+        <w:numPr>
+          <w:ilvl w:val="0"/>
+          <w:numId w:val="1026"/>
+        </w:numPr>
+        <w:pStyle w:val="Compact"/>
+      </w:pPr>
+      <w:r>
+        <w:rPr>
+          <w:b/>
+        </w:rPr>
         <w:t xml:space="preserve">에러 구분</w:t>
       </w:r>
       <w:r>
@@ -8806,11 +9755,11 @@
       <w:pPr>
         <w:pStyle w:val="Heading3"/>
       </w:pPr>
-      <w:bookmarkStart w:id="47" w:name="X571a85c78c059b2e0400cb37e6b224c81c011c5"/>
+      <w:bookmarkStart w:id="51" w:name="X571a85c78c059b2e0400cb37e6b224c81c011c5"/>
       <w:r>
         <w:t xml:space="preserve">2026-07-20 — 긴급재난문자 키 발급 + API 호출량 예산 분석</w:t>
       </w:r>
-      <w:bookmarkEnd w:id="47"/>
+      <w:bookmarkEnd w:id="51"/>
     </w:p>
     <w:p>
       <w:pPr>
@@ -9498,11 +10447,11 @@
       <w:pPr>
         <w:pStyle w:val="Heading3"/>
       </w:pPr>
-      <w:bookmarkStart w:id="48" w:name="X09dd74cf777e9ebf8831d776574efc68c5a3b52"/>
+      <w:bookmarkStart w:id="52" w:name="X09dd74cf777e9ebf8831d776574efc68c5a3b52"/>
       <w:r>
         <w:t xml:space="preserve">2026-07-20 — 스케줄러: 10분 주기 자동 수집 + 중복 실행 가드</w:t>
       </w:r>
-      <w:bookmarkEnd w:id="48"/>
+      <w:bookmarkEnd w:id="52"/>
     </w:p>
     <w:p>
       <w:pPr>
@@ -9760,11 +10709,11 @@
       <w:pPr>
         <w:pStyle w:val="Heading3"/>
       </w:pPr>
-      <w:bookmarkStart w:id="49" w:name="X5fbabf09d60ac572064d3b8b7434d0463ccda1f"/>
+      <w:bookmarkStart w:id="53" w:name="X5fbabf09d60ac572064d3b8b7434d0463ccda1f"/>
       <w:r>
         <w:t xml:space="preserve">2026-07-20 — 로그 시크릿 마스킹</w:t>
       </w:r>
-      <w:bookmarkEnd w:id="49"/>
+      <w:bookmarkEnd w:id="53"/>
     </w:p>
     <w:p>
       <w:pPr>
@@ -9881,11 +10830,11 @@
       <w:pPr>
         <w:pStyle w:val="Heading3"/>
       </w:pPr>
-      <w:bookmarkStart w:id="50" w:name="X2415a1da541b349bd166342096928441cd523e3"/>
+      <w:bookmarkStart w:id="54" w:name="X2415a1da541b349bd166342096928441cd523e3"/>
       <w:r>
         <w:t xml:space="preserve">2026-07-20 — Layer 2: LLM 위험도 보조 판단 (Phase 2 완결)</w:t>
       </w:r>
-      <w:bookmarkEnd w:id="50"/>
+      <w:bookmarkEnd w:id="54"/>
     </w:p>
     <w:p>
       <w:pPr>
@@ -9944,665 +10893,6 @@
         </w:rPr>
         <w:t xml:space="preserve">설계 결정 4가지.</w:t>
       </w:r>
-    </w:p>
-    <w:p>
-      <w:pPr>
-        <w:numPr>
-          <w:ilvl w:val="0"/>
-          <w:numId w:val="1024"/>
-        </w:numPr>
-        <w:pStyle w:val="Compact"/>
-      </w:pPr>
-      <w:r>
-        <w:rPr>
-          <w:b/>
-        </w:rPr>
-        <w:t xml:space="preserve">리팩터: LLM 체인 범용화.</w:t>
-      </w:r>
-      <w:r>
-        <w:t xml:space="preserve"> </w:t>
-      </w:r>
-      <w:r>
-        <w:t xml:space="preserve">문구 생성 안에 있던 폴백 체인을</w:t>
-      </w:r>
-      <w:r>
-        <w:t xml:space="preserve"> </w:t>
-      </w:r>
-      <w:r>
-        <w:rPr>
-          <w:rStyle w:val="VerbatimChar"/>
-        </w:rPr>
-        <w:t xml:space="preserve">app/services/llm.py</w:t>
-      </w:r>
-      <w:r>
-        <w:t xml:space="preserve">(</w:t>
-      </w:r>
-      <w:r>
-        <w:rPr>
-          <w:rStyle w:val="VerbatimChar"/>
-        </w:rPr>
-        <w:t xml:space="preserve">chat(system, user)</w:t>
-      </w:r>
-      <w:r>
-        <w:t xml:space="preserve">)로 분리 — 문구 생성과 위험도 판단이 같은 체인·쿨다운을 공유한다. "두 번째 소비자가 생기면 추출한다" 원칙.</w:t>
-      </w:r>
-    </w:p>
-    <w:p>
-      <w:pPr>
-        <w:numPr>
-          <w:ilvl w:val="0"/>
-          <w:numId w:val="1024"/>
-        </w:numPr>
-        <w:pStyle w:val="Compact"/>
-      </w:pPr>
-      <w:r>
-        <w:rPr>
-          <w:b/>
-        </w:rPr>
-        <w:t xml:space="preserve">판단 보류 ≠ 기본값.</w:t>
-      </w:r>
-      <w:r>
-        <w:t xml:space="preserve"> </w:t>
-      </w:r>
-      <w:r>
-        <w:t xml:space="preserve">LLM 실패나 형식 위반 응답이면 None(보류) — 규칙에 없는 케이스를 임의로 HIGH 처리하면 오탐, LOW 처리하면 미탐이라 어느 쪽 기본값도 위험하다. 보류하면 다음 사이클에 자연 재시도된다.</w:t>
-      </w:r>
-    </w:p>
-    <w:p>
-      <w:pPr>
-        <w:numPr>
-          <w:ilvl w:val="0"/>
-          <w:numId w:val="1024"/>
-        </w:numPr>
-        <w:pStyle w:val="Compact"/>
-      </w:pPr>
-      <w:r>
-        <w:rPr>
-          <w:b/>
-        </w:rPr>
-        <w:t xml:space="preserve">LOW 는 기록만, 알림은 안 보냄.</w:t>
-      </w:r>
-      <w:r>
-        <w:t xml:space="preserve"> </w:t>
-      </w:r>
-      <w:r>
-        <w:t xml:space="preserve">알림 피로(fatigue)는 안전 서비스의 적 — 프롬프트에도 "애매하면 낮은 쪽"을 명시.</w:t>
-      </w:r>
-    </w:p>
-    <w:p>
-      <w:pPr>
-        <w:numPr>
-          <w:ilvl w:val="0"/>
-          <w:numId w:val="1024"/>
-        </w:numPr>
-        <w:pStyle w:val="Compact"/>
-      </w:pPr>
-      <w:r>
-        <w:rPr>
-          <w:b/>
-        </w:rPr>
-        <w:t xml:space="preserve">판단 캐시.</w:t>
-      </w:r>
-      <w:r>
-        <w:t xml:space="preserve"> </w:t>
-      </w:r>
-      <w:r>
-        <w:t xml:space="preserve">같은 (이벤트유형·등급·나이대·태그) 조합은 인물이 달라도 같은 판단이므로 메모리 캐시. 전국 특보 × 다수 구독자에서 LLM 호출 폭증 방지 (기록은 구독별로 전부 남긴다).</w:t>
-      </w:r>
-    </w:p>
-    <w:p>
-      <w:pPr>
-        <w:pStyle w:val="FirstParagraph"/>
-      </w:pPr>
-      <w:r>
-        <w:rPr>
-          <w:b/>
-        </w:rPr>
-        <w:t xml:space="preserve">구조화 출력 파싱.</w:t>
-      </w:r>
-      <w:r>
-        <w:t xml:space="preserve"> </w:t>
-      </w:r>
-      <w:r>
-        <w:t xml:space="preserve">"첫 줄에 HIGH/MEDIUM/LOW, 둘째 줄에 근거 한 문장" 형식을 시스템 프롬프트로 강제하고, 정규식으로 레벨 토큰을 뽑는다. 형식 위반 응답은 판단 보류로 처리 — LLM 출력을 그대로 믿지 않고 항상 검증한다.</w:t>
-      </w:r>
-    </w:p>
-    <w:p>
-      <w:pPr>
-        <w:pStyle w:val="BodyText"/>
-      </w:pPr>
-      <w:r>
-        <w:rPr>
-          <w:b/>
-        </w:rPr>
-        <w:t xml:space="preserve">면접 한마디.</w:t>
-      </w:r>
-      <w:r>
-        <w:t xml:space="preserve"> </w:t>
-      </w:r>
-      <w:r>
-        <w:t xml:space="preserve">"결정론적 규칙을 1차 안전망으로 두고, 규칙 밖 케이스만 LLM 에 보조 판단을 맡기는 하이브리드입니다. LLM 실패 시 판단 보류(기본값 판정 금지), LOW 필터로 알림 피로 방지, 프로필 캐시로 호출 비용 통제, 전 판단 감사 로그까지 — 신뢰성 요건을 먼저 정하고 LLM 을 그 안에 가뒀습니다."</w:t>
-      </w:r>
-    </w:p>
-    <w:p>
-      <w:pPr>
-        <w:pStyle w:val="BodyText"/>
-      </w:pPr>
-      <w:r>
-        <w:rPr>
-          <w:b/>
-        </w:rPr>
-        <w:t xml:space="preserve">실데이터 실증 (scripts/demo_layer2.py).</w:t>
-      </w:r>
-      <w:r>
-        <w:t xml:space="preserve"> </w:t>
-      </w:r>
-      <w:r>
-        <w:t xml:space="preserve">경북 의성(호우+폭염 동시 발효)에 태그 없는 성인을 구독시키자, 한 알림 목록에 두 계층이 나란히 나타났다:</w:t>
-      </w:r>
-    </w:p>
-    <w:p>
-      <w:pPr>
-        <w:numPr>
-          <w:ilvl w:val="0"/>
-          <w:numId w:val="1025"/>
-        </w:numPr>
-        <w:pStyle w:val="Compact"/>
-      </w:pPr>
-      <w:r>
-        <w:t xml:space="preserve">폭염특보 →</w:t>
-      </w:r>
-      <w:r>
-        <w:t xml:space="preserve"> </w:t>
-      </w:r>
-      <w:r>
-        <w:rPr>
-          <w:rStyle w:val="VerbatimChar"/>
-        </w:rPr>
-        <w:t xml:space="preserve">[MEDIUM/matrix]</w:t>
-      </w:r>
-      <w:r>
-        <w:t xml:space="preserve"> </w:t>
-      </w:r>
-      <w:r>
-        <w:t xml:space="preserve">(규칙이 잡음 — LLM 안 감)</w:t>
-      </w:r>
-    </w:p>
-    <w:p>
-      <w:pPr>
-        <w:numPr>
-          <w:ilvl w:val="0"/>
-          <w:numId w:val="1025"/>
-        </w:numPr>
-        <w:pStyle w:val="Compact"/>
-      </w:pPr>
-      <w:r>
-        <w:t xml:space="preserve">호우특보 →</w:t>
-      </w:r>
-      <w:r>
-        <w:t xml:space="preserve"> </w:t>
-      </w:r>
-      <w:r>
-        <w:rPr>
-          <w:rStyle w:val="VerbatimChar"/>
-        </w:rPr>
-        <w:t xml:space="preserve">[MEDIUM/ai]</w:t>
-      </w:r>
-      <w:r>
-        <w:t xml:space="preserve"> </w:t>
-      </w:r>
-      <w:r>
-        <w:t xml:space="preserve">(규칙에 없음 — LLM 판단, 근거: "주의가 필요하지만 특별한 조치 없이도 상황을 관리할 수 있다")</w:t>
-      </w:r>
-      <w:r>
-        <w:t xml:space="preserve"> </w:t>
-      </w:r>
-      <w:r>
-        <w:t xml:space="preserve">ai_risk_logs 에 같은 근거 문장이 반복된 것으로 캐시 작동도 확인(같은 프로필 조합 → LLM 재호출 없이 기록만 추가). 처음 잘못 짚었던 것도 기록: 데모 첫 시도에서 ai_risk_logs 가 0건이었는데, 이는 실패가 아니라 그 지역 특보(폭염)가 규칙에 있어서 Layer 2 까지 갈 필요가 없었던 것 —</w:t>
-      </w:r>
-      <w:r>
-        <w:t xml:space="preserve"> </w:t>
-      </w:r>
-      <w:r>
-        <w:rPr>
-          <w:b/>
-        </w:rPr>
-        <w:t xml:space="preserve">"발동 안 함"과 "고장"을 구분하려면 어느 계층이 잡았는지(risk_source)가 보여야 한다</w:t>
-      </w:r>
-      <w:r>
-        <w:t xml:space="preserve">는 관측 가능성 교훈.</w:t>
-      </w:r>
-    </w:p>
-    <w:p>
-      <w:r>
-        <w:pict>
-          <v:rect style="width:0;height:1.5pt" o:hralign="center" o:hrstd="t" o:hr="t"/>
-        </w:pict>
-      </w:r>
-    </w:p>
-    <w:p>
-      <w:pPr>
-        <w:pStyle w:val="Heading2"/>
-      </w:pPr>
-      <w:bookmarkStart w:id="51" w:name="part-5-아직-안-한-것--다음-phase-2"/>
-      <w:r>
-        <w:t xml:space="preserve">Part 5. 아직 안 한 것 / 다음 (Phase 2+)</w:t>
-      </w:r>
-      <w:bookmarkEnd w:id="51"/>
-    </w:p>
-    <w:p>
-      <w:pPr>
-        <w:numPr>
-          <w:ilvl w:val="0"/>
-          <w:numId w:val="1026"/>
-        </w:numPr>
-        <w:pStyle w:val="Compact"/>
-      </w:pPr>
-      <w:r>
-        <w:rPr>
-          <w:strike/>
-        </w:rPr>
-        <w:t xml:space="preserve">실제 API 응답 대조</w:t>
-      </w:r>
-      <w:r>
-        <w:t xml:space="preserve"> </w:t>
-      </w:r>
-      <w:r>
-        <w:t xml:space="preserve">✅ 2026-07-17 완료 (Part 4 일지 참고)</w:t>
-      </w:r>
-    </w:p>
-    <w:p>
-      <w:pPr>
-        <w:numPr>
-          <w:ilvl w:val="0"/>
-          <w:numId w:val="1026"/>
-        </w:numPr>
-        <w:pStyle w:val="Compact"/>
-      </w:pPr>
-      <w:r>
-        <w:rPr>
-          <w:strike/>
-        </w:rPr>
-        <w:t xml:space="preserve">실제 Postgres 검증</w:t>
-      </w:r>
-      <w:r>
-        <w:t xml:space="preserve"> </w:t>
-      </w:r>
-      <w:r>
-        <w:t xml:space="preserve">✅ 2026-07-17 완료 — Docker Postgres에 스키마 생성 + 실데이터 저장 확인</w:t>
-      </w:r>
-    </w:p>
-    <w:p>
-      <w:pPr>
-        <w:numPr>
-          <w:ilvl w:val="0"/>
-          <w:numId w:val="1026"/>
-        </w:numPr>
-        <w:pStyle w:val="Compact"/>
-      </w:pPr>
-      <w:r>
-        <w:rPr>
-          <w:strike/>
-        </w:rPr>
-        <w:t xml:space="preserve">특보 통보문 상세(</w:t>
-      </w:r>
-      <w:r>
-        <w:rPr>
-          <w:rStyle w:val="VerbatimChar"/>
-          <w:strike/>
-        </w:rPr>
-        <w:t xml:space="preserve">getWthrWrnMsg</w:t>
-      </w:r>
-      <w:r>
-        <w:rPr>
-          <w:strike/>
-        </w:rPr>
-        <w:t xml:space="preserve">) 연동</w:t>
-      </w:r>
-      <w:r>
-        <w:t xml:space="preserve"> </w:t>
-      </w:r>
-      <w:r>
-        <w:t xml:space="preserve">✅ 2026-07-19 완료 — 실데이터 알림 생성까지 검증 (Part 4 일지 참고)</w:t>
-      </w:r>
-    </w:p>
-    <w:p>
-      <w:pPr>
-        <w:numPr>
-          <w:ilvl w:val="0"/>
-          <w:numId w:val="1026"/>
-        </w:numPr>
-        <w:pStyle w:val="Compact"/>
-      </w:pPr>
-      <w:r>
-        <w:rPr>
-          <w:strike/>
-        </w:rPr>
-        <w:t xml:space="preserve">구독 생성 시 소급 평가</w:t>
-      </w:r>
-      <w:r>
-        <w:t xml:space="preserve"> </w:t>
-      </w:r>
-      <w:r>
-        <w:t xml:space="preserve">✅ 2026-07-19 완료 — backfill_subscription, 실기기 검증됨</w:t>
-      </w:r>
-    </w:p>
-    <w:p>
-      <w:pPr>
-        <w:numPr>
-          <w:ilvl w:val="0"/>
-          <w:numId w:val="1026"/>
-        </w:numPr>
-        <w:pStyle w:val="Compact"/>
-      </w:pPr>
-      <w:r>
-        <w:rPr>
-          <w:strike/>
-        </w:rPr>
-        <w:t xml:space="preserve">지역명 정규화(최소 버전)</w:t>
-      </w:r>
-      <w:r>
-        <w:t xml:space="preserve"> </w:t>
-      </w:r>
-      <w:r>
-        <w:t xml:space="preserve">✅ 2026-07-19 완료 — 시/군 접미사 정규화. 행정구역 코드 기반 근본 해결은 여전히 TODO</w:t>
-      </w:r>
-    </w:p>
-    <w:p>
-      <w:pPr>
-        <w:numPr>
-          <w:ilvl w:val="0"/>
-          <w:numId w:val="1026"/>
-        </w:numPr>
-        <w:pStyle w:val="Compact"/>
-      </w:pPr>
-      <w:r>
-        <w:rPr>
-          <w:b/>
-        </w:rPr>
-        <w:t xml:space="preserve">홍수 관측소 동적 선정.</w:t>
-      </w:r>
-      <w:r>
-        <w:t xml:space="preserve"> </w:t>
-      </w:r>
-      <w:r>
-        <w:t xml:space="preserve">지금은 청주 2곳 하드코딩 → 구독 지역 기반으로 river_gauges/gauge_region_maps 테이블 활용.</w:t>
-      </w:r>
-    </w:p>
-    <w:p>
-      <w:pPr>
-        <w:numPr>
-          <w:ilvl w:val="0"/>
-          <w:numId w:val="1026"/>
-        </w:numPr>
-        <w:pStyle w:val="Compact"/>
-      </w:pPr>
-      <w:r>
-        <w:rPr>
-          <w:strike/>
-        </w:rPr>
-        <w:t xml:space="preserve">알림 문구 LLM 생성</w:t>
-      </w:r>
-      <w:r>
-        <w:t xml:space="preserve"> </w:t>
-      </w:r>
-      <w:r>
-        <w:t xml:space="preserve">✅ 2026-07-19 완료 — fallback 구조 포함, 실데이터 검증 (Part 4 일지 참고)</w:t>
-      </w:r>
-    </w:p>
-    <w:p>
-      <w:pPr>
-        <w:numPr>
-          <w:ilvl w:val="0"/>
-          <w:numId w:val="1026"/>
-        </w:numPr>
-        <w:pStyle w:val="Compact"/>
-      </w:pPr>
-      <w:r>
-        <w:rPr>
-          <w:strike/>
-        </w:rPr>
-        <w:t xml:space="preserve">Layer 2 위험도 보조 판단 (LLM)</w:t>
-      </w:r>
-      <w:r>
-        <w:t xml:space="preserve"> </w:t>
-      </w:r>
-      <w:r>
-        <w:t xml:space="preserve">✅ 2026-07-20 완료 — 판단 보류 원칙·LOW 필터·프로필 캐시·감사 로그 (Part 4 일지 참고)</w:t>
-      </w:r>
-    </w:p>
-    <w:p>
-      <w:pPr>
-        <w:numPr>
-          <w:ilvl w:val="0"/>
-          <w:numId w:val="1026"/>
-        </w:numPr>
-        <w:pStyle w:val="Compact"/>
-      </w:pPr>
-      <w:r>
-        <w:rPr>
-          <w:strike/>
-        </w:rPr>
-        <w:t xml:space="preserve">스케줄러 (주기 자동 수집)</w:t>
-      </w:r>
-      <w:r>
-        <w:t xml:space="preserve"> </w:t>
-      </w:r>
-      <w:r>
-        <w:t xml:space="preserve">✅ 2026-07-20 완료 — 10분 주기 asyncio 루프 + 중복 실행 가드 (Part 4 일지 참고). 소스별 주기 분리는 재난문자 클라이언트 붙일 때 함께.</w:t>
-      </w:r>
-    </w:p>
-    <w:p>
-      <w:pPr>
-        <w:numPr>
-          <w:ilvl w:val="0"/>
-          <w:numId w:val="1026"/>
-        </w:numPr>
-        <w:pStyle w:val="Compact"/>
-      </w:pPr>
-      <w:r>
-        <w:rPr>
-          <w:b/>
-        </w:rPr>
-        <w:t xml:space="preserve">홍수통제소 호출 스로틀링.</w:t>
-      </w:r>
-      <w:r>
-        <w:t xml:space="preserve"> </w:t>
-      </w:r>
-      <w:r>
-        <w:t xml:space="preserve">관측소 동적 선정 도입 시 병렬 호출로 분당 1,000건 제한을 순간 초과하면 키 차단(하루 3회) — 순차 호출 또는 초당 제한 필요.</w:t>
-      </w:r>
-    </w:p>
-    <w:p>
-      <w:pPr>
-        <w:numPr>
-          <w:ilvl w:val="0"/>
-          <w:numId w:val="1026"/>
-        </w:numPr>
-        <w:pStyle w:val="Compact"/>
-      </w:pPr>
-      <w:r>
-        <w:rPr>
-          <w:b/>
-        </w:rPr>
-        <w:t xml:space="preserve">긴급재난문자 ingestion 클라이언트.</w:t>
-      </w:r>
-      <w:r>
-        <w:t xml:space="preserve"> </w:t>
-      </w:r>
-      <w:r>
-        <w:t xml:space="preserve">실응답 스펙 확인 완료(2026-07-20, DSSP-IF-00247). 날짜 필터 파라미터 확인 →</w:t>
-      </w:r>
-      <w:r>
-        <w:t xml:space="preserve"> </w:t>
-      </w:r>
-      <w:r>
-        <w:rPr>
-          <w:rStyle w:val="VerbatimChar"/>
-        </w:rPr>
-        <w:t xml:space="preserve">SN</w:t>
-      </w:r>
-      <w:r>
-        <w:t xml:space="preserve"> </w:t>
-      </w:r>
-      <w:r>
-        <w:t xml:space="preserve">기반 dedupe →</w:t>
-      </w:r>
-      <w:r>
-        <w:t xml:space="preserve"> </w:t>
-      </w:r>
-      <w:r>
-        <w:rPr>
-          <w:rStyle w:val="VerbatimChar"/>
-        </w:rPr>
-        <w:t xml:space="preserve">RCPTN_RGN_NM</w:t>
-      </w:r>
-      <w:r>
-        <w:t xml:space="preserve"> </w:t>
-      </w:r>
-      <w:r>
-        <w:t xml:space="preserve">지역 매칭.</w:t>
-      </w:r>
-    </w:p>
-    <w:p>
-      <w:pPr>
-        <w:numPr>
-          <w:ilvl w:val="0"/>
-          <w:numId w:val="1026"/>
-        </w:numPr>
-        <w:pStyle w:val="Compact"/>
-      </w:pPr>
-      <w:r>
-        <w:rPr>
-          <w:b/>
-        </w:rPr>
-        <w:t xml:space="preserve">웹 프론트(PWA)</w:t>
-      </w:r>
-      <w:r>
-        <w:t xml:space="preserve"> </w:t>
-      </w:r>
-      <w:r>
-        <w:t xml:space="preserve">구독 관리 화면.</w:t>
-      </w:r>
-    </w:p>
-    <w:p>
-      <w:pPr>
-        <w:numPr>
-          <w:ilvl w:val="0"/>
-          <w:numId w:val="1026"/>
-        </w:numPr>
-        <w:pStyle w:val="Compact"/>
-      </w:pPr>
-      <w:r>
-        <w:rPr>
-          <w:b/>
-        </w:rPr>
-        <w:t xml:space="preserve">FCM 웹푸시</w:t>
-      </w:r>
-      <w:r>
-        <w:t xml:space="preserve"> </w:t>
-      </w:r>
-      <w:r>
-        <w:t xml:space="preserve">실제 발송(서비스 계정 JSON 방식).</w:t>
-      </w:r>
-      <w:r>
-        <w:t xml:space="preserve"> </w:t>
-      </w:r>
-      <w:r>
-        <w:rPr>
-          <w:rStyle w:val="VerbatimChar"/>
-        </w:rPr>
-        <w:t xml:space="preserve">app/config.py</w:t>
-      </w:r>
-      <w:r>
-        <w:t xml:space="preserve">의 설정도</w:t>
-      </w:r>
-      <w:r>
-        <w:t xml:space="preserve"> </w:t>
-      </w:r>
-      <w:r>
-        <w:rPr>
-          <w:rStyle w:val="VerbatimChar"/>
-        </w:rPr>
-        <w:t xml:space="preserve">fcm_server_key</w:t>
-      </w:r>
-      <w:r>
-        <w:t xml:space="preserve"> </w:t>
-      </w:r>
-      <w:r>
-        <w:t xml:space="preserve">→</w:t>
-      </w:r>
-      <w:r>
-        <w:t xml:space="preserve"> </w:t>
-      </w:r>
-      <w:r>
-        <w:rPr>
-          <w:rStyle w:val="VerbatimChar"/>
-        </w:rPr>
-        <w:t xml:space="preserve">GOOGLE_APPLICATION_CREDENTIALS</w:t>
-      </w:r>
-      <w:r>
-        <w:t xml:space="preserve">/</w:t>
-      </w:r>
-      <w:r>
-        <w:rPr>
-          <w:rStyle w:val="VerbatimChar"/>
-        </w:rPr>
-        <w:t xml:space="preserve">FCM_PROJECT_ID</w:t>
-      </w:r>
-      <w:r>
-        <w:t xml:space="preserve">로 맞춰줄 것(현재는 .env만 바뀌고 config는 레거시 필드가 남아 있음 — 작은 정리 항목).</w:t>
-      </w:r>
-    </w:p>
-    <w:p>
-      <w:pPr>
-        <w:numPr>
-          <w:ilvl w:val="0"/>
-          <w:numId w:val="1026"/>
-        </w:numPr>
-        <w:pStyle w:val="Compact"/>
-      </w:pPr>
-      <w:r>
-        <w:rPr>
-          <w:b/>
-        </w:rPr>
-        <w:t xml:space="preserve">JWT 인증.</w:t>
-      </w:r>
-      <w:r>
-        <w:t xml:space="preserve"> </w:t>
-      </w:r>
-      <w:r>
-        <w:t xml:space="preserve">지금은</w:t>
-      </w:r>
-      <w:r>
-        <w:t xml:space="preserve"> </w:t>
-      </w:r>
-      <w:r>
-        <w:rPr>
-          <w:rStyle w:val="VerbatimChar"/>
-        </w:rPr>
-        <w:t xml:space="preserve">user_email</w:t>
-      </w:r>
-      <w:r>
-        <w:t xml:space="preserve">로 사용자를 get-or-create하는 임시 방식. 인증 붙으면 인증된 사용자에서 가져오게 교체.</w:t>
-      </w:r>
-    </w:p>
-    <w:p>
-      <w:r>
-        <w:pict>
-          <v:rect style="width:0;height:1.5pt" o:hralign="center" o:hrstd="t" o:hr="t"/>
-        </w:pict>
-      </w:r>
-    </w:p>
-    <w:p>
-      <w:pPr>
-        <w:pStyle w:val="Heading2"/>
-      </w:pPr>
-      <w:bookmarkStart w:id="52" w:name="part-6-용어-사전"/>
-      <w:r>
-        <w:t xml:space="preserve">Part 6. 용어 사전</w:t>
-      </w:r>
-      <w:bookmarkEnd w:id="52"/>
     </w:p>
     <w:p>
       <w:pPr>
@@ -10616,13 +10906,34 @@
         <w:rPr>
           <w:b/>
         </w:rPr>
-        <w:t xml:space="preserve">백엔드</w:t>
-      </w:r>
-      <w:r>
-        <w:t xml:space="preserve"> </w:t>
-      </w:r>
-      <w:r>
-        <w:t xml:space="preserve">— 사용자 눈에 안 보이는 서버 쪽 프로그램. 데이터 저장·처리·응답 담당.</w:t>
+        <w:t xml:space="preserve">리팩터: LLM 체인 범용화.</w:t>
+      </w:r>
+      <w:r>
+        <w:t xml:space="preserve"> </w:t>
+      </w:r>
+      <w:r>
+        <w:t xml:space="preserve">문구 생성 안에 있던 폴백 체인을</w:t>
+      </w:r>
+      <w:r>
+        <w:t xml:space="preserve"> </w:t>
+      </w:r>
+      <w:r>
+        <w:rPr>
+          <w:rStyle w:val="VerbatimChar"/>
+        </w:rPr>
+        <w:t xml:space="preserve">app/services/llm.py</w:t>
+      </w:r>
+      <w:r>
+        <w:t xml:space="preserve">(</w:t>
+      </w:r>
+      <w:r>
+        <w:rPr>
+          <w:rStyle w:val="VerbatimChar"/>
+        </w:rPr>
+        <w:t xml:space="preserve">chat(system, user)</w:t>
+      </w:r>
+      <w:r>
+        <w:t xml:space="preserve">)로 분리 — 문구 생성과 위험도 판단이 같은 체인·쿨다운을 공유한다. "두 번째 소비자가 생기면 추출한다" 원칙.</w:t>
       </w:r>
     </w:p>
     <w:p>
@@ -10637,13 +10948,13 @@
         <w:rPr>
           <w:b/>
         </w:rPr>
-        <w:t xml:space="preserve">API</w:t>
-      </w:r>
-      <w:r>
-        <w:t xml:space="preserve"> </w:t>
-      </w:r>
-      <w:r>
-        <w:t xml:space="preserve">— 프로그램끼리 데이터를 주고받는 약속. REST는 그중 URL+HTTP동사 방식.</w:t>
+        <w:t xml:space="preserve">판단 보류 ≠ 기본값.</w:t>
+      </w:r>
+      <w:r>
+        <w:t xml:space="preserve"> </w:t>
+      </w:r>
+      <w:r>
+        <w:t xml:space="preserve">LLM 실패나 형식 위반 응답이면 None(보류) — 규칙에 없는 케이스를 임의로 HIGH 처리하면 오탐, LOW 처리하면 미탐이라 어느 쪽 기본값도 위험하다. 보류하면 다음 사이클에 자연 재시도된다.</w:t>
       </w:r>
     </w:p>
     <w:p>
@@ -10658,25 +10969,13 @@
         <w:rPr>
           <w:b/>
         </w:rPr>
-        <w:t xml:space="preserve">엔드포인트</w:t>
-      </w:r>
-      <w:r>
-        <w:t xml:space="preserve"> </w:t>
-      </w:r>
-      <w:r>
-        <w:t xml:space="preserve">— API의 각 주소별 처리 지점 (예:</w:t>
-      </w:r>
-      <w:r>
-        <w:t xml:space="preserve"> </w:t>
-      </w:r>
-      <w:r>
-        <w:rPr>
-          <w:rStyle w:val="VerbatimChar"/>
-        </w:rPr>
-        <w:t xml:space="preserve">POST /persons</w:t>
-      </w:r>
-      <w:r>
-        <w:t xml:space="preserve">).</w:t>
+        <w:t xml:space="preserve">LOW 는 기록만, 알림은 안 보냄.</w:t>
+      </w:r>
+      <w:r>
+        <w:t xml:space="preserve"> </w:t>
+      </w:r>
+      <w:r>
+        <w:t xml:space="preserve">알림 피로(fatigue)는 안전 서비스의 적 — 프롬프트에도 "애매하면 낮은 쪽"을 명시.</w:t>
       </w:r>
     </w:p>
     <w:p>
@@ -10691,371 +10990,64 @@
         <w:rPr>
           <w:b/>
         </w:rPr>
-        <w:t xml:space="preserve">ORM</w:t>
-      </w:r>
-      <w:r>
-        <w:t xml:space="preserve"> </w:t>
-      </w:r>
-      <w:r>
-        <w:t xml:space="preserve">— 파이썬 객체 ↔ DB 표를 자동 변환해주는 도구 (SQLAlchemy).</w:t>
-      </w:r>
-    </w:p>
-    <w:p>
-      <w:pPr>
-        <w:numPr>
-          <w:ilvl w:val="0"/>
-          <w:numId w:val="1027"/>
-        </w:numPr>
-        <w:pStyle w:val="Compact"/>
-      </w:pPr>
-      <w:r>
-        <w:rPr>
-          <w:b/>
-        </w:rPr>
-        <w:t xml:space="preserve">모델</w:t>
-      </w:r>
-      <w:r>
-        <w:t xml:space="preserve"> </w:t>
-      </w:r>
-      <w:r>
-        <w:t xml:space="preserve">— DB 표 구조 정의 (</w:t>
-      </w:r>
-      <w:r>
-        <w:rPr>
-          <w:rStyle w:val="VerbatimChar"/>
-        </w:rPr>
-        <w:t xml:space="preserve">app/models/</w:t>
-      </w:r>
-      <w:r>
-        <w:t xml:space="preserve">).</w:t>
-      </w:r>
-    </w:p>
-    <w:p>
-      <w:pPr>
-        <w:numPr>
-          <w:ilvl w:val="0"/>
-          <w:numId w:val="1027"/>
-        </w:numPr>
-        <w:pStyle w:val="Compact"/>
-      </w:pPr>
-      <w:r>
-        <w:rPr>
-          <w:b/>
-        </w:rPr>
-        <w:t xml:space="preserve">스키마</w:t>
-      </w:r>
-      <w:r>
-        <w:t xml:space="preserve"> </w:t>
-      </w:r>
-      <w:r>
-        <w:t xml:space="preserve">— API 입출력 형태 정의 (</w:t>
-      </w:r>
-      <w:r>
-        <w:rPr>
-          <w:rStyle w:val="VerbatimChar"/>
-        </w:rPr>
-        <w:t xml:space="preserve">app/schemas/</w:t>
-      </w:r>
-      <w:r>
-        <w:t xml:space="preserve">, Pydantic).</w:t>
-      </w:r>
-    </w:p>
-    <w:p>
-      <w:pPr>
-        <w:numPr>
-          <w:ilvl w:val="0"/>
-          <w:numId w:val="1027"/>
-        </w:numPr>
-        <w:pStyle w:val="Compact"/>
-      </w:pPr>
-      <w:r>
-        <w:rPr>
-          <w:b/>
-        </w:rPr>
-        <w:t xml:space="preserve">PK(기본키)</w:t>
-      </w:r>
-      <w:r>
-        <w:t xml:space="preserve"> </w:t>
-      </w:r>
-      <w:r>
-        <w:t xml:space="preserve">— 행을 유일하게 구분하는 값.</w:t>
-      </w:r>
-    </w:p>
-    <w:p>
-      <w:pPr>
-        <w:numPr>
-          <w:ilvl w:val="0"/>
-          <w:numId w:val="1027"/>
-        </w:numPr>
-        <w:pStyle w:val="Compact"/>
-      </w:pPr>
-      <w:r>
-        <w:rPr>
-          <w:b/>
-        </w:rPr>
-        <w:t xml:space="preserve">FK(외래키)</w:t>
-      </w:r>
-      <w:r>
-        <w:t xml:space="preserve"> </w:t>
-      </w:r>
-      <w:r>
-        <w:t xml:space="preserve">— 다른 표의 행을 가리키는 값. 표 간 관계.</w:t>
-      </w:r>
-    </w:p>
-    <w:p>
-      <w:pPr>
-        <w:numPr>
-          <w:ilvl w:val="0"/>
-          <w:numId w:val="1027"/>
-        </w:numPr>
-        <w:pStyle w:val="Compact"/>
-      </w:pPr>
-      <w:r>
-        <w:rPr>
-          <w:b/>
-        </w:rPr>
-        <w:t xml:space="preserve">마이그레이션</w:t>
-      </w:r>
-      <w:r>
-        <w:t xml:space="preserve"> </w:t>
-      </w:r>
-      <w:r>
-        <w:t xml:space="preserve">— DB 구조 변경 이력을 파일로 관리 (Alembic).</w:t>
-      </w:r>
-    </w:p>
-    <w:p>
-      <w:pPr>
-        <w:numPr>
-          <w:ilvl w:val="0"/>
-          <w:numId w:val="1027"/>
-        </w:numPr>
-        <w:pStyle w:val="Compact"/>
-      </w:pPr>
-      <w:r>
-        <w:rPr>
-          <w:b/>
-        </w:rPr>
-        <w:t xml:space="preserve">세션</w:t>
-      </w:r>
-      <w:r>
-        <w:t xml:space="preserve"> </w:t>
-      </w:r>
-      <w:r>
-        <w:t xml:space="preserve">— DB와의 대화 창구.</w:t>
-      </w:r>
-    </w:p>
-    <w:p>
-      <w:pPr>
-        <w:numPr>
-          <w:ilvl w:val="0"/>
-          <w:numId w:val="1027"/>
-        </w:numPr>
-        <w:pStyle w:val="Compact"/>
-      </w:pPr>
-      <w:r>
-        <w:rPr>
-          <w:b/>
-        </w:rPr>
-        <w:t xml:space="preserve">트랜잭션</w:t>
-      </w:r>
-      <w:r>
-        <w:t xml:space="preserve"> </w:t>
-      </w:r>
-      <w:r>
-        <w:t xml:space="preserve">— "전부 성공 아니면 전부 취소" 단위.</w:t>
-      </w:r>
-    </w:p>
-    <w:p>
-      <w:pPr>
-        <w:numPr>
-          <w:ilvl w:val="0"/>
-          <w:numId w:val="1027"/>
-        </w:numPr>
-        <w:pStyle w:val="Compact"/>
-      </w:pPr>
-      <w:r>
-        <w:rPr>
-          <w:b/>
-        </w:rPr>
-        <w:t xml:space="preserve">commit / flush / rollback</w:t>
-      </w:r>
-      <w:r>
-        <w:t xml:space="preserve"> </w:t>
-      </w:r>
-      <w:r>
-        <w:t xml:space="preserve">— 확정 / 임시반영(id 확보용) / 취소.</w:t>
-      </w:r>
-    </w:p>
-    <w:p>
-      <w:pPr>
-        <w:numPr>
-          <w:ilvl w:val="0"/>
-          <w:numId w:val="1027"/>
-        </w:numPr>
-        <w:pStyle w:val="Compact"/>
-      </w:pPr>
-      <w:r>
-        <w:rPr>
-          <w:b/>
-        </w:rPr>
-        <w:t xml:space="preserve">다이얼렉트(dialect)</w:t>
-      </w:r>
-      <w:r>
-        <w:t xml:space="preserve"> </w:t>
-      </w:r>
-      <w:r>
-        <w:t xml:space="preserve">— SQLAlchemy가 각 DB의 방언 차이를 다루는 개념.</w:t>
-      </w:r>
-    </w:p>
-    <w:p>
-      <w:pPr>
-        <w:numPr>
-          <w:ilvl w:val="0"/>
-          <w:numId w:val="1027"/>
-        </w:numPr>
-        <w:pStyle w:val="Compact"/>
-      </w:pPr>
-      <w:r>
-        <w:rPr>
-          <w:b/>
-        </w:rPr>
-        <w:t xml:space="preserve">UUID</w:t>
-      </w:r>
-      <w:r>
-        <w:t xml:space="preserve"> </w:t>
-      </w:r>
-      <w:r>
-        <w:t xml:space="preserve">— 전 세계에서 안 겹치는 긴 고유 id.</w:t>
-      </w:r>
-    </w:p>
-    <w:p>
-      <w:pPr>
-        <w:numPr>
-          <w:ilvl w:val="0"/>
-          <w:numId w:val="1027"/>
-        </w:numPr>
-        <w:pStyle w:val="Compact"/>
-      </w:pPr>
-      <w:r>
-        <w:rPr>
-          <w:b/>
-        </w:rPr>
-        <w:t xml:space="preserve">JSONB</w:t>
-      </w:r>
-      <w:r>
-        <w:t xml:space="preserve"> </w:t>
-      </w:r>
-      <w:r>
-        <w:t xml:space="preserve">— Postgres의 JSON 저장/검색 전용 타입.</w:t>
-      </w:r>
-    </w:p>
-    <w:p>
-      <w:pPr>
-        <w:numPr>
-          <w:ilvl w:val="0"/>
-          <w:numId w:val="1027"/>
-        </w:numPr>
-        <w:pStyle w:val="Compact"/>
-      </w:pPr>
-      <w:r>
-        <w:rPr>
-          <w:b/>
-        </w:rPr>
-        <w:t xml:space="preserve">mock</w:t>
-      </w:r>
-      <w:r>
-        <w:t xml:space="preserve"> </w:t>
-      </w:r>
-      <w:r>
-        <w:t xml:space="preserve">— 실제 대신 쓰는 가짜 데이터/동작.</w:t>
-      </w:r>
-    </w:p>
-    <w:p>
-      <w:pPr>
-        <w:numPr>
-          <w:ilvl w:val="0"/>
-          <w:numId w:val="1027"/>
-        </w:numPr>
-        <w:pStyle w:val="Compact"/>
-      </w:pPr>
-      <w:r>
-        <w:rPr>
-          <w:b/>
-        </w:rPr>
-        <w:t xml:space="preserve">추상 클래스(ABC)</w:t>
-      </w:r>
-      <w:r>
-        <w:t xml:space="preserve"> </w:t>
-      </w:r>
-      <w:r>
-        <w:t xml:space="preserve">— 상속받는 클래스가 특정 메서드를 반드시 구현하게 강제하는 틀.</w:t>
-      </w:r>
-    </w:p>
-    <w:p>
-      <w:pPr>
-        <w:numPr>
-          <w:ilvl w:val="0"/>
-          <w:numId w:val="1027"/>
-        </w:numPr>
-        <w:pStyle w:val="Compact"/>
-      </w:pPr>
-      <w:r>
-        <w:rPr>
-          <w:b/>
-        </w:rPr>
-        <w:t xml:space="preserve">컨테이너 / Docker</w:t>
-      </w:r>
-      <w:r>
-        <w:t xml:space="preserve"> </w:t>
-      </w:r>
-      <w:r>
-        <w:t xml:space="preserve">— 앱+실행환경을 상자에 담아 어디서나 동일 실행.</w:t>
-      </w:r>
-    </w:p>
-    <w:p>
-      <w:pPr>
-        <w:numPr>
-          <w:ilvl w:val="0"/>
-          <w:numId w:val="1027"/>
-        </w:numPr>
-        <w:pStyle w:val="Compact"/>
-      </w:pPr>
-      <w:r>
-        <w:rPr>
-          <w:b/>
-        </w:rPr>
-        <w:t xml:space="preserve">시크릿</w:t>
-      </w:r>
-      <w:r>
-        <w:t xml:space="preserve"> </w:t>
-      </w:r>
-      <w:r>
-        <w:t xml:space="preserve">— API 키·비밀번호 등 유출되면 안 되는 값.</w:t>
-      </w:r>
-    </w:p>
-    <w:p>
-      <w:r>
-        <w:pict>
-          <v:rect style="width:0;height:1.5pt" o:hralign="center" o:hrstd="t" o:hr="t"/>
-        </w:pict>
-      </w:r>
-    </w:p>
-    <w:p>
-      <w:pPr>
-        <w:pStyle w:val="Heading2"/>
-      </w:pPr>
-      <w:bookmarkStart w:id="53" w:name="part-7-블로그-소재-아이디어"/>
-      <w:r>
-        <w:t xml:space="preserve">Part 7. 블로그 소재 아이디어</w:t>
-      </w:r>
-      <w:bookmarkEnd w:id="53"/>
+        <w:t xml:space="preserve">판단 캐시.</w:t>
+      </w:r>
+      <w:r>
+        <w:t xml:space="preserve"> </w:t>
+      </w:r>
+      <w:r>
+        <w:t xml:space="preserve">같은 (이벤트유형·등급·나이대·태그) 조합은 인물이 달라도 같은 판단이므로 메모리 캐시. 전국 특보 × 다수 구독자에서 LLM 호출 폭증 방지 (기록은 구독별로 전부 남긴다).</w:t>
+      </w:r>
     </w:p>
     <w:p>
       <w:pPr>
         <w:pStyle w:val="FirstParagraph"/>
       </w:pPr>
       <w:r>
-        <w:t xml:space="preserve">이 프로젝트에서 뽑을 만한 글감:</w:t>
+        <w:rPr>
+          <w:b/>
+        </w:rPr>
+        <w:t xml:space="preserve">구조화 출력 파싱.</w:t>
+      </w:r>
+      <w:r>
+        <w:t xml:space="preserve"> </w:t>
+      </w:r>
+      <w:r>
+        <w:t xml:space="preserve">"첫 줄에 HIGH/MEDIUM/LOW, 둘째 줄에 근거 한 문장" 형식을 시스템 프롬프트로 강제하고, 정규식으로 레벨 토큰을 뽑는다. 형식 위반 응답은 판단 보류로 처리 — LLM 출력을 그대로 믿지 않고 항상 검증한다.</w:t>
+      </w:r>
+    </w:p>
+    <w:p>
+      <w:pPr>
+        <w:pStyle w:val="BodyText"/>
+      </w:pPr>
+      <w:r>
+        <w:rPr>
+          <w:b/>
+        </w:rPr>
+        <w:t xml:space="preserve">면접 한마디.</w:t>
+      </w:r>
+      <w:r>
+        <w:t xml:space="preserve"> </w:t>
+      </w:r>
+      <w:r>
+        <w:t xml:space="preserve">"결정론적 규칙을 1차 안전망으로 두고, 규칙 밖 케이스만 LLM 에 보조 판단을 맡기는 하이브리드입니다. LLM 실패 시 판단 보류(기본값 판정 금지), LOW 필터로 알림 피로 방지, 프로필 캐시로 호출 비용 통제, 전 판단 감사 로그까지 — 신뢰성 요건을 먼저 정하고 LLM 을 그 안에 가뒀습니다."</w:t>
+      </w:r>
+    </w:p>
+    <w:p>
+      <w:pPr>
+        <w:pStyle w:val="BodyText"/>
+      </w:pPr>
+      <w:r>
+        <w:rPr>
+          <w:b/>
+        </w:rPr>
+        <w:t xml:space="preserve">실데이터 실증 (scripts/demo_layer2.py).</w:t>
+      </w:r>
+      <w:r>
+        <w:t xml:space="preserve"> </w:t>
+      </w:r>
+      <w:r>
+        <w:t xml:space="preserve">경북 의성(호우+폭염 동시 발효)에 태그 없는 성인을 구독시키자, 한 알림 목록에 두 계층이 나란히 나타났다:</w:t>
       </w:r>
     </w:p>
     <w:p>
@@ -11067,16 +11059,22 @@
         <w:pStyle w:val="Compact"/>
       </w:pPr>
       <w:r>
-        <w:rPr>
-          <w:b/>
-        </w:rPr>
-        <w:t xml:space="preserve">"운영은 Postgres, 테스트는 SQLite" — with_variant로 두 마리 토끼 잡기</w:t>
-      </w:r>
-      <w:r>
-        <w:t xml:space="preserve"> </w:t>
-      </w:r>
-      <w:r>
-        <w:t xml:space="preserve">(3-7). 실전 문제→해결이 뚜렷해서 가장 반응 좋을 소재.</w:t>
+        <w:t xml:space="preserve">폭염특보 →</w:t>
+      </w:r>
+      <w:r>
+        <w:t xml:space="preserve"> </w:t>
+      </w:r>
+      <w:r>
+        <w:rPr>
+          <w:rStyle w:val="VerbatimChar"/>
+        </w:rPr>
+        <w:t xml:space="preserve">[MEDIUM/matrix]</w:t>
+      </w:r>
+      <w:r>
+        <w:t xml:space="preserve"> </w:t>
+      </w:r>
+      <w:r>
+        <w:t xml:space="preserve">(규칙이 잡음 — LLM 안 감)</w:t>
       </w:r>
     </w:p>
     <w:p>
@@ -11088,70 +11086,1231 @@
         <w:pStyle w:val="Compact"/>
       </w:pPr>
       <w:r>
-        <w:rPr>
-          <w:b/>
-        </w:rPr>
-        <w:t xml:space="preserve">키 발급을 기다리지 않고 개발하기 — mock fallback 패턴</w:t>
-      </w:r>
-      <w:r>
-        <w:t xml:space="preserve"> </w:t>
-      </w:r>
-      <w:r>
-        <w:t xml:space="preserve">(3-9). 외부 API 의존 프로젝트의 공통 고민.</w:t>
-      </w:r>
+        <w:t xml:space="preserve">호우특보 →</w:t>
+      </w:r>
+      <w:r>
+        <w:t xml:space="preserve"> </w:t>
+      </w:r>
+      <w:r>
+        <w:rPr>
+          <w:rStyle w:val="VerbatimChar"/>
+        </w:rPr>
+        <w:t xml:space="preserve">[MEDIUM/ai]</w:t>
+      </w:r>
+      <w:r>
+        <w:t xml:space="preserve"> </w:t>
+      </w:r>
+      <w:r>
+        <w:t xml:space="preserve">(규칙에 없음 — LLM 판단, 근거: "주의가 필요하지만 특별한 조치 없이도 상황을 관리할 수 있다")</w:t>
+      </w:r>
+      <w:r>
+        <w:t xml:space="preserve"> </w:t>
+      </w:r>
+      <w:r>
+        <w:t xml:space="preserve">ai_risk_logs 에 같은 근거 문장이 반복된 것으로 캐시 작동도 확인(같은 프로필 조합 → LLM 재호출 없이 기록만 추가). 처음 잘못 짚었던 것도 기록: 데모 첫 시도에서 ai_risk_logs 가 0건이었는데, 이는 실패가 아니라 그 지역 특보(폭염)가 규칙에 있어서 Layer 2 까지 갈 필요가 없었던 것 —</w:t>
+      </w:r>
+      <w:r>
+        <w:t xml:space="preserve"> </w:t>
+      </w:r>
+      <w:r>
+        <w:rPr>
+          <w:b/>
+        </w:rPr>
+        <w:t xml:space="preserve">"발동 안 함"과 "고장"을 구분하려면 어느 계층이 잡았는지(risk_source)가 보여야 한다</w:t>
+      </w:r>
+      <w:r>
+        <w:t xml:space="preserve">는 관측 가능성 교훈.</w:t>
+      </w:r>
+    </w:p>
+    <w:p>
+      <w:r>
+        <w:pict>
+          <v:rect style="width:0;height:1.5pt" o:hralign="center" o:hrstd="t" o:hr="t"/>
+        </w:pict>
+      </w:r>
+    </w:p>
+    <w:p>
+      <w:pPr>
+        <w:pStyle w:val="Heading2"/>
+      </w:pPr>
+      <w:bookmarkStart w:id="55" w:name="part-5-아직-안-한-것--다음-phase-2"/>
+      <w:r>
+        <w:t xml:space="preserve">Part 5. 아직 안 한 것 / 다음 (Phase 2+)</w:t>
+      </w:r>
+      <w:bookmarkEnd w:id="55"/>
     </w:p>
     <w:p>
       <w:pPr>
         <w:numPr>
           <w:ilvl w:val="0"/>
-          <w:numId w:val="1028"/>
+          <w:numId w:val="1029"/>
         </w:numPr>
         <w:pStyle w:val="Compact"/>
       </w:pPr>
       <w:r>
         <w:rPr>
-          <w:b/>
-        </w:rPr>
-        <w:t xml:space="preserve">위험도를 규칙과 LLM 2계층으로 나눈 이유</w:t>
-      </w:r>
-      <w:r>
-        <w:t xml:space="preserve"> </w:t>
-      </w:r>
-      <w:r>
-        <w:t xml:space="preserve">(3-10). 비용·지연·예측가능성 트레이드오프 이야기.</w:t>
+          <w:strike/>
+        </w:rPr>
+        <w:t xml:space="preserve">실제 API 응답 대조</w:t>
+      </w:r>
+      <w:r>
+        <w:t xml:space="preserve"> </w:t>
+      </w:r>
+      <w:r>
+        <w:t xml:space="preserve">✅ 2026-07-17 완료 (Part 4 일지 참고)</w:t>
       </w:r>
     </w:p>
     <w:p>
       <w:pPr>
         <w:numPr>
           <w:ilvl w:val="0"/>
-          <w:numId w:val="1028"/>
+          <w:numId w:val="1029"/>
         </w:numPr>
         <w:pStyle w:val="Compact"/>
       </w:pPr>
       <w:r>
         <w:rPr>
-          <w:b/>
-        </w:rPr>
-        <w:t xml:space="preserve">실수로 커밋한 API 키, 히스토리에서 지우기 — git filter-repo 실전</w:t>
-      </w:r>
-      <w:r>
-        <w:t xml:space="preserve"> </w:t>
-      </w:r>
-      <w:r>
-        <w:t xml:space="preserve">(3-13). 짧고 실용적.</w:t>
+          <w:strike/>
+        </w:rPr>
+        <w:t xml:space="preserve">실제 Postgres 검증</w:t>
+      </w:r>
+      <w:r>
+        <w:t xml:space="preserve"> </w:t>
+      </w:r>
+      <w:r>
+        <w:t xml:space="preserve">✅ 2026-07-17 완료 — Docker Postgres에 스키마 생성 + 실데이터 저장 확인</w:t>
       </w:r>
     </w:p>
     <w:p>
       <w:pPr>
         <w:numPr>
           <w:ilvl w:val="0"/>
-          <w:numId w:val="1028"/>
+          <w:numId w:val="1029"/>
         </w:numPr>
         <w:pStyle w:val="Compact"/>
       </w:pPr>
       <w:r>
         <w:rPr>
+          <w:strike/>
+        </w:rPr>
+        <w:t xml:space="preserve">특보 통보문 상세(</w:t>
+      </w:r>
+      <w:r>
+        <w:rPr>
+          <w:rStyle w:val="VerbatimChar"/>
+          <w:strike/>
+        </w:rPr>
+        <w:t xml:space="preserve">getWthrWrnMsg</w:t>
+      </w:r>
+      <w:r>
+        <w:rPr>
+          <w:strike/>
+        </w:rPr>
+        <w:t xml:space="preserve">) 연동</w:t>
+      </w:r>
+      <w:r>
+        <w:t xml:space="preserve"> </w:t>
+      </w:r>
+      <w:r>
+        <w:t xml:space="preserve">✅ 2026-07-19 완료 — 실데이터 알림 생성까지 검증 (Part 4 일지 참고)</w:t>
+      </w:r>
+    </w:p>
+    <w:p>
+      <w:pPr>
+        <w:numPr>
+          <w:ilvl w:val="0"/>
+          <w:numId w:val="1029"/>
+        </w:numPr>
+        <w:pStyle w:val="Compact"/>
+      </w:pPr>
+      <w:r>
+        <w:rPr>
+          <w:strike/>
+        </w:rPr>
+        <w:t xml:space="preserve">구독 생성 시 소급 평가</w:t>
+      </w:r>
+      <w:r>
+        <w:t xml:space="preserve"> </w:t>
+      </w:r>
+      <w:r>
+        <w:t xml:space="preserve">✅ 2026-07-19 완료 — backfill_subscription, 실기기 검증됨</w:t>
+      </w:r>
+    </w:p>
+    <w:p>
+      <w:pPr>
+        <w:numPr>
+          <w:ilvl w:val="0"/>
+          <w:numId w:val="1029"/>
+        </w:numPr>
+        <w:pStyle w:val="Compact"/>
+      </w:pPr>
+      <w:r>
+        <w:rPr>
+          <w:strike/>
+        </w:rPr>
+        <w:t xml:space="preserve">지역명 정규화(최소 버전)</w:t>
+      </w:r>
+      <w:r>
+        <w:t xml:space="preserve"> </w:t>
+      </w:r>
+      <w:r>
+        <w:t xml:space="preserve">✅ 2026-07-19 완료 — 시/군 접미사 정규화. 행정구역 코드 기반 근본 해결은 여전히 TODO</w:t>
+      </w:r>
+    </w:p>
+    <w:p>
+      <w:pPr>
+        <w:numPr>
+          <w:ilvl w:val="0"/>
+          <w:numId w:val="1029"/>
+        </w:numPr>
+        <w:pStyle w:val="Compact"/>
+      </w:pPr>
+      <w:r>
+        <w:rPr>
+          <w:b/>
+        </w:rPr>
+        <w:t xml:space="preserve">홍수 관측소 동적 선정.</w:t>
+      </w:r>
+      <w:r>
+        <w:t xml:space="preserve"> </w:t>
+      </w:r>
+      <w:r>
+        <w:t xml:space="preserve">지금은 청주 2곳 하드코딩 → 구독 지역 기반으로 river_gauges/gauge_region_maps 테이블 활용.</w:t>
+      </w:r>
+    </w:p>
+    <w:p>
+      <w:pPr>
+        <w:numPr>
+          <w:ilvl w:val="0"/>
+          <w:numId w:val="1029"/>
+        </w:numPr>
+        <w:pStyle w:val="Compact"/>
+      </w:pPr>
+      <w:r>
+        <w:rPr>
+          <w:strike/>
+        </w:rPr>
+        <w:t xml:space="preserve">알림 문구 LLM 생성</w:t>
+      </w:r>
+      <w:r>
+        <w:t xml:space="preserve"> </w:t>
+      </w:r>
+      <w:r>
+        <w:t xml:space="preserve">✅ 2026-07-19 완료 — fallback 구조 포함, 실데이터 검증 (Part 4 일지 참고)</w:t>
+      </w:r>
+    </w:p>
+    <w:p>
+      <w:pPr>
+        <w:numPr>
+          <w:ilvl w:val="0"/>
+          <w:numId w:val="1029"/>
+        </w:numPr>
+        <w:pStyle w:val="Compact"/>
+      </w:pPr>
+      <w:r>
+        <w:rPr>
+          <w:strike/>
+        </w:rPr>
+        <w:t xml:space="preserve">Layer 2 위험도 보조 판단 (LLM)</w:t>
+      </w:r>
+      <w:r>
+        <w:t xml:space="preserve"> </w:t>
+      </w:r>
+      <w:r>
+        <w:t xml:space="preserve">✅ 2026-07-20 완료 — 판단 보류 원칙·LOW 필터·프로필 캐시·감사 로그 (Part 4 일지 참고)</w:t>
+      </w:r>
+    </w:p>
+    <w:p>
+      <w:pPr>
+        <w:numPr>
+          <w:ilvl w:val="0"/>
+          <w:numId w:val="1029"/>
+        </w:numPr>
+        <w:pStyle w:val="Compact"/>
+      </w:pPr>
+      <w:r>
+        <w:rPr>
+          <w:strike/>
+        </w:rPr>
+        <w:t xml:space="preserve">스케줄러 (주기 자동 수집)</w:t>
+      </w:r>
+      <w:r>
+        <w:t xml:space="preserve"> </w:t>
+      </w:r>
+      <w:r>
+        <w:t xml:space="preserve">✅ 2026-07-20 완료 — 10분 주기 asyncio 루프 + 중복 실행 가드 (Part 4 일지 참고). 소스별 주기 분리는 재난문자 클라이언트 붙일 때 함께.</w:t>
+      </w:r>
+    </w:p>
+    <w:p>
+      <w:pPr>
+        <w:numPr>
+          <w:ilvl w:val="0"/>
+          <w:numId w:val="1029"/>
+        </w:numPr>
+        <w:pStyle w:val="Compact"/>
+      </w:pPr>
+      <w:r>
+        <w:rPr>
+          <w:b/>
+        </w:rPr>
+        <w:t xml:space="preserve">홍수통제소 호출 스로틀링.</w:t>
+      </w:r>
+      <w:r>
+        <w:t xml:space="preserve"> </w:t>
+      </w:r>
+      <w:r>
+        <w:t xml:space="preserve">관측소 동적 선정 도입 시 병렬 호출로 분당 1,000건 제한을 순간 초과하면 키 차단(하루 3회) — 순차 호출 또는 초당 제한 필요.</w:t>
+      </w:r>
+    </w:p>
+    <w:p>
+      <w:pPr>
+        <w:numPr>
+          <w:ilvl w:val="0"/>
+          <w:numId w:val="1029"/>
+        </w:numPr>
+        <w:pStyle w:val="Compact"/>
+      </w:pPr>
+      <w:r>
+        <w:rPr>
+          <w:b/>
+        </w:rPr>
+        <w:t xml:space="preserve">긴급재난문자 ingestion 클라이언트.</w:t>
+      </w:r>
+      <w:r>
+        <w:t xml:space="preserve"> </w:t>
+      </w:r>
+      <w:r>
+        <w:t xml:space="preserve">실응답 스펙 확인 완료(2026-07-20, DSSP-IF-00247). 날짜 필터 파라미터 확인 →</w:t>
+      </w:r>
+      <w:r>
+        <w:t xml:space="preserve"> </w:t>
+      </w:r>
+      <w:r>
+        <w:rPr>
+          <w:rStyle w:val="VerbatimChar"/>
+        </w:rPr>
+        <w:t xml:space="preserve">SN</w:t>
+      </w:r>
+      <w:r>
+        <w:t xml:space="preserve"> </w:t>
+      </w:r>
+      <w:r>
+        <w:t xml:space="preserve">기반 dedupe →</w:t>
+      </w:r>
+      <w:r>
+        <w:t xml:space="preserve"> </w:t>
+      </w:r>
+      <w:r>
+        <w:rPr>
+          <w:rStyle w:val="VerbatimChar"/>
+        </w:rPr>
+        <w:t xml:space="preserve">RCPTN_RGN_NM</w:t>
+      </w:r>
+      <w:r>
+        <w:t xml:space="preserve"> </w:t>
+      </w:r>
+      <w:r>
+        <w:t xml:space="preserve">지역 매칭.</w:t>
+      </w:r>
+    </w:p>
+    <w:p>
+      <w:pPr>
+        <w:numPr>
+          <w:ilvl w:val="0"/>
+          <w:numId w:val="1029"/>
+        </w:numPr>
+        <w:pStyle w:val="Compact"/>
+      </w:pPr>
+      <w:r>
+        <w:rPr>
+          <w:b/>
+        </w:rPr>
+        <w:t xml:space="preserve">웹 프론트(PWA)</w:t>
+      </w:r>
+      <w:r>
+        <w:t xml:space="preserve"> </w:t>
+      </w:r>
+      <w:r>
+        <w:t xml:space="preserve">구독 관리 화면.</w:t>
+      </w:r>
+    </w:p>
+    <w:p>
+      <w:pPr>
+        <w:numPr>
+          <w:ilvl w:val="0"/>
+          <w:numId w:val="1029"/>
+        </w:numPr>
+        <w:pStyle w:val="Compact"/>
+      </w:pPr>
+      <w:r>
+        <w:rPr>
+          <w:b/>
+        </w:rPr>
+        <w:t xml:space="preserve">FCM 웹푸시</w:t>
+      </w:r>
+      <w:r>
+        <w:t xml:space="preserve"> </w:t>
+      </w:r>
+      <w:r>
+        <w:t xml:space="preserve">실제 발송(서비스 계정 JSON 방식).</w:t>
+      </w:r>
+      <w:r>
+        <w:t xml:space="preserve"> </w:t>
+      </w:r>
+      <w:r>
+        <w:rPr>
+          <w:rStyle w:val="VerbatimChar"/>
+        </w:rPr>
+        <w:t xml:space="preserve">app/config.py</w:t>
+      </w:r>
+      <w:r>
+        <w:t xml:space="preserve">의 설정도</w:t>
+      </w:r>
+      <w:r>
+        <w:t xml:space="preserve"> </w:t>
+      </w:r>
+      <w:r>
+        <w:rPr>
+          <w:rStyle w:val="VerbatimChar"/>
+        </w:rPr>
+        <w:t xml:space="preserve">fcm_server_key</w:t>
+      </w:r>
+      <w:r>
+        <w:t xml:space="preserve"> </w:t>
+      </w:r>
+      <w:r>
+        <w:t xml:space="preserve">→</w:t>
+      </w:r>
+      <w:r>
+        <w:t xml:space="preserve"> </w:t>
+      </w:r>
+      <w:r>
+        <w:rPr>
+          <w:rStyle w:val="VerbatimChar"/>
+        </w:rPr>
+        <w:t xml:space="preserve">GOOGLE_APPLICATION_CREDENTIALS</w:t>
+      </w:r>
+      <w:r>
+        <w:t xml:space="preserve">/</w:t>
+      </w:r>
+      <w:r>
+        <w:rPr>
+          <w:rStyle w:val="VerbatimChar"/>
+        </w:rPr>
+        <w:t xml:space="preserve">FCM_PROJECT_ID</w:t>
+      </w:r>
+      <w:r>
+        <w:t xml:space="preserve">로 맞춰줄 것(현재는 .env만 바뀌고 config는 레거시 필드가 남아 있음 — 작은 정리 항목).</w:t>
+      </w:r>
+    </w:p>
+    <w:p>
+      <w:pPr>
+        <w:numPr>
+          <w:ilvl w:val="0"/>
+          <w:numId w:val="1029"/>
+        </w:numPr>
+        <w:pStyle w:val="Compact"/>
+      </w:pPr>
+      <w:r>
+        <w:rPr>
+          <w:b/>
+        </w:rPr>
+        <w:t xml:space="preserve">JWT 인증.</w:t>
+      </w:r>
+      <w:r>
+        <w:t xml:space="preserve"> </w:t>
+      </w:r>
+      <w:r>
+        <w:t xml:space="preserve">지금은</w:t>
+      </w:r>
+      <w:r>
+        <w:t xml:space="preserve"> </w:t>
+      </w:r>
+      <w:r>
+        <w:rPr>
+          <w:rStyle w:val="VerbatimChar"/>
+        </w:rPr>
+        <w:t xml:space="preserve">user_email</w:t>
+      </w:r>
+      <w:r>
+        <w:t xml:space="preserve">로 사용자를 get-or-create하는 임시 방식. 인증 붙으면 인증된 사용자에서 가져오게 교체.</w:t>
+      </w:r>
+    </w:p>
+    <w:p>
+      <w:r>
+        <w:pict>
+          <v:rect style="width:0;height:1.5pt" o:hralign="center" o:hrstd="t" o:hr="t"/>
+        </w:pict>
+      </w:r>
+    </w:p>
+    <w:p>
+      <w:pPr>
+        <w:pStyle w:val="Heading2"/>
+      </w:pPr>
+      <w:bookmarkStart w:id="56" w:name="part-6-용어-사전"/>
+      <w:r>
+        <w:t xml:space="preserve">Part 6. 용어 사전</w:t>
+      </w:r>
+      <w:bookmarkEnd w:id="56"/>
+    </w:p>
+    <w:p>
+      <w:pPr>
+        <w:numPr>
+          <w:ilvl w:val="0"/>
+          <w:numId w:val="1030"/>
+        </w:numPr>
+        <w:pStyle w:val="Compact"/>
+      </w:pPr>
+      <w:r>
+        <w:rPr>
+          <w:b/>
+        </w:rPr>
+        <w:t xml:space="preserve">백엔드</w:t>
+      </w:r>
+      <w:r>
+        <w:t xml:space="preserve"> </w:t>
+      </w:r>
+      <w:r>
+        <w:t xml:space="preserve">— 사용자 눈에 안 보이는 서버 쪽 프로그램. 데이터 저장·처리·응답 담당.</w:t>
+      </w:r>
+    </w:p>
+    <w:p>
+      <w:pPr>
+        <w:numPr>
+          <w:ilvl w:val="0"/>
+          <w:numId w:val="1030"/>
+        </w:numPr>
+        <w:pStyle w:val="Compact"/>
+      </w:pPr>
+      <w:r>
+        <w:rPr>
+          <w:b/>
+        </w:rPr>
+        <w:t xml:space="preserve">API</w:t>
+      </w:r>
+      <w:r>
+        <w:t xml:space="preserve"> </w:t>
+      </w:r>
+      <w:r>
+        <w:t xml:space="preserve">— 프로그램끼리 데이터를 주고받는 약속. REST는 그중 URL+HTTP동사 방식.</w:t>
+      </w:r>
+    </w:p>
+    <w:p>
+      <w:pPr>
+        <w:numPr>
+          <w:ilvl w:val="0"/>
+          <w:numId w:val="1030"/>
+        </w:numPr>
+        <w:pStyle w:val="Compact"/>
+      </w:pPr>
+      <w:r>
+        <w:rPr>
+          <w:b/>
+        </w:rPr>
+        <w:t xml:space="preserve">엔드포인트</w:t>
+      </w:r>
+      <w:r>
+        <w:t xml:space="preserve"> </w:t>
+      </w:r>
+      <w:r>
+        <w:t xml:space="preserve">— API의 각 주소별 처리 지점 (예:</w:t>
+      </w:r>
+      <w:r>
+        <w:t xml:space="preserve"> </w:t>
+      </w:r>
+      <w:r>
+        <w:rPr>
+          <w:rStyle w:val="VerbatimChar"/>
+        </w:rPr>
+        <w:t xml:space="preserve">POST /persons</w:t>
+      </w:r>
+      <w:r>
+        <w:t xml:space="preserve">).</w:t>
+      </w:r>
+    </w:p>
+    <w:p>
+      <w:pPr>
+        <w:numPr>
+          <w:ilvl w:val="0"/>
+          <w:numId w:val="1030"/>
+        </w:numPr>
+        <w:pStyle w:val="Compact"/>
+      </w:pPr>
+      <w:r>
+        <w:rPr>
+          <w:b/>
+        </w:rPr>
+        <w:t xml:space="preserve">ORM</w:t>
+      </w:r>
+      <w:r>
+        <w:t xml:space="preserve"> </w:t>
+      </w:r>
+      <w:r>
+        <w:t xml:space="preserve">— 파이썬 객체 ↔ DB 표를 자동 변환해주는 도구 (SQLAlchemy).</w:t>
+      </w:r>
+    </w:p>
+    <w:p>
+      <w:pPr>
+        <w:numPr>
+          <w:ilvl w:val="0"/>
+          <w:numId w:val="1030"/>
+        </w:numPr>
+        <w:pStyle w:val="Compact"/>
+      </w:pPr>
+      <w:r>
+        <w:rPr>
+          <w:b/>
+        </w:rPr>
+        <w:t xml:space="preserve">모델</w:t>
+      </w:r>
+      <w:r>
+        <w:t xml:space="preserve"> </w:t>
+      </w:r>
+      <w:r>
+        <w:t xml:space="preserve">— DB 표 구조 정의 (</w:t>
+      </w:r>
+      <w:r>
+        <w:rPr>
+          <w:rStyle w:val="VerbatimChar"/>
+        </w:rPr>
+        <w:t xml:space="preserve">app/models/</w:t>
+      </w:r>
+      <w:r>
+        <w:t xml:space="preserve">).</w:t>
+      </w:r>
+    </w:p>
+    <w:p>
+      <w:pPr>
+        <w:numPr>
+          <w:ilvl w:val="0"/>
+          <w:numId w:val="1030"/>
+        </w:numPr>
+        <w:pStyle w:val="Compact"/>
+      </w:pPr>
+      <w:r>
+        <w:rPr>
+          <w:b/>
+        </w:rPr>
+        <w:t xml:space="preserve">스키마</w:t>
+      </w:r>
+      <w:r>
+        <w:t xml:space="preserve"> </w:t>
+      </w:r>
+      <w:r>
+        <w:t xml:space="preserve">— API 입출력 형태 정의 (</w:t>
+      </w:r>
+      <w:r>
+        <w:rPr>
+          <w:rStyle w:val="VerbatimChar"/>
+        </w:rPr>
+        <w:t xml:space="preserve">app/schemas/</w:t>
+      </w:r>
+      <w:r>
+        <w:t xml:space="preserve">, Pydantic).</w:t>
+      </w:r>
+    </w:p>
+    <w:p>
+      <w:pPr>
+        <w:numPr>
+          <w:ilvl w:val="0"/>
+          <w:numId w:val="1030"/>
+        </w:numPr>
+        <w:pStyle w:val="Compact"/>
+      </w:pPr>
+      <w:r>
+        <w:rPr>
+          <w:b/>
+        </w:rPr>
+        <w:t xml:space="preserve">PK(기본키)</w:t>
+      </w:r>
+      <w:r>
+        <w:t xml:space="preserve"> </w:t>
+      </w:r>
+      <w:r>
+        <w:t xml:space="preserve">— 행을 유일하게 구분하는 값.</w:t>
+      </w:r>
+    </w:p>
+    <w:p>
+      <w:pPr>
+        <w:numPr>
+          <w:ilvl w:val="0"/>
+          <w:numId w:val="1030"/>
+        </w:numPr>
+        <w:pStyle w:val="Compact"/>
+      </w:pPr>
+      <w:r>
+        <w:rPr>
+          <w:b/>
+        </w:rPr>
+        <w:t xml:space="preserve">FK(외래키)</w:t>
+      </w:r>
+      <w:r>
+        <w:t xml:space="preserve"> </w:t>
+      </w:r>
+      <w:r>
+        <w:t xml:space="preserve">— 다른 표의 행을 가리키는 값. 표 간 관계.</w:t>
+      </w:r>
+    </w:p>
+    <w:p>
+      <w:pPr>
+        <w:numPr>
+          <w:ilvl w:val="0"/>
+          <w:numId w:val="1030"/>
+        </w:numPr>
+        <w:pStyle w:val="Compact"/>
+      </w:pPr>
+      <w:r>
+        <w:rPr>
+          <w:b/>
+        </w:rPr>
+        <w:t xml:space="preserve">마이그레이션</w:t>
+      </w:r>
+      <w:r>
+        <w:t xml:space="preserve"> </w:t>
+      </w:r>
+      <w:r>
+        <w:t xml:space="preserve">— DB 구조 변경 이력을 파일로 관리 (Alembic).</w:t>
+      </w:r>
+    </w:p>
+    <w:p>
+      <w:pPr>
+        <w:numPr>
+          <w:ilvl w:val="0"/>
+          <w:numId w:val="1030"/>
+        </w:numPr>
+        <w:pStyle w:val="Compact"/>
+      </w:pPr>
+      <w:r>
+        <w:rPr>
+          <w:b/>
+        </w:rPr>
+        <w:t xml:space="preserve">세션</w:t>
+      </w:r>
+      <w:r>
+        <w:t xml:space="preserve"> </w:t>
+      </w:r>
+      <w:r>
+        <w:t xml:space="preserve">— DB와의 대화 창구.</w:t>
+      </w:r>
+    </w:p>
+    <w:p>
+      <w:pPr>
+        <w:numPr>
+          <w:ilvl w:val="0"/>
+          <w:numId w:val="1030"/>
+        </w:numPr>
+        <w:pStyle w:val="Compact"/>
+      </w:pPr>
+      <w:r>
+        <w:rPr>
+          <w:b/>
+        </w:rPr>
+        <w:t xml:space="preserve">트랜잭션</w:t>
+      </w:r>
+      <w:r>
+        <w:t xml:space="preserve"> </w:t>
+      </w:r>
+      <w:r>
+        <w:t xml:space="preserve">— "전부 성공 아니면 전부 취소" 단위.</w:t>
+      </w:r>
+    </w:p>
+    <w:p>
+      <w:pPr>
+        <w:numPr>
+          <w:ilvl w:val="0"/>
+          <w:numId w:val="1030"/>
+        </w:numPr>
+        <w:pStyle w:val="Compact"/>
+      </w:pPr>
+      <w:r>
+        <w:rPr>
+          <w:b/>
+        </w:rPr>
+        <w:t xml:space="preserve">commit / flush / rollback</w:t>
+      </w:r>
+      <w:r>
+        <w:t xml:space="preserve"> </w:t>
+      </w:r>
+      <w:r>
+        <w:t xml:space="preserve">— 확정 / 임시반영(id 확보용) / 취소.</w:t>
+      </w:r>
+    </w:p>
+    <w:p>
+      <w:pPr>
+        <w:numPr>
+          <w:ilvl w:val="0"/>
+          <w:numId w:val="1030"/>
+        </w:numPr>
+        <w:pStyle w:val="Compact"/>
+      </w:pPr>
+      <w:r>
+        <w:rPr>
+          <w:b/>
+        </w:rPr>
+        <w:t xml:space="preserve">다이얼렉트(dialect)</w:t>
+      </w:r>
+      <w:r>
+        <w:t xml:space="preserve"> </w:t>
+      </w:r>
+      <w:r>
+        <w:t xml:space="preserve">— SQLAlchemy가 각 DB의 방언 차이를 다루는 개념.</w:t>
+      </w:r>
+    </w:p>
+    <w:p>
+      <w:pPr>
+        <w:numPr>
+          <w:ilvl w:val="0"/>
+          <w:numId w:val="1030"/>
+        </w:numPr>
+        <w:pStyle w:val="Compact"/>
+      </w:pPr>
+      <w:r>
+        <w:rPr>
+          <w:b/>
+        </w:rPr>
+        <w:t xml:space="preserve">UUID</w:t>
+      </w:r>
+      <w:r>
+        <w:t xml:space="preserve"> </w:t>
+      </w:r>
+      <w:r>
+        <w:t xml:space="preserve">— 전 세계에서 안 겹치는 긴 고유 id.</w:t>
+      </w:r>
+    </w:p>
+    <w:p>
+      <w:pPr>
+        <w:numPr>
+          <w:ilvl w:val="0"/>
+          <w:numId w:val="1030"/>
+        </w:numPr>
+        <w:pStyle w:val="Compact"/>
+      </w:pPr>
+      <w:r>
+        <w:rPr>
+          <w:b/>
+        </w:rPr>
+        <w:t xml:space="preserve">JSONB</w:t>
+      </w:r>
+      <w:r>
+        <w:t xml:space="preserve"> </w:t>
+      </w:r>
+      <w:r>
+        <w:t xml:space="preserve">— Postgres의 JSON 저장/검색 전용 타입.</w:t>
+      </w:r>
+    </w:p>
+    <w:p>
+      <w:pPr>
+        <w:numPr>
+          <w:ilvl w:val="0"/>
+          <w:numId w:val="1030"/>
+        </w:numPr>
+        <w:pStyle w:val="Compact"/>
+      </w:pPr>
+      <w:r>
+        <w:rPr>
+          <w:b/>
+        </w:rPr>
+        <w:t xml:space="preserve">mock</w:t>
+      </w:r>
+      <w:r>
+        <w:t xml:space="preserve"> </w:t>
+      </w:r>
+      <w:r>
+        <w:t xml:space="preserve">— 실제 대신 쓰는 가짜 데이터/동작.</w:t>
+      </w:r>
+    </w:p>
+    <w:p>
+      <w:pPr>
+        <w:numPr>
+          <w:ilvl w:val="0"/>
+          <w:numId w:val="1030"/>
+        </w:numPr>
+        <w:pStyle w:val="Compact"/>
+      </w:pPr>
+      <w:r>
+        <w:rPr>
+          <w:b/>
+        </w:rPr>
+        <w:t xml:space="preserve">추상 클래스(ABC)</w:t>
+      </w:r>
+      <w:r>
+        <w:t xml:space="preserve"> </w:t>
+      </w:r>
+      <w:r>
+        <w:t xml:space="preserve">— 상속받는 클래스가 특정 메서드를 반드시 구현하게 강제하는 틀.</w:t>
+      </w:r>
+    </w:p>
+    <w:p>
+      <w:pPr>
+        <w:numPr>
+          <w:ilvl w:val="0"/>
+          <w:numId w:val="1030"/>
+        </w:numPr>
+        <w:pStyle w:val="Compact"/>
+      </w:pPr>
+      <w:r>
+        <w:rPr>
+          <w:b/>
+        </w:rPr>
+        <w:t xml:space="preserve">컨테이너 / Docker</w:t>
+      </w:r>
+      <w:r>
+        <w:t xml:space="preserve"> </w:t>
+      </w:r>
+      <w:r>
+        <w:t xml:space="preserve">— 앱+실행환경을 상자에 담아 어디서나 동일 실행.</w:t>
+      </w:r>
+    </w:p>
+    <w:p>
+      <w:pPr>
+        <w:numPr>
+          <w:ilvl w:val="0"/>
+          <w:numId w:val="1030"/>
+        </w:numPr>
+        <w:pStyle w:val="Compact"/>
+      </w:pPr>
+      <w:r>
+        <w:rPr>
+          <w:b/>
+        </w:rPr>
+        <w:t xml:space="preserve">시크릿</w:t>
+      </w:r>
+      <w:r>
+        <w:t xml:space="preserve"> </w:t>
+      </w:r>
+      <w:r>
+        <w:t xml:space="preserve">— API 키·비밀번호 등 유출되면 안 되는 값.</w:t>
+      </w:r>
+    </w:p>
+    <w:p>
+      <w:pPr>
+        <w:numPr>
+          <w:ilvl w:val="0"/>
+          <w:numId w:val="1030"/>
+        </w:numPr>
+        <w:pStyle w:val="Compact"/>
+      </w:pPr>
+      <w:r>
+        <w:rPr>
+          <w:b/>
+        </w:rPr>
+        <w:t xml:space="preserve">asyncio / 이벤트 루프</w:t>
+      </w:r>
+      <w:r>
+        <w:t xml:space="preserve"> </w:t>
+      </w:r>
+      <w:r>
+        <w:t xml:space="preserve">— 파이썬 비동기 실행 프레임워크. 여러 작업을 번갈아 실행.</w:t>
+      </w:r>
+    </w:p>
+    <w:p>
+      <w:pPr>
+        <w:numPr>
+          <w:ilvl w:val="0"/>
+          <w:numId w:val="1030"/>
+        </w:numPr>
+        <w:pStyle w:val="Compact"/>
+      </w:pPr>
+      <w:r>
+        <w:rPr>
+          <w:b/>
+        </w:rPr>
+        <w:t xml:space="preserve">lifespan</w:t>
+      </w:r>
+      <w:r>
+        <w:t xml:space="preserve"> </w:t>
+      </w:r>
+      <w:r>
+        <w:t xml:space="preserve">— FastAPI의 서버 시작/종료 훅. 백그라운드 작업을 켜고 끄는 자리.</w:t>
+      </w:r>
+    </w:p>
+    <w:p>
+      <w:pPr>
+        <w:numPr>
+          <w:ilvl w:val="0"/>
+          <w:numId w:val="1030"/>
+        </w:numPr>
+        <w:pStyle w:val="Compact"/>
+      </w:pPr>
+      <w:r>
+        <w:rPr>
+          <w:b/>
+        </w:rPr>
+        <w:t xml:space="preserve">폴링(polling)</w:t>
+      </w:r>
+      <w:r>
+        <w:t xml:space="preserve"> </w:t>
+      </w:r>
+      <w:r>
+        <w:t xml:space="preserve">— 주기적으로 "새 데이터 있나?" 물어보는 방식.</w:t>
+      </w:r>
+    </w:p>
+    <w:p>
+      <w:pPr>
+        <w:numPr>
+          <w:ilvl w:val="0"/>
+          <w:numId w:val="1030"/>
+        </w:numPr>
+        <w:pStyle w:val="Compact"/>
+      </w:pPr>
+      <w:r>
+        <w:rPr>
+          <w:b/>
+        </w:rPr>
+        <w:t xml:space="preserve">quota(호출 한도)</w:t>
+      </w:r>
+      <w:r>
+        <w:t xml:space="preserve"> </w:t>
+      </w:r>
+      <w:r>
+        <w:t xml:space="preserve">— API 제공자가 정한 최대 호출 수. 초과 시 거부·차단.</w:t>
+      </w:r>
+    </w:p>
+    <w:p>
+      <w:pPr>
+        <w:numPr>
+          <w:ilvl w:val="0"/>
+          <w:numId w:val="1030"/>
+        </w:numPr>
+        <w:pStyle w:val="Compact"/>
+      </w:pPr>
+      <w:r>
+        <w:rPr>
+          <w:b/>
+        </w:rPr>
+        <w:t xml:space="preserve">폴백(fallback)</w:t>
+      </w:r>
+      <w:r>
+        <w:t xml:space="preserve"> </w:t>
+      </w:r>
+      <w:r>
+        <w:t xml:space="preserve">— 1순위가 실패했을 때 대신 쓰는 예비 수단.</w:t>
+      </w:r>
+    </w:p>
+    <w:p>
+      <w:pPr>
+        <w:numPr>
+          <w:ilvl w:val="0"/>
+          <w:numId w:val="1030"/>
+        </w:numPr>
+        <w:pStyle w:val="Compact"/>
+      </w:pPr>
+      <w:r>
+        <w:rPr>
+          <w:b/>
+        </w:rPr>
+        <w:t xml:space="preserve">서킷 브레이커 / 쿨다운</w:t>
+      </w:r>
+      <w:r>
+        <w:t xml:space="preserve"> </w:t>
+      </w:r>
+      <w:r>
+        <w:t xml:space="preserve">— 실패한 대상에 반복 호출하지 않게 일정 시간 격리하는 패턴.</w:t>
+      </w:r>
+    </w:p>
+    <w:p>
+      <w:pPr>
+        <w:numPr>
+          <w:ilvl w:val="0"/>
+          <w:numId w:val="1030"/>
+        </w:numPr>
+        <w:pStyle w:val="Compact"/>
+      </w:pPr>
+      <w:r>
+        <w:rPr>
+          <w:b/>
+        </w:rPr>
+        <w:t xml:space="preserve">멱등(idempotent)</w:t>
+      </w:r>
+      <w:r>
+        <w:t xml:space="preserve"> </w:t>
+      </w:r>
+      <w:r>
+        <w:t xml:space="preserve">— 같은 요청을 여러 번 보내도 결과가 같음 (예: 중복 구독 생성 → 기존 반환).</w:t>
+      </w:r>
+    </w:p>
+    <w:p>
+      <w:pPr>
+        <w:numPr>
+          <w:ilvl w:val="0"/>
+          <w:numId w:val="1030"/>
+        </w:numPr>
+        <w:pStyle w:val="Compact"/>
+      </w:pPr>
+      <w:r>
+        <w:rPr>
+          <w:b/>
+        </w:rPr>
+        <w:t xml:space="preserve">캐시(cache)</w:t>
+      </w:r>
+      <w:r>
+        <w:t xml:space="preserve"> </w:t>
+      </w:r>
+      <w:r>
+        <w:t xml:space="preserve">— 한 번 계산/조회한 결과를 기억해 재사용. 비용·시간 절약.</w:t>
+      </w:r>
+    </w:p>
+    <w:p>
+      <w:pPr>
+        <w:numPr>
+          <w:ilvl w:val="0"/>
+          <w:numId w:val="1030"/>
+        </w:numPr>
+        <w:pStyle w:val="Compact"/>
+      </w:pPr>
+      <w:r>
+        <w:rPr>
+          <w:b/>
+        </w:rPr>
+        <w:t xml:space="preserve">감사 로그(audit log)</w:t>
+      </w:r>
+      <w:r>
+        <w:t xml:space="preserve"> </w:t>
+      </w:r>
+      <w:r>
+        <w:t xml:space="preserve">— "왜 그런 결정이 났는지" 추적할 수 있게 남기는 기록 (ai_risk_logs).</w:t>
+      </w:r>
+    </w:p>
+    <w:p>
+      <w:pPr>
+        <w:numPr>
+          <w:ilvl w:val="0"/>
+          <w:numId w:val="1030"/>
+        </w:numPr>
+        <w:pStyle w:val="Compact"/>
+      </w:pPr>
+      <w:r>
+        <w:rPr>
+          <w:b/>
+        </w:rPr>
+        <w:t xml:space="preserve">가드(guard)</w:t>
+      </w:r>
+      <w:r>
+        <w:t xml:space="preserve"> </w:t>
+      </w:r>
+      <w:r>
+        <w:t xml:space="preserve">— 조건이 안 맞으면 실행을 막는 방어 코드 (예: 최근 수집했으면 스킵).</w:t>
+      </w:r>
+    </w:p>
+    <w:p>
+      <w:r>
+        <w:pict>
+          <v:rect style="width:0;height:1.5pt" o:hralign="center" o:hrstd="t" o:hr="t"/>
+        </w:pict>
+      </w:r>
+    </w:p>
+    <w:p>
+      <w:pPr>
+        <w:pStyle w:val="Heading2"/>
+      </w:pPr>
+      <w:bookmarkStart w:id="57" w:name="part-7-블로그-소재-아이디어"/>
+      <w:r>
+        <w:t xml:space="preserve">Part 7. 블로그 소재 아이디어</w:t>
+      </w:r>
+      <w:bookmarkEnd w:id="57"/>
+    </w:p>
+    <w:p>
+      <w:pPr>
+        <w:pStyle w:val="FirstParagraph"/>
+      </w:pPr>
+      <w:r>
+        <w:t xml:space="preserve">이 프로젝트에서 뽑을 만한 글감:</w:t>
+      </w:r>
+    </w:p>
+    <w:p>
+      <w:pPr>
+        <w:numPr>
+          <w:ilvl w:val="0"/>
+          <w:numId w:val="1031"/>
+        </w:numPr>
+        <w:pStyle w:val="Compact"/>
+      </w:pPr>
+      <w:r>
+        <w:rPr>
+          <w:b/>
+        </w:rPr>
+        <w:t xml:space="preserve">"운영은 Postgres, 테스트는 SQLite" — with_variant로 두 마리 토끼 잡기</w:t>
+      </w:r>
+      <w:r>
+        <w:t xml:space="preserve"> </w:t>
+      </w:r>
+      <w:r>
+        <w:t xml:space="preserve">(3-7). 실전 문제→해결이 뚜렷해서 가장 반응 좋을 소재.</w:t>
+      </w:r>
+    </w:p>
+    <w:p>
+      <w:pPr>
+        <w:numPr>
+          <w:ilvl w:val="0"/>
+          <w:numId w:val="1031"/>
+        </w:numPr>
+        <w:pStyle w:val="Compact"/>
+      </w:pPr>
+      <w:r>
+        <w:rPr>
+          <w:b/>
+        </w:rPr>
+        <w:t xml:space="preserve">키 발급을 기다리지 않고 개발하기 — mock fallback 패턴</w:t>
+      </w:r>
+      <w:r>
+        <w:t xml:space="preserve"> </w:t>
+      </w:r>
+      <w:r>
+        <w:t xml:space="preserve">(3-9). 외부 API 의존 프로젝트의 공통 고민.</w:t>
+      </w:r>
+    </w:p>
+    <w:p>
+      <w:pPr>
+        <w:numPr>
+          <w:ilvl w:val="0"/>
+          <w:numId w:val="1031"/>
+        </w:numPr>
+        <w:pStyle w:val="Compact"/>
+      </w:pPr>
+      <w:r>
+        <w:rPr>
+          <w:b/>
+        </w:rPr>
+        <w:t xml:space="preserve">위험도를 규칙과 LLM 2계층으로 나눈 이유</w:t>
+      </w:r>
+      <w:r>
+        <w:t xml:space="preserve"> </w:t>
+      </w:r>
+      <w:r>
+        <w:t xml:space="preserve">(3-10). 비용·지연·예측가능성 트레이드오프 이야기.</w:t>
+      </w:r>
+    </w:p>
+    <w:p>
+      <w:pPr>
+        <w:numPr>
+          <w:ilvl w:val="0"/>
+          <w:numId w:val="1031"/>
+        </w:numPr>
+        <w:pStyle w:val="Compact"/>
+      </w:pPr>
+      <w:r>
+        <w:rPr>
+          <w:b/>
+        </w:rPr>
+        <w:t xml:space="preserve">실수로 커밋한 API 키, 히스토리에서 지우기 — git filter-repo 실전</w:t>
+      </w:r>
+      <w:r>
+        <w:t xml:space="preserve"> </w:t>
+      </w:r>
+      <w:r>
+        <w:t xml:space="preserve">(3-13). 짧고 실용적.</w:t>
+      </w:r>
+    </w:p>
+    <w:p>
+      <w:pPr>
+        <w:numPr>
+          <w:ilvl w:val="0"/>
+          <w:numId w:val="1031"/>
+        </w:numPr>
+        <w:pStyle w:val="Compact"/>
+      </w:pPr>
+      <w:r>
+        <w:rPr>
           <w:b/>
         </w:rPr>
         <w:t xml:space="preserve">모델 vs 스키마, 왜 두 벌로 나눌까</w:t>
@@ -11161,6 +12320,90 @@
       </w:r>
       <w:r>
         <w:t xml:space="preserve">(3-4). 입문자가 자주 헷갈리는 주제라 검색 수요 있음.</w:t>
+      </w:r>
+    </w:p>
+    <w:p>
+      <w:pPr>
+        <w:numPr>
+          <w:ilvl w:val="0"/>
+          <w:numId w:val="1031"/>
+        </w:numPr>
+        <w:pStyle w:val="Compact"/>
+      </w:pPr>
+      <w:r>
+        <w:rPr>
+          <w:b/>
+        </w:rPr>
+        <w:t xml:space="preserve">유료 LLM이 죽으면? 폴백 체인 + 쿨다운 실전기</w:t>
+      </w:r>
+      <w:r>
+        <w:t xml:space="preserve"> </w:t>
+      </w:r>
+      <w:r>
+        <w:t xml:space="preserve">(3-16). insufficient_quota를 실제로 겪고 해결한 스토리라 생생함.</w:t>
+      </w:r>
+    </w:p>
+    <w:p>
+      <w:pPr>
+        <w:numPr>
+          <w:ilvl w:val="0"/>
+          <w:numId w:val="1031"/>
+        </w:numPr>
+        <w:pStyle w:val="Compact"/>
+      </w:pPr>
+      <w:r>
+        <w:rPr>
+          <w:b/>
+        </w:rPr>
+        <w:t xml:space="preserve">API 한도로부터 설계하기 — 호출량 예산과 폴링 주기</w:t>
+      </w:r>
+      <w:r>
+        <w:t xml:space="preserve"> </w:t>
+      </w:r>
+      <w:r>
+        <w:t xml:space="preserve">(3-15). "감이 아니라 계산"이라는 메시지가 명확함.</w:t>
+      </w:r>
+    </w:p>
+    <w:p>
+      <w:pPr>
+        <w:numPr>
+          <w:ilvl w:val="0"/>
+          <w:numId w:val="1031"/>
+        </w:numPr>
+        <w:pStyle w:val="Compact"/>
+      </w:pPr>
+      <w:r>
+        <w:rPr>
+          <w:b/>
+        </w:rPr>
+        <w:t xml:space="preserve">규칙 + LLM 하이브리드로 위험도 판단하기</w:t>
+      </w:r>
+      <w:r>
+        <w:t xml:space="preserve"> </w:t>
+      </w:r>
+      <w:r>
+        <w:t xml:space="preserve">(3-16). matrix/ai 알림이 나란히 찍힌 실증 스크린샷이 킬러 콘텐츠.</w:t>
+      </w:r>
+    </w:p>
+    <w:p>
+      <w:pPr>
+        <w:numPr>
+          <w:ilvl w:val="0"/>
+          <w:numId w:val="1031"/>
+        </w:numPr>
+        <w:pStyle w:val="Compact"/>
+      </w:pPr>
+      <w:r>
+        <w:rPr>
+          <w:b/>
+        </w:rPr>
+        <w:t xml:space="preserve">로그에 API 키가 새고 있었다 — 로깅 필터로 시크릿 마스킹</w:t>
+      </w:r>
+      <w:r>
+        <w:t xml:space="preserve"> </w:t>
+      </w:r>
+      <w:r>
+        <w:t xml:space="preserve">(3-17). 짧고 실용적, 발견 스토리가 있음.</w:t>
       </w:r>
     </w:p>
     <w:p>
@@ -11614,6 +12857,15 @@
     <w:abstractNumId w:val="991"/>
   </w:num>
   <w:num w:numId="1028">
+    <w:abstractNumId w:val="991"/>
+  </w:num>
+  <w:num w:numId="1029">
+    <w:abstractNumId w:val="991"/>
+  </w:num>
+  <w:num w:numId="1030">
+    <w:abstractNumId w:val="991"/>
+  </w:num>
+  <w:num w:numId="1031">
     <w:abstractNumId w:val="99211"/>
     <w:lvlOverride w:ilvl="0">
       <w:startOverride w:val="1"/>
